--- a/por/docx/022.content.docx
+++ b/por/docx/022.content.docx
@@ -403,330 +403,246 @@
           <w:lang w:val="pt_PT" w:bidi="pt_PT"/>
         </w:rPr>
       </w:r>
-      <w:hyperlink r:id="rId13">
-        <w:r>
-          <w:rPr>
-            <w:lang w:val="pt_PT" w:bidi="pt_PT"/>
-          </w:rPr>
-          <w:rPr>
-            <w:color w:val="0000EE"/>
-            <w:u w:val="single"/>
-          </w:rPr>
-          <w:t>Gênesis 15.9–11</w:t>
-        </w:r>
-      </w:hyperlink>
-    </w:p>
-    <w:p>
-      <w:pPr>
-        <w:pStyle w:val="ListBullet"/>
-        <w:spacing w:line="240" w:lineRule="auto"/>
-        <w:ind w:left="720"/>
-      </w:pPr>
-      <w:r>
-        <w:rPr>
-          <w:lang w:val="pt_PT" w:bidi="pt_PT"/>
-        </w:rPr>
-      </w:r>
-      <w:hyperlink r:id="rId14">
-        <w:r>
-          <w:rPr>
-            <w:lang w:val="pt_PT" w:bidi="pt_PT"/>
-          </w:rPr>
-          <w:rPr>
-            <w:color w:val="0000EE"/>
-            <w:u w:val="single"/>
-          </w:rPr>
-          <w:t>Êxodo 24.5–6</w:t>
-        </w:r>
-      </w:hyperlink>
-    </w:p>
-    <w:p>
-      <w:pPr>
-        <w:pStyle w:val="ListBullet"/>
-        <w:spacing w:line="240" w:lineRule="auto"/>
-        <w:ind w:left="720"/>
-      </w:pPr>
-      <w:r>
-        <w:rPr>
-          <w:lang w:val="pt_PT" w:bidi="pt_PT"/>
-        </w:rPr>
-      </w:r>
-      <w:hyperlink r:id="rId15">
-        <w:r>
-          <w:rPr>
-            <w:lang w:val="pt_PT" w:bidi="pt_PT"/>
-          </w:rPr>
-          <w:rPr>
-            <w:color w:val="0000EE"/>
-            <w:u w:val="single"/>
-          </w:rPr>
-          <w:t>Números 19.1–2</w:t>
-        </w:r>
-      </w:hyperlink>
-    </w:p>
-    <w:p>
-      <w:pPr>
-        <w:pStyle w:val="ListBullet"/>
-        <w:spacing w:line="240" w:lineRule="auto"/>
-        <w:ind w:left="720"/>
-      </w:pPr>
-      <w:r>
-        <w:rPr>
-          <w:lang w:val="pt_PT" w:bidi="pt_PT"/>
-        </w:rPr>
-      </w:r>
-      <w:hyperlink r:id="rId16">
-        <w:r>
-          <w:rPr>
-            <w:lang w:val="pt_PT" w:bidi="pt_PT"/>
-          </w:rPr>
-          <w:rPr>
-            <w:color w:val="0000EE"/>
-            <w:u w:val="single"/>
-          </w:rPr>
-          <w:t>Deuteronômio 21.3–4</w:t>
-        </w:r>
-      </w:hyperlink>
-    </w:p>
-    <w:p>
-      <w:pPr>
-        <w:pStyle w:val="ListBullet"/>
-        <w:spacing w:line="240" w:lineRule="auto"/>
-        <w:ind w:left="720"/>
-      </w:pPr>
-      <w:r>
-        <w:rPr>
-          <w:lang w:val="pt_PT" w:bidi="pt_PT"/>
-        </w:rPr>
-      </w:r>
-      <w:hyperlink r:id="rId17">
-        <w:r>
-          <w:rPr>
-            <w:lang w:val="pt_PT" w:bidi="pt_PT"/>
-          </w:rPr>
-          <w:rPr>
-            <w:color w:val="0000EE"/>
-            <w:u w:val="single"/>
-          </w:rPr>
-          <w:t>1 Samuel 1.24–25</w:t>
-        </w:r>
-      </w:hyperlink>
-    </w:p>
-    <w:p>
-      <w:pPr>
-        <w:pStyle w:val="ListBullet"/>
-        <w:spacing w:line="240" w:lineRule="auto"/>
-        <w:ind w:left="720"/>
-      </w:pPr>
-      <w:r>
-        <w:rPr>
-          <w:lang w:val="pt_PT" w:bidi="pt_PT"/>
-        </w:rPr>
-      </w:r>
-      <w:hyperlink r:id="rId18">
-        <w:r>
-          <w:rPr>
-            <w:lang w:val="pt_PT" w:bidi="pt_PT"/>
-          </w:rPr>
-          <w:rPr>
-            <w:color w:val="0000EE"/>
-            <w:u w:val="single"/>
-          </w:rPr>
-          <w:t>1 Samuel 15.3</w:t>
-        </w:r>
-      </w:hyperlink>
-    </w:p>
-    <w:p>
-      <w:pPr>
-        <w:pStyle w:val="ListBullet"/>
-        <w:spacing w:line="240" w:lineRule="auto"/>
-        <w:ind w:left="720"/>
-      </w:pPr>
-      <w:r>
-        <w:rPr>
-          <w:lang w:val="pt_PT" w:bidi="pt_PT"/>
-        </w:rPr>
-      </w:r>
-      <w:hyperlink r:id="rId19">
-        <w:r>
-          <w:rPr>
-            <w:lang w:val="pt_PT" w:bidi="pt_PT"/>
-          </w:rPr>
-          <w:rPr>
-            <w:color w:val="0000EE"/>
-            <w:u w:val="single"/>
-          </w:rPr>
-          <w:t>1 Samuel 16.2–3</w:t>
-        </w:r>
-      </w:hyperlink>
-    </w:p>
-    <w:p>
-      <w:pPr>
-        <w:pStyle w:val="ListBullet"/>
-        <w:spacing w:line="240" w:lineRule="auto"/>
-        <w:ind w:left="720"/>
-      </w:pPr>
-      <w:r>
-        <w:rPr>
-          <w:lang w:val="pt_PT" w:bidi="pt_PT"/>
-        </w:rPr>
-      </w:r>
-      <w:hyperlink r:id="rId20">
-        <w:r>
-          <w:rPr>
-            <w:lang w:val="pt_PT" w:bidi="pt_PT"/>
-          </w:rPr>
-          <w:rPr>
-            <w:color w:val="0000EE"/>
-            <w:u w:val="single"/>
-          </w:rPr>
-          <w:t>1 Reis 1.9</w:t>
-        </w:r>
-      </w:hyperlink>
-    </w:p>
-    <w:p>
-      <w:pPr>
-        <w:pStyle w:val="ListBullet"/>
-        <w:spacing w:line="240" w:lineRule="auto"/>
-        <w:ind w:left="720"/>
-      </w:pPr>
-      <w:r>
-        <w:rPr>
-          <w:lang w:val="pt_PT" w:bidi="pt_PT"/>
-        </w:rPr>
-      </w:r>
-      <w:hyperlink r:id="rId21">
-        <w:r>
-          <w:rPr>
-            <w:lang w:val="pt_PT" w:bidi="pt_PT"/>
-          </w:rPr>
-          <w:rPr>
-            <w:color w:val="0000EE"/>
-            <w:u w:val="single"/>
-          </w:rPr>
-          <w:t>2 Crônicas 11.15</w:t>
-        </w:r>
-      </w:hyperlink>
-    </w:p>
-    <w:p>
-      <w:pPr>
-        <w:pStyle w:val="ListBullet"/>
-        <w:spacing w:line="240" w:lineRule="auto"/>
-        <w:ind w:left="720"/>
-      </w:pPr>
-      <w:r>
-        <w:rPr>
-          <w:lang w:val="pt_PT" w:bidi="pt_PT"/>
-        </w:rPr>
-      </w:r>
-      <w:hyperlink r:id="rId22">
-        <w:r>
-          <w:rPr>
-            <w:lang w:val="pt_PT" w:bidi="pt_PT"/>
-          </w:rPr>
-          <w:rPr>
-            <w:color w:val="0000EE"/>
-            <w:u w:val="single"/>
-          </w:rPr>
-          <w:t>2 Crônicas 15.10–11</w:t>
-        </w:r>
-      </w:hyperlink>
-    </w:p>
-    <w:p>
-      <w:pPr>
-        <w:pStyle w:val="ListBullet"/>
-        <w:spacing w:line="240" w:lineRule="auto"/>
-        <w:ind w:left="720"/>
-      </w:pPr>
-      <w:r>
-        <w:rPr>
-          <w:lang w:val="pt_PT" w:bidi="pt_PT"/>
-        </w:rPr>
-      </w:r>
-      <w:hyperlink r:id="rId23">
-        <w:r>
-          <w:rPr>
-            <w:lang w:val="pt_PT" w:bidi="pt_PT"/>
-          </w:rPr>
-          <w:rPr>
-            <w:color w:val="0000EE"/>
-            <w:u w:val="single"/>
-          </w:rPr>
-          <w:t>Mateus 22.4</w:t>
-        </w:r>
-      </w:hyperlink>
-    </w:p>
-    <w:p>
-      <w:pPr>
-        <w:pStyle w:val="ListBullet"/>
-        <w:spacing w:line="240" w:lineRule="auto"/>
-        <w:ind w:left="720"/>
-      </w:pPr>
-      <w:r>
-        <w:rPr>
-          <w:lang w:val="pt_PT" w:bidi="pt_PT"/>
-        </w:rPr>
-      </w:r>
-      <w:hyperlink r:id="rId24">
-        <w:r>
-          <w:rPr>
-            <w:lang w:val="pt_PT" w:bidi="pt_PT"/>
-          </w:rPr>
-          <w:rPr>
-            <w:color w:val="0000EE"/>
-            <w:u w:val="single"/>
-          </w:rPr>
-          <w:t>Lucas 13.15</w:t>
-        </w:r>
-      </w:hyperlink>
-    </w:p>
-    <w:p>
-      <w:pPr>
-        <w:pStyle w:val="ListBullet"/>
-        <w:spacing w:line="240" w:lineRule="auto"/>
-        <w:ind w:left="720"/>
-      </w:pPr>
-      <w:r>
-        <w:rPr>
-          <w:lang w:val="pt_PT" w:bidi="pt_PT"/>
-        </w:rPr>
-      </w:r>
-      <w:hyperlink r:id="rId25">
-        <w:r>
-          <w:rPr>
-            <w:lang w:val="pt_PT" w:bidi="pt_PT"/>
-          </w:rPr>
-          <w:rPr>
-            <w:color w:val="0000EE"/>
-            <w:u w:val="single"/>
-          </w:rPr>
-          <w:t>Lucas 14.5</w:t>
-        </w:r>
-      </w:hyperlink>
-    </w:p>
-    <w:p>
-      <w:pPr>
-        <w:pStyle w:val="ListBullet"/>
-        <w:spacing w:line="240" w:lineRule="auto"/>
-        <w:ind w:left="720"/>
-      </w:pPr>
-      <w:r>
-        <w:rPr>
-          <w:lang w:val="pt_PT" w:bidi="pt_PT"/>
-        </w:rPr>
-      </w:r>
-      <w:hyperlink r:id="rId26">
-        <w:r>
-          <w:rPr>
-            <w:lang w:val="pt_PT" w:bidi="pt_PT"/>
-          </w:rPr>
-          <w:rPr>
-            <w:color w:val="0000EE"/>
-            <w:u w:val="single"/>
-          </w:rPr>
-          <w:t>Hebreus 9.13</w:t>
-        </w:r>
-      </w:hyperlink>
+      <w:r>
+        <w:rPr>
+          <w:lang w:val="pt_PT" w:bidi="pt_PT"/>
+        </w:rPr>
+        <w:t>Gênesis 15.9–11</w:t>
+      </w:r>
+    </w:p>
+    <w:p>
+      <w:pPr>
+        <w:pStyle w:val="ListBullet"/>
+        <w:spacing w:line="240" w:lineRule="auto"/>
+        <w:ind w:left="720"/>
+      </w:pPr>
+      <w:r>
+        <w:rPr>
+          <w:lang w:val="pt_PT" w:bidi="pt_PT"/>
+        </w:rPr>
+      </w:r>
+      <w:r>
+        <w:rPr>
+          <w:lang w:val="pt_PT" w:bidi="pt_PT"/>
+        </w:rPr>
+        <w:t>Êxodo 24.5–6</w:t>
+      </w:r>
+    </w:p>
+    <w:p>
+      <w:pPr>
+        <w:pStyle w:val="ListBullet"/>
+        <w:spacing w:line="240" w:lineRule="auto"/>
+        <w:ind w:left="720"/>
+      </w:pPr>
+      <w:r>
+        <w:rPr>
+          <w:lang w:val="pt_PT" w:bidi="pt_PT"/>
+        </w:rPr>
+      </w:r>
+      <w:r>
+        <w:rPr>
+          <w:lang w:val="pt_PT" w:bidi="pt_PT"/>
+        </w:rPr>
+        <w:t>Números 19.1–2</w:t>
+      </w:r>
+    </w:p>
+    <w:p>
+      <w:pPr>
+        <w:pStyle w:val="ListBullet"/>
+        <w:spacing w:line="240" w:lineRule="auto"/>
+        <w:ind w:left="720"/>
+      </w:pPr>
+      <w:r>
+        <w:rPr>
+          <w:lang w:val="pt_PT" w:bidi="pt_PT"/>
+        </w:rPr>
+      </w:r>
+      <w:r>
+        <w:rPr>
+          <w:lang w:val="pt_PT" w:bidi="pt_PT"/>
+        </w:rPr>
+        <w:t>Deuteronômio 21.3–4</w:t>
+      </w:r>
+    </w:p>
+    <w:p>
+      <w:pPr>
+        <w:pStyle w:val="ListBullet"/>
+        <w:spacing w:line="240" w:lineRule="auto"/>
+        <w:ind w:left="720"/>
+      </w:pPr>
+      <w:r>
+        <w:rPr>
+          <w:lang w:val="pt_PT" w:bidi="pt_PT"/>
+        </w:rPr>
+      </w:r>
+      <w:r>
+        <w:rPr>
+          <w:lang w:val="pt_PT" w:bidi="pt_PT"/>
+        </w:rPr>
+        <w:t>1 Samuel 1.24–25</w:t>
+      </w:r>
+    </w:p>
+    <w:p>
+      <w:pPr>
+        <w:pStyle w:val="ListBullet"/>
+        <w:spacing w:line="240" w:lineRule="auto"/>
+        <w:ind w:left="720"/>
+      </w:pPr>
+      <w:r>
+        <w:rPr>
+          <w:lang w:val="pt_PT" w:bidi="pt_PT"/>
+        </w:rPr>
+      </w:r>
+      <w:r>
+        <w:rPr>
+          <w:lang w:val="pt_PT" w:bidi="pt_PT"/>
+        </w:rPr>
+        <w:t>1 Samuel 15.3</w:t>
+      </w:r>
+    </w:p>
+    <w:p>
+      <w:pPr>
+        <w:pStyle w:val="ListBullet"/>
+        <w:spacing w:line="240" w:lineRule="auto"/>
+        <w:ind w:left="720"/>
+      </w:pPr>
+      <w:r>
+        <w:rPr>
+          <w:lang w:val="pt_PT" w:bidi="pt_PT"/>
+        </w:rPr>
+      </w:r>
+      <w:r>
+        <w:rPr>
+          <w:lang w:val="pt_PT" w:bidi="pt_PT"/>
+        </w:rPr>
+        <w:t>1 Samuel 16.2–3</w:t>
+      </w:r>
+    </w:p>
+    <w:p>
+      <w:pPr>
+        <w:pStyle w:val="ListBullet"/>
+        <w:spacing w:line="240" w:lineRule="auto"/>
+        <w:ind w:left="720"/>
+      </w:pPr>
+      <w:r>
+        <w:rPr>
+          <w:lang w:val="pt_PT" w:bidi="pt_PT"/>
+        </w:rPr>
+      </w:r>
+      <w:r>
+        <w:rPr>
+          <w:lang w:val="pt_PT" w:bidi="pt_PT"/>
+        </w:rPr>
+        <w:t>1 Reis 1.9</w:t>
+      </w:r>
+    </w:p>
+    <w:p>
+      <w:pPr>
+        <w:pStyle w:val="ListBullet"/>
+        <w:spacing w:line="240" w:lineRule="auto"/>
+        <w:ind w:left="720"/>
+      </w:pPr>
+      <w:r>
+        <w:rPr>
+          <w:lang w:val="pt_PT" w:bidi="pt_PT"/>
+        </w:rPr>
+      </w:r>
+      <w:r>
+        <w:rPr>
+          <w:lang w:val="pt_PT" w:bidi="pt_PT"/>
+        </w:rPr>
+        <w:t>2 Crônicas 11.15</w:t>
+      </w:r>
+    </w:p>
+    <w:p>
+      <w:pPr>
+        <w:pStyle w:val="ListBullet"/>
+        <w:spacing w:line="240" w:lineRule="auto"/>
+        <w:ind w:left="720"/>
+      </w:pPr>
+      <w:r>
+        <w:rPr>
+          <w:lang w:val="pt_PT" w:bidi="pt_PT"/>
+        </w:rPr>
+      </w:r>
+      <w:r>
+        <w:rPr>
+          <w:lang w:val="pt_PT" w:bidi="pt_PT"/>
+        </w:rPr>
+        <w:t>2 Crônicas 15.10–11</w:t>
+      </w:r>
+    </w:p>
+    <w:p>
+      <w:pPr>
+        <w:pStyle w:val="ListBullet"/>
+        <w:spacing w:line="240" w:lineRule="auto"/>
+        <w:ind w:left="720"/>
+      </w:pPr>
+      <w:r>
+        <w:rPr>
+          <w:lang w:val="pt_PT" w:bidi="pt_PT"/>
+        </w:rPr>
+      </w:r>
+      <w:r>
+        <w:rPr>
+          <w:lang w:val="pt_PT" w:bidi="pt_PT"/>
+        </w:rPr>
+        <w:t>Mateus 22.4</w:t>
+      </w:r>
+    </w:p>
+    <w:p>
+      <w:pPr>
+        <w:pStyle w:val="ListBullet"/>
+        <w:spacing w:line="240" w:lineRule="auto"/>
+        <w:ind w:left="720"/>
+      </w:pPr>
+      <w:r>
+        <w:rPr>
+          <w:lang w:val="pt_PT" w:bidi="pt_PT"/>
+        </w:rPr>
+      </w:r>
+      <w:r>
+        <w:rPr>
+          <w:lang w:val="pt_PT" w:bidi="pt_PT"/>
+        </w:rPr>
+        <w:t>Lucas 13.15</w:t>
+      </w:r>
+    </w:p>
+    <w:p>
+      <w:pPr>
+        <w:pStyle w:val="ListBullet"/>
+        <w:spacing w:line="240" w:lineRule="auto"/>
+        <w:ind w:left="720"/>
+      </w:pPr>
+      <w:r>
+        <w:rPr>
+          <w:lang w:val="pt_PT" w:bidi="pt_PT"/>
+        </w:rPr>
+      </w:r>
+      <w:r>
+        <w:rPr>
+          <w:lang w:val="pt_PT" w:bidi="pt_PT"/>
+        </w:rPr>
+        <w:t>Lucas 14.5</w:t>
+      </w:r>
+    </w:p>
+    <w:p>
+      <w:pPr>
+        <w:pStyle w:val="ListBullet"/>
+        <w:spacing w:line="240" w:lineRule="auto"/>
+        <w:ind w:left="720"/>
+      </w:pPr>
+      <w:r>
+        <w:rPr>
+          <w:lang w:val="pt_PT" w:bidi="pt_PT"/>
+        </w:rPr>
+      </w:r>
+      <w:r>
+        <w:rPr>
+          <w:lang w:val="pt_PT" w:bidi="pt_PT"/>
+        </w:rPr>
+        <w:t>Hebreus 9.13</w:t>
+      </w:r>
     </w:p>
     <w:p>
       <w:pPr>
@@ -1076,18 +992,12 @@
           <w:lang w:val="pt_PT" w:bidi="pt_PT"/>
         </w:rPr>
       </w:r>
-      <w:hyperlink r:id="rId27">
-        <w:r>
-          <w:rPr>
-            <w:lang w:val="pt_PT" w:bidi="pt_PT"/>
-          </w:rPr>
-          <w:rPr>
-            <w:color w:val="0000EE"/>
-            <w:u w:val="single"/>
-          </w:rPr>
-          <w:t>João 18.1</w:t>
-        </w:r>
-      </w:hyperlink>
+      <w:r>
+        <w:rPr>
+          <w:lang w:val="pt_PT" w:bidi="pt_PT"/>
+        </w:rPr>
+        <w:t>João 18.1</w:t>
+      </w:r>
     </w:p>
     <w:p>
       <w:pPr>
@@ -1291,138 +1201,102 @@
           <w:lang w:val="pt_PT" w:bidi="pt_PT"/>
         </w:rPr>
       </w:r>
-      <w:hyperlink r:id="rId28">
-        <w:r>
-          <w:rPr>
-            <w:lang w:val="pt_PT" w:bidi="pt_PT"/>
-          </w:rPr>
-          <w:rPr>
-            <w:color w:val="0000EE"/>
-            <w:u w:val="single"/>
-          </w:rPr>
-          <w:t>1 Coríntios 15.1–2</w:t>
-        </w:r>
-      </w:hyperlink>
-    </w:p>
-    <w:p>
-      <w:pPr>
-        <w:pStyle w:val="ListBullet"/>
-        <w:spacing w:line="240" w:lineRule="auto"/>
-        <w:ind w:left="720"/>
-      </w:pPr>
-      <w:r>
-        <w:rPr>
-          <w:lang w:val="pt_PT" w:bidi="pt_PT"/>
-        </w:rPr>
-      </w:r>
-      <w:hyperlink r:id="rId29">
-        <w:r>
-          <w:rPr>
-            <w:lang w:val="pt_PT" w:bidi="pt_PT"/>
-          </w:rPr>
-          <w:rPr>
-            <w:color w:val="0000EE"/>
-            <w:u w:val="single"/>
-          </w:rPr>
-          <w:t>1 Samuel 25.21–22</w:t>
-        </w:r>
-      </w:hyperlink>
-    </w:p>
-    <w:p>
-      <w:pPr>
-        <w:pStyle w:val="ListBullet"/>
-        <w:spacing w:line="240" w:lineRule="auto"/>
-        <w:ind w:left="720"/>
-      </w:pPr>
-      <w:r>
-        <w:rPr>
-          <w:lang w:val="pt_PT" w:bidi="pt_PT"/>
-        </w:rPr>
-      </w:r>
-      <w:hyperlink r:id="rId30">
-        <w:r>
-          <w:rPr>
-            <w:lang w:val="pt_PT" w:bidi="pt_PT"/>
-          </w:rPr>
-          <w:rPr>
-            <w:color w:val="0000EE"/>
-            <w:u w:val="single"/>
-          </w:rPr>
-          <w:t>2 Pedro 2.18</w:t>
-        </w:r>
-      </w:hyperlink>
-    </w:p>
-    <w:p>
-      <w:pPr>
-        <w:pStyle w:val="ListBullet"/>
-        <w:spacing w:line="240" w:lineRule="auto"/>
-        <w:ind w:left="720"/>
-      </w:pPr>
-      <w:r>
-        <w:rPr>
-          <w:lang w:val="pt_PT" w:bidi="pt_PT"/>
-        </w:rPr>
-      </w:r>
-      <w:hyperlink r:id="rId31">
-        <w:r>
-          <w:rPr>
-            <w:lang w:val="pt_PT" w:bidi="pt_PT"/>
-          </w:rPr>
-          <w:rPr>
-            <w:color w:val="0000EE"/>
-            <w:u w:val="single"/>
-          </w:rPr>
-          <w:t>Isaías 45.19</w:t>
-        </w:r>
-      </w:hyperlink>
-    </w:p>
-    <w:p>
-      <w:pPr>
-        <w:pStyle w:val="ListBullet"/>
-        <w:spacing w:line="240" w:lineRule="auto"/>
-        <w:ind w:left="720"/>
-      </w:pPr>
-      <w:r>
-        <w:rPr>
-          <w:lang w:val="pt_PT" w:bidi="pt_PT"/>
-        </w:rPr>
-      </w:r>
-      <w:hyperlink r:id="rId32">
-        <w:r>
-          <w:rPr>
-            <w:lang w:val="pt_PT" w:bidi="pt_PT"/>
-          </w:rPr>
-          <w:rPr>
-            <w:color w:val="0000EE"/>
-            <w:u w:val="single"/>
-          </w:rPr>
-          <w:t>Jeremias 2.29–31</w:t>
-        </w:r>
-      </w:hyperlink>
-    </w:p>
-    <w:p>
-      <w:pPr>
-        <w:pStyle w:val="ListBullet"/>
-        <w:spacing w:line="240" w:lineRule="auto"/>
-        <w:ind w:left="720"/>
-      </w:pPr>
-      <w:r>
-        <w:rPr>
-          <w:lang w:val="pt_PT" w:bidi="pt_PT"/>
-        </w:rPr>
-      </w:r>
-      <w:hyperlink r:id="rId33">
-        <w:r>
-          <w:rPr>
-            <w:lang w:val="pt_PT" w:bidi="pt_PT"/>
-          </w:rPr>
-          <w:rPr>
-            <w:color w:val="0000EE"/>
-            <w:u w:val="single"/>
-          </w:rPr>
-          <w:t>Mateus 15.9</w:t>
-        </w:r>
-      </w:hyperlink>
+      <w:r>
+        <w:rPr>
+          <w:lang w:val="pt_PT" w:bidi="pt_PT"/>
+        </w:rPr>
+        <w:t>1 Coríntios 15.1–2</w:t>
+      </w:r>
+    </w:p>
+    <w:p>
+      <w:pPr>
+        <w:pStyle w:val="ListBullet"/>
+        <w:spacing w:line="240" w:lineRule="auto"/>
+        <w:ind w:left="720"/>
+      </w:pPr>
+      <w:r>
+        <w:rPr>
+          <w:lang w:val="pt_PT" w:bidi="pt_PT"/>
+        </w:rPr>
+      </w:r>
+      <w:r>
+        <w:rPr>
+          <w:lang w:val="pt_PT" w:bidi="pt_PT"/>
+        </w:rPr>
+        <w:t>1 Samuel 25.21–22</w:t>
+      </w:r>
+    </w:p>
+    <w:p>
+      <w:pPr>
+        <w:pStyle w:val="ListBullet"/>
+        <w:spacing w:line="240" w:lineRule="auto"/>
+        <w:ind w:left="720"/>
+      </w:pPr>
+      <w:r>
+        <w:rPr>
+          <w:lang w:val="pt_PT" w:bidi="pt_PT"/>
+        </w:rPr>
+      </w:r>
+      <w:r>
+        <w:rPr>
+          <w:lang w:val="pt_PT" w:bidi="pt_PT"/>
+        </w:rPr>
+        <w:t>2 Pedro 2.18</w:t>
+      </w:r>
+    </w:p>
+    <w:p>
+      <w:pPr>
+        <w:pStyle w:val="ListBullet"/>
+        <w:spacing w:line="240" w:lineRule="auto"/>
+        <w:ind w:left="720"/>
+      </w:pPr>
+      <w:r>
+        <w:rPr>
+          <w:lang w:val="pt_PT" w:bidi="pt_PT"/>
+        </w:rPr>
+      </w:r>
+      <w:r>
+        <w:rPr>
+          <w:lang w:val="pt_PT" w:bidi="pt_PT"/>
+        </w:rPr>
+        <w:t>Isaías 45.19</w:t>
+      </w:r>
+    </w:p>
+    <w:p>
+      <w:pPr>
+        <w:pStyle w:val="ListBullet"/>
+        <w:spacing w:line="240" w:lineRule="auto"/>
+        <w:ind w:left="720"/>
+      </w:pPr>
+      <w:r>
+        <w:rPr>
+          <w:lang w:val="pt_PT" w:bidi="pt_PT"/>
+        </w:rPr>
+      </w:r>
+      <w:r>
+        <w:rPr>
+          <w:lang w:val="pt_PT" w:bidi="pt_PT"/>
+        </w:rPr>
+        <w:t>Jeremias 2.29–31</w:t>
+      </w:r>
+    </w:p>
+    <w:p>
+      <w:pPr>
+        <w:pStyle w:val="ListBullet"/>
+        <w:spacing w:line="240" w:lineRule="auto"/>
+        <w:ind w:left="720"/>
+      </w:pPr>
+      <w:r>
+        <w:rPr>
+          <w:lang w:val="pt_PT" w:bidi="pt_PT"/>
+        </w:rPr>
+      </w:r>
+      <w:r>
+        <w:rPr>
+          <w:lang w:val="pt_PT" w:bidi="pt_PT"/>
+        </w:rPr>
+        <w:t>Mateus 15.9</w:t>
+      </w:r>
     </w:p>
     <w:p>
       <w:pPr>
@@ -1692,114 +1566,84 @@
           <w:lang w:val="pt_PT" w:bidi="pt_PT"/>
         </w:rPr>
       </w:r>
-      <w:hyperlink r:id="rId34">
-        <w:r>
-          <w:rPr>
-            <w:lang w:val="pt_PT" w:bidi="pt_PT"/>
-          </w:rPr>
-          <w:rPr>
-            <w:color w:val="0000EE"/>
-            <w:u w:val="single"/>
-          </w:rPr>
-          <w:t>1 Coríntios 4.21</w:t>
-        </w:r>
-      </w:hyperlink>
-    </w:p>
-    <w:p>
-      <w:pPr>
-        <w:pStyle w:val="ListBullet"/>
-        <w:spacing w:line="240" w:lineRule="auto"/>
-        <w:ind w:left="720"/>
-      </w:pPr>
-      <w:r>
-        <w:rPr>
-          <w:lang w:val="pt_PT" w:bidi="pt_PT"/>
-        </w:rPr>
-      </w:r>
-      <w:hyperlink r:id="rId35">
-        <w:r>
-          <w:rPr>
-            <w:lang w:val="pt_PT" w:bidi="pt_PT"/>
-          </w:rPr>
-          <w:rPr>
-            <w:color w:val="0000EE"/>
-            <w:u w:val="single"/>
-          </w:rPr>
-          <w:t>1 Samuel 14.43–44</w:t>
-        </w:r>
-      </w:hyperlink>
-    </w:p>
-    <w:p>
-      <w:pPr>
-        <w:pStyle w:val="ListBullet"/>
-        <w:spacing w:line="240" w:lineRule="auto"/>
-        <w:ind w:left="720"/>
-      </w:pPr>
-      <w:r>
-        <w:rPr>
-          <w:lang w:val="pt_PT" w:bidi="pt_PT"/>
-        </w:rPr>
-      </w:r>
-      <w:hyperlink r:id="rId36">
-        <w:r>
-          <w:rPr>
-            <w:lang w:val="pt_PT" w:bidi="pt_PT"/>
-          </w:rPr>
-          <w:rPr>
-            <w:color w:val="0000EE"/>
-            <w:u w:val="single"/>
-          </w:rPr>
-          <w:t>Atos 16.23</w:t>
-        </w:r>
-      </w:hyperlink>
-    </w:p>
-    <w:p>
-      <w:pPr>
-        <w:pStyle w:val="ListBullet"/>
-        <w:spacing w:line="240" w:lineRule="auto"/>
-        <w:ind w:left="720"/>
-      </w:pPr>
-      <w:r>
-        <w:rPr>
-          <w:lang w:val="pt_PT" w:bidi="pt_PT"/>
-        </w:rPr>
-      </w:r>
-      <w:hyperlink r:id="rId37">
-        <w:r>
-          <w:rPr>
-            <w:lang w:val="pt_PT" w:bidi="pt_PT"/>
-          </w:rPr>
-          <w:rPr>
-            <w:color w:val="0000EE"/>
-            <w:u w:val="single"/>
-          </w:rPr>
-          <w:t>Êxodo 27.9–10</w:t>
-        </w:r>
-      </w:hyperlink>
-    </w:p>
-    <w:p>
-      <w:pPr>
-        <w:pStyle w:val="ListBullet"/>
-        <w:spacing w:line="240" w:lineRule="auto"/>
-        <w:ind w:left="720"/>
-      </w:pPr>
-      <w:r>
-        <w:rPr>
-          <w:lang w:val="pt_PT" w:bidi="pt_PT"/>
-        </w:rPr>
-      </w:r>
-      <w:hyperlink r:id="rId38">
-        <w:r>
-          <w:rPr>
-            <w:lang w:val="pt_PT" w:bidi="pt_PT"/>
-          </w:rPr>
-          <w:rPr>
-            <w:color w:val="0000EE"/>
-            <w:u w:val="single"/>
-          </w:rPr>
-          <w:t>Apocalipse 11.1</w:t>
-        </w:r>
-      </w:hyperlink>
+      <w:r>
+        <w:rPr>
+          <w:lang w:val="pt_PT" w:bidi="pt_PT"/>
+        </w:rPr>
+        <w:t>1 Coríntios 4.21</w:t>
+      </w:r>
+    </w:p>
+    <w:p>
+      <w:pPr>
+        <w:pStyle w:val="ListBullet"/>
+        <w:spacing w:line="240" w:lineRule="auto"/>
+        <w:ind w:left="720"/>
+      </w:pPr>
+      <w:r>
+        <w:rPr>
+          <w:lang w:val="pt_PT" w:bidi="pt_PT"/>
+        </w:rPr>
+      </w:r>
+      <w:r>
+        <w:rPr>
+          <w:lang w:val="pt_PT" w:bidi="pt_PT"/>
+        </w:rPr>
+        <w:t>1 Samuel 14.43–44</w:t>
+      </w:r>
+    </w:p>
+    <w:p>
+      <w:pPr>
+        <w:pStyle w:val="ListBullet"/>
+        <w:spacing w:line="240" w:lineRule="auto"/>
+        <w:ind w:left="720"/>
+      </w:pPr>
+      <w:r>
+        <w:rPr>
+          <w:lang w:val="pt_PT" w:bidi="pt_PT"/>
+        </w:rPr>
+      </w:r>
+      <w:r>
+        <w:rPr>
+          <w:lang w:val="pt_PT" w:bidi="pt_PT"/>
+        </w:rPr>
+        <w:t>Atos 16.23</w:t>
+      </w:r>
+    </w:p>
+    <w:p>
+      <w:pPr>
+        <w:pStyle w:val="ListBullet"/>
+        <w:spacing w:line="240" w:lineRule="auto"/>
+        <w:ind w:left="720"/>
+      </w:pPr>
+      <w:r>
+        <w:rPr>
+          <w:lang w:val="pt_PT" w:bidi="pt_PT"/>
+        </w:rPr>
+      </w:r>
+      <w:r>
+        <w:rPr>
+          <w:lang w:val="pt_PT" w:bidi="pt_PT"/>
+        </w:rPr>
+        <w:t>Êxodo 27.9–10</w:t>
+      </w:r>
+    </w:p>
+    <w:p>
+      <w:pPr>
+        <w:pStyle w:val="ListBullet"/>
+        <w:spacing w:line="240" w:lineRule="auto"/>
+        <w:ind w:left="720"/>
+      </w:pPr>
+      <w:r>
+        <w:rPr>
+          <w:lang w:val="pt_PT" w:bidi="pt_PT"/>
+        </w:rPr>
+      </w:r>
+      <w:r>
+        <w:rPr>
+          <w:lang w:val="pt_PT" w:bidi="pt_PT"/>
+        </w:rPr>
+        <w:t>Apocalipse 11.1</w:t>
+      </w:r>
     </w:p>
     <w:p>
       <w:pPr>
@@ -2045,114 +1889,84 @@
           <w:lang w:val="pt_PT" w:bidi="pt_PT"/>
         </w:rPr>
       </w:r>
-      <w:hyperlink r:id="rId39">
-        <w:r>
-          <w:rPr>
-            <w:lang w:val="pt_PT" w:bidi="pt_PT"/>
-          </w:rPr>
-          <w:rPr>
-            <w:color w:val="0000EE"/>
-            <w:u w:val="single"/>
-          </w:rPr>
-          <w:t>1 Reis 16.3</w:t>
-        </w:r>
-      </w:hyperlink>
-    </w:p>
-    <w:p>
-      <w:pPr>
-        <w:pStyle w:val="ListBullet"/>
-        <w:spacing w:line="240" w:lineRule="auto"/>
-        <w:ind w:left="720"/>
-      </w:pPr>
-      <w:r>
-        <w:rPr>
-          <w:lang w:val="pt_PT" w:bidi="pt_PT"/>
-        </w:rPr>
-      </w:r>
-      <w:hyperlink r:id="rId40">
-        <w:r>
-          <w:rPr>
-            <w:lang w:val="pt_PT" w:bidi="pt_PT"/>
-          </w:rPr>
-          <w:rPr>
-            <w:color w:val="0000EE"/>
-            <w:u w:val="single"/>
-          </w:rPr>
-          <w:t>Daniel 11.40–41</w:t>
-        </w:r>
-      </w:hyperlink>
-    </w:p>
-    <w:p>
-      <w:pPr>
-        <w:pStyle w:val="ListBullet"/>
-        <w:spacing w:line="240" w:lineRule="auto"/>
-        <w:ind w:left="720"/>
-      </w:pPr>
-      <w:r>
-        <w:rPr>
-          <w:lang w:val="pt_PT" w:bidi="pt_PT"/>
-        </w:rPr>
-      </w:r>
-      <w:hyperlink r:id="rId41">
-        <w:r>
-          <w:rPr>
-            <w:lang w:val="pt_PT" w:bidi="pt_PT"/>
-          </w:rPr>
-          <w:rPr>
-            <w:color w:val="0000EE"/>
-            <w:u w:val="single"/>
-          </w:rPr>
-          <w:t>Gênesis 18.24</w:t>
-        </w:r>
-      </w:hyperlink>
-    </w:p>
-    <w:p>
-      <w:pPr>
-        <w:pStyle w:val="ListBullet"/>
-        <w:spacing w:line="240" w:lineRule="auto"/>
-        <w:ind w:left="720"/>
-      </w:pPr>
-      <w:r>
-        <w:rPr>
-          <w:lang w:val="pt_PT" w:bidi="pt_PT"/>
-        </w:rPr>
-      </w:r>
-      <w:hyperlink r:id="rId42">
-        <w:r>
-          <w:rPr>
-            <w:lang w:val="pt_PT" w:bidi="pt_PT"/>
-          </w:rPr>
-          <w:rPr>
-            <w:color w:val="0000EE"/>
-            <w:u w:val="single"/>
-          </w:rPr>
-          <w:t>Provérbios 21.7–8</w:t>
-        </w:r>
-      </w:hyperlink>
-    </w:p>
-    <w:p>
-      <w:pPr>
-        <w:pStyle w:val="ListBullet"/>
-        <w:spacing w:line="240" w:lineRule="auto"/>
-        <w:ind w:left="720"/>
-      </w:pPr>
-      <w:r>
-        <w:rPr>
-          <w:lang w:val="pt_PT" w:bidi="pt_PT"/>
-        </w:rPr>
-      </w:r>
-      <w:hyperlink r:id="rId43">
-        <w:r>
-          <w:rPr>
-            <w:lang w:val="pt_PT" w:bidi="pt_PT"/>
-          </w:rPr>
-          <w:rPr>
-            <w:color w:val="0000EE"/>
-            <w:u w:val="single"/>
-          </w:rPr>
-          <w:t>Salmos 90.5</w:t>
-        </w:r>
-      </w:hyperlink>
+      <w:r>
+        <w:rPr>
+          <w:lang w:val="pt_PT" w:bidi="pt_PT"/>
+        </w:rPr>
+        <w:t>1 Reis 16.3</w:t>
+      </w:r>
+    </w:p>
+    <w:p>
+      <w:pPr>
+        <w:pStyle w:val="ListBullet"/>
+        <w:spacing w:line="240" w:lineRule="auto"/>
+        <w:ind w:left="720"/>
+      </w:pPr>
+      <w:r>
+        <w:rPr>
+          <w:lang w:val="pt_PT" w:bidi="pt_PT"/>
+        </w:rPr>
+      </w:r>
+      <w:r>
+        <w:rPr>
+          <w:lang w:val="pt_PT" w:bidi="pt_PT"/>
+        </w:rPr>
+        <w:t>Daniel 11.40–41</w:t>
+      </w:r>
+    </w:p>
+    <w:p>
+      <w:pPr>
+        <w:pStyle w:val="ListBullet"/>
+        <w:spacing w:line="240" w:lineRule="auto"/>
+        <w:ind w:left="720"/>
+      </w:pPr>
+      <w:r>
+        <w:rPr>
+          <w:lang w:val="pt_PT" w:bidi="pt_PT"/>
+        </w:rPr>
+      </w:r>
+      <w:r>
+        <w:rPr>
+          <w:lang w:val="pt_PT" w:bidi="pt_PT"/>
+        </w:rPr>
+        <w:t>Gênesis 18.24</w:t>
+      </w:r>
+    </w:p>
+    <w:p>
+      <w:pPr>
+        <w:pStyle w:val="ListBullet"/>
+        <w:spacing w:line="240" w:lineRule="auto"/>
+        <w:ind w:left="720"/>
+      </w:pPr>
+      <w:r>
+        <w:rPr>
+          <w:lang w:val="pt_PT" w:bidi="pt_PT"/>
+        </w:rPr>
+      </w:r>
+      <w:r>
+        <w:rPr>
+          <w:lang w:val="pt_PT" w:bidi="pt_PT"/>
+        </w:rPr>
+        <w:t>Provérbios 21.7–8</w:t>
+      </w:r>
+    </w:p>
+    <w:p>
+      <w:pPr>
+        <w:pStyle w:val="ListBullet"/>
+        <w:spacing w:line="240" w:lineRule="auto"/>
+        <w:ind w:left="720"/>
+      </w:pPr>
+      <w:r>
+        <w:rPr>
+          <w:lang w:val="pt_PT" w:bidi="pt_PT"/>
+        </w:rPr>
+      </w:r>
+      <w:r>
+        <w:rPr>
+          <w:lang w:val="pt_PT" w:bidi="pt_PT"/>
+        </w:rPr>
+        <w:t>Salmos 90.5</w:t>
+      </w:r>
     </w:p>
     <w:p>
       <w:pPr>
@@ -2364,66 +2178,48 @@
           <w:lang w:val="pt_PT" w:bidi="pt_PT"/>
         </w:rPr>
       </w:r>
-      <w:hyperlink r:id="rId44">
-        <w:r>
-          <w:rPr>
-            <w:lang w:val="pt_PT" w:bidi="pt_PT"/>
-          </w:rPr>
-          <w:rPr>
-            <w:color w:val="0000EE"/>
-            <w:u w:val="single"/>
-          </w:rPr>
-          <w:t>Ester 1.9–11</w:t>
-        </w:r>
-      </w:hyperlink>
-    </w:p>
-    <w:p>
-      <w:pPr>
-        <w:pStyle w:val="ListBullet"/>
-        <w:spacing w:line="240" w:lineRule="auto"/>
-        <w:ind w:left="720"/>
-      </w:pPr>
-      <w:r>
-        <w:rPr>
-          <w:lang w:val="pt_PT" w:bidi="pt_PT"/>
-        </w:rPr>
-      </w:r>
-      <w:hyperlink r:id="rId45">
-        <w:r>
-          <w:rPr>
-            <w:lang w:val="pt_PT" w:bidi="pt_PT"/>
-          </w:rPr>
-          <w:rPr>
-            <w:color w:val="0000EE"/>
-            <w:u w:val="single"/>
-          </w:rPr>
-          <w:t>Ester 2.1–2</w:t>
-        </w:r>
-      </w:hyperlink>
-    </w:p>
-    <w:p>
-      <w:pPr>
-        <w:pStyle w:val="ListBullet"/>
-        <w:spacing w:line="240" w:lineRule="auto"/>
-        <w:ind w:left="720"/>
-      </w:pPr>
-      <w:r>
-        <w:rPr>
-          <w:lang w:val="pt_PT" w:bidi="pt_PT"/>
-        </w:rPr>
-      </w:r>
-      <w:hyperlink r:id="rId46">
-        <w:r>
-          <w:rPr>
-            <w:lang w:val="pt_PT" w:bidi="pt_PT"/>
-          </w:rPr>
-          <w:rPr>
-            <w:color w:val="0000EE"/>
-            <w:u w:val="single"/>
-          </w:rPr>
-          <w:t>Ester 2.17–18</w:t>
-        </w:r>
-      </w:hyperlink>
+      <w:r>
+        <w:rPr>
+          <w:lang w:val="pt_PT" w:bidi="pt_PT"/>
+        </w:rPr>
+        <w:t>Ester 1.9–11</w:t>
+      </w:r>
+    </w:p>
+    <w:p>
+      <w:pPr>
+        <w:pStyle w:val="ListBullet"/>
+        <w:spacing w:line="240" w:lineRule="auto"/>
+        <w:ind w:left="720"/>
+      </w:pPr>
+      <w:r>
+        <w:rPr>
+          <w:lang w:val="pt_PT" w:bidi="pt_PT"/>
+        </w:rPr>
+      </w:r>
+      <w:r>
+        <w:rPr>
+          <w:lang w:val="pt_PT" w:bidi="pt_PT"/>
+        </w:rPr>
+        <w:t>Ester 2.1–2</w:t>
+      </w:r>
+    </w:p>
+    <w:p>
+      <w:pPr>
+        <w:pStyle w:val="ListBullet"/>
+        <w:spacing w:line="240" w:lineRule="auto"/>
+        <w:ind w:left="720"/>
+      </w:pPr>
+      <w:r>
+        <w:rPr>
+          <w:lang w:val="pt_PT" w:bidi="pt_PT"/>
+        </w:rPr>
+      </w:r>
+      <w:r>
+        <w:rPr>
+          <w:lang w:val="pt_PT" w:bidi="pt_PT"/>
+        </w:rPr>
+        <w:t>Ester 2.17–18</w:t>
+      </w:r>
     </w:p>
     <w:p>
       <w:pPr>
@@ -2607,186 +2403,138 @@
           <w:lang w:val="pt_PT" w:bidi="pt_PT"/>
         </w:rPr>
       </w:r>
-      <w:hyperlink r:id="rId47">
-        <w:r>
-          <w:rPr>
-            <w:lang w:val="pt_PT" w:bidi="pt_PT"/>
-          </w:rPr>
-          <w:rPr>
-            <w:color w:val="0000EE"/>
-            <w:u w:val="single"/>
-          </w:rPr>
-          <w:t>Gênesis 25.23</w:t>
-        </w:r>
-      </w:hyperlink>
-    </w:p>
-    <w:p>
-      <w:pPr>
-        <w:pStyle w:val="ListBullet"/>
-        <w:spacing w:line="240" w:lineRule="auto"/>
-        <w:ind w:left="720"/>
-      </w:pPr>
-      <w:r>
-        <w:rPr>
-          <w:lang w:val="pt_PT" w:bidi="pt_PT"/>
-        </w:rPr>
-      </w:r>
-      <w:hyperlink r:id="rId48">
-        <w:r>
-          <w:rPr>
-            <w:lang w:val="pt_PT" w:bidi="pt_PT"/>
-          </w:rPr>
-          <w:rPr>
-            <w:color w:val="0000EE"/>
-            <w:u w:val="single"/>
-          </w:rPr>
-          <w:t>Gênesis 25.24–26</w:t>
-        </w:r>
-      </w:hyperlink>
-    </w:p>
-    <w:p>
-      <w:pPr>
-        <w:pStyle w:val="ListBullet"/>
-        <w:spacing w:line="240" w:lineRule="auto"/>
-        <w:ind w:left="720"/>
-      </w:pPr>
-      <w:r>
-        <w:rPr>
-          <w:lang w:val="pt_PT" w:bidi="pt_PT"/>
-        </w:rPr>
-      </w:r>
-      <w:hyperlink r:id="rId49">
-        <w:r>
-          <w:rPr>
-            <w:lang w:val="pt_PT" w:bidi="pt_PT"/>
-          </w:rPr>
-          <w:rPr>
-            <w:color w:val="0000EE"/>
-            <w:u w:val="single"/>
-          </w:rPr>
-          <w:t>Gênesis 38.27–28</w:t>
-        </w:r>
-      </w:hyperlink>
-    </w:p>
-    <w:p>
-      <w:pPr>
-        <w:pStyle w:val="ListBullet"/>
-        <w:spacing w:line="240" w:lineRule="auto"/>
-        <w:ind w:left="720"/>
-      </w:pPr>
-      <w:r>
-        <w:rPr>
-          <w:lang w:val="pt_PT" w:bidi="pt_PT"/>
-        </w:rPr>
-      </w:r>
-      <w:hyperlink r:id="rId50">
-        <w:r>
-          <w:rPr>
-            <w:lang w:val="pt_PT" w:bidi="pt_PT"/>
-          </w:rPr>
-          <w:rPr>
-            <w:color w:val="0000EE"/>
-            <w:u w:val="single"/>
-          </w:rPr>
-          <w:t>Gênesis 49.25</w:t>
-        </w:r>
-      </w:hyperlink>
-    </w:p>
-    <w:p>
-      <w:pPr>
-        <w:pStyle w:val="ListBullet"/>
-        <w:spacing w:line="240" w:lineRule="auto"/>
-        <w:ind w:left="720"/>
-      </w:pPr>
-      <w:r>
-        <w:rPr>
-          <w:lang w:val="pt_PT" w:bidi="pt_PT"/>
-        </w:rPr>
-      </w:r>
-      <w:hyperlink r:id="rId51">
-        <w:r>
-          <w:rPr>
-            <w:lang w:val="pt_PT" w:bidi="pt_PT"/>
-          </w:rPr>
-          <w:rPr>
-            <w:color w:val="0000EE"/>
-            <w:u w:val="single"/>
-          </w:rPr>
-          <w:t>Lucas 2.21</w:t>
-        </w:r>
-      </w:hyperlink>
-    </w:p>
-    <w:p>
-      <w:pPr>
-        <w:pStyle w:val="ListBullet"/>
-        <w:spacing w:line="240" w:lineRule="auto"/>
-        <w:ind w:left="720"/>
-      </w:pPr>
-      <w:r>
-        <w:rPr>
-          <w:lang w:val="pt_PT" w:bidi="pt_PT"/>
-        </w:rPr>
-      </w:r>
-      <w:hyperlink r:id="rId52">
-        <w:r>
-          <w:rPr>
-            <w:lang w:val="pt_PT" w:bidi="pt_PT"/>
-          </w:rPr>
-          <w:rPr>
-            <w:color w:val="0000EE"/>
-            <w:u w:val="single"/>
-          </w:rPr>
-          <w:t>Lucas 11.27</w:t>
-        </w:r>
-      </w:hyperlink>
-    </w:p>
-    <w:p>
-      <w:pPr>
-        <w:pStyle w:val="ListBullet"/>
-        <w:spacing w:line="240" w:lineRule="auto"/>
-        <w:ind w:left="720"/>
-      </w:pPr>
-      <w:r>
-        <w:rPr>
-          <w:lang w:val="pt_PT" w:bidi="pt_PT"/>
-        </w:rPr>
-      </w:r>
-      <w:hyperlink r:id="rId53">
-        <w:r>
-          <w:rPr>
-            <w:lang w:val="pt_PT" w:bidi="pt_PT"/>
-          </w:rPr>
-          <w:rPr>
-            <w:color w:val="0000EE"/>
-            <w:u w:val="single"/>
-          </w:rPr>
-          <w:t>Lucas 23.29</w:t>
-        </w:r>
-      </w:hyperlink>
-    </w:p>
-    <w:p>
-      <w:pPr>
-        <w:pStyle w:val="ListBullet"/>
-        <w:spacing w:line="240" w:lineRule="auto"/>
-        <w:ind w:left="720"/>
-      </w:pPr>
-      <w:r>
-        <w:rPr>
-          <w:lang w:val="pt_PT" w:bidi="pt_PT"/>
-        </w:rPr>
-      </w:r>
-      <w:hyperlink r:id="rId54">
-        <w:r>
-          <w:rPr>
-            <w:lang w:val="pt_PT" w:bidi="pt_PT"/>
-          </w:rPr>
-          <w:rPr>
-            <w:color w:val="0000EE"/>
-            <w:u w:val="single"/>
-          </w:rPr>
-          <w:t>Mateus 19.12</w:t>
-        </w:r>
-      </w:hyperlink>
+      <w:r>
+        <w:rPr>
+          <w:lang w:val="pt_PT" w:bidi="pt_PT"/>
+        </w:rPr>
+        <w:t>Gênesis 25.23</w:t>
+      </w:r>
+    </w:p>
+    <w:p>
+      <w:pPr>
+        <w:pStyle w:val="ListBullet"/>
+        <w:spacing w:line="240" w:lineRule="auto"/>
+        <w:ind w:left="720"/>
+      </w:pPr>
+      <w:r>
+        <w:rPr>
+          <w:lang w:val="pt_PT" w:bidi="pt_PT"/>
+        </w:rPr>
+      </w:r>
+      <w:r>
+        <w:rPr>
+          <w:lang w:val="pt_PT" w:bidi="pt_PT"/>
+        </w:rPr>
+        <w:t>Gênesis 25.24–26</w:t>
+      </w:r>
+    </w:p>
+    <w:p>
+      <w:pPr>
+        <w:pStyle w:val="ListBullet"/>
+        <w:spacing w:line="240" w:lineRule="auto"/>
+        <w:ind w:left="720"/>
+      </w:pPr>
+      <w:r>
+        <w:rPr>
+          <w:lang w:val="pt_PT" w:bidi="pt_PT"/>
+        </w:rPr>
+      </w:r>
+      <w:r>
+        <w:rPr>
+          <w:lang w:val="pt_PT" w:bidi="pt_PT"/>
+        </w:rPr>
+        <w:t>Gênesis 38.27–28</w:t>
+      </w:r>
+    </w:p>
+    <w:p>
+      <w:pPr>
+        <w:pStyle w:val="ListBullet"/>
+        <w:spacing w:line="240" w:lineRule="auto"/>
+        <w:ind w:left="720"/>
+      </w:pPr>
+      <w:r>
+        <w:rPr>
+          <w:lang w:val="pt_PT" w:bidi="pt_PT"/>
+        </w:rPr>
+      </w:r>
+      <w:r>
+        <w:rPr>
+          <w:lang w:val="pt_PT" w:bidi="pt_PT"/>
+        </w:rPr>
+        <w:t>Gênesis 49.25</w:t>
+      </w:r>
+    </w:p>
+    <w:p>
+      <w:pPr>
+        <w:pStyle w:val="ListBullet"/>
+        <w:spacing w:line="240" w:lineRule="auto"/>
+        <w:ind w:left="720"/>
+      </w:pPr>
+      <w:r>
+        <w:rPr>
+          <w:lang w:val="pt_PT" w:bidi="pt_PT"/>
+        </w:rPr>
+      </w:r>
+      <w:r>
+        <w:rPr>
+          <w:lang w:val="pt_PT" w:bidi="pt_PT"/>
+        </w:rPr>
+        <w:t>Lucas 2.21</w:t>
+      </w:r>
+    </w:p>
+    <w:p>
+      <w:pPr>
+        <w:pStyle w:val="ListBullet"/>
+        <w:spacing w:line="240" w:lineRule="auto"/>
+        <w:ind w:left="720"/>
+      </w:pPr>
+      <w:r>
+        <w:rPr>
+          <w:lang w:val="pt_PT" w:bidi="pt_PT"/>
+        </w:rPr>
+      </w:r>
+      <w:r>
+        <w:rPr>
+          <w:lang w:val="pt_PT" w:bidi="pt_PT"/>
+        </w:rPr>
+        <w:t>Lucas 11.27</w:t>
+      </w:r>
+    </w:p>
+    <w:p>
+      <w:pPr>
+        <w:pStyle w:val="ListBullet"/>
+        <w:spacing w:line="240" w:lineRule="auto"/>
+        <w:ind w:left="720"/>
+      </w:pPr>
+      <w:r>
+        <w:rPr>
+          <w:lang w:val="pt_PT" w:bidi="pt_PT"/>
+        </w:rPr>
+      </w:r>
+      <w:r>
+        <w:rPr>
+          <w:lang w:val="pt_PT" w:bidi="pt_PT"/>
+        </w:rPr>
+        <w:t>Lucas 23.29</w:t>
+      </w:r>
+    </w:p>
+    <w:p>
+      <w:pPr>
+        <w:pStyle w:val="ListBullet"/>
+        <w:spacing w:line="240" w:lineRule="auto"/>
+        <w:ind w:left="720"/>
+      </w:pPr>
+      <w:r>
+        <w:rPr>
+          <w:lang w:val="pt_PT" w:bidi="pt_PT"/>
+        </w:rPr>
+      </w:r>
+      <w:r>
+        <w:rPr>
+          <w:lang w:val="pt_PT" w:bidi="pt_PT"/>
+        </w:rPr>
+        <w:t>Mateus 19.12</w:t>
+      </w:r>
     </w:p>
     <w:p>
       <w:pPr>
@@ -3277,498 +3025,372 @@
           <w:lang w:val="pt_PT" w:bidi="pt_PT"/>
         </w:rPr>
       </w:r>
-      <w:hyperlink r:id="rId55">
-        <w:r>
-          <w:rPr>
-            <w:lang w:val="pt_PT" w:bidi="pt_PT"/>
-          </w:rPr>
-          <w:rPr>
-            <w:color w:val="0000EE"/>
-            <w:u w:val="single"/>
-          </w:rPr>
-          <w:t>1 Pedro 3.15–17</w:t>
-        </w:r>
-      </w:hyperlink>
-    </w:p>
-    <w:p>
-      <w:pPr>
-        <w:pStyle w:val="ListBullet"/>
-        <w:spacing w:line="240" w:lineRule="auto"/>
-        <w:ind w:left="720"/>
-      </w:pPr>
-      <w:r>
-        <w:rPr>
-          <w:lang w:val="pt_PT" w:bidi="pt_PT"/>
-        </w:rPr>
-      </w:r>
-      <w:hyperlink r:id="rId56">
-        <w:r>
-          <w:rPr>
-            <w:lang w:val="pt_PT" w:bidi="pt_PT"/>
-          </w:rPr>
-          <w:rPr>
-            <w:color w:val="0000EE"/>
-            <w:u w:val="single"/>
-          </w:rPr>
-          <w:t>2 Reis 2.17</w:t>
-        </w:r>
-      </w:hyperlink>
-    </w:p>
-    <w:p>
-      <w:pPr>
-        <w:pStyle w:val="ListBullet"/>
-        <w:spacing w:line="240" w:lineRule="auto"/>
-        <w:ind w:left="720"/>
-      </w:pPr>
-      <w:r>
-        <w:rPr>
-          <w:lang w:val="pt_PT" w:bidi="pt_PT"/>
-        </w:rPr>
-      </w:r>
-      <w:hyperlink r:id="rId57">
-        <w:r>
-          <w:rPr>
-            <w:lang w:val="pt_PT" w:bidi="pt_PT"/>
-          </w:rPr>
-          <w:rPr>
-            <w:color w:val="0000EE"/>
-            <w:u w:val="single"/>
-          </w:rPr>
-          <w:t>2 Samuel 13.13</w:t>
-        </w:r>
-      </w:hyperlink>
-    </w:p>
-    <w:p>
-      <w:pPr>
-        <w:pStyle w:val="ListBullet"/>
-        <w:spacing w:line="240" w:lineRule="auto"/>
-        <w:ind w:left="720"/>
-      </w:pPr>
-      <w:r>
-        <w:rPr>
-          <w:lang w:val="pt_PT" w:bidi="pt_PT"/>
-        </w:rPr>
-      </w:r>
-      <w:hyperlink r:id="rId58">
-        <w:r>
-          <w:rPr>
-            <w:lang w:val="pt_PT" w:bidi="pt_PT"/>
-          </w:rPr>
-          <w:rPr>
-            <w:color w:val="0000EE"/>
-            <w:u w:val="single"/>
-          </w:rPr>
-          <w:t>Lucas 20.11</w:t>
-        </w:r>
-      </w:hyperlink>
-    </w:p>
-    <w:p>
-      <w:pPr>
-        <w:pStyle w:val="ListBullet"/>
-        <w:spacing w:line="240" w:lineRule="auto"/>
-        <w:ind w:left="720"/>
-      </w:pPr>
-      <w:r>
-        <w:rPr>
-          <w:lang w:val="pt_PT" w:bidi="pt_PT"/>
-        </w:rPr>
-      </w:r>
-      <w:hyperlink r:id="rId59">
-        <w:r>
-          <w:rPr>
-            <w:lang w:val="pt_PT" w:bidi="pt_PT"/>
-          </w:rPr>
-          <w:rPr>
-            <w:color w:val="0000EE"/>
-            <w:u w:val="single"/>
-          </w:rPr>
-          <w:t>Marcos 8.38</w:t>
-        </w:r>
-      </w:hyperlink>
-    </w:p>
-    <w:p>
-      <w:pPr>
-        <w:pStyle w:val="ListBullet"/>
-        <w:spacing w:line="240" w:lineRule="auto"/>
-        <w:ind w:left="720"/>
-      </w:pPr>
-      <w:r>
-        <w:rPr>
-          <w:lang w:val="pt_PT" w:bidi="pt_PT"/>
-        </w:rPr>
-      </w:r>
-      <w:hyperlink r:id="rId60">
-        <w:r>
-          <w:rPr>
-            <w:lang w:val="pt_PT" w:bidi="pt_PT"/>
-          </w:rPr>
-          <w:rPr>
-            <w:color w:val="0000EE"/>
-            <w:u w:val="single"/>
-          </w:rPr>
-          <w:t>Marcos 12.4–5</w:t>
-        </w:r>
-      </w:hyperlink>
-    </w:p>
-    <w:p>
-      <w:pPr>
-        <w:pStyle w:val="ListBullet"/>
-        <w:spacing w:line="240" w:lineRule="auto"/>
-        <w:ind w:left="720"/>
-      </w:pPr>
-      <w:r>
-        <w:rPr>
-          <w:lang w:val="pt_PT" w:bidi="pt_PT"/>
-        </w:rPr>
-      </w:r>
-      <w:hyperlink r:id="rId61">
-        <w:r>
-          <w:rPr>
-            <w:lang w:val="pt_PT" w:bidi="pt_PT"/>
-          </w:rPr>
-          <w:rPr>
-            <w:color w:val="0000EE"/>
-            <w:u w:val="single"/>
-          </w:rPr>
-          <w:t>1 Timóteo 3.7</w:t>
-        </w:r>
-      </w:hyperlink>
-    </w:p>
-    <w:p>
-      <w:pPr>
-        <w:pStyle w:val="ListBullet"/>
-        <w:spacing w:line="240" w:lineRule="auto"/>
-        <w:ind w:left="720"/>
-      </w:pPr>
-      <w:r>
-        <w:rPr>
-          <w:lang w:val="pt_PT" w:bidi="pt_PT"/>
-        </w:rPr>
-      </w:r>
-      <w:hyperlink r:id="rId62">
-        <w:r>
-          <w:rPr>
-            <w:lang w:val="pt_PT" w:bidi="pt_PT"/>
-          </w:rPr>
-          <w:rPr>
-            <w:color w:val="0000EE"/>
-            <w:u w:val="single"/>
-          </w:rPr>
-          <w:t>Gênesis 34.7</w:t>
-        </w:r>
-      </w:hyperlink>
-    </w:p>
-    <w:p>
-      <w:pPr>
-        <w:pStyle w:val="ListBullet"/>
-        <w:spacing w:line="240" w:lineRule="auto"/>
-        <w:ind w:left="720"/>
-      </w:pPr>
-      <w:r>
-        <w:rPr>
-          <w:lang w:val="pt_PT" w:bidi="pt_PT"/>
-        </w:rPr>
-      </w:r>
-      <w:hyperlink r:id="rId63">
-        <w:r>
-          <w:rPr>
-            <w:lang w:val="pt_PT" w:bidi="pt_PT"/>
-          </w:rPr>
-          <w:rPr>
-            <w:color w:val="0000EE"/>
-            <w:u w:val="single"/>
-          </w:rPr>
-          <w:t>Hebreus 11.26</w:t>
-        </w:r>
-      </w:hyperlink>
-    </w:p>
-    <w:p>
-      <w:pPr>
-        <w:pStyle w:val="ListBullet"/>
-        <w:spacing w:line="240" w:lineRule="auto"/>
-        <w:ind w:left="720"/>
-      </w:pPr>
-      <w:r>
-        <w:rPr>
-          <w:lang w:val="pt_PT" w:bidi="pt_PT"/>
-        </w:rPr>
-      </w:r>
-      <w:hyperlink r:id="rId64">
-        <w:r>
-          <w:rPr>
-            <w:lang w:val="pt_PT" w:bidi="pt_PT"/>
-          </w:rPr>
-          <w:rPr>
-            <w:color w:val="0000EE"/>
-            <w:u w:val="single"/>
-          </w:rPr>
-          <w:t>Lamentações 2.1–2</w:t>
-        </w:r>
-      </w:hyperlink>
-    </w:p>
-    <w:p>
-      <w:pPr>
-        <w:pStyle w:val="ListBullet"/>
-        <w:spacing w:line="240" w:lineRule="auto"/>
-        <w:ind w:left="720"/>
-      </w:pPr>
-      <w:r>
-        <w:rPr>
-          <w:lang w:val="pt_PT" w:bidi="pt_PT"/>
-        </w:rPr>
-      </w:r>
-      <w:hyperlink r:id="rId65">
-        <w:r>
-          <w:rPr>
-            <w:lang w:val="pt_PT" w:bidi="pt_PT"/>
-          </w:rPr>
-          <w:rPr>
-            <w:color w:val="0000EE"/>
-            <w:u w:val="single"/>
-          </w:rPr>
-          <w:t>Salmos 22.6</w:t>
-        </w:r>
-      </w:hyperlink>
-    </w:p>
-    <w:p>
-      <w:pPr>
-        <w:pStyle w:val="ListBullet"/>
-        <w:spacing w:line="240" w:lineRule="auto"/>
-        <w:ind w:left="720"/>
-      </w:pPr>
-      <w:r>
-        <w:rPr>
-          <w:lang w:val="pt_PT" w:bidi="pt_PT"/>
-        </w:rPr>
-      </w:r>
-      <w:hyperlink r:id="rId66">
-        <w:r>
-          <w:rPr>
-            <w:lang w:val="pt_PT" w:bidi="pt_PT"/>
-          </w:rPr>
-          <w:rPr>
-            <w:color w:val="0000EE"/>
-            <w:u w:val="single"/>
-          </w:rPr>
-          <w:t>Deuteronômio 21.14</w:t>
-        </w:r>
-      </w:hyperlink>
-    </w:p>
-    <w:p>
-      <w:pPr>
-        <w:pStyle w:val="ListBullet"/>
-        <w:spacing w:line="240" w:lineRule="auto"/>
-        <w:ind w:left="720"/>
-      </w:pPr>
-      <w:r>
-        <w:rPr>
-          <w:lang w:val="pt_PT" w:bidi="pt_PT"/>
-        </w:rPr>
-      </w:r>
-      <w:hyperlink r:id="rId67">
-        <w:r>
-          <w:rPr>
-            <w:lang w:val="pt_PT" w:bidi="pt_PT"/>
-          </w:rPr>
-          <w:rPr>
-            <w:color w:val="0000EE"/>
-            <w:u w:val="single"/>
-          </w:rPr>
-          <w:t>Esdras 9.5</w:t>
-        </w:r>
-      </w:hyperlink>
-    </w:p>
-    <w:p>
-      <w:pPr>
-        <w:pStyle w:val="ListBullet"/>
-        <w:spacing w:line="240" w:lineRule="auto"/>
-        <w:ind w:left="720"/>
-      </w:pPr>
-      <w:r>
-        <w:rPr>
-          <w:lang w:val="pt_PT" w:bidi="pt_PT"/>
-        </w:rPr>
-      </w:r>
-      <w:hyperlink r:id="rId68">
-        <w:r>
-          <w:rPr>
-            <w:lang w:val="pt_PT" w:bidi="pt_PT"/>
-          </w:rPr>
-          <w:rPr>
-            <w:color w:val="0000EE"/>
-            <w:u w:val="single"/>
-          </w:rPr>
-          <w:t>Provérbios 25.7–8</w:t>
-        </w:r>
-      </w:hyperlink>
-    </w:p>
-    <w:p>
-      <w:pPr>
-        <w:pStyle w:val="ListBullet"/>
-        <w:spacing w:line="240" w:lineRule="auto"/>
-        <w:ind w:left="720"/>
-      </w:pPr>
-      <w:r>
-        <w:rPr>
-          <w:lang w:val="pt_PT" w:bidi="pt_PT"/>
-        </w:rPr>
-      </w:r>
-      <w:hyperlink r:id="rId69">
-        <w:r>
-          <w:rPr>
-            <w:lang w:val="pt_PT" w:bidi="pt_PT"/>
-          </w:rPr>
-          <w:rPr>
-            <w:color w:val="0000EE"/>
-            <w:u w:val="single"/>
-          </w:rPr>
-          <w:t>Salmos 6.8–10</w:t>
-        </w:r>
-      </w:hyperlink>
-    </w:p>
-    <w:p>
-      <w:pPr>
-        <w:pStyle w:val="ListBullet"/>
-        <w:spacing w:line="240" w:lineRule="auto"/>
-        <w:ind w:left="720"/>
-      </w:pPr>
-      <w:r>
-        <w:rPr>
-          <w:lang w:val="pt_PT" w:bidi="pt_PT"/>
-        </w:rPr>
-      </w:r>
-      <w:hyperlink r:id="rId70">
-        <w:r>
-          <w:rPr>
-            <w:lang w:val="pt_PT" w:bidi="pt_PT"/>
-          </w:rPr>
-          <w:rPr>
-            <w:color w:val="0000EE"/>
-            <w:u w:val="single"/>
-          </w:rPr>
-          <w:t>Salmos 123.3</w:t>
-        </w:r>
-      </w:hyperlink>
-    </w:p>
-    <w:p>
-      <w:pPr>
-        <w:pStyle w:val="ListBullet"/>
-        <w:spacing w:line="240" w:lineRule="auto"/>
-        <w:ind w:left="720"/>
-      </w:pPr>
-      <w:r>
-        <w:rPr>
-          <w:lang w:val="pt_PT" w:bidi="pt_PT"/>
-        </w:rPr>
-      </w:r>
-      <w:hyperlink r:id="rId71">
-        <w:r>
-          <w:rPr>
-            <w:lang w:val="pt_PT" w:bidi="pt_PT"/>
-          </w:rPr>
-          <w:rPr>
-            <w:color w:val="0000EE"/>
-            <w:u w:val="single"/>
-          </w:rPr>
-          <w:t>1 Timóteo 5.7–8</w:t>
-        </w:r>
-      </w:hyperlink>
-    </w:p>
-    <w:p>
-      <w:pPr>
-        <w:pStyle w:val="ListBullet"/>
-        <w:spacing w:line="240" w:lineRule="auto"/>
-        <w:ind w:left="720"/>
-      </w:pPr>
-      <w:r>
-        <w:rPr>
-          <w:lang w:val="pt_PT" w:bidi="pt_PT"/>
-        </w:rPr>
-      </w:r>
-      <w:hyperlink r:id="rId72">
-        <w:r>
-          <w:rPr>
-            <w:lang w:val="pt_PT" w:bidi="pt_PT"/>
-          </w:rPr>
-          <w:rPr>
-            <w:color w:val="0000EE"/>
-            <w:u w:val="single"/>
-          </w:rPr>
-          <w:t>1 Timóteo 6.13–14</w:t>
-        </w:r>
-      </w:hyperlink>
-    </w:p>
-    <w:p>
-      <w:pPr>
-        <w:pStyle w:val="ListBullet"/>
-        <w:spacing w:line="240" w:lineRule="auto"/>
-        <w:ind w:left="720"/>
-      </w:pPr>
-      <w:r>
-        <w:rPr>
-          <w:lang w:val="pt_PT" w:bidi="pt_PT"/>
-        </w:rPr>
-      </w:r>
-      <w:hyperlink r:id="rId73">
-        <w:r>
-          <w:rPr>
-            <w:lang w:val="pt_PT" w:bidi="pt_PT"/>
-          </w:rPr>
-          <w:rPr>
-            <w:color w:val="0000EE"/>
-            <w:u w:val="single"/>
-          </w:rPr>
-          <w:t>Jeremias 15.15–16</w:t>
-        </w:r>
-      </w:hyperlink>
-    </w:p>
-    <w:p>
-      <w:pPr>
-        <w:pStyle w:val="ListBullet"/>
-        <w:spacing w:line="240" w:lineRule="auto"/>
-        <w:ind w:left="720"/>
-      </w:pPr>
-      <w:r>
-        <w:rPr>
-          <w:lang w:val="pt_PT" w:bidi="pt_PT"/>
-        </w:rPr>
-      </w:r>
-      <w:hyperlink r:id="rId74">
-        <w:r>
-          <w:rPr>
-            <w:lang w:val="pt_PT" w:bidi="pt_PT"/>
-          </w:rPr>
-          <w:rPr>
-            <w:color w:val="0000EE"/>
-            <w:u w:val="single"/>
-          </w:rPr>
-          <w:t>Jó 16.9–10</w:t>
-        </w:r>
-      </w:hyperlink>
-    </w:p>
-    <w:p>
-      <w:pPr>
-        <w:pStyle w:val="ListBullet"/>
-        <w:spacing w:line="240" w:lineRule="auto"/>
-        <w:ind w:left="720"/>
-      </w:pPr>
-      <w:r>
-        <w:rPr>
-          <w:lang w:val="pt_PT" w:bidi="pt_PT"/>
-        </w:rPr>
-      </w:r>
-      <w:hyperlink r:id="rId75">
-        <w:r>
-          <w:rPr>
-            <w:lang w:val="pt_PT" w:bidi="pt_PT"/>
-          </w:rPr>
-          <w:rPr>
-            <w:color w:val="0000EE"/>
-            <w:u w:val="single"/>
-          </w:rPr>
-          <w:t>Provérbios 18.3</w:t>
-        </w:r>
-      </w:hyperlink>
+      <w:r>
+        <w:rPr>
+          <w:lang w:val="pt_PT" w:bidi="pt_PT"/>
+        </w:rPr>
+        <w:t>1 Pedro 3.15–17</w:t>
+      </w:r>
+    </w:p>
+    <w:p>
+      <w:pPr>
+        <w:pStyle w:val="ListBullet"/>
+        <w:spacing w:line="240" w:lineRule="auto"/>
+        <w:ind w:left="720"/>
+      </w:pPr>
+      <w:r>
+        <w:rPr>
+          <w:lang w:val="pt_PT" w:bidi="pt_PT"/>
+        </w:rPr>
+      </w:r>
+      <w:r>
+        <w:rPr>
+          <w:lang w:val="pt_PT" w:bidi="pt_PT"/>
+        </w:rPr>
+        <w:t>2 Reis 2.17</w:t>
+      </w:r>
+    </w:p>
+    <w:p>
+      <w:pPr>
+        <w:pStyle w:val="ListBullet"/>
+        <w:spacing w:line="240" w:lineRule="auto"/>
+        <w:ind w:left="720"/>
+      </w:pPr>
+      <w:r>
+        <w:rPr>
+          <w:lang w:val="pt_PT" w:bidi="pt_PT"/>
+        </w:rPr>
+      </w:r>
+      <w:r>
+        <w:rPr>
+          <w:lang w:val="pt_PT" w:bidi="pt_PT"/>
+        </w:rPr>
+        <w:t>2 Samuel 13.13</w:t>
+      </w:r>
+    </w:p>
+    <w:p>
+      <w:pPr>
+        <w:pStyle w:val="ListBullet"/>
+        <w:spacing w:line="240" w:lineRule="auto"/>
+        <w:ind w:left="720"/>
+      </w:pPr>
+      <w:r>
+        <w:rPr>
+          <w:lang w:val="pt_PT" w:bidi="pt_PT"/>
+        </w:rPr>
+      </w:r>
+      <w:r>
+        <w:rPr>
+          <w:lang w:val="pt_PT" w:bidi="pt_PT"/>
+        </w:rPr>
+        <w:t>Lucas 20.11</w:t>
+      </w:r>
+    </w:p>
+    <w:p>
+      <w:pPr>
+        <w:pStyle w:val="ListBullet"/>
+        <w:spacing w:line="240" w:lineRule="auto"/>
+        <w:ind w:left="720"/>
+      </w:pPr>
+      <w:r>
+        <w:rPr>
+          <w:lang w:val="pt_PT" w:bidi="pt_PT"/>
+        </w:rPr>
+      </w:r>
+      <w:r>
+        <w:rPr>
+          <w:lang w:val="pt_PT" w:bidi="pt_PT"/>
+        </w:rPr>
+        <w:t>Marcos 8.38</w:t>
+      </w:r>
+    </w:p>
+    <w:p>
+      <w:pPr>
+        <w:pStyle w:val="ListBullet"/>
+        <w:spacing w:line="240" w:lineRule="auto"/>
+        <w:ind w:left="720"/>
+      </w:pPr>
+      <w:r>
+        <w:rPr>
+          <w:lang w:val="pt_PT" w:bidi="pt_PT"/>
+        </w:rPr>
+      </w:r>
+      <w:r>
+        <w:rPr>
+          <w:lang w:val="pt_PT" w:bidi="pt_PT"/>
+        </w:rPr>
+        <w:t>Marcos 12.4–5</w:t>
+      </w:r>
+    </w:p>
+    <w:p>
+      <w:pPr>
+        <w:pStyle w:val="ListBullet"/>
+        <w:spacing w:line="240" w:lineRule="auto"/>
+        <w:ind w:left="720"/>
+      </w:pPr>
+      <w:r>
+        <w:rPr>
+          <w:lang w:val="pt_PT" w:bidi="pt_PT"/>
+        </w:rPr>
+      </w:r>
+      <w:r>
+        <w:rPr>
+          <w:lang w:val="pt_PT" w:bidi="pt_PT"/>
+        </w:rPr>
+        <w:t>1 Timóteo 3.7</w:t>
+      </w:r>
+    </w:p>
+    <w:p>
+      <w:pPr>
+        <w:pStyle w:val="ListBullet"/>
+        <w:spacing w:line="240" w:lineRule="auto"/>
+        <w:ind w:left="720"/>
+      </w:pPr>
+      <w:r>
+        <w:rPr>
+          <w:lang w:val="pt_PT" w:bidi="pt_PT"/>
+        </w:rPr>
+      </w:r>
+      <w:r>
+        <w:rPr>
+          <w:lang w:val="pt_PT" w:bidi="pt_PT"/>
+        </w:rPr>
+        <w:t>Gênesis 34.7</w:t>
+      </w:r>
+    </w:p>
+    <w:p>
+      <w:pPr>
+        <w:pStyle w:val="ListBullet"/>
+        <w:spacing w:line="240" w:lineRule="auto"/>
+        <w:ind w:left="720"/>
+      </w:pPr>
+      <w:r>
+        <w:rPr>
+          <w:lang w:val="pt_PT" w:bidi="pt_PT"/>
+        </w:rPr>
+      </w:r>
+      <w:r>
+        <w:rPr>
+          <w:lang w:val="pt_PT" w:bidi="pt_PT"/>
+        </w:rPr>
+        <w:t>Hebreus 11.26</w:t>
+      </w:r>
+    </w:p>
+    <w:p>
+      <w:pPr>
+        <w:pStyle w:val="ListBullet"/>
+        <w:spacing w:line="240" w:lineRule="auto"/>
+        <w:ind w:left="720"/>
+      </w:pPr>
+      <w:r>
+        <w:rPr>
+          <w:lang w:val="pt_PT" w:bidi="pt_PT"/>
+        </w:rPr>
+      </w:r>
+      <w:r>
+        <w:rPr>
+          <w:lang w:val="pt_PT" w:bidi="pt_PT"/>
+        </w:rPr>
+        <w:t>Lamentações 2.1–2</w:t>
+      </w:r>
+    </w:p>
+    <w:p>
+      <w:pPr>
+        <w:pStyle w:val="ListBullet"/>
+        <w:spacing w:line="240" w:lineRule="auto"/>
+        <w:ind w:left="720"/>
+      </w:pPr>
+      <w:r>
+        <w:rPr>
+          <w:lang w:val="pt_PT" w:bidi="pt_PT"/>
+        </w:rPr>
+      </w:r>
+      <w:r>
+        <w:rPr>
+          <w:lang w:val="pt_PT" w:bidi="pt_PT"/>
+        </w:rPr>
+        <w:t>Salmos 22.6</w:t>
+      </w:r>
+    </w:p>
+    <w:p>
+      <w:pPr>
+        <w:pStyle w:val="ListBullet"/>
+        <w:spacing w:line="240" w:lineRule="auto"/>
+        <w:ind w:left="720"/>
+      </w:pPr>
+      <w:r>
+        <w:rPr>
+          <w:lang w:val="pt_PT" w:bidi="pt_PT"/>
+        </w:rPr>
+      </w:r>
+      <w:r>
+        <w:rPr>
+          <w:lang w:val="pt_PT" w:bidi="pt_PT"/>
+        </w:rPr>
+        <w:t>Deuteronômio 21.14</w:t>
+      </w:r>
+    </w:p>
+    <w:p>
+      <w:pPr>
+        <w:pStyle w:val="ListBullet"/>
+        <w:spacing w:line="240" w:lineRule="auto"/>
+        <w:ind w:left="720"/>
+      </w:pPr>
+      <w:r>
+        <w:rPr>
+          <w:lang w:val="pt_PT" w:bidi="pt_PT"/>
+        </w:rPr>
+      </w:r>
+      <w:r>
+        <w:rPr>
+          <w:lang w:val="pt_PT" w:bidi="pt_PT"/>
+        </w:rPr>
+        <w:t>Esdras 9.5</w:t>
+      </w:r>
+    </w:p>
+    <w:p>
+      <w:pPr>
+        <w:pStyle w:val="ListBullet"/>
+        <w:spacing w:line="240" w:lineRule="auto"/>
+        <w:ind w:left="720"/>
+      </w:pPr>
+      <w:r>
+        <w:rPr>
+          <w:lang w:val="pt_PT" w:bidi="pt_PT"/>
+        </w:rPr>
+      </w:r>
+      <w:r>
+        <w:rPr>
+          <w:lang w:val="pt_PT" w:bidi="pt_PT"/>
+        </w:rPr>
+        <w:t>Provérbios 25.7–8</w:t>
+      </w:r>
+    </w:p>
+    <w:p>
+      <w:pPr>
+        <w:pStyle w:val="ListBullet"/>
+        <w:spacing w:line="240" w:lineRule="auto"/>
+        <w:ind w:left="720"/>
+      </w:pPr>
+      <w:r>
+        <w:rPr>
+          <w:lang w:val="pt_PT" w:bidi="pt_PT"/>
+        </w:rPr>
+      </w:r>
+      <w:r>
+        <w:rPr>
+          <w:lang w:val="pt_PT" w:bidi="pt_PT"/>
+        </w:rPr>
+        <w:t>Salmos 6.8–10</w:t>
+      </w:r>
+    </w:p>
+    <w:p>
+      <w:pPr>
+        <w:pStyle w:val="ListBullet"/>
+        <w:spacing w:line="240" w:lineRule="auto"/>
+        <w:ind w:left="720"/>
+      </w:pPr>
+      <w:r>
+        <w:rPr>
+          <w:lang w:val="pt_PT" w:bidi="pt_PT"/>
+        </w:rPr>
+      </w:r>
+      <w:r>
+        <w:rPr>
+          <w:lang w:val="pt_PT" w:bidi="pt_PT"/>
+        </w:rPr>
+        <w:t>Salmos 123.3</w:t>
+      </w:r>
+    </w:p>
+    <w:p>
+      <w:pPr>
+        <w:pStyle w:val="ListBullet"/>
+        <w:spacing w:line="240" w:lineRule="auto"/>
+        <w:ind w:left="720"/>
+      </w:pPr>
+      <w:r>
+        <w:rPr>
+          <w:lang w:val="pt_PT" w:bidi="pt_PT"/>
+        </w:rPr>
+      </w:r>
+      <w:r>
+        <w:rPr>
+          <w:lang w:val="pt_PT" w:bidi="pt_PT"/>
+        </w:rPr>
+        <w:t>1 Timóteo 5.7–8</w:t>
+      </w:r>
+    </w:p>
+    <w:p>
+      <w:pPr>
+        <w:pStyle w:val="ListBullet"/>
+        <w:spacing w:line="240" w:lineRule="auto"/>
+        <w:ind w:left="720"/>
+      </w:pPr>
+      <w:r>
+        <w:rPr>
+          <w:lang w:val="pt_PT" w:bidi="pt_PT"/>
+        </w:rPr>
+      </w:r>
+      <w:r>
+        <w:rPr>
+          <w:lang w:val="pt_PT" w:bidi="pt_PT"/>
+        </w:rPr>
+        <w:t>1 Timóteo 6.13–14</w:t>
+      </w:r>
+    </w:p>
+    <w:p>
+      <w:pPr>
+        <w:pStyle w:val="ListBullet"/>
+        <w:spacing w:line="240" w:lineRule="auto"/>
+        <w:ind w:left="720"/>
+      </w:pPr>
+      <w:r>
+        <w:rPr>
+          <w:lang w:val="pt_PT" w:bidi="pt_PT"/>
+        </w:rPr>
+      </w:r>
+      <w:r>
+        <w:rPr>
+          <w:lang w:val="pt_PT" w:bidi="pt_PT"/>
+        </w:rPr>
+        <w:t>Jeremias 15.15–16</w:t>
+      </w:r>
+    </w:p>
+    <w:p>
+      <w:pPr>
+        <w:pStyle w:val="ListBullet"/>
+        <w:spacing w:line="240" w:lineRule="auto"/>
+        <w:ind w:left="720"/>
+      </w:pPr>
+      <w:r>
+        <w:rPr>
+          <w:lang w:val="pt_PT" w:bidi="pt_PT"/>
+        </w:rPr>
+      </w:r>
+      <w:r>
+        <w:rPr>
+          <w:lang w:val="pt_PT" w:bidi="pt_PT"/>
+        </w:rPr>
+        <w:t>Jó 16.9–10</w:t>
+      </w:r>
+    </w:p>
+    <w:p>
+      <w:pPr>
+        <w:pStyle w:val="ListBullet"/>
+        <w:spacing w:line="240" w:lineRule="auto"/>
+        <w:ind w:left="720"/>
+      </w:pPr>
+      <w:r>
+        <w:rPr>
+          <w:lang w:val="pt_PT" w:bidi="pt_PT"/>
+        </w:rPr>
+      </w:r>
+      <w:r>
+        <w:rPr>
+          <w:lang w:val="pt_PT" w:bidi="pt_PT"/>
+        </w:rPr>
+        <w:t>Provérbios 18.3</w:t>
+      </w:r>
     </w:p>
     <w:p>
       <w:pPr>
@@ -4043,114 +3665,84 @@
           <w:lang w:val="pt_PT" w:bidi="pt_PT"/>
         </w:rPr>
       </w:r>
-      <w:hyperlink r:id="rId76">
-        <w:r>
-          <w:rPr>
-            <w:lang w:val="pt_PT" w:bidi="pt_PT"/>
-          </w:rPr>
-          <w:rPr>
-            <w:color w:val="0000EE"/>
-            <w:u w:val="single"/>
-          </w:rPr>
-          <w:t>2 Coríntios 3.12–13</w:t>
-        </w:r>
-      </w:hyperlink>
-    </w:p>
-    <w:p>
-      <w:pPr>
-        <w:pStyle w:val="ListBullet"/>
-        <w:spacing w:line="240" w:lineRule="auto"/>
-        <w:ind w:left="720"/>
-      </w:pPr>
-      <w:r>
-        <w:rPr>
-          <w:lang w:val="pt_PT" w:bidi="pt_PT"/>
-        </w:rPr>
-      </w:r>
-      <w:hyperlink r:id="rId77">
-        <w:r>
-          <w:rPr>
-            <w:lang w:val="pt_PT" w:bidi="pt_PT"/>
-          </w:rPr>
-          <w:rPr>
-            <w:color w:val="0000EE"/>
-            <w:u w:val="single"/>
-          </w:rPr>
-          <w:t>2 Coríntios 3.16</w:t>
-        </w:r>
-      </w:hyperlink>
-    </w:p>
-    <w:p>
-      <w:pPr>
-        <w:pStyle w:val="ListBullet"/>
-        <w:spacing w:line="240" w:lineRule="auto"/>
-        <w:ind w:left="720"/>
-      </w:pPr>
-      <w:r>
-        <w:rPr>
-          <w:lang w:val="pt_PT" w:bidi="pt_PT"/>
-        </w:rPr>
-      </w:r>
-      <w:hyperlink r:id="rId78">
-        <w:r>
-          <w:rPr>
-            <w:lang w:val="pt_PT" w:bidi="pt_PT"/>
-          </w:rPr>
-          <w:rPr>
-            <w:color w:val="0000EE"/>
-            <w:u w:val="single"/>
-          </w:rPr>
-          <w:t>Ezequiel 13.18</w:t>
-        </w:r>
-      </w:hyperlink>
-    </w:p>
-    <w:p>
-      <w:pPr>
-        <w:pStyle w:val="ListBullet"/>
-        <w:spacing w:line="240" w:lineRule="auto"/>
-        <w:ind w:left="720"/>
-      </w:pPr>
-      <w:r>
-        <w:rPr>
-          <w:lang w:val="pt_PT" w:bidi="pt_PT"/>
-        </w:rPr>
-      </w:r>
-      <w:hyperlink r:id="rId79">
-        <w:r>
-          <w:rPr>
-            <w:lang w:val="pt_PT" w:bidi="pt_PT"/>
-          </w:rPr>
-          <w:rPr>
-            <w:color w:val="0000EE"/>
-            <w:u w:val="single"/>
-          </w:rPr>
-          <w:t>Isaías 47.1–2</w:t>
-        </w:r>
-      </w:hyperlink>
-    </w:p>
-    <w:p>
-      <w:pPr>
-        <w:pStyle w:val="ListBullet"/>
-        <w:spacing w:line="240" w:lineRule="auto"/>
-        <w:ind w:left="720"/>
-      </w:pPr>
-      <w:r>
-        <w:rPr>
-          <w:lang w:val="pt_PT" w:bidi="pt_PT"/>
-        </w:rPr>
-      </w:r>
-      <w:hyperlink r:id="rId80">
-        <w:r>
-          <w:rPr>
-            <w:lang w:val="pt_PT" w:bidi="pt_PT"/>
-          </w:rPr>
-          <w:rPr>
-            <w:color w:val="0000EE"/>
-            <w:u w:val="single"/>
-          </w:rPr>
-          <w:t>Cântico dos Cânticos 4.3</w:t>
-        </w:r>
-      </w:hyperlink>
+      <w:r>
+        <w:rPr>
+          <w:lang w:val="pt_PT" w:bidi="pt_PT"/>
+        </w:rPr>
+        <w:t>2 Coríntios 3.12–13</w:t>
+      </w:r>
+    </w:p>
+    <w:p>
+      <w:pPr>
+        <w:pStyle w:val="ListBullet"/>
+        <w:spacing w:line="240" w:lineRule="auto"/>
+        <w:ind w:left="720"/>
+      </w:pPr>
+      <w:r>
+        <w:rPr>
+          <w:lang w:val="pt_PT" w:bidi="pt_PT"/>
+        </w:rPr>
+      </w:r>
+      <w:r>
+        <w:rPr>
+          <w:lang w:val="pt_PT" w:bidi="pt_PT"/>
+        </w:rPr>
+        <w:t>2 Coríntios 3.16</w:t>
+      </w:r>
+    </w:p>
+    <w:p>
+      <w:pPr>
+        <w:pStyle w:val="ListBullet"/>
+        <w:spacing w:line="240" w:lineRule="auto"/>
+        <w:ind w:left="720"/>
+      </w:pPr>
+      <w:r>
+        <w:rPr>
+          <w:lang w:val="pt_PT" w:bidi="pt_PT"/>
+        </w:rPr>
+      </w:r>
+      <w:r>
+        <w:rPr>
+          <w:lang w:val="pt_PT" w:bidi="pt_PT"/>
+        </w:rPr>
+        <w:t>Ezequiel 13.18</w:t>
+      </w:r>
+    </w:p>
+    <w:p>
+      <w:pPr>
+        <w:pStyle w:val="ListBullet"/>
+        <w:spacing w:line="240" w:lineRule="auto"/>
+        <w:ind w:left="720"/>
+      </w:pPr>
+      <w:r>
+        <w:rPr>
+          <w:lang w:val="pt_PT" w:bidi="pt_PT"/>
+        </w:rPr>
+      </w:r>
+      <w:r>
+        <w:rPr>
+          <w:lang w:val="pt_PT" w:bidi="pt_PT"/>
+        </w:rPr>
+        <w:t>Isaías 47.1–2</w:t>
+      </w:r>
+    </w:p>
+    <w:p>
+      <w:pPr>
+        <w:pStyle w:val="ListBullet"/>
+        <w:spacing w:line="240" w:lineRule="auto"/>
+        <w:ind w:left="720"/>
+      </w:pPr>
+      <w:r>
+        <w:rPr>
+          <w:lang w:val="pt_PT" w:bidi="pt_PT"/>
+        </w:rPr>
+      </w:r>
+      <w:r>
+        <w:rPr>
+          <w:lang w:val="pt_PT" w:bidi="pt_PT"/>
+        </w:rPr>
+        <w:t>Cântico dos Cânticos 4.3</w:t>
+      </w:r>
     </w:p>
     <w:p>
       <w:pPr>
@@ -4354,138 +3946,102 @@
           <w:lang w:val="pt_PT" w:bidi="pt_PT"/>
         </w:rPr>
       </w:r>
-      <w:hyperlink r:id="rId81">
-        <w:r>
-          <w:rPr>
-            <w:lang w:val="pt_PT" w:bidi="pt_PT"/>
-          </w:rPr>
-          <w:rPr>
-            <w:color w:val="0000EE"/>
-            <w:u w:val="single"/>
-          </w:rPr>
-          <w:t>Gênesis 40.9</w:t>
-        </w:r>
-      </w:hyperlink>
-    </w:p>
-    <w:p>
-      <w:pPr>
-        <w:pStyle w:val="ListBullet"/>
-        <w:spacing w:line="240" w:lineRule="auto"/>
-        <w:ind w:left="720"/>
-      </w:pPr>
-      <w:r>
-        <w:rPr>
-          <w:lang w:val="pt_PT" w:bidi="pt_PT"/>
-        </w:rPr>
-      </w:r>
-      <w:hyperlink r:id="rId82">
-        <w:r>
-          <w:rPr>
-            <w:lang w:val="pt_PT" w:bidi="pt_PT"/>
-          </w:rPr>
-          <w:rPr>
-            <w:color w:val="0000EE"/>
-            <w:u w:val="single"/>
-          </w:rPr>
-          <w:t>Gênesis 49.11</w:t>
-        </w:r>
-      </w:hyperlink>
-    </w:p>
-    <w:p>
-      <w:pPr>
-        <w:pStyle w:val="ListBullet"/>
-        <w:spacing w:line="240" w:lineRule="auto"/>
-        <w:ind w:left="720"/>
-      </w:pPr>
-      <w:r>
-        <w:rPr>
-          <w:lang w:val="pt_PT" w:bidi="pt_PT"/>
-        </w:rPr>
-      </w:r>
-      <w:hyperlink r:id="rId83">
-        <w:r>
-          <w:rPr>
-            <w:lang w:val="pt_PT" w:bidi="pt_PT"/>
-          </w:rPr>
-          <w:rPr>
-            <w:color w:val="0000EE"/>
-            <w:u w:val="single"/>
-          </w:rPr>
-          <w:t>João 15.1</w:t>
-        </w:r>
-      </w:hyperlink>
-    </w:p>
-    <w:p>
-      <w:pPr>
-        <w:pStyle w:val="ListBullet"/>
-        <w:spacing w:line="240" w:lineRule="auto"/>
-        <w:ind w:left="720"/>
-      </w:pPr>
-      <w:r>
-        <w:rPr>
-          <w:lang w:val="pt_PT" w:bidi="pt_PT"/>
-        </w:rPr>
-      </w:r>
-      <w:hyperlink r:id="rId84">
-        <w:r>
-          <w:rPr>
-            <w:lang w:val="pt_PT" w:bidi="pt_PT"/>
-          </w:rPr>
-          <w:rPr>
-            <w:color w:val="0000EE"/>
-            <w:u w:val="single"/>
-          </w:rPr>
-          <w:t>Lucas 22.18</w:t>
-        </w:r>
-      </w:hyperlink>
-    </w:p>
-    <w:p>
-      <w:pPr>
-        <w:pStyle w:val="ListBullet"/>
-        <w:spacing w:line="240" w:lineRule="auto"/>
-        <w:ind w:left="720"/>
-      </w:pPr>
-      <w:r>
-        <w:rPr>
-          <w:lang w:val="pt_PT" w:bidi="pt_PT"/>
-        </w:rPr>
-      </w:r>
-      <w:hyperlink r:id="rId85">
-        <w:r>
-          <w:rPr>
-            <w:lang w:val="pt_PT" w:bidi="pt_PT"/>
-          </w:rPr>
-          <w:rPr>
-            <w:color w:val="0000EE"/>
-            <w:u w:val="single"/>
-          </w:rPr>
-          <w:t>Marcos 12.3</w:t>
-        </w:r>
-      </w:hyperlink>
-    </w:p>
-    <w:p>
-      <w:pPr>
-        <w:pStyle w:val="ListBullet"/>
-        <w:spacing w:line="240" w:lineRule="auto"/>
-        <w:ind w:left="720"/>
-      </w:pPr>
-      <w:r>
-        <w:rPr>
-          <w:lang w:val="pt_PT" w:bidi="pt_PT"/>
-        </w:rPr>
-      </w:r>
-      <w:hyperlink r:id="rId86">
-        <w:r>
-          <w:rPr>
-            <w:lang w:val="pt_PT" w:bidi="pt_PT"/>
-          </w:rPr>
-          <w:rPr>
-            <w:color w:val="0000EE"/>
-            <w:u w:val="single"/>
-          </w:rPr>
-          <w:t>Mateus 21.35–37</w:t>
-        </w:r>
-      </w:hyperlink>
+      <w:r>
+        <w:rPr>
+          <w:lang w:val="pt_PT" w:bidi="pt_PT"/>
+        </w:rPr>
+        <w:t>Gênesis 40.9</w:t>
+      </w:r>
+    </w:p>
+    <w:p>
+      <w:pPr>
+        <w:pStyle w:val="ListBullet"/>
+        <w:spacing w:line="240" w:lineRule="auto"/>
+        <w:ind w:left="720"/>
+      </w:pPr>
+      <w:r>
+        <w:rPr>
+          <w:lang w:val="pt_PT" w:bidi="pt_PT"/>
+        </w:rPr>
+      </w:r>
+      <w:r>
+        <w:rPr>
+          <w:lang w:val="pt_PT" w:bidi="pt_PT"/>
+        </w:rPr>
+        <w:t>Gênesis 49.11</w:t>
+      </w:r>
+    </w:p>
+    <w:p>
+      <w:pPr>
+        <w:pStyle w:val="ListBullet"/>
+        <w:spacing w:line="240" w:lineRule="auto"/>
+        <w:ind w:left="720"/>
+      </w:pPr>
+      <w:r>
+        <w:rPr>
+          <w:lang w:val="pt_PT" w:bidi="pt_PT"/>
+        </w:rPr>
+      </w:r>
+      <w:r>
+        <w:rPr>
+          <w:lang w:val="pt_PT" w:bidi="pt_PT"/>
+        </w:rPr>
+        <w:t>João 15.1</w:t>
+      </w:r>
+    </w:p>
+    <w:p>
+      <w:pPr>
+        <w:pStyle w:val="ListBullet"/>
+        <w:spacing w:line="240" w:lineRule="auto"/>
+        <w:ind w:left="720"/>
+      </w:pPr>
+      <w:r>
+        <w:rPr>
+          <w:lang w:val="pt_PT" w:bidi="pt_PT"/>
+        </w:rPr>
+      </w:r>
+      <w:r>
+        <w:rPr>
+          <w:lang w:val="pt_PT" w:bidi="pt_PT"/>
+        </w:rPr>
+        <w:t>Lucas 22.18</w:t>
+      </w:r>
+    </w:p>
+    <w:p>
+      <w:pPr>
+        <w:pStyle w:val="ListBullet"/>
+        <w:spacing w:line="240" w:lineRule="auto"/>
+        <w:ind w:left="720"/>
+      </w:pPr>
+      <w:r>
+        <w:rPr>
+          <w:lang w:val="pt_PT" w:bidi="pt_PT"/>
+        </w:rPr>
+      </w:r>
+      <w:r>
+        <w:rPr>
+          <w:lang w:val="pt_PT" w:bidi="pt_PT"/>
+        </w:rPr>
+        <w:t>Marcos 12.3</w:t>
+      </w:r>
+    </w:p>
+    <w:p>
+      <w:pPr>
+        <w:pStyle w:val="ListBullet"/>
+        <w:spacing w:line="240" w:lineRule="auto"/>
+        <w:ind w:left="720"/>
+      </w:pPr>
+      <w:r>
+        <w:rPr>
+          <w:lang w:val="pt_PT" w:bidi="pt_PT"/>
+        </w:rPr>
+      </w:r>
+      <w:r>
+        <w:rPr>
+          <w:lang w:val="pt_PT" w:bidi="pt_PT"/>
+        </w:rPr>
+        <w:t>Mateus 21.35–37</w:t>
+      </w:r>
     </w:p>
     <w:p>
       <w:pPr>
@@ -4705,138 +4261,102 @@
           <w:lang w:val="pt_PT" w:bidi="pt_PT"/>
         </w:rPr>
       </w:r>
-      <w:hyperlink r:id="rId87">
-        <w:r>
-          <w:rPr>
-            <w:lang w:val="pt_PT" w:bidi="pt_PT"/>
-          </w:rPr>
-          <w:rPr>
-            <w:color w:val="0000EE"/>
-            <w:u w:val="single"/>
-          </w:rPr>
-          <w:t>1 Tessalonicenses 5.6</w:t>
-        </w:r>
-      </w:hyperlink>
-    </w:p>
-    <w:p>
-      <w:pPr>
-        <w:pStyle w:val="ListBullet"/>
-        <w:spacing w:line="240" w:lineRule="auto"/>
-        <w:ind w:left="720"/>
-      </w:pPr>
-      <w:r>
-        <w:rPr>
-          <w:lang w:val="pt_PT" w:bidi="pt_PT"/>
-        </w:rPr>
-      </w:r>
-      <w:hyperlink r:id="rId88">
-        <w:r>
-          <w:rPr>
-            <w:lang w:val="pt_PT" w:bidi="pt_PT"/>
-          </w:rPr>
-          <w:rPr>
-            <w:color w:val="0000EE"/>
-            <w:u w:val="single"/>
-          </w:rPr>
-          <w:t>Hebreus 13.17</w:t>
-        </w:r>
-      </w:hyperlink>
-    </w:p>
-    <w:p>
-      <w:pPr>
-        <w:pStyle w:val="ListBullet"/>
-        <w:spacing w:line="240" w:lineRule="auto"/>
-        <w:ind w:left="720"/>
-      </w:pPr>
-      <w:r>
-        <w:rPr>
-          <w:lang w:val="pt_PT" w:bidi="pt_PT"/>
-        </w:rPr>
-      </w:r>
-      <w:hyperlink r:id="rId89">
-        <w:r>
-          <w:rPr>
-            <w:lang w:val="pt_PT" w:bidi="pt_PT"/>
-          </w:rPr>
-          <w:rPr>
-            <w:color w:val="0000EE"/>
-            <w:u w:val="single"/>
-          </w:rPr>
-          <w:t>Jeremias 31.4–6</w:t>
-        </w:r>
-      </w:hyperlink>
-    </w:p>
-    <w:p>
-      <w:pPr>
-        <w:pStyle w:val="ListBullet"/>
-        <w:spacing w:line="240" w:lineRule="auto"/>
-        <w:ind w:left="720"/>
-      </w:pPr>
-      <w:r>
-        <w:rPr>
-          <w:lang w:val="pt_PT" w:bidi="pt_PT"/>
-        </w:rPr>
-      </w:r>
-      <w:hyperlink r:id="rId90">
-        <w:r>
-          <w:rPr>
-            <w:lang w:val="pt_PT" w:bidi="pt_PT"/>
-          </w:rPr>
-          <w:rPr>
-            <w:color w:val="0000EE"/>
-            <w:u w:val="single"/>
-          </w:rPr>
-          <w:t>Marcos 8.15</w:t>
-        </w:r>
-      </w:hyperlink>
-    </w:p>
-    <w:p>
-      <w:pPr>
-        <w:pStyle w:val="ListBullet"/>
-        <w:spacing w:line="240" w:lineRule="auto"/>
-        <w:ind w:left="720"/>
-      </w:pPr>
-      <w:r>
-        <w:rPr>
-          <w:lang w:val="pt_PT" w:bidi="pt_PT"/>
-        </w:rPr>
-      </w:r>
-      <w:hyperlink r:id="rId91">
-        <w:r>
-          <w:rPr>
-            <w:lang w:val="pt_PT" w:bidi="pt_PT"/>
-          </w:rPr>
-          <w:rPr>
-            <w:color w:val="0000EE"/>
-            <w:u w:val="single"/>
-          </w:rPr>
-          <w:t>Marcos 13.33–34</w:t>
-        </w:r>
-      </w:hyperlink>
-    </w:p>
-    <w:p>
-      <w:pPr>
-        <w:pStyle w:val="ListBullet"/>
-        <w:spacing w:line="240" w:lineRule="auto"/>
-        <w:ind w:left="720"/>
-      </w:pPr>
-      <w:r>
-        <w:rPr>
-          <w:lang w:val="pt_PT" w:bidi="pt_PT"/>
-        </w:rPr>
-      </w:r>
-      <w:hyperlink r:id="rId92">
-        <w:r>
-          <w:rPr>
-            <w:lang w:val="pt_PT" w:bidi="pt_PT"/>
-          </w:rPr>
-          <w:rPr>
-            <w:color w:val="0000EE"/>
-            <w:u w:val="single"/>
-          </w:rPr>
-          <w:t>Mateus 25.10–13</w:t>
-        </w:r>
-      </w:hyperlink>
+      <w:r>
+        <w:rPr>
+          <w:lang w:val="pt_PT" w:bidi="pt_PT"/>
+        </w:rPr>
+        <w:t>1 Tessalonicenses 5.6</w:t>
+      </w:r>
+    </w:p>
+    <w:p>
+      <w:pPr>
+        <w:pStyle w:val="ListBullet"/>
+        <w:spacing w:line="240" w:lineRule="auto"/>
+        <w:ind w:left="720"/>
+      </w:pPr>
+      <w:r>
+        <w:rPr>
+          <w:lang w:val="pt_PT" w:bidi="pt_PT"/>
+        </w:rPr>
+      </w:r>
+      <w:r>
+        <w:rPr>
+          <w:lang w:val="pt_PT" w:bidi="pt_PT"/>
+        </w:rPr>
+        <w:t>Hebreus 13.17</w:t>
+      </w:r>
+    </w:p>
+    <w:p>
+      <w:pPr>
+        <w:pStyle w:val="ListBullet"/>
+        <w:spacing w:line="240" w:lineRule="auto"/>
+        <w:ind w:left="720"/>
+      </w:pPr>
+      <w:r>
+        <w:rPr>
+          <w:lang w:val="pt_PT" w:bidi="pt_PT"/>
+        </w:rPr>
+      </w:r>
+      <w:r>
+        <w:rPr>
+          <w:lang w:val="pt_PT" w:bidi="pt_PT"/>
+        </w:rPr>
+        <w:t>Jeremias 31.4–6</w:t>
+      </w:r>
+    </w:p>
+    <w:p>
+      <w:pPr>
+        <w:pStyle w:val="ListBullet"/>
+        <w:spacing w:line="240" w:lineRule="auto"/>
+        <w:ind w:left="720"/>
+      </w:pPr>
+      <w:r>
+        <w:rPr>
+          <w:lang w:val="pt_PT" w:bidi="pt_PT"/>
+        </w:rPr>
+      </w:r>
+      <w:r>
+        <w:rPr>
+          <w:lang w:val="pt_PT" w:bidi="pt_PT"/>
+        </w:rPr>
+        <w:t>Marcos 8.15</w:t>
+      </w:r>
+    </w:p>
+    <w:p>
+      <w:pPr>
+        <w:pStyle w:val="ListBullet"/>
+        <w:spacing w:line="240" w:lineRule="auto"/>
+        <w:ind w:left="720"/>
+      </w:pPr>
+      <w:r>
+        <w:rPr>
+          <w:lang w:val="pt_PT" w:bidi="pt_PT"/>
+        </w:rPr>
+      </w:r>
+      <w:r>
+        <w:rPr>
+          <w:lang w:val="pt_PT" w:bidi="pt_PT"/>
+        </w:rPr>
+        <w:t>Marcos 13.33–34</w:t>
+      </w:r>
+    </w:p>
+    <w:p>
+      <w:pPr>
+        <w:pStyle w:val="ListBullet"/>
+        <w:spacing w:line="240" w:lineRule="auto"/>
+        <w:ind w:left="720"/>
+      </w:pPr>
+      <w:r>
+        <w:rPr>
+          <w:lang w:val="pt_PT" w:bidi="pt_PT"/>
+        </w:rPr>
+      </w:r>
+      <w:r>
+        <w:rPr>
+          <w:lang w:val="pt_PT" w:bidi="pt_PT"/>
+        </w:rPr>
+        <w:t>Mateus 25.10–13</w:t>
+      </w:r>
     </w:p>
     <w:p>
       <w:pPr>
@@ -5028,90 +4548,66 @@
           <w:lang w:val="pt_PT" w:bidi="pt_PT"/>
         </w:rPr>
       </w:r>
-      <w:hyperlink r:id="rId93">
-        <w:r>
-          <w:rPr>
-            <w:lang w:val="pt_PT" w:bidi="pt_PT"/>
-          </w:rPr>
-          <w:rPr>
-            <w:color w:val="0000EE"/>
-            <w:u w:val="single"/>
-          </w:rPr>
-          <w:t>Lucas 12.37–3</w:t>
-        </w:r>
-      </w:hyperlink>
-    </w:p>
-    <w:p>
-      <w:pPr>
-        <w:pStyle w:val="ListBullet"/>
-        <w:spacing w:line="240" w:lineRule="auto"/>
-        <w:ind w:left="720"/>
-      </w:pPr>
-      <w:r>
-        <w:rPr>
-          <w:lang w:val="pt_PT" w:bidi="pt_PT"/>
-        </w:rPr>
-      </w:r>
-      <w:hyperlink r:id="rId94">
-        <w:r>
-          <w:rPr>
-            <w:lang w:val="pt_PT" w:bidi="pt_PT"/>
-          </w:rPr>
-          <w:rPr>
-            <w:color w:val="0000EE"/>
-            <w:u w:val="single"/>
-          </w:rPr>
-          <w:t>Marcos 6.48–50</w:t>
-        </w:r>
-      </w:hyperlink>
-    </w:p>
-    <w:p>
-      <w:pPr>
-        <w:pStyle w:val="ListBullet"/>
-        <w:spacing w:line="240" w:lineRule="auto"/>
-        <w:ind w:left="720"/>
-      </w:pPr>
-      <w:r>
-        <w:rPr>
-          <w:lang w:val="pt_PT" w:bidi="pt_PT"/>
-        </w:rPr>
-      </w:r>
-      <w:hyperlink r:id="rId95">
-        <w:r>
-          <w:rPr>
-            <w:lang w:val="pt_PT" w:bidi="pt_PT"/>
-          </w:rPr>
-          <w:rPr>
-            <w:color w:val="0000EE"/>
-            <w:u w:val="single"/>
-          </w:rPr>
-          <w:t>Mateus 14.25–27</w:t>
-        </w:r>
-      </w:hyperlink>
-    </w:p>
-    <w:p>
-      <w:pPr>
-        <w:pStyle w:val="ListBullet"/>
-        <w:spacing w:line="240" w:lineRule="auto"/>
-        <w:ind w:left="720"/>
-      </w:pPr>
-      <w:r>
-        <w:rPr>
-          <w:lang w:val="pt_PT" w:bidi="pt_PT"/>
-        </w:rPr>
-      </w:r>
-      <w:hyperlink r:id="rId96">
-        <w:r>
-          <w:rPr>
-            <w:lang w:val="pt_PT" w:bidi="pt_PT"/>
-          </w:rPr>
-          <w:rPr>
-            <w:color w:val="0000EE"/>
-            <w:u w:val="single"/>
-          </w:rPr>
-          <w:t>Salmos 90.3–4</w:t>
-        </w:r>
-      </w:hyperlink>
+      <w:r>
+        <w:rPr>
+          <w:lang w:val="pt_PT" w:bidi="pt_PT"/>
+        </w:rPr>
+        <w:t>Lucas 12.37–3</w:t>
+      </w:r>
+    </w:p>
+    <w:p>
+      <w:pPr>
+        <w:pStyle w:val="ListBullet"/>
+        <w:spacing w:line="240" w:lineRule="auto"/>
+        <w:ind w:left="720"/>
+      </w:pPr>
+      <w:r>
+        <w:rPr>
+          <w:lang w:val="pt_PT" w:bidi="pt_PT"/>
+        </w:rPr>
+      </w:r>
+      <w:r>
+        <w:rPr>
+          <w:lang w:val="pt_PT" w:bidi="pt_PT"/>
+        </w:rPr>
+        <w:t>Marcos 6.48–50</w:t>
+      </w:r>
+    </w:p>
+    <w:p>
+      <w:pPr>
+        <w:pStyle w:val="ListBullet"/>
+        <w:spacing w:line="240" w:lineRule="auto"/>
+        <w:ind w:left="720"/>
+      </w:pPr>
+      <w:r>
+        <w:rPr>
+          <w:lang w:val="pt_PT" w:bidi="pt_PT"/>
+        </w:rPr>
+      </w:r>
+      <w:r>
+        <w:rPr>
+          <w:lang w:val="pt_PT" w:bidi="pt_PT"/>
+        </w:rPr>
+        <w:t>Mateus 14.25–27</w:t>
+      </w:r>
+    </w:p>
+    <w:p>
+      <w:pPr>
+        <w:pStyle w:val="ListBullet"/>
+        <w:spacing w:line="240" w:lineRule="auto"/>
+        <w:ind w:left="720"/>
+      </w:pPr>
+      <w:r>
+        <w:rPr>
+          <w:lang w:val="pt_PT" w:bidi="pt_PT"/>
+        </w:rPr>
+      </w:r>
+      <w:r>
+        <w:rPr>
+          <w:lang w:val="pt_PT" w:bidi="pt_PT"/>
+        </w:rPr>
+        <w:t>Salmos 90.3–4</w:t>
+      </w:r>
     </w:p>
     <w:p>
       <w:pPr>
@@ -5632,18 +5128,12 @@
           <w:lang w:val="pt_PT" w:bidi="pt_PT"/>
         </w:rPr>
       </w:r>
-      <w:hyperlink r:id="rId97">
-        <w:r>
-          <w:rPr>
-            <w:lang w:val="pt_PT" w:bidi="pt_PT"/>
-          </w:rPr>
-          <w:rPr>
-            <w:color w:val="0000EE"/>
-            <w:u w:val="single"/>
-          </w:rPr>
-          <w:t>Levítico 8.7</w:t>
-        </w:r>
-      </w:hyperlink>
+      <w:r>
+        <w:rPr>
+          <w:lang w:val="pt_PT" w:bidi="pt_PT"/>
+        </w:rPr>
+        <w:t>Levítico 8.7</w:t>
+      </w:r>
     </w:p>
     <w:p>
       <w:pPr>
@@ -5960,138 +5450,102 @@
           <w:lang w:val="pt_PT" w:bidi="pt_PT"/>
         </w:rPr>
       </w:r>
-      <w:hyperlink r:id="rId98">
-        <w:r>
-          <w:rPr>
-            <w:lang w:val="pt_PT" w:bidi="pt_PT"/>
-          </w:rPr>
-          <w:rPr>
-            <w:color w:val="0000EE"/>
-            <w:u w:val="single"/>
-          </w:rPr>
-          <w:t>1 Samuel 24.12–13</w:t>
-        </w:r>
-      </w:hyperlink>
-    </w:p>
-    <w:p>
-      <w:pPr>
-        <w:pStyle w:val="ListBullet"/>
-        <w:spacing w:line="240" w:lineRule="auto"/>
-        <w:ind w:left="720"/>
-      </w:pPr>
-      <w:r>
-        <w:rPr>
-          <w:lang w:val="pt_PT" w:bidi="pt_PT"/>
-        </w:rPr>
-      </w:r>
-      <w:hyperlink r:id="rId99">
-        <w:r>
-          <w:rPr>
-            <w:lang w:val="pt_PT" w:bidi="pt_PT"/>
-          </w:rPr>
-          <w:rPr>
-            <w:color w:val="0000EE"/>
-            <w:u w:val="single"/>
-          </w:rPr>
-          <w:t>Ezequiel 25.15</w:t>
-        </w:r>
-      </w:hyperlink>
-    </w:p>
-    <w:p>
-      <w:pPr>
-        <w:pStyle w:val="ListBullet"/>
-        <w:spacing w:line="240" w:lineRule="auto"/>
-        <w:ind w:left="720"/>
-      </w:pPr>
-      <w:r>
-        <w:rPr>
-          <w:lang w:val="pt_PT" w:bidi="pt_PT"/>
-        </w:rPr>
-      </w:r>
-      <w:hyperlink r:id="rId100">
-        <w:r>
-          <w:rPr>
-            <w:lang w:val="pt_PT" w:bidi="pt_PT"/>
-          </w:rPr>
-          <w:rPr>
-            <w:color w:val="0000EE"/>
-            <w:u w:val="single"/>
-          </w:rPr>
-          <w:t>Isaías 47.3–5</w:t>
-        </w:r>
-      </w:hyperlink>
-    </w:p>
-    <w:p>
-      <w:pPr>
-        <w:pStyle w:val="ListBullet"/>
-        <w:spacing w:line="240" w:lineRule="auto"/>
-        <w:ind w:left="720"/>
-      </w:pPr>
-      <w:r>
-        <w:rPr>
-          <w:lang w:val="pt_PT" w:bidi="pt_PT"/>
-        </w:rPr>
-      </w:r>
-      <w:hyperlink r:id="rId101">
-        <w:r>
-          <w:rPr>
-            <w:lang w:val="pt_PT" w:bidi="pt_PT"/>
-          </w:rPr>
-          <w:rPr>
-            <w:color w:val="0000EE"/>
-            <w:u w:val="single"/>
-          </w:rPr>
-          <w:t>Levítico 19.17–18</w:t>
-        </w:r>
-      </w:hyperlink>
-    </w:p>
-    <w:p>
-      <w:pPr>
-        <w:pStyle w:val="ListBullet"/>
-        <w:spacing w:line="240" w:lineRule="auto"/>
-        <w:ind w:left="720"/>
-      </w:pPr>
-      <w:r>
-        <w:rPr>
-          <w:lang w:val="pt_PT" w:bidi="pt_PT"/>
-        </w:rPr>
-      </w:r>
-      <w:hyperlink r:id="rId102">
-        <w:r>
-          <w:rPr>
-            <w:lang w:val="pt_PT" w:bidi="pt_PT"/>
-          </w:rPr>
-          <w:rPr>
-            <w:color w:val="0000EE"/>
-            <w:u w:val="single"/>
-          </w:rPr>
-          <w:t>Salmos 18.47</w:t>
-        </w:r>
-      </w:hyperlink>
-    </w:p>
-    <w:p>
-      <w:pPr>
-        <w:pStyle w:val="ListBullet"/>
-        <w:spacing w:line="240" w:lineRule="auto"/>
-        <w:ind w:left="720"/>
-      </w:pPr>
-      <w:r>
-        <w:rPr>
-          <w:lang w:val="pt_PT" w:bidi="pt_PT"/>
-        </w:rPr>
-      </w:r>
-      <w:hyperlink r:id="rId103">
-        <w:r>
-          <w:rPr>
-            <w:lang w:val="pt_PT" w:bidi="pt_PT"/>
-          </w:rPr>
-          <w:rPr>
-            <w:color w:val="0000EE"/>
-            <w:u w:val="single"/>
-          </w:rPr>
-          <w:t>Romanos 12.19</w:t>
-        </w:r>
-      </w:hyperlink>
+      <w:r>
+        <w:rPr>
+          <w:lang w:val="pt_PT" w:bidi="pt_PT"/>
+        </w:rPr>
+        <w:t>1 Samuel 24.12–13</w:t>
+      </w:r>
+    </w:p>
+    <w:p>
+      <w:pPr>
+        <w:pStyle w:val="ListBullet"/>
+        <w:spacing w:line="240" w:lineRule="auto"/>
+        <w:ind w:left="720"/>
+      </w:pPr>
+      <w:r>
+        <w:rPr>
+          <w:lang w:val="pt_PT" w:bidi="pt_PT"/>
+        </w:rPr>
+      </w:r>
+      <w:r>
+        <w:rPr>
+          <w:lang w:val="pt_PT" w:bidi="pt_PT"/>
+        </w:rPr>
+        <w:t>Ezequiel 25.15</w:t>
+      </w:r>
+    </w:p>
+    <w:p>
+      <w:pPr>
+        <w:pStyle w:val="ListBullet"/>
+        <w:spacing w:line="240" w:lineRule="auto"/>
+        <w:ind w:left="720"/>
+      </w:pPr>
+      <w:r>
+        <w:rPr>
+          <w:lang w:val="pt_PT" w:bidi="pt_PT"/>
+        </w:rPr>
+      </w:r>
+      <w:r>
+        <w:rPr>
+          <w:lang w:val="pt_PT" w:bidi="pt_PT"/>
+        </w:rPr>
+        <w:t>Isaías 47.3–5</w:t>
+      </w:r>
+    </w:p>
+    <w:p>
+      <w:pPr>
+        <w:pStyle w:val="ListBullet"/>
+        <w:spacing w:line="240" w:lineRule="auto"/>
+        <w:ind w:left="720"/>
+      </w:pPr>
+      <w:r>
+        <w:rPr>
+          <w:lang w:val="pt_PT" w:bidi="pt_PT"/>
+        </w:rPr>
+      </w:r>
+      <w:r>
+        <w:rPr>
+          <w:lang w:val="pt_PT" w:bidi="pt_PT"/>
+        </w:rPr>
+        <w:t>Levítico 19.17–18</w:t>
+      </w:r>
+    </w:p>
+    <w:p>
+      <w:pPr>
+        <w:pStyle w:val="ListBullet"/>
+        <w:spacing w:line="240" w:lineRule="auto"/>
+        <w:ind w:left="720"/>
+      </w:pPr>
+      <w:r>
+        <w:rPr>
+          <w:lang w:val="pt_PT" w:bidi="pt_PT"/>
+        </w:rPr>
+      </w:r>
+      <w:r>
+        <w:rPr>
+          <w:lang w:val="pt_PT" w:bidi="pt_PT"/>
+        </w:rPr>
+        <w:t>Salmos 18.47</w:t>
+      </w:r>
+    </w:p>
+    <w:p>
+      <w:pPr>
+        <w:pStyle w:val="ListBullet"/>
+        <w:spacing w:line="240" w:lineRule="auto"/>
+        <w:ind w:left="720"/>
+      </w:pPr>
+      <w:r>
+        <w:rPr>
+          <w:lang w:val="pt_PT" w:bidi="pt_PT"/>
+        </w:rPr>
+      </w:r>
+      <w:r>
+        <w:rPr>
+          <w:lang w:val="pt_PT" w:bidi="pt_PT"/>
+        </w:rPr>
+        <w:t>Romanos 12.19</w:t>
+      </w:r>
     </w:p>
     <w:p>
       <w:pPr>
@@ -6307,114 +5761,84 @@
           <w:lang w:val="pt_PT" w:bidi="pt_PT"/>
         </w:rPr>
       </w:r>
-      <w:hyperlink r:id="rId104">
-        <w:r>
-          <w:rPr>
-            <w:lang w:val="pt_PT" w:bidi="pt_PT"/>
-          </w:rPr>
-          <w:rPr>
-            <w:color w:val="0000EE"/>
-            <w:u w:val="single"/>
-          </w:rPr>
-          <w:t>Gênesis 9.20–21</w:t>
-        </w:r>
-      </w:hyperlink>
-    </w:p>
-    <w:p>
-      <w:pPr>
-        <w:pStyle w:val="ListBullet"/>
-        <w:spacing w:line="240" w:lineRule="auto"/>
-        <w:ind w:left="720"/>
-      </w:pPr>
-      <w:r>
-        <w:rPr>
-          <w:lang w:val="pt_PT" w:bidi="pt_PT"/>
-        </w:rPr>
-      </w:r>
-      <w:hyperlink r:id="rId105">
-        <w:r>
-          <w:rPr>
-            <w:lang w:val="pt_PT" w:bidi="pt_PT"/>
-          </w:rPr>
-          <w:rPr>
-            <w:color w:val="0000EE"/>
-            <w:u w:val="single"/>
-          </w:rPr>
-          <w:t>Lucas 13.6</w:t>
-        </w:r>
-      </w:hyperlink>
-    </w:p>
-    <w:p>
-      <w:pPr>
-        <w:pStyle w:val="ListBullet"/>
-        <w:spacing w:line="240" w:lineRule="auto"/>
-        <w:ind w:left="720"/>
-      </w:pPr>
-      <w:r>
-        <w:rPr>
-          <w:lang w:val="pt_PT" w:bidi="pt_PT"/>
-        </w:rPr>
-      </w:r>
-      <w:hyperlink r:id="rId106">
-        <w:r>
-          <w:rPr>
-            <w:lang w:val="pt_PT" w:bidi="pt_PT"/>
-          </w:rPr>
-          <w:rPr>
-            <w:color w:val="0000EE"/>
-            <w:u w:val="single"/>
-          </w:rPr>
-          <w:t>Lucas 20.15</w:t>
-        </w:r>
-      </w:hyperlink>
-    </w:p>
-    <w:p>
-      <w:pPr>
-        <w:pStyle w:val="ListBullet"/>
-        <w:spacing w:line="240" w:lineRule="auto"/>
-        <w:ind w:left="720"/>
-      </w:pPr>
-      <w:r>
-        <w:rPr>
-          <w:lang w:val="pt_PT" w:bidi="pt_PT"/>
-        </w:rPr>
-      </w:r>
-      <w:hyperlink r:id="rId107">
-        <w:r>
-          <w:rPr>
-            <w:lang w:val="pt_PT" w:bidi="pt_PT"/>
-          </w:rPr>
-          <w:rPr>
-            <w:color w:val="0000EE"/>
-            <w:u w:val="single"/>
-          </w:rPr>
-          <w:t>Mateus 20.2</w:t>
-        </w:r>
-      </w:hyperlink>
-    </w:p>
-    <w:p>
-      <w:pPr>
-        <w:pStyle w:val="ListBullet"/>
-        <w:spacing w:line="240" w:lineRule="auto"/>
-        <w:ind w:left="720"/>
-      </w:pPr>
-      <w:r>
-        <w:rPr>
-          <w:lang w:val="pt_PT" w:bidi="pt_PT"/>
-        </w:rPr>
-      </w:r>
-      <w:hyperlink r:id="rId108">
-        <w:r>
-          <w:rPr>
-            <w:lang w:val="pt_PT" w:bidi="pt_PT"/>
-          </w:rPr>
-          <w:rPr>
-            <w:color w:val="0000EE"/>
-            <w:u w:val="single"/>
-          </w:rPr>
-          <w:t>Mateus 21.40–41</w:t>
-        </w:r>
-      </w:hyperlink>
+      <w:r>
+        <w:rPr>
+          <w:lang w:val="pt_PT" w:bidi="pt_PT"/>
+        </w:rPr>
+        <w:t>Gênesis 9.20–21</w:t>
+      </w:r>
+    </w:p>
+    <w:p>
+      <w:pPr>
+        <w:pStyle w:val="ListBullet"/>
+        <w:spacing w:line="240" w:lineRule="auto"/>
+        <w:ind w:left="720"/>
+      </w:pPr>
+      <w:r>
+        <w:rPr>
+          <w:lang w:val="pt_PT" w:bidi="pt_PT"/>
+        </w:rPr>
+      </w:r>
+      <w:r>
+        <w:rPr>
+          <w:lang w:val="pt_PT" w:bidi="pt_PT"/>
+        </w:rPr>
+        <w:t>Lucas 13.6</w:t>
+      </w:r>
+    </w:p>
+    <w:p>
+      <w:pPr>
+        <w:pStyle w:val="ListBullet"/>
+        <w:spacing w:line="240" w:lineRule="auto"/>
+        <w:ind w:left="720"/>
+      </w:pPr>
+      <w:r>
+        <w:rPr>
+          <w:lang w:val="pt_PT" w:bidi="pt_PT"/>
+        </w:rPr>
+      </w:r>
+      <w:r>
+        <w:rPr>
+          <w:lang w:val="pt_PT" w:bidi="pt_PT"/>
+        </w:rPr>
+        <w:t>Lucas 20.15</w:t>
+      </w:r>
+    </w:p>
+    <w:p>
+      <w:pPr>
+        <w:pStyle w:val="ListBullet"/>
+        <w:spacing w:line="240" w:lineRule="auto"/>
+        <w:ind w:left="720"/>
+      </w:pPr>
+      <w:r>
+        <w:rPr>
+          <w:lang w:val="pt_PT" w:bidi="pt_PT"/>
+        </w:rPr>
+      </w:r>
+      <w:r>
+        <w:rPr>
+          <w:lang w:val="pt_PT" w:bidi="pt_PT"/>
+        </w:rPr>
+        <w:t>Mateus 20.2</w:t>
+      </w:r>
+    </w:p>
+    <w:p>
+      <w:pPr>
+        <w:pStyle w:val="ListBullet"/>
+        <w:spacing w:line="240" w:lineRule="auto"/>
+        <w:ind w:left="720"/>
+      </w:pPr>
+      <w:r>
+        <w:rPr>
+          <w:lang w:val="pt_PT" w:bidi="pt_PT"/>
+        </w:rPr>
+      </w:r>
+      <w:r>
+        <w:rPr>
+          <w:lang w:val="pt_PT" w:bidi="pt_PT"/>
+        </w:rPr>
+        <w:t>Mateus 21.40–41</w:t>
+      </w:r>
     </w:p>
     <w:p>
       <w:pPr>
@@ -6714,162 +6138,120 @@
           <w:lang w:val="pt_PT" w:bidi="pt_PT"/>
         </w:rPr>
       </w:r>
-      <w:hyperlink r:id="rId109">
-        <w:r>
-          <w:rPr>
-            <w:lang w:val="pt_PT" w:bidi="pt_PT"/>
-          </w:rPr>
-          <w:rPr>
-            <w:color w:val="0000EE"/>
-            <w:u w:val="single"/>
-          </w:rPr>
-          <w:t>1 Timóteo 5.23</w:t>
-        </w:r>
-      </w:hyperlink>
-    </w:p>
-    <w:p>
-      <w:pPr>
-        <w:pStyle w:val="ListBullet"/>
-        <w:spacing w:line="240" w:lineRule="auto"/>
-        <w:ind w:left="720"/>
-      </w:pPr>
-      <w:r>
-        <w:rPr>
-          <w:lang w:val="pt_PT" w:bidi="pt_PT"/>
-        </w:rPr>
-      </w:r>
-      <w:hyperlink r:id="rId110">
-        <w:r>
-          <w:rPr>
-            <w:lang w:val="pt_PT" w:bidi="pt_PT"/>
-          </w:rPr>
-          <w:rPr>
-            <w:color w:val="0000EE"/>
-            <w:u w:val="single"/>
-          </w:rPr>
-          <w:t>Gênesis 9.21</w:t>
-        </w:r>
-      </w:hyperlink>
-    </w:p>
-    <w:p>
-      <w:pPr>
-        <w:pStyle w:val="ListBullet"/>
-        <w:spacing w:line="240" w:lineRule="auto"/>
-        <w:ind w:left="720"/>
-      </w:pPr>
-      <w:r>
-        <w:rPr>
-          <w:lang w:val="pt_PT" w:bidi="pt_PT"/>
-        </w:rPr>
-      </w:r>
-      <w:hyperlink r:id="rId111">
-        <w:r>
-          <w:rPr>
-            <w:lang w:val="pt_PT" w:bidi="pt_PT"/>
-          </w:rPr>
-          <w:rPr>
-            <w:color w:val="0000EE"/>
-            <w:u w:val="single"/>
-          </w:rPr>
-          <w:t>Gênesis 49.12</w:t>
-        </w:r>
-      </w:hyperlink>
-    </w:p>
-    <w:p>
-      <w:pPr>
-        <w:pStyle w:val="ListBullet"/>
-        <w:spacing w:line="240" w:lineRule="auto"/>
-        <w:ind w:left="720"/>
-      </w:pPr>
-      <w:r>
-        <w:rPr>
-          <w:lang w:val="pt_PT" w:bidi="pt_PT"/>
-        </w:rPr>
-      </w:r>
-      <w:hyperlink r:id="rId112">
-        <w:r>
-          <w:rPr>
-            <w:lang w:val="pt_PT" w:bidi="pt_PT"/>
-          </w:rPr>
-          <w:rPr>
-            <w:color w:val="0000EE"/>
-            <w:u w:val="single"/>
-          </w:rPr>
-          <w:t>João 2.3–5</w:t>
-        </w:r>
-      </w:hyperlink>
-    </w:p>
-    <w:p>
-      <w:pPr>
-        <w:pStyle w:val="ListBullet"/>
-        <w:spacing w:line="240" w:lineRule="auto"/>
-        <w:ind w:left="720"/>
-      </w:pPr>
-      <w:r>
-        <w:rPr>
-          <w:lang w:val="pt_PT" w:bidi="pt_PT"/>
-        </w:rPr>
-      </w:r>
-      <w:hyperlink r:id="rId113">
-        <w:r>
-          <w:rPr>
-            <w:lang w:val="pt_PT" w:bidi="pt_PT"/>
-          </w:rPr>
-          <w:rPr>
-            <w:color w:val="0000EE"/>
-            <w:u w:val="single"/>
-          </w:rPr>
-          <w:t>João 2.10</w:t>
-        </w:r>
-      </w:hyperlink>
-    </w:p>
-    <w:p>
-      <w:pPr>
-        <w:pStyle w:val="ListBullet"/>
-        <w:spacing w:line="240" w:lineRule="auto"/>
-        <w:ind w:left="720"/>
-      </w:pPr>
-      <w:r>
-        <w:rPr>
-          <w:lang w:val="pt_PT" w:bidi="pt_PT"/>
-        </w:rPr>
-      </w:r>
-      <w:hyperlink r:id="rId114">
-        <w:r>
-          <w:rPr>
-            <w:lang w:val="pt_PT" w:bidi="pt_PT"/>
-          </w:rPr>
-          <w:rPr>
-            <w:color w:val="0000EE"/>
-            <w:u w:val="single"/>
-          </w:rPr>
-          <w:t>Mateus 9.17</w:t>
-        </w:r>
-      </w:hyperlink>
-    </w:p>
-    <w:p>
-      <w:pPr>
-        <w:pStyle w:val="ListBullet"/>
-        <w:spacing w:line="240" w:lineRule="auto"/>
-        <w:ind w:left="720"/>
-      </w:pPr>
-      <w:r>
-        <w:rPr>
-          <w:lang w:val="pt_PT" w:bidi="pt_PT"/>
-        </w:rPr>
-      </w:r>
-      <w:hyperlink r:id="rId115">
-        <w:r>
-          <w:rPr>
-            <w:lang w:val="pt_PT" w:bidi="pt_PT"/>
-          </w:rPr>
-          <w:rPr>
-            <w:color w:val="0000EE"/>
-            <w:u w:val="single"/>
-          </w:rPr>
-          <w:t>Mateus 11.18</w:t>
-        </w:r>
-      </w:hyperlink>
+      <w:r>
+        <w:rPr>
+          <w:lang w:val="pt_PT" w:bidi="pt_PT"/>
+        </w:rPr>
+        <w:t>1 Timóteo 5.23</w:t>
+      </w:r>
+    </w:p>
+    <w:p>
+      <w:pPr>
+        <w:pStyle w:val="ListBullet"/>
+        <w:spacing w:line="240" w:lineRule="auto"/>
+        <w:ind w:left="720"/>
+      </w:pPr>
+      <w:r>
+        <w:rPr>
+          <w:lang w:val="pt_PT" w:bidi="pt_PT"/>
+        </w:rPr>
+      </w:r>
+      <w:r>
+        <w:rPr>
+          <w:lang w:val="pt_PT" w:bidi="pt_PT"/>
+        </w:rPr>
+        <w:t>Gênesis 9.21</w:t>
+      </w:r>
+    </w:p>
+    <w:p>
+      <w:pPr>
+        <w:pStyle w:val="ListBullet"/>
+        <w:spacing w:line="240" w:lineRule="auto"/>
+        <w:ind w:left="720"/>
+      </w:pPr>
+      <w:r>
+        <w:rPr>
+          <w:lang w:val="pt_PT" w:bidi="pt_PT"/>
+        </w:rPr>
+      </w:r>
+      <w:r>
+        <w:rPr>
+          <w:lang w:val="pt_PT" w:bidi="pt_PT"/>
+        </w:rPr>
+        <w:t>Gênesis 49.12</w:t>
+      </w:r>
+    </w:p>
+    <w:p>
+      <w:pPr>
+        <w:pStyle w:val="ListBullet"/>
+        <w:spacing w:line="240" w:lineRule="auto"/>
+        <w:ind w:left="720"/>
+      </w:pPr>
+      <w:r>
+        <w:rPr>
+          <w:lang w:val="pt_PT" w:bidi="pt_PT"/>
+        </w:rPr>
+      </w:r>
+      <w:r>
+        <w:rPr>
+          <w:lang w:val="pt_PT" w:bidi="pt_PT"/>
+        </w:rPr>
+        <w:t>João 2.3–5</w:t>
+      </w:r>
+    </w:p>
+    <w:p>
+      <w:pPr>
+        <w:pStyle w:val="ListBullet"/>
+        <w:spacing w:line="240" w:lineRule="auto"/>
+        <w:ind w:left="720"/>
+      </w:pPr>
+      <w:r>
+        <w:rPr>
+          <w:lang w:val="pt_PT" w:bidi="pt_PT"/>
+        </w:rPr>
+      </w:r>
+      <w:r>
+        <w:rPr>
+          <w:lang w:val="pt_PT" w:bidi="pt_PT"/>
+        </w:rPr>
+        <w:t>João 2.10</w:t>
+      </w:r>
+    </w:p>
+    <w:p>
+      <w:pPr>
+        <w:pStyle w:val="ListBullet"/>
+        <w:spacing w:line="240" w:lineRule="auto"/>
+        <w:ind w:left="720"/>
+      </w:pPr>
+      <w:r>
+        <w:rPr>
+          <w:lang w:val="pt_PT" w:bidi="pt_PT"/>
+        </w:rPr>
+      </w:r>
+      <w:r>
+        <w:rPr>
+          <w:lang w:val="pt_PT" w:bidi="pt_PT"/>
+        </w:rPr>
+        <w:t>Mateus 9.17</w:t>
+      </w:r>
+    </w:p>
+    <w:p>
+      <w:pPr>
+        <w:pStyle w:val="ListBullet"/>
+        <w:spacing w:line="240" w:lineRule="auto"/>
+        <w:ind w:left="720"/>
+      </w:pPr>
+      <w:r>
+        <w:rPr>
+          <w:lang w:val="pt_PT" w:bidi="pt_PT"/>
+        </w:rPr>
+      </w:r>
+      <w:r>
+        <w:rPr>
+          <w:lang w:val="pt_PT" w:bidi="pt_PT"/>
+        </w:rPr>
+        <w:t>Mateus 11.18</w:t>
+      </w:r>
     </w:p>
     <w:p>
       <w:pPr/>
@@ -7111,114 +6493,84 @@
           <w:lang w:val="pt_PT" w:bidi="pt_PT"/>
         </w:rPr>
       </w:r>
-      <w:hyperlink r:id="rId116">
-        <w:r>
-          <w:rPr>
-            <w:lang w:val="pt_PT" w:bidi="pt_PT"/>
-          </w:rPr>
-          <w:rPr>
-            <w:color w:val="0000EE"/>
-            <w:u w:val="single"/>
-          </w:rPr>
-          <w:t>Gênesis 24.15–16</w:t>
-        </w:r>
-      </w:hyperlink>
-    </w:p>
-    <w:p>
-      <w:pPr>
-        <w:pStyle w:val="ListBullet"/>
-        <w:spacing w:line="240" w:lineRule="auto"/>
-        <w:ind w:left="720"/>
-      </w:pPr>
-      <w:r>
-        <w:rPr>
-          <w:lang w:val="pt_PT" w:bidi="pt_PT"/>
-        </w:rPr>
-      </w:r>
-      <w:hyperlink r:id="rId117">
-        <w:r>
-          <w:rPr>
-            <w:lang w:val="pt_PT" w:bidi="pt_PT"/>
-          </w:rPr>
-          <w:rPr>
-            <w:color w:val="0000EE"/>
-            <w:u w:val="single"/>
-          </w:rPr>
-          <w:t>Lucas 1.27</w:t>
-        </w:r>
-      </w:hyperlink>
-    </w:p>
-    <w:p>
-      <w:pPr>
-        <w:pStyle w:val="ListBullet"/>
-        <w:spacing w:line="240" w:lineRule="auto"/>
-        <w:ind w:left="720"/>
-      </w:pPr>
-      <w:r>
-        <w:rPr>
-          <w:lang w:val="pt_PT" w:bidi="pt_PT"/>
-        </w:rPr>
-      </w:r>
-      <w:hyperlink r:id="rId118">
-        <w:r>
-          <w:rPr>
-            <w:lang w:val="pt_PT" w:bidi="pt_PT"/>
-          </w:rPr>
-          <w:rPr>
-            <w:color w:val="0000EE"/>
-            <w:u w:val="single"/>
-          </w:rPr>
-          <w:t>Lucas 1.35</w:t>
-        </w:r>
-      </w:hyperlink>
-    </w:p>
-    <w:p>
-      <w:pPr>
-        <w:pStyle w:val="ListBullet"/>
-        <w:spacing w:line="240" w:lineRule="auto"/>
-        <w:ind w:left="720"/>
-      </w:pPr>
-      <w:r>
-        <w:rPr>
-          <w:lang w:val="pt_PT" w:bidi="pt_PT"/>
-        </w:rPr>
-      </w:r>
-      <w:hyperlink r:id="rId119">
-        <w:r>
-          <w:rPr>
-            <w:lang w:val="pt_PT" w:bidi="pt_PT"/>
-          </w:rPr>
-          <w:rPr>
-            <w:color w:val="0000EE"/>
-            <w:u w:val="single"/>
-          </w:rPr>
-          <w:t>Mateus 1.23</w:t>
-        </w:r>
-      </w:hyperlink>
-    </w:p>
-    <w:p>
-      <w:pPr>
-        <w:pStyle w:val="ListBullet"/>
-        <w:spacing w:line="240" w:lineRule="auto"/>
-        <w:ind w:left="720"/>
-      </w:pPr>
-      <w:r>
-        <w:rPr>
-          <w:lang w:val="pt_PT" w:bidi="pt_PT"/>
-        </w:rPr>
-      </w:r>
-      <w:hyperlink r:id="rId120">
-        <w:r>
-          <w:rPr>
-            <w:lang w:val="pt_PT" w:bidi="pt_PT"/>
-          </w:rPr>
-          <w:rPr>
-            <w:color w:val="0000EE"/>
-            <w:u w:val="single"/>
-          </w:rPr>
-          <w:t>Mateus 25.2</w:t>
-        </w:r>
-      </w:hyperlink>
+      <w:r>
+        <w:rPr>
+          <w:lang w:val="pt_PT" w:bidi="pt_PT"/>
+        </w:rPr>
+        <w:t>Gênesis 24.15–16</w:t>
+      </w:r>
+    </w:p>
+    <w:p>
+      <w:pPr>
+        <w:pStyle w:val="ListBullet"/>
+        <w:spacing w:line="240" w:lineRule="auto"/>
+        <w:ind w:left="720"/>
+      </w:pPr>
+      <w:r>
+        <w:rPr>
+          <w:lang w:val="pt_PT" w:bidi="pt_PT"/>
+        </w:rPr>
+      </w:r>
+      <w:r>
+        <w:rPr>
+          <w:lang w:val="pt_PT" w:bidi="pt_PT"/>
+        </w:rPr>
+        <w:t>Lucas 1.27</w:t>
+      </w:r>
+    </w:p>
+    <w:p>
+      <w:pPr>
+        <w:pStyle w:val="ListBullet"/>
+        <w:spacing w:line="240" w:lineRule="auto"/>
+        <w:ind w:left="720"/>
+      </w:pPr>
+      <w:r>
+        <w:rPr>
+          <w:lang w:val="pt_PT" w:bidi="pt_PT"/>
+        </w:rPr>
+      </w:r>
+      <w:r>
+        <w:rPr>
+          <w:lang w:val="pt_PT" w:bidi="pt_PT"/>
+        </w:rPr>
+        <w:t>Lucas 1.35</w:t>
+      </w:r>
+    </w:p>
+    <w:p>
+      <w:pPr>
+        <w:pStyle w:val="ListBullet"/>
+        <w:spacing w:line="240" w:lineRule="auto"/>
+        <w:ind w:left="720"/>
+      </w:pPr>
+      <w:r>
+        <w:rPr>
+          <w:lang w:val="pt_PT" w:bidi="pt_PT"/>
+        </w:rPr>
+      </w:r>
+      <w:r>
+        <w:rPr>
+          <w:lang w:val="pt_PT" w:bidi="pt_PT"/>
+        </w:rPr>
+        <w:t>Mateus 1.23</w:t>
+      </w:r>
+    </w:p>
+    <w:p>
+      <w:pPr>
+        <w:pStyle w:val="ListBullet"/>
+        <w:spacing w:line="240" w:lineRule="auto"/>
+        <w:ind w:left="720"/>
+      </w:pPr>
+      <w:r>
+        <w:rPr>
+          <w:lang w:val="pt_PT" w:bidi="pt_PT"/>
+        </w:rPr>
+      </w:r>
+      <w:r>
+        <w:rPr>
+          <w:lang w:val="pt_PT" w:bidi="pt_PT"/>
+        </w:rPr>
+        <w:t>Mateus 25.2</w:t>
+      </w:r>
     </w:p>
     <w:p>
       <w:pPr>
@@ -7615,162 +6967,120 @@
           <w:lang w:val="pt_PT" w:bidi="pt_PT"/>
         </w:rPr>
       </w:r>
-      <w:hyperlink r:id="rId121">
-        <w:r>
-          <w:rPr>
-            <w:lang w:val="pt_PT" w:bidi="pt_PT"/>
-          </w:rPr>
-          <w:rPr>
-            <w:color w:val="0000EE"/>
-            <w:u w:val="single"/>
-          </w:rPr>
-          <w:t>Atos 9.10–12</w:t>
-        </w:r>
-      </w:hyperlink>
-    </w:p>
-    <w:p>
-      <w:pPr>
-        <w:pStyle w:val="ListBullet"/>
-        <w:spacing w:line="240" w:lineRule="auto"/>
-        <w:ind w:left="720"/>
-      </w:pPr>
-      <w:r>
-        <w:rPr>
-          <w:lang w:val="pt_PT" w:bidi="pt_PT"/>
-        </w:rPr>
-      </w:r>
-      <w:hyperlink r:id="rId122">
-        <w:r>
-          <w:rPr>
-            <w:lang w:val="pt_PT" w:bidi="pt_PT"/>
-          </w:rPr>
-          <w:rPr>
-            <w:color w:val="0000EE"/>
-            <w:u w:val="single"/>
-          </w:rPr>
-          <w:t>Atos 10.3–6</w:t>
-        </w:r>
-      </w:hyperlink>
-    </w:p>
-    <w:p>
-      <w:pPr>
-        <w:pStyle w:val="ListBullet"/>
-        <w:spacing w:line="240" w:lineRule="auto"/>
-        <w:ind w:left="720"/>
-      </w:pPr>
-      <w:r>
-        <w:rPr>
-          <w:lang w:val="pt_PT" w:bidi="pt_PT"/>
-        </w:rPr>
-      </w:r>
-      <w:hyperlink r:id="rId123">
-        <w:r>
-          <w:rPr>
-            <w:lang w:val="pt_PT" w:bidi="pt_PT"/>
-          </w:rPr>
-          <w:rPr>
-            <w:color w:val="0000EE"/>
-            <w:u w:val="single"/>
-          </w:rPr>
-          <w:t>Atos 10.11</w:t>
-        </w:r>
-      </w:hyperlink>
-    </w:p>
-    <w:p>
-      <w:pPr>
-        <w:pStyle w:val="ListBullet"/>
-        <w:spacing w:line="240" w:lineRule="auto"/>
-        <w:ind w:left="720"/>
-      </w:pPr>
-      <w:r>
-        <w:rPr>
-          <w:lang w:val="pt_PT" w:bidi="pt_PT"/>
-        </w:rPr>
-      </w:r>
-      <w:hyperlink r:id="rId124">
-        <w:r>
-          <w:rPr>
-            <w:lang w:val="pt_PT" w:bidi="pt_PT"/>
-          </w:rPr>
-          <w:rPr>
-            <w:color w:val="0000EE"/>
-            <w:u w:val="single"/>
-          </w:rPr>
-          <w:t>Atos 12.9–10</w:t>
-        </w:r>
-      </w:hyperlink>
-    </w:p>
-    <w:p>
-      <w:pPr>
-        <w:pStyle w:val="ListBullet"/>
-        <w:spacing w:line="240" w:lineRule="auto"/>
-        <w:ind w:left="720"/>
-      </w:pPr>
-      <w:r>
-        <w:rPr>
-          <w:lang w:val="pt_PT" w:bidi="pt_PT"/>
-        </w:rPr>
-      </w:r>
-      <w:hyperlink r:id="rId125">
-        <w:r>
-          <w:rPr>
-            <w:lang w:val="pt_PT" w:bidi="pt_PT"/>
-          </w:rPr>
-          <w:rPr>
-            <w:color w:val="0000EE"/>
-            <w:u w:val="single"/>
-          </w:rPr>
-          <w:t>Lucas 1.22</w:t>
-        </w:r>
-      </w:hyperlink>
-    </w:p>
-    <w:p>
-      <w:pPr>
-        <w:pStyle w:val="ListBullet"/>
-        <w:spacing w:line="240" w:lineRule="auto"/>
-        <w:ind w:left="720"/>
-      </w:pPr>
-      <w:r>
-        <w:rPr>
-          <w:lang w:val="pt_PT" w:bidi="pt_PT"/>
-        </w:rPr>
-      </w:r>
-      <w:hyperlink r:id="rId126">
-        <w:r>
-          <w:rPr>
-            <w:lang w:val="pt_PT" w:bidi="pt_PT"/>
-          </w:rPr>
-          <w:rPr>
-            <w:color w:val="0000EE"/>
-            <w:u w:val="single"/>
-          </w:rPr>
-          <w:t>Lucas 24.23</w:t>
-        </w:r>
-      </w:hyperlink>
-    </w:p>
-    <w:p>
-      <w:pPr>
-        <w:pStyle w:val="ListBullet"/>
-        <w:spacing w:line="240" w:lineRule="auto"/>
-        <w:ind w:left="720"/>
-      </w:pPr>
-      <w:r>
-        <w:rPr>
-          <w:lang w:val="pt_PT" w:bidi="pt_PT"/>
-        </w:rPr>
-      </w:r>
-      <w:hyperlink r:id="rId127">
-        <w:r>
-          <w:rPr>
-            <w:lang w:val="pt_PT" w:bidi="pt_PT"/>
-          </w:rPr>
-          <w:rPr>
-            <w:color w:val="0000EE"/>
-            <w:u w:val="single"/>
-          </w:rPr>
-          <w:t>Mateus 17.9–10</w:t>
-        </w:r>
-      </w:hyperlink>
+      <w:r>
+        <w:rPr>
+          <w:lang w:val="pt_PT" w:bidi="pt_PT"/>
+        </w:rPr>
+        <w:t>Atos 9.10–12</w:t>
+      </w:r>
+    </w:p>
+    <w:p>
+      <w:pPr>
+        <w:pStyle w:val="ListBullet"/>
+        <w:spacing w:line="240" w:lineRule="auto"/>
+        <w:ind w:left="720"/>
+      </w:pPr>
+      <w:r>
+        <w:rPr>
+          <w:lang w:val="pt_PT" w:bidi="pt_PT"/>
+        </w:rPr>
+      </w:r>
+      <w:r>
+        <w:rPr>
+          <w:lang w:val="pt_PT" w:bidi="pt_PT"/>
+        </w:rPr>
+        <w:t>Atos 10.3–6</w:t>
+      </w:r>
+    </w:p>
+    <w:p>
+      <w:pPr>
+        <w:pStyle w:val="ListBullet"/>
+        <w:spacing w:line="240" w:lineRule="auto"/>
+        <w:ind w:left="720"/>
+      </w:pPr>
+      <w:r>
+        <w:rPr>
+          <w:lang w:val="pt_PT" w:bidi="pt_PT"/>
+        </w:rPr>
+      </w:r>
+      <w:r>
+        <w:rPr>
+          <w:lang w:val="pt_PT" w:bidi="pt_PT"/>
+        </w:rPr>
+        <w:t>Atos 10.11</w:t>
+      </w:r>
+    </w:p>
+    <w:p>
+      <w:pPr>
+        <w:pStyle w:val="ListBullet"/>
+        <w:spacing w:line="240" w:lineRule="auto"/>
+        <w:ind w:left="720"/>
+      </w:pPr>
+      <w:r>
+        <w:rPr>
+          <w:lang w:val="pt_PT" w:bidi="pt_PT"/>
+        </w:rPr>
+      </w:r>
+      <w:r>
+        <w:rPr>
+          <w:lang w:val="pt_PT" w:bidi="pt_PT"/>
+        </w:rPr>
+        <w:t>Atos 12.9–10</w:t>
+      </w:r>
+    </w:p>
+    <w:p>
+      <w:pPr>
+        <w:pStyle w:val="ListBullet"/>
+        <w:spacing w:line="240" w:lineRule="auto"/>
+        <w:ind w:left="720"/>
+      </w:pPr>
+      <w:r>
+        <w:rPr>
+          <w:lang w:val="pt_PT" w:bidi="pt_PT"/>
+        </w:rPr>
+      </w:r>
+      <w:r>
+        <w:rPr>
+          <w:lang w:val="pt_PT" w:bidi="pt_PT"/>
+        </w:rPr>
+        <w:t>Lucas 1.22</w:t>
+      </w:r>
+    </w:p>
+    <w:p>
+      <w:pPr>
+        <w:pStyle w:val="ListBullet"/>
+        <w:spacing w:line="240" w:lineRule="auto"/>
+        <w:ind w:left="720"/>
+      </w:pPr>
+      <w:r>
+        <w:rPr>
+          <w:lang w:val="pt_PT" w:bidi="pt_PT"/>
+        </w:rPr>
+      </w:r>
+      <w:r>
+        <w:rPr>
+          <w:lang w:val="pt_PT" w:bidi="pt_PT"/>
+        </w:rPr>
+        <w:t>Lucas 24.23</w:t>
+      </w:r>
+    </w:p>
+    <w:p>
+      <w:pPr>
+        <w:pStyle w:val="ListBullet"/>
+        <w:spacing w:line="240" w:lineRule="auto"/>
+        <w:ind w:left="720"/>
+      </w:pPr>
+      <w:r>
+        <w:rPr>
+          <w:lang w:val="pt_PT" w:bidi="pt_PT"/>
+        </w:rPr>
+      </w:r>
+      <w:r>
+        <w:rPr>
+          <w:lang w:val="pt_PT" w:bidi="pt_PT"/>
+        </w:rPr>
+        <w:t>Mateus 17.9–10</w:t>
+      </w:r>
     </w:p>
     <w:p>
       <w:pPr>
@@ -7998,210 +7308,156 @@
           <w:lang w:val="pt_PT" w:bidi="pt_PT"/>
         </w:rPr>
       </w:r>
-      <w:hyperlink r:id="rId128">
-        <w:r>
-          <w:rPr>
-            <w:lang w:val="pt_PT" w:bidi="pt_PT"/>
-          </w:rPr>
-          <w:rPr>
-            <w:color w:val="0000EE"/>
-            <w:u w:val="single"/>
-          </w:rPr>
-          <w:t>Atos 7.26–28</w:t>
-        </w:r>
-      </w:hyperlink>
-    </w:p>
-    <w:p>
-      <w:pPr>
-        <w:pStyle w:val="ListBullet"/>
-        <w:spacing w:line="240" w:lineRule="auto"/>
-        <w:ind w:left="720"/>
-      </w:pPr>
-      <w:r>
-        <w:rPr>
-          <w:lang w:val="pt_PT" w:bidi="pt_PT"/>
-        </w:rPr>
-      </w:r>
-      <w:hyperlink r:id="rId129">
-        <w:r>
-          <w:rPr>
-            <w:lang w:val="pt_PT" w:bidi="pt_PT"/>
-          </w:rPr>
-          <w:rPr>
-            <w:color w:val="0000EE"/>
-            <w:u w:val="single"/>
-          </w:rPr>
-          <w:t>Efésios 4.25–27</w:t>
-        </w:r>
-      </w:hyperlink>
-    </w:p>
-    <w:p>
-      <w:pPr>
-        <w:pStyle w:val="ListBullet"/>
-        <w:spacing w:line="240" w:lineRule="auto"/>
-        <w:ind w:left="720"/>
-      </w:pPr>
-      <w:r>
-        <w:rPr>
-          <w:lang w:val="pt_PT" w:bidi="pt_PT"/>
-        </w:rPr>
-      </w:r>
-      <w:hyperlink r:id="rId130">
-        <w:r>
-          <w:rPr>
-            <w:lang w:val="pt_PT" w:bidi="pt_PT"/>
-          </w:rPr>
-          <w:rPr>
-            <w:color w:val="0000EE"/>
-            <w:u w:val="single"/>
-          </w:rPr>
-          <w:t>Gálatas 5.14</w:t>
-        </w:r>
-      </w:hyperlink>
-    </w:p>
-    <w:p>
-      <w:pPr>
-        <w:pStyle w:val="ListBullet"/>
-        <w:spacing w:line="240" w:lineRule="auto"/>
-        <w:ind w:left="720"/>
-      </w:pPr>
-      <w:r>
-        <w:rPr>
-          <w:lang w:val="pt_PT" w:bidi="pt_PT"/>
-        </w:rPr>
-      </w:r>
-      <w:hyperlink r:id="rId131">
-        <w:r>
-          <w:rPr>
-            <w:lang w:val="pt_PT" w:bidi="pt_PT"/>
-          </w:rPr>
-          <w:rPr>
-            <w:color w:val="0000EE"/>
-            <w:u w:val="single"/>
-          </w:rPr>
-          <w:t>Tiago 2.8</w:t>
-        </w:r>
-      </w:hyperlink>
-    </w:p>
-    <w:p>
-      <w:pPr>
-        <w:pStyle w:val="ListBullet"/>
-        <w:spacing w:line="240" w:lineRule="auto"/>
-        <w:ind w:left="720"/>
-      </w:pPr>
-      <w:r>
-        <w:rPr>
-          <w:lang w:val="pt_PT" w:bidi="pt_PT"/>
-        </w:rPr>
-      </w:r>
-      <w:hyperlink r:id="rId132">
-        <w:r>
-          <w:rPr>
-            <w:lang w:val="pt_PT" w:bidi="pt_PT"/>
-          </w:rPr>
-          <w:rPr>
-            <w:color w:val="0000EE"/>
-            <w:u w:val="single"/>
-          </w:rPr>
-          <w:t>João 9.8–9</w:t>
-        </w:r>
-      </w:hyperlink>
-    </w:p>
-    <w:p>
-      <w:pPr>
-        <w:pStyle w:val="ListBullet"/>
-        <w:spacing w:line="240" w:lineRule="auto"/>
-        <w:ind w:left="720"/>
-      </w:pPr>
-      <w:r>
-        <w:rPr>
-          <w:lang w:val="pt_PT" w:bidi="pt_PT"/>
-        </w:rPr>
-      </w:r>
-      <w:hyperlink r:id="rId133">
-        <w:r>
-          <w:rPr>
-            <w:lang w:val="pt_PT" w:bidi="pt_PT"/>
-          </w:rPr>
-          <w:rPr>
-            <w:color w:val="0000EE"/>
-            <w:u w:val="single"/>
-          </w:rPr>
-          <w:t>Lucas 1.58</w:t>
-        </w:r>
-      </w:hyperlink>
-    </w:p>
-    <w:p>
-      <w:pPr>
-        <w:pStyle w:val="ListBullet"/>
-        <w:spacing w:line="240" w:lineRule="auto"/>
-        <w:ind w:left="720"/>
-      </w:pPr>
-      <w:r>
-        <w:rPr>
-          <w:lang w:val="pt_PT" w:bidi="pt_PT"/>
-        </w:rPr>
-      </w:r>
-      <w:hyperlink r:id="rId134">
-        <w:r>
-          <w:rPr>
-            <w:lang w:val="pt_PT" w:bidi="pt_PT"/>
-          </w:rPr>
-          <w:rPr>
-            <w:color w:val="0000EE"/>
-            <w:u w:val="single"/>
-          </w:rPr>
-          <w:t>Mateus 5.43</w:t>
-        </w:r>
-      </w:hyperlink>
-    </w:p>
-    <w:p>
-      <w:pPr>
-        <w:pStyle w:val="ListBullet"/>
-        <w:spacing w:line="240" w:lineRule="auto"/>
-        <w:ind w:left="720"/>
-      </w:pPr>
-      <w:r>
-        <w:rPr>
-          <w:lang w:val="pt_PT" w:bidi="pt_PT"/>
-        </w:rPr>
-      </w:r>
-      <w:hyperlink r:id="rId135">
-        <w:r>
-          <w:rPr>
-            <w:lang w:val="pt_PT" w:bidi="pt_PT"/>
-          </w:rPr>
-          <w:rPr>
-            <w:color w:val="0000EE"/>
-            <w:u w:val="single"/>
-          </w:rPr>
-          <w:t>Mateus 19.19</w:t>
-        </w:r>
-      </w:hyperlink>
-    </w:p>
-    <w:p>
-      <w:pPr>
-        <w:pStyle w:val="ListBullet"/>
-        <w:spacing w:line="240" w:lineRule="auto"/>
-        <w:ind w:left="720"/>
-      </w:pPr>
-      <w:r>
-        <w:rPr>
-          <w:lang w:val="pt_PT" w:bidi="pt_PT"/>
-        </w:rPr>
-      </w:r>
-      <w:hyperlink r:id="rId136">
-        <w:r>
-          <w:rPr>
-            <w:lang w:val="pt_PT" w:bidi="pt_PT"/>
-          </w:rPr>
-          <w:rPr>
-            <w:color w:val="0000EE"/>
-            <w:u w:val="single"/>
-          </w:rPr>
-          <w:t>Mateus 22.39</w:t>
-        </w:r>
-      </w:hyperlink>
+      <w:r>
+        <w:rPr>
+          <w:lang w:val="pt_PT" w:bidi="pt_PT"/>
+        </w:rPr>
+        <w:t>Atos 7.26–28</w:t>
+      </w:r>
+    </w:p>
+    <w:p>
+      <w:pPr>
+        <w:pStyle w:val="ListBullet"/>
+        <w:spacing w:line="240" w:lineRule="auto"/>
+        <w:ind w:left="720"/>
+      </w:pPr>
+      <w:r>
+        <w:rPr>
+          <w:lang w:val="pt_PT" w:bidi="pt_PT"/>
+        </w:rPr>
+      </w:r>
+      <w:r>
+        <w:rPr>
+          <w:lang w:val="pt_PT" w:bidi="pt_PT"/>
+        </w:rPr>
+        <w:t>Efésios 4.25–27</w:t>
+      </w:r>
+    </w:p>
+    <w:p>
+      <w:pPr>
+        <w:pStyle w:val="ListBullet"/>
+        <w:spacing w:line="240" w:lineRule="auto"/>
+        <w:ind w:left="720"/>
+      </w:pPr>
+      <w:r>
+        <w:rPr>
+          <w:lang w:val="pt_PT" w:bidi="pt_PT"/>
+        </w:rPr>
+      </w:r>
+      <w:r>
+        <w:rPr>
+          <w:lang w:val="pt_PT" w:bidi="pt_PT"/>
+        </w:rPr>
+        <w:t>Gálatas 5.14</w:t>
+      </w:r>
+    </w:p>
+    <w:p>
+      <w:pPr>
+        <w:pStyle w:val="ListBullet"/>
+        <w:spacing w:line="240" w:lineRule="auto"/>
+        <w:ind w:left="720"/>
+      </w:pPr>
+      <w:r>
+        <w:rPr>
+          <w:lang w:val="pt_PT" w:bidi="pt_PT"/>
+        </w:rPr>
+      </w:r>
+      <w:r>
+        <w:rPr>
+          <w:lang w:val="pt_PT" w:bidi="pt_PT"/>
+        </w:rPr>
+        <w:t>Tiago 2.8</w:t>
+      </w:r>
+    </w:p>
+    <w:p>
+      <w:pPr>
+        <w:pStyle w:val="ListBullet"/>
+        <w:spacing w:line="240" w:lineRule="auto"/>
+        <w:ind w:left="720"/>
+      </w:pPr>
+      <w:r>
+        <w:rPr>
+          <w:lang w:val="pt_PT" w:bidi="pt_PT"/>
+        </w:rPr>
+      </w:r>
+      <w:r>
+        <w:rPr>
+          <w:lang w:val="pt_PT" w:bidi="pt_PT"/>
+        </w:rPr>
+        <w:t>João 9.8–9</w:t>
+      </w:r>
+    </w:p>
+    <w:p>
+      <w:pPr>
+        <w:pStyle w:val="ListBullet"/>
+        <w:spacing w:line="240" w:lineRule="auto"/>
+        <w:ind w:left="720"/>
+      </w:pPr>
+      <w:r>
+        <w:rPr>
+          <w:lang w:val="pt_PT" w:bidi="pt_PT"/>
+        </w:rPr>
+      </w:r>
+      <w:r>
+        <w:rPr>
+          <w:lang w:val="pt_PT" w:bidi="pt_PT"/>
+        </w:rPr>
+        <w:t>Lucas 1.58</w:t>
+      </w:r>
+    </w:p>
+    <w:p>
+      <w:pPr>
+        <w:pStyle w:val="ListBullet"/>
+        <w:spacing w:line="240" w:lineRule="auto"/>
+        <w:ind w:left="720"/>
+      </w:pPr>
+      <w:r>
+        <w:rPr>
+          <w:lang w:val="pt_PT" w:bidi="pt_PT"/>
+        </w:rPr>
+      </w:r>
+      <w:r>
+        <w:rPr>
+          <w:lang w:val="pt_PT" w:bidi="pt_PT"/>
+        </w:rPr>
+        <w:t>Mateus 5.43</w:t>
+      </w:r>
+    </w:p>
+    <w:p>
+      <w:pPr>
+        <w:pStyle w:val="ListBullet"/>
+        <w:spacing w:line="240" w:lineRule="auto"/>
+        <w:ind w:left="720"/>
+      </w:pPr>
+      <w:r>
+        <w:rPr>
+          <w:lang w:val="pt_PT" w:bidi="pt_PT"/>
+        </w:rPr>
+      </w:r>
+      <w:r>
+        <w:rPr>
+          <w:lang w:val="pt_PT" w:bidi="pt_PT"/>
+        </w:rPr>
+        <w:t>Mateus 19.19</w:t>
+      </w:r>
+    </w:p>
+    <w:p>
+      <w:pPr>
+        <w:pStyle w:val="ListBullet"/>
+        <w:spacing w:line="240" w:lineRule="auto"/>
+        <w:ind w:left="720"/>
+      </w:pPr>
+      <w:r>
+        <w:rPr>
+          <w:lang w:val="pt_PT" w:bidi="pt_PT"/>
+        </w:rPr>
+      </w:r>
+      <w:r>
+        <w:rPr>
+          <w:lang w:val="pt_PT" w:bidi="pt_PT"/>
+        </w:rPr>
+        <w:t>Mateus 22.39</w:t>
+      </w:r>
     </w:p>
     <w:p>
       <w:pPr>
@@ -8396,186 +7652,138 @@
           <w:lang w:val="pt_PT" w:bidi="pt_PT"/>
         </w:rPr>
       </w:r>
-      <w:hyperlink r:id="rId137">
-        <w:r>
-          <w:rPr>
-            <w:lang w:val="pt_PT" w:bidi="pt_PT"/>
-          </w:rPr>
-          <w:rPr>
-            <w:color w:val="0000EE"/>
-            <w:u w:val="single"/>
-          </w:rPr>
-          <w:t>1 João 2.15–17</w:t>
-        </w:r>
-      </w:hyperlink>
-    </w:p>
-    <w:p>
-      <w:pPr>
-        <w:pStyle w:val="ListBullet"/>
-        <w:spacing w:line="240" w:lineRule="auto"/>
-        <w:ind w:left="720"/>
-      </w:pPr>
-      <w:r>
-        <w:rPr>
-          <w:lang w:val="pt_PT" w:bidi="pt_PT"/>
-        </w:rPr>
-      </w:r>
-      <w:hyperlink r:id="rId138">
-        <w:r>
-          <w:rPr>
-            <w:lang w:val="pt_PT" w:bidi="pt_PT"/>
-          </w:rPr>
-          <w:rPr>
-            <w:color w:val="0000EE"/>
-            <w:u w:val="single"/>
-          </w:rPr>
-          <w:t>1 Tessalonicenses 4.3–6</w:t>
-        </w:r>
-      </w:hyperlink>
-    </w:p>
-    <w:p>
-      <w:pPr>
-        <w:pStyle w:val="ListBullet"/>
-        <w:spacing w:line="240" w:lineRule="auto"/>
-        <w:ind w:left="720"/>
-      </w:pPr>
-      <w:r>
-        <w:rPr>
-          <w:lang w:val="pt_PT" w:bidi="pt_PT"/>
-        </w:rPr>
-      </w:r>
-      <w:hyperlink r:id="rId139">
-        <w:r>
-          <w:rPr>
-            <w:lang w:val="pt_PT" w:bidi="pt_PT"/>
-          </w:rPr>
-          <w:rPr>
-            <w:color w:val="0000EE"/>
-            <w:u w:val="single"/>
-          </w:rPr>
-          <w:t>Colossenses 4.12–14</w:t>
-        </w:r>
-      </w:hyperlink>
-    </w:p>
-    <w:p>
-      <w:pPr>
-        <w:pStyle w:val="ListBullet"/>
-        <w:spacing w:line="240" w:lineRule="auto"/>
-        <w:ind w:left="720"/>
-      </w:pPr>
-      <w:r>
-        <w:rPr>
-          <w:lang w:val="pt_PT" w:bidi="pt_PT"/>
-        </w:rPr>
-      </w:r>
-      <w:hyperlink r:id="rId140">
-        <w:r>
-          <w:rPr>
-            <w:lang w:val="pt_PT" w:bidi="pt_PT"/>
-          </w:rPr>
-          <w:rPr>
-            <w:color w:val="0000EE"/>
-            <w:u w:val="single"/>
-          </w:rPr>
-          <w:t>Efésios 1.1–2</w:t>
-        </w:r>
-      </w:hyperlink>
-    </w:p>
-    <w:p>
-      <w:pPr>
-        <w:pStyle w:val="ListBullet"/>
-        <w:spacing w:line="240" w:lineRule="auto"/>
-        <w:ind w:left="720"/>
-      </w:pPr>
-      <w:r>
-        <w:rPr>
-          <w:lang w:val="pt_PT" w:bidi="pt_PT"/>
-        </w:rPr>
-      </w:r>
-      <w:hyperlink r:id="rId141">
-        <w:r>
-          <w:rPr>
-            <w:lang w:val="pt_PT" w:bidi="pt_PT"/>
-          </w:rPr>
-          <w:rPr>
-            <w:color w:val="0000EE"/>
-            <w:u w:val="single"/>
-          </w:rPr>
-          <w:t>João 5.30–32</w:t>
-        </w:r>
-      </w:hyperlink>
-    </w:p>
-    <w:p>
-      <w:pPr>
-        <w:pStyle w:val="ListBullet"/>
-        <w:spacing w:line="240" w:lineRule="auto"/>
-        <w:ind w:left="720"/>
-      </w:pPr>
-      <w:r>
-        <w:rPr>
-          <w:lang w:val="pt_PT" w:bidi="pt_PT"/>
-        </w:rPr>
-      </w:r>
-      <w:hyperlink r:id="rId142">
-        <w:r>
-          <w:rPr>
-            <w:lang w:val="pt_PT" w:bidi="pt_PT"/>
-          </w:rPr>
-          <w:rPr>
-            <w:color w:val="0000EE"/>
-            <w:u w:val="single"/>
-          </w:rPr>
-          <w:t>Marcos 3.33–35</w:t>
-        </w:r>
-      </w:hyperlink>
-    </w:p>
-    <w:p>
-      <w:pPr>
-        <w:pStyle w:val="ListBullet"/>
-        <w:spacing w:line="240" w:lineRule="auto"/>
-        <w:ind w:left="720"/>
-      </w:pPr>
-      <w:r>
-        <w:rPr>
-          <w:lang w:val="pt_PT" w:bidi="pt_PT"/>
-        </w:rPr>
-      </w:r>
-      <w:hyperlink r:id="rId143">
-        <w:r>
-          <w:rPr>
-            <w:lang w:val="pt_PT" w:bidi="pt_PT"/>
-          </w:rPr>
-          <w:rPr>
-            <w:color w:val="0000EE"/>
-            <w:u w:val="single"/>
-          </w:rPr>
-          <w:t>Mateus 6.8–10</w:t>
-        </w:r>
-      </w:hyperlink>
-    </w:p>
-    <w:p>
-      <w:pPr>
-        <w:pStyle w:val="ListBullet"/>
-        <w:spacing w:line="240" w:lineRule="auto"/>
-        <w:ind w:left="720"/>
-      </w:pPr>
-      <w:r>
-        <w:rPr>
-          <w:lang w:val="pt_PT" w:bidi="pt_PT"/>
-        </w:rPr>
-      </w:r>
-      <w:hyperlink r:id="rId144">
-        <w:r>
-          <w:rPr>
-            <w:lang w:val="pt_PT" w:bidi="pt_PT"/>
-          </w:rPr>
-          <w:rPr>
-            <w:color w:val="0000EE"/>
-            <w:u w:val="single"/>
-          </w:rPr>
-          <w:t>Salmos 103.21</w:t>
-        </w:r>
-      </w:hyperlink>
+      <w:r>
+        <w:rPr>
+          <w:lang w:val="pt_PT" w:bidi="pt_PT"/>
+        </w:rPr>
+        <w:t>1 João 2.15–17</w:t>
+      </w:r>
+    </w:p>
+    <w:p>
+      <w:pPr>
+        <w:pStyle w:val="ListBullet"/>
+        <w:spacing w:line="240" w:lineRule="auto"/>
+        <w:ind w:left="720"/>
+      </w:pPr>
+      <w:r>
+        <w:rPr>
+          <w:lang w:val="pt_PT" w:bidi="pt_PT"/>
+        </w:rPr>
+      </w:r>
+      <w:r>
+        <w:rPr>
+          <w:lang w:val="pt_PT" w:bidi="pt_PT"/>
+        </w:rPr>
+        <w:t>1 Tessalonicenses 4.3–6</w:t>
+      </w:r>
+    </w:p>
+    <w:p>
+      <w:pPr>
+        <w:pStyle w:val="ListBullet"/>
+        <w:spacing w:line="240" w:lineRule="auto"/>
+        <w:ind w:left="720"/>
+      </w:pPr>
+      <w:r>
+        <w:rPr>
+          <w:lang w:val="pt_PT" w:bidi="pt_PT"/>
+        </w:rPr>
+      </w:r>
+      <w:r>
+        <w:rPr>
+          <w:lang w:val="pt_PT" w:bidi="pt_PT"/>
+        </w:rPr>
+        <w:t>Colossenses 4.12–14</w:t>
+      </w:r>
+    </w:p>
+    <w:p>
+      <w:pPr>
+        <w:pStyle w:val="ListBullet"/>
+        <w:spacing w:line="240" w:lineRule="auto"/>
+        <w:ind w:left="720"/>
+      </w:pPr>
+      <w:r>
+        <w:rPr>
+          <w:lang w:val="pt_PT" w:bidi="pt_PT"/>
+        </w:rPr>
+      </w:r>
+      <w:r>
+        <w:rPr>
+          <w:lang w:val="pt_PT" w:bidi="pt_PT"/>
+        </w:rPr>
+        <w:t>Efésios 1.1–2</w:t>
+      </w:r>
+    </w:p>
+    <w:p>
+      <w:pPr>
+        <w:pStyle w:val="ListBullet"/>
+        <w:spacing w:line="240" w:lineRule="auto"/>
+        <w:ind w:left="720"/>
+      </w:pPr>
+      <w:r>
+        <w:rPr>
+          <w:lang w:val="pt_PT" w:bidi="pt_PT"/>
+        </w:rPr>
+      </w:r>
+      <w:r>
+        <w:rPr>
+          <w:lang w:val="pt_PT" w:bidi="pt_PT"/>
+        </w:rPr>
+        <w:t>João 5.30–32</w:t>
+      </w:r>
+    </w:p>
+    <w:p>
+      <w:pPr>
+        <w:pStyle w:val="ListBullet"/>
+        <w:spacing w:line="240" w:lineRule="auto"/>
+        <w:ind w:left="720"/>
+      </w:pPr>
+      <w:r>
+        <w:rPr>
+          <w:lang w:val="pt_PT" w:bidi="pt_PT"/>
+        </w:rPr>
+      </w:r>
+      <w:r>
+        <w:rPr>
+          <w:lang w:val="pt_PT" w:bidi="pt_PT"/>
+        </w:rPr>
+        <w:t>Marcos 3.33–35</w:t>
+      </w:r>
+    </w:p>
+    <w:p>
+      <w:pPr>
+        <w:pStyle w:val="ListBullet"/>
+        <w:spacing w:line="240" w:lineRule="auto"/>
+        <w:ind w:left="720"/>
+      </w:pPr>
+      <w:r>
+        <w:rPr>
+          <w:lang w:val="pt_PT" w:bidi="pt_PT"/>
+        </w:rPr>
+      </w:r>
+      <w:r>
+        <w:rPr>
+          <w:lang w:val="pt_PT" w:bidi="pt_PT"/>
+        </w:rPr>
+        <w:t>Mateus 6.8–10</w:t>
+      </w:r>
+    </w:p>
+    <w:p>
+      <w:pPr>
+        <w:pStyle w:val="ListBullet"/>
+        <w:spacing w:line="240" w:lineRule="auto"/>
+        <w:ind w:left="720"/>
+      </w:pPr>
+      <w:r>
+        <w:rPr>
+          <w:lang w:val="pt_PT" w:bidi="pt_PT"/>
+        </w:rPr>
+      </w:r>
+      <w:r>
+        <w:rPr>
+          <w:lang w:val="pt_PT" w:bidi="pt_PT"/>
+        </w:rPr>
+        <w:t>Salmos 103.21</w:t>
+      </w:r>
     </w:p>
     <w:p>
       <w:pPr>

--- a/por/docx/022.content.docx
+++ b/por/docx/022.content.docx
@@ -1164,13 +1164,366 @@
         <w:rPr>
           <w:lang w:val="pt_PT" w:bidi="pt_PT"/>
         </w:rPr>
+        <w:t>, digno)</w:t>
+      </w:r>
+    </w:p>
+    <w:p>
+      <w:pPr>
+        <w:pStyle w:val="Heading3"/>
+      </w:pPr>
+      <w:r>
+        <w:rPr>
+          <w:lang w:val="pt_PT" w:bidi="pt_PT"/>
+        </w:rPr>
+        <w:t>Referências Bíblicas:</w:t>
+      </w:r>
+    </w:p>
+    <w:p>
+      <w:pPr>
+        <w:pStyle w:val="ListBullet"/>
+        <w:spacing w:line="240" w:lineRule="auto"/>
+        <w:ind w:left="720"/>
+      </w:pPr>
+      <w:r>
+        <w:rPr>
+          <w:lang w:val="pt_PT" w:bidi="pt_PT"/>
+        </w:rPr>
+      </w:r>
+      <w:r>
+        <w:rPr>
+          <w:lang w:val="pt_PT" w:bidi="pt_PT"/>
+        </w:rPr>
+        <w:t>1 Coríntios 15.1–2</w:t>
+      </w:r>
+    </w:p>
+    <w:p>
+      <w:pPr>
+        <w:pStyle w:val="ListBullet"/>
+        <w:spacing w:line="240" w:lineRule="auto"/>
+        <w:ind w:left="720"/>
+      </w:pPr>
+      <w:r>
+        <w:rPr>
+          <w:lang w:val="pt_PT" w:bidi="pt_PT"/>
+        </w:rPr>
+      </w:r>
+      <w:r>
+        <w:rPr>
+          <w:lang w:val="pt_PT" w:bidi="pt_PT"/>
+        </w:rPr>
+        <w:t>1 Samuel 25.21–22</w:t>
+      </w:r>
+    </w:p>
+    <w:p>
+      <w:pPr>
+        <w:pStyle w:val="ListBullet"/>
+        <w:spacing w:line="240" w:lineRule="auto"/>
+        <w:ind w:left="720"/>
+      </w:pPr>
+      <w:r>
+        <w:rPr>
+          <w:lang w:val="pt_PT" w:bidi="pt_PT"/>
+        </w:rPr>
+      </w:r>
+      <w:r>
+        <w:rPr>
+          <w:lang w:val="pt_PT" w:bidi="pt_PT"/>
+        </w:rPr>
+        <w:t>2 Pedro 2.18</w:t>
+      </w:r>
+    </w:p>
+    <w:p>
+      <w:pPr>
+        <w:pStyle w:val="ListBullet"/>
+        <w:spacing w:line="240" w:lineRule="auto"/>
+        <w:ind w:left="720"/>
+      </w:pPr>
+      <w:r>
+        <w:rPr>
+          <w:lang w:val="pt_PT" w:bidi="pt_PT"/>
+        </w:rPr>
+      </w:r>
+      <w:r>
+        <w:rPr>
+          <w:lang w:val="pt_PT" w:bidi="pt_PT"/>
+        </w:rPr>
+        <w:t>Isaías 45.19</w:t>
+      </w:r>
+    </w:p>
+    <w:p>
+      <w:pPr>
+        <w:pStyle w:val="ListBullet"/>
+        <w:spacing w:line="240" w:lineRule="auto"/>
+        <w:ind w:left="720"/>
+      </w:pPr>
+      <w:r>
+        <w:rPr>
+          <w:lang w:val="pt_PT" w:bidi="pt_PT"/>
+        </w:rPr>
+      </w:r>
+      <w:r>
+        <w:rPr>
+          <w:lang w:val="pt_PT" w:bidi="pt_PT"/>
+        </w:rPr>
+        <w:t>Jeremias 2.29–31</w:t>
+      </w:r>
+    </w:p>
+    <w:p>
+      <w:pPr>
+        <w:pStyle w:val="ListBullet"/>
+        <w:spacing w:line="240" w:lineRule="auto"/>
+        <w:ind w:left="720"/>
+      </w:pPr>
+      <w:r>
+        <w:rPr>
+          <w:lang w:val="pt_PT" w:bidi="pt_PT"/>
+        </w:rPr>
+      </w:r>
+      <w:r>
+        <w:rPr>
+          <w:lang w:val="pt_PT" w:bidi="pt_PT"/>
+        </w:rPr>
+        <w:t>Mateus 15.9</w:t>
+      </w:r>
+    </w:p>
+    <w:p>
+      <w:pPr>
+        <w:pStyle w:val="Heading3"/>
+      </w:pPr>
+      <w:r>
+        <w:rPr>
+          <w:lang w:val="pt_PT" w:bidi="pt_PT"/>
+        </w:rPr>
+        <w:t>Dados da Palavra:</w:t>
+      </w:r>
+    </w:p>
+    <w:p>
+      <w:pPr>
+        <w:pStyle w:val="ListBullet"/>
+        <w:spacing w:line="240" w:lineRule="auto"/>
+        <w:ind w:left="720"/>
+      </w:pPr>
+      <w:r>
+        <w:rPr>
+          <w:lang w:val="pt_PT" w:bidi="pt_PT"/>
+        </w:rPr>
+      </w:r>
+      <w:r>
+        <w:rPr>
+          <w:lang w:val="pt_PT" w:bidi="pt_PT"/>
+        </w:rPr>
+        <w:t>Strong’s: H1891, H1892, H2600, H7307, H7385, H7387, H7723, H8193, H8267, H8414, G09450, G15000, G27560, G27580, G27610, G31510, G31520, G31530, G31550</w:t>
+      </w:r>
+      <w:r>
+        <w:rPr>
+          <w:lang w:val="pt_PT" w:bidi="pt_PT"/>
+        </w:rPr>
+      </w:r>
+      <w:r>
+        <w:rPr>
+          <w:lang w:val="pt_PT" w:bidi="pt_PT"/>
+        </w:rPr>
+      </w:r>
+    </w:p>
+    <w:p>
+      <w:pPr/>
+      <w:r>
+        <w:rPr>
+          <w:lang w:val="pt_PT" w:bidi="pt_PT"/>
+        </w:rPr>
+      </w:r>
+    </w:p>
+    <w:p>
+      <w:pPr>
+        <w:pStyle w:val="Heading2"/>
+      </w:pPr>
+      <w:r>
+        <w:rPr>
+          <w:lang w:val="pt_PT" w:bidi="pt_PT"/>
+        </w:rPr>
+        <w:t>Vara</w:t>
+      </w:r>
+      <w:r>
+        <w:rPr>
+          <w:lang w:val="pt_PT" w:bidi="pt_PT"/>
+        </w:rPr>
+      </w:r>
+    </w:p>
+    <w:p>
+      <w:pPr>
+        <w:pStyle w:val="Heading3"/>
+      </w:pPr>
+      <w:r>
+        <w:rPr>
+          <w:lang w:val="pt_PT" w:bidi="pt_PT"/>
+        </w:rPr>
+        <w:t>Definição:</w:t>
+      </w:r>
+    </w:p>
+    <w:p>
+      <w:pPr/>
+      <w:r>
+        <w:rPr>
+          <w:lang w:val="pt_PT" w:bidi="pt_PT"/>
+        </w:rPr>
+      </w:r>
+      <w:r>
+        <w:rPr>
+          <w:lang w:val="pt_PT" w:bidi="pt_PT"/>
+        </w:rPr>
+        <w:t>O termo “vara” refere-se a uma ferramenta estreita, sólida e semelhante a um bastão que era usada de várias maneiras diferentes. Provavelmente tinha pelo menos um metro de comprimento.</w:t>
+      </w:r>
+    </w:p>
+    <w:p>
+      <w:pPr>
+        <w:pStyle w:val="ListBullet"/>
+        <w:spacing w:line="240" w:lineRule="auto"/>
+        <w:ind w:left="720"/>
+      </w:pPr>
+      <w:r>
+        <w:rPr>
+          <w:lang w:val="pt_PT" w:bidi="pt_PT"/>
+        </w:rPr>
+      </w:r>
+      <w:r>
+        <w:rPr>
+          <w:lang w:val="pt_PT" w:bidi="pt_PT"/>
+        </w:rPr>
+        <w:t>Uma vara de madeira era usada por um pastor para defender as ovelhas de outros animais. Também era lançada em direção a uma ovelha desgarrada para trazê-la de volta ao rebanho.</w:t>
+      </w:r>
+    </w:p>
+    <w:p>
+      <w:pPr>
+        <w:pStyle w:val="ListBullet"/>
+        <w:spacing w:line="240" w:lineRule="auto"/>
+        <w:ind w:left="720"/>
+      </w:pPr>
+      <w:r>
+        <w:rPr>
+          <w:lang w:val="pt_PT" w:bidi="pt_PT"/>
+        </w:rPr>
+      </w:r>
+      <w:r>
+        <w:rPr>
+          <w:lang w:val="pt_PT" w:bidi="pt_PT"/>
+        </w:rPr>
+        <w:t>No Salmo 23, o Rei Davi usou os termos “vara” e “cajado” como metáforas para se referir à orientação e disciplina de Deus para seu povo.</w:t>
+      </w:r>
+    </w:p>
+    <w:p>
+      <w:pPr>
+        <w:pStyle w:val="ListBullet"/>
+        <w:spacing w:line="240" w:lineRule="auto"/>
+        <w:ind w:left="720"/>
+      </w:pPr>
+      <w:r>
+        <w:rPr>
+          <w:lang w:val="pt_PT" w:bidi="pt_PT"/>
+        </w:rPr>
+      </w:r>
+      <w:r>
+        <w:rPr>
+          <w:lang w:val="pt_PT" w:bidi="pt_PT"/>
+        </w:rPr>
+        <w:t>A vara de um pastor também era usada para contar as ovelhas à medida que passavam por baixo dela.</w:t>
+      </w:r>
+    </w:p>
+    <w:p>
+      <w:pPr>
+        <w:pStyle w:val="ListBullet"/>
+        <w:spacing w:line="240" w:lineRule="auto"/>
+        <w:ind w:left="720"/>
+      </w:pPr>
+      <w:r>
+        <w:rPr>
+          <w:lang w:val="pt_PT" w:bidi="pt_PT"/>
+        </w:rPr>
+      </w:r>
+      <w:r>
+        <w:rPr>
+          <w:lang w:val="pt_PT" w:bidi="pt_PT"/>
+        </w:rPr>
+        <w:t>Outra expressão metafórica, “vara de ferro”, refere-se ao castigo de Deus para as pessoas que se rebelam contra Ele e fazem coisas más.</w:t>
+      </w:r>
+    </w:p>
+    <w:p>
+      <w:pPr>
+        <w:pStyle w:val="ListBullet"/>
+        <w:spacing w:line="240" w:lineRule="auto"/>
+        <w:ind w:left="720"/>
+      </w:pPr>
+      <w:r>
+        <w:rPr>
+          <w:lang w:val="pt_PT" w:bidi="pt_PT"/>
+        </w:rPr>
+      </w:r>
+      <w:r>
+        <w:rPr>
+          <w:lang w:val="pt_PT" w:bidi="pt_PT"/>
+        </w:rPr>
+        <w:t>Nos tempos antigos, varas de medição feitas de metal, madeira ou pedra eram usadas para medir o comprimento de um edifício ou objeto.</w:t>
+      </w:r>
+    </w:p>
+    <w:p>
+      <w:pPr>
+        <w:pStyle w:val="ListBullet"/>
+        <w:spacing w:line="240" w:lineRule="auto"/>
+        <w:ind w:left="720"/>
+      </w:pPr>
+      <w:r>
+        <w:rPr>
+          <w:lang w:val="pt_PT" w:bidi="pt_PT"/>
+        </w:rPr>
+      </w:r>
+      <w:r>
+        <w:rPr>
+          <w:lang w:val="pt_PT" w:bidi="pt_PT"/>
+        </w:rPr>
+        <w:t>Na Bíblia, uma vara de madeira também era referida como um instrumento para disciplinar crianças.</w:t>
+      </w:r>
+    </w:p>
+    <w:p>
+      <w:pPr/>
+      <w:r>
+        <w:rPr>
+          <w:lang w:val="pt_PT" w:bidi="pt_PT"/>
+        </w:rPr>
+      </w:r>
+      <w:r>
+        <w:rPr>
+          <w:lang w:val="pt_PT" w:bidi="pt_PT"/>
+        </w:rPr>
+        <w:t xml:space="preserve">(Veja também: </w:t>
+      </w:r>
+      <w:r>
+        <w:rPr>
+          <w:lang w:val="pt_PT" w:bidi="pt_PT"/>
+        </w:rPr>
+        <w:t>cajado</w:t>
+      </w:r>
+      <w:r>
+        <w:rPr>
+          <w:lang w:val="pt_PT" w:bidi="pt_PT"/>
+        </w:rPr>
         <w:t xml:space="preserve">, </w:t>
       </w:r>
       <w:r>
         <w:rPr>
           <w:lang w:val="pt_PT" w:bidi="pt_PT"/>
         </w:rPr>
-        <w:t>digno</w:t>
+        <w:t>ovelha</w:t>
+      </w:r>
+      <w:r>
+        <w:rPr>
+          <w:lang w:val="pt_PT" w:bidi="pt_PT"/>
+        </w:rPr>
+        <w:t xml:space="preserve">, </w:t>
+      </w:r>
+      <w:r>
+        <w:rPr>
+          <w:lang w:val="pt_PT" w:bidi="pt_PT"/>
+        </w:rPr>
+        <w:t>pastor</w:t>
       </w:r>
       <w:r>
         <w:rPr>
@@ -1205,97 +1558,79 @@
         <w:rPr>
           <w:lang w:val="pt_PT" w:bidi="pt_PT"/>
         </w:rPr>
-        <w:t>1 Coríntios 15.1–2</w:t>
-      </w:r>
-    </w:p>
-    <w:p>
-      <w:pPr>
-        <w:pStyle w:val="ListBullet"/>
-        <w:spacing w:line="240" w:lineRule="auto"/>
-        <w:ind w:left="720"/>
-      </w:pPr>
-      <w:r>
-        <w:rPr>
-          <w:lang w:val="pt_PT" w:bidi="pt_PT"/>
-        </w:rPr>
-      </w:r>
-      <w:r>
-        <w:rPr>
-          <w:lang w:val="pt_PT" w:bidi="pt_PT"/>
-        </w:rPr>
-        <w:t>1 Samuel 25.21–22</w:t>
-      </w:r>
-    </w:p>
-    <w:p>
-      <w:pPr>
-        <w:pStyle w:val="ListBullet"/>
-        <w:spacing w:line="240" w:lineRule="auto"/>
-        <w:ind w:left="720"/>
-      </w:pPr>
-      <w:r>
-        <w:rPr>
-          <w:lang w:val="pt_PT" w:bidi="pt_PT"/>
-        </w:rPr>
-      </w:r>
-      <w:r>
-        <w:rPr>
-          <w:lang w:val="pt_PT" w:bidi="pt_PT"/>
-        </w:rPr>
-        <w:t>2 Pedro 2.18</w:t>
-      </w:r>
-    </w:p>
-    <w:p>
-      <w:pPr>
-        <w:pStyle w:val="ListBullet"/>
-        <w:spacing w:line="240" w:lineRule="auto"/>
-        <w:ind w:left="720"/>
-      </w:pPr>
-      <w:r>
-        <w:rPr>
-          <w:lang w:val="pt_PT" w:bidi="pt_PT"/>
-        </w:rPr>
-      </w:r>
-      <w:r>
-        <w:rPr>
-          <w:lang w:val="pt_PT" w:bidi="pt_PT"/>
-        </w:rPr>
-        <w:t>Isaías 45.19</w:t>
-      </w:r>
-    </w:p>
-    <w:p>
-      <w:pPr>
-        <w:pStyle w:val="ListBullet"/>
-        <w:spacing w:line="240" w:lineRule="auto"/>
-        <w:ind w:left="720"/>
-      </w:pPr>
-      <w:r>
-        <w:rPr>
-          <w:lang w:val="pt_PT" w:bidi="pt_PT"/>
-        </w:rPr>
-      </w:r>
-      <w:r>
-        <w:rPr>
-          <w:lang w:val="pt_PT" w:bidi="pt_PT"/>
-        </w:rPr>
-        <w:t>Jeremias 2.29–31</w:t>
-      </w:r>
-    </w:p>
-    <w:p>
-      <w:pPr>
-        <w:pStyle w:val="ListBullet"/>
-        <w:spacing w:line="240" w:lineRule="auto"/>
-        <w:ind w:left="720"/>
-      </w:pPr>
-      <w:r>
-        <w:rPr>
-          <w:lang w:val="pt_PT" w:bidi="pt_PT"/>
-        </w:rPr>
-      </w:r>
-      <w:r>
-        <w:rPr>
-          <w:lang w:val="pt_PT" w:bidi="pt_PT"/>
-        </w:rPr>
-        <w:t>Mateus 15.9</w:t>
+        <w:t>1 Coríntios 4.21</w:t>
+      </w:r>
+    </w:p>
+    <w:p>
+      <w:pPr>
+        <w:pStyle w:val="ListBullet"/>
+        <w:spacing w:line="240" w:lineRule="auto"/>
+        <w:ind w:left="720"/>
+      </w:pPr>
+      <w:r>
+        <w:rPr>
+          <w:lang w:val="pt_PT" w:bidi="pt_PT"/>
+        </w:rPr>
+      </w:r>
+      <w:r>
+        <w:rPr>
+          <w:lang w:val="pt_PT" w:bidi="pt_PT"/>
+        </w:rPr>
+        <w:t>1 Samuel 14.43–44</w:t>
+      </w:r>
+    </w:p>
+    <w:p>
+      <w:pPr>
+        <w:pStyle w:val="ListBullet"/>
+        <w:spacing w:line="240" w:lineRule="auto"/>
+        <w:ind w:left="720"/>
+      </w:pPr>
+      <w:r>
+        <w:rPr>
+          <w:lang w:val="pt_PT" w:bidi="pt_PT"/>
+        </w:rPr>
+      </w:r>
+      <w:r>
+        <w:rPr>
+          <w:lang w:val="pt_PT" w:bidi="pt_PT"/>
+        </w:rPr>
+        <w:t>Atos 16.23</w:t>
+      </w:r>
+    </w:p>
+    <w:p>
+      <w:pPr>
+        <w:pStyle w:val="ListBullet"/>
+        <w:spacing w:line="240" w:lineRule="auto"/>
+        <w:ind w:left="720"/>
+      </w:pPr>
+      <w:r>
+        <w:rPr>
+          <w:lang w:val="pt_PT" w:bidi="pt_PT"/>
+        </w:rPr>
+      </w:r>
+      <w:r>
+        <w:rPr>
+          <w:lang w:val="pt_PT" w:bidi="pt_PT"/>
+        </w:rPr>
+        <w:t>Êxodo 27.9–10</w:t>
+      </w:r>
+    </w:p>
+    <w:p>
+      <w:pPr>
+        <w:pStyle w:val="ListBullet"/>
+        <w:spacing w:line="240" w:lineRule="auto"/>
+        <w:ind w:left="720"/>
+      </w:pPr>
+      <w:r>
+        <w:rPr>
+          <w:lang w:val="pt_PT" w:bidi="pt_PT"/>
+        </w:rPr>
+      </w:r>
+      <w:r>
+        <w:rPr>
+          <w:lang w:val="pt_PT" w:bidi="pt_PT"/>
+        </w:rPr>
+        <w:t>Apocalipse 11.1</w:t>
       </w:r>
     </w:p>
     <w:p>
@@ -1324,7 +1659,7 @@
         <w:rPr>
           <w:lang w:val="pt_PT" w:bidi="pt_PT"/>
         </w:rPr>
-        <w:t>Strong’s: H1891, H1892, H2600, H7307, H7385, H7387, H7723, H8193, H8267, H8414, G09450, G15000, G27560, G27580, G27610, G31510, G31520, G31530, G31550</w:t>
+        <w:t>Strong’s: H2415, H4294, H4731, H7626, G25630, G44630, G44640</w:t>
       </w:r>
       <w:r>
         <w:rPr>
@@ -1353,7 +1688,7 @@
         <w:rPr>
           <w:lang w:val="pt_PT" w:bidi="pt_PT"/>
         </w:rPr>
-        <w:t>Vara</w:t>
+        <w:t>Varrer</w:t>
       </w:r>
       <w:r>
         <w:rPr>
@@ -1369,6 +1704,582 @@
         <w:rPr>
           <w:lang w:val="pt_PT" w:bidi="pt_PT"/>
         </w:rPr>
+        <w:t>Fatos:</w:t>
+      </w:r>
+    </w:p>
+    <w:p>
+      <w:pPr/>
+      <w:r>
+        <w:rPr>
+          <w:lang w:val="pt_PT" w:bidi="pt_PT"/>
+        </w:rPr>
+      </w:r>
+      <w:r>
+        <w:rPr>
+          <w:lang w:val="pt_PT" w:bidi="pt_PT"/>
+        </w:rPr>
+        <w:t>“Varrer” geralmente significa remover sujeira fazendo movimentos contínuos e rápidos com uma vassoura ou escova. “Varreu” é o passado de “varrer”. Essas palavras também são usadas figurativamente.</w:t>
+      </w:r>
+    </w:p>
+    <w:p>
+      <w:pPr>
+        <w:pStyle w:val="ListBullet"/>
+        <w:spacing w:line="240" w:lineRule="auto"/>
+        <w:ind w:left="720"/>
+      </w:pPr>
+      <w:r>
+        <w:rPr>
+          <w:lang w:val="pt_PT" w:bidi="pt_PT"/>
+        </w:rPr>
+      </w:r>
+      <w:r>
+        <w:rPr>
+          <w:lang w:val="pt_PT" w:bidi="pt_PT"/>
+        </w:rPr>
+        <w:t>O termo “varrer” é usado figurativamente para descrever como um exército ataca de maneira rápida, decisiva e de grande alcance.</w:t>
+      </w:r>
+    </w:p>
+    <w:p>
+      <w:pPr>
+        <w:pStyle w:val="ListBullet"/>
+        <w:spacing w:line="240" w:lineRule="auto"/>
+        <w:ind w:left="720"/>
+      </w:pPr>
+      <w:r>
+        <w:rPr>
+          <w:lang w:val="pt_PT" w:bidi="pt_PT"/>
+        </w:rPr>
+      </w:r>
+      <w:r>
+        <w:rPr>
+          <w:lang w:val="pt_PT" w:bidi="pt_PT"/>
+        </w:rPr>
+        <w:t>Por exemplo, Isaías profetizou que os assírios “varreriam” o Reino de Judá. Isso significa que eles destruiriam Judá e capturariam seu povo.</w:t>
+      </w:r>
+    </w:p>
+    <w:p>
+      <w:pPr>
+        <w:pStyle w:val="ListBullet"/>
+        <w:spacing w:line="240" w:lineRule="auto"/>
+        <w:ind w:left="720"/>
+      </w:pPr>
+      <w:r>
+        <w:rPr>
+          <w:lang w:val="pt_PT" w:bidi="pt_PT"/>
+        </w:rPr>
+      </w:r>
+      <w:r>
+        <w:rPr>
+          <w:lang w:val="pt_PT" w:bidi="pt_PT"/>
+        </w:rPr>
+        <w:t>O termo “arrastar” também pode ser usado para descrever a maneira como a água que flui rapidamente empurra coisas e as força para longe.</w:t>
+      </w:r>
+    </w:p>
+    <w:p>
+      <w:pPr>
+        <w:pStyle w:val="ListBullet"/>
+        <w:spacing w:line="240" w:lineRule="auto"/>
+        <w:ind w:left="720"/>
+      </w:pPr>
+      <w:r>
+        <w:rPr>
+          <w:lang w:val="pt_PT" w:bidi="pt_PT"/>
+        </w:rPr>
+      </w:r>
+      <w:r>
+        <w:rPr>
+          <w:lang w:val="pt_PT" w:bidi="pt_PT"/>
+        </w:rPr>
+        <w:t>Quando coisas avassaladoras e difíceis estão acontecendo com uma pessoa, pode-se dizer que elas estão “varrendo” ela, no sentido de estar transtornando, ou bagunçando sua vida trazendo muita tristeza ou angústia.</w:t>
+      </w:r>
+    </w:p>
+    <w:p>
+      <w:pPr/>
+      <w:r>
+        <w:rPr>
+          <w:lang w:val="pt_PT" w:bidi="pt_PT"/>
+        </w:rPr>
+      </w:r>
+      <w:r>
+        <w:rPr>
+          <w:lang w:val="pt_PT" w:bidi="pt_PT"/>
+        </w:rPr>
+        <w:t xml:space="preserve">(Veja também: </w:t>
+      </w:r>
+      <w:r>
+        <w:rPr>
+          <w:lang w:val="pt_PT" w:bidi="pt_PT"/>
+        </w:rPr>
+        <w:t>Assíria</w:t>
+      </w:r>
+      <w:r>
+        <w:rPr>
+          <w:lang w:val="pt_PT" w:bidi="pt_PT"/>
+        </w:rPr>
+        <w:t xml:space="preserve">, </w:t>
+      </w:r>
+      <w:r>
+        <w:rPr>
+          <w:lang w:val="pt_PT" w:bidi="pt_PT"/>
+        </w:rPr>
+        <w:t>Isaías</w:t>
+      </w:r>
+      <w:r>
+        <w:rPr>
+          <w:lang w:val="pt_PT" w:bidi="pt_PT"/>
+        </w:rPr>
+        <w:t xml:space="preserve">, </w:t>
+      </w:r>
+      <w:r>
+        <w:rPr>
+          <w:lang w:val="pt_PT" w:bidi="pt_PT"/>
+        </w:rPr>
+        <w:t>Judá</w:t>
+      </w:r>
+      <w:r>
+        <w:rPr>
+          <w:lang w:val="pt_PT" w:bidi="pt_PT"/>
+        </w:rPr>
+        <w:t xml:space="preserve">, </w:t>
+      </w:r>
+      <w:r>
+        <w:rPr>
+          <w:lang w:val="pt_PT" w:bidi="pt_PT"/>
+        </w:rPr>
+        <w:t>profeta</w:t>
+      </w:r>
+      <w:r>
+        <w:rPr>
+          <w:lang w:val="pt_PT" w:bidi="pt_PT"/>
+        </w:rPr>
+        <w:t>)</w:t>
+      </w:r>
+    </w:p>
+    <w:p>
+      <w:pPr>
+        <w:pStyle w:val="Heading3"/>
+      </w:pPr>
+      <w:r>
+        <w:rPr>
+          <w:lang w:val="pt_PT" w:bidi="pt_PT"/>
+        </w:rPr>
+        <w:t>Referências Bíblicas:</w:t>
+      </w:r>
+    </w:p>
+    <w:p>
+      <w:pPr>
+        <w:pStyle w:val="ListBullet"/>
+        <w:spacing w:line="240" w:lineRule="auto"/>
+        <w:ind w:left="720"/>
+      </w:pPr>
+      <w:r>
+        <w:rPr>
+          <w:lang w:val="pt_PT" w:bidi="pt_PT"/>
+        </w:rPr>
+      </w:r>
+      <w:r>
+        <w:rPr>
+          <w:lang w:val="pt_PT" w:bidi="pt_PT"/>
+        </w:rPr>
+        <w:t>1 Reis 16.3</w:t>
+      </w:r>
+    </w:p>
+    <w:p>
+      <w:pPr>
+        <w:pStyle w:val="ListBullet"/>
+        <w:spacing w:line="240" w:lineRule="auto"/>
+        <w:ind w:left="720"/>
+      </w:pPr>
+      <w:r>
+        <w:rPr>
+          <w:lang w:val="pt_PT" w:bidi="pt_PT"/>
+        </w:rPr>
+      </w:r>
+      <w:r>
+        <w:rPr>
+          <w:lang w:val="pt_PT" w:bidi="pt_PT"/>
+        </w:rPr>
+        <w:t>Daniel 11.40–41</w:t>
+      </w:r>
+    </w:p>
+    <w:p>
+      <w:pPr>
+        <w:pStyle w:val="ListBullet"/>
+        <w:spacing w:line="240" w:lineRule="auto"/>
+        <w:ind w:left="720"/>
+      </w:pPr>
+      <w:r>
+        <w:rPr>
+          <w:lang w:val="pt_PT" w:bidi="pt_PT"/>
+        </w:rPr>
+      </w:r>
+      <w:r>
+        <w:rPr>
+          <w:lang w:val="pt_PT" w:bidi="pt_PT"/>
+        </w:rPr>
+        <w:t>Gênesis 18.24</w:t>
+      </w:r>
+    </w:p>
+    <w:p>
+      <w:pPr>
+        <w:pStyle w:val="ListBullet"/>
+        <w:spacing w:line="240" w:lineRule="auto"/>
+        <w:ind w:left="720"/>
+      </w:pPr>
+      <w:r>
+        <w:rPr>
+          <w:lang w:val="pt_PT" w:bidi="pt_PT"/>
+        </w:rPr>
+      </w:r>
+      <w:r>
+        <w:rPr>
+          <w:lang w:val="pt_PT" w:bidi="pt_PT"/>
+        </w:rPr>
+        <w:t>Provérbios 21.7–8</w:t>
+      </w:r>
+    </w:p>
+    <w:p>
+      <w:pPr>
+        <w:pStyle w:val="ListBullet"/>
+        <w:spacing w:line="240" w:lineRule="auto"/>
+        <w:ind w:left="720"/>
+      </w:pPr>
+      <w:r>
+        <w:rPr>
+          <w:lang w:val="pt_PT" w:bidi="pt_PT"/>
+        </w:rPr>
+      </w:r>
+      <w:r>
+        <w:rPr>
+          <w:lang w:val="pt_PT" w:bidi="pt_PT"/>
+        </w:rPr>
+        <w:t>Salmos 90.5</w:t>
+      </w:r>
+    </w:p>
+    <w:p>
+      <w:pPr>
+        <w:pStyle w:val="Heading3"/>
+      </w:pPr>
+      <w:r>
+        <w:rPr>
+          <w:lang w:val="pt_PT" w:bidi="pt_PT"/>
+        </w:rPr>
+        <w:t>Dados da Palavra:</w:t>
+      </w:r>
+    </w:p>
+    <w:p>
+      <w:pPr>
+        <w:pStyle w:val="ListBullet"/>
+        <w:spacing w:line="240" w:lineRule="auto"/>
+        <w:ind w:left="720"/>
+      </w:pPr>
+      <w:r>
+        <w:rPr>
+          <w:lang w:val="pt_PT" w:bidi="pt_PT"/>
+        </w:rPr>
+      </w:r>
+      <w:r>
+        <w:rPr>
+          <w:lang w:val="pt_PT" w:bidi="pt_PT"/>
+        </w:rPr>
+        <w:t>Strong’s: H0622, H0857, H1640, H2498, H2894, H3261, H5500, H5595, H7857, G42160, G45630, G49510</w:t>
+      </w:r>
+      <w:r>
+        <w:rPr>
+          <w:lang w:val="pt_PT" w:bidi="pt_PT"/>
+        </w:rPr>
+      </w:r>
+      <w:r>
+        <w:rPr>
+          <w:lang w:val="pt_PT" w:bidi="pt_PT"/>
+        </w:rPr>
+      </w:r>
+    </w:p>
+    <w:p>
+      <w:pPr/>
+      <w:r>
+        <w:rPr>
+          <w:lang w:val="pt_PT" w:bidi="pt_PT"/>
+        </w:rPr>
+      </w:r>
+    </w:p>
+    <w:p>
+      <w:pPr>
+        <w:pStyle w:val="Heading2"/>
+      </w:pPr>
+      <w:r>
+        <w:rPr>
+          <w:lang w:val="pt_PT" w:bidi="pt_PT"/>
+        </w:rPr>
+        <w:t>Vasti</w:t>
+      </w:r>
+      <w:r>
+        <w:rPr>
+          <w:lang w:val="pt_PT" w:bidi="pt_PT"/>
+        </w:rPr>
+      </w:r>
+    </w:p>
+    <w:p>
+      <w:pPr>
+        <w:pStyle w:val="Heading3"/>
+      </w:pPr>
+      <w:r>
+        <w:rPr>
+          <w:lang w:val="pt_PT" w:bidi="pt_PT"/>
+        </w:rPr>
+        <w:t>Fatos:</w:t>
+      </w:r>
+    </w:p>
+    <w:p>
+      <w:pPr/>
+      <w:r>
+        <w:rPr>
+          <w:lang w:val="pt_PT" w:bidi="pt_PT"/>
+        </w:rPr>
+      </w:r>
+      <w:r>
+        <w:rPr>
+          <w:lang w:val="pt_PT" w:bidi="pt_PT"/>
+        </w:rPr>
+        <w:t>No livro do Antigo Testamento de Ester, Vasti era a esposa de Assuero, rei da Pérsia.</w:t>
+      </w:r>
+    </w:p>
+    <w:p>
+      <w:pPr>
+        <w:pStyle w:val="ListBullet"/>
+        <w:spacing w:line="240" w:lineRule="auto"/>
+        <w:ind w:left="720"/>
+      </w:pPr>
+      <w:r>
+        <w:rPr>
+          <w:lang w:val="pt_PT" w:bidi="pt_PT"/>
+        </w:rPr>
+      </w:r>
+      <w:r>
+        <w:rPr>
+          <w:lang w:val="pt_PT" w:bidi="pt_PT"/>
+        </w:rPr>
+        <w:t>O rei Assuero mandou a rainha Vasti embora quando ela se recusou a obedecer sua ordem de vir à sua festa e mostrar sua beleza aos seus convidados bêbados.</w:t>
+      </w:r>
+    </w:p>
+    <w:p>
+      <w:pPr>
+        <w:pStyle w:val="ListBullet"/>
+        <w:spacing w:line="240" w:lineRule="auto"/>
+        <w:ind w:left="720"/>
+      </w:pPr>
+      <w:r>
+        <w:rPr>
+          <w:lang w:val="pt_PT" w:bidi="pt_PT"/>
+        </w:rPr>
+      </w:r>
+      <w:r>
+        <w:rPr>
+          <w:lang w:val="pt_PT" w:bidi="pt_PT"/>
+        </w:rPr>
+        <w:t>Como resultado, uma busca foi feita por uma nova rainha e, eventualmente, Ester foi escolhida para ser a nova esposa do rei.</w:t>
+      </w:r>
+    </w:p>
+    <w:p>
+      <w:pPr/>
+      <w:r>
+        <w:rPr>
+          <w:lang w:val="pt_PT" w:bidi="pt_PT"/>
+        </w:rPr>
+      </w:r>
+      <w:r>
+        <w:rPr>
+          <w:lang w:val="pt_PT" w:bidi="pt_PT"/>
+        </w:rPr>
+        <w:t>(Sugestões de tradução: traduzir nomes)</w:t>
+      </w:r>
+    </w:p>
+    <w:p>
+      <w:pPr/>
+      <w:r>
+        <w:rPr>
+          <w:lang w:val="pt_PT" w:bidi="pt_PT"/>
+        </w:rPr>
+      </w:r>
+      <w:r>
+        <w:rPr>
+          <w:lang w:val="pt_PT" w:bidi="pt_PT"/>
+        </w:rPr>
+        <w:t xml:space="preserve">(Veja também: </w:t>
+      </w:r>
+      <w:r>
+        <w:rPr>
+          <w:lang w:val="pt_PT" w:bidi="pt_PT"/>
+        </w:rPr>
+        <w:t>Assuero</w:t>
+      </w:r>
+      <w:r>
+        <w:rPr>
+          <w:lang w:val="pt_PT" w:bidi="pt_PT"/>
+        </w:rPr>
+        <w:t xml:space="preserve">, </w:t>
+      </w:r>
+      <w:r>
+        <w:rPr>
+          <w:lang w:val="pt_PT" w:bidi="pt_PT"/>
+        </w:rPr>
+        <w:t>Ester</w:t>
+      </w:r>
+      <w:r>
+        <w:rPr>
+          <w:lang w:val="pt_PT" w:bidi="pt_PT"/>
+        </w:rPr>
+        <w:t xml:space="preserve">, </w:t>
+      </w:r>
+      <w:r>
+        <w:rPr>
+          <w:lang w:val="pt_PT" w:bidi="pt_PT"/>
+        </w:rPr>
+        <w:t>Pérsia</w:t>
+      </w:r>
+      <w:r>
+        <w:rPr>
+          <w:lang w:val="pt_PT" w:bidi="pt_PT"/>
+        </w:rPr>
+        <w:t>)</w:t>
+      </w:r>
+    </w:p>
+    <w:p>
+      <w:pPr>
+        <w:pStyle w:val="Heading3"/>
+      </w:pPr>
+      <w:r>
+        <w:rPr>
+          <w:lang w:val="pt_PT" w:bidi="pt_PT"/>
+        </w:rPr>
+        <w:t>Referências Bíblicas:</w:t>
+      </w:r>
+    </w:p>
+    <w:p>
+      <w:pPr>
+        <w:pStyle w:val="ListBullet"/>
+        <w:spacing w:line="240" w:lineRule="auto"/>
+        <w:ind w:left="720"/>
+      </w:pPr>
+      <w:r>
+        <w:rPr>
+          <w:lang w:val="pt_PT" w:bidi="pt_PT"/>
+        </w:rPr>
+      </w:r>
+      <w:r>
+        <w:rPr>
+          <w:lang w:val="pt_PT" w:bidi="pt_PT"/>
+        </w:rPr>
+        <w:t>Ester 1.9–11</w:t>
+      </w:r>
+    </w:p>
+    <w:p>
+      <w:pPr>
+        <w:pStyle w:val="ListBullet"/>
+        <w:spacing w:line="240" w:lineRule="auto"/>
+        <w:ind w:left="720"/>
+      </w:pPr>
+      <w:r>
+        <w:rPr>
+          <w:lang w:val="pt_PT" w:bidi="pt_PT"/>
+        </w:rPr>
+      </w:r>
+      <w:r>
+        <w:rPr>
+          <w:lang w:val="pt_PT" w:bidi="pt_PT"/>
+        </w:rPr>
+        <w:t>Ester 2.1–2</w:t>
+      </w:r>
+    </w:p>
+    <w:p>
+      <w:pPr>
+        <w:pStyle w:val="ListBullet"/>
+        <w:spacing w:line="240" w:lineRule="auto"/>
+        <w:ind w:left="720"/>
+      </w:pPr>
+      <w:r>
+        <w:rPr>
+          <w:lang w:val="pt_PT" w:bidi="pt_PT"/>
+        </w:rPr>
+      </w:r>
+      <w:r>
+        <w:rPr>
+          <w:lang w:val="pt_PT" w:bidi="pt_PT"/>
+        </w:rPr>
+        <w:t>Ester 2.17–18</w:t>
+      </w:r>
+    </w:p>
+    <w:p>
+      <w:pPr>
+        <w:pStyle w:val="Heading3"/>
+      </w:pPr>
+      <w:r>
+        <w:rPr>
+          <w:lang w:val="pt_PT" w:bidi="pt_PT"/>
+        </w:rPr>
+        <w:t>Dados da Palavra:</w:t>
+      </w:r>
+    </w:p>
+    <w:p>
+      <w:pPr>
+        <w:pStyle w:val="ListBullet"/>
+        <w:spacing w:line="240" w:lineRule="auto"/>
+        <w:ind w:left="720"/>
+      </w:pPr>
+      <w:r>
+        <w:rPr>
+          <w:lang w:val="pt_PT" w:bidi="pt_PT"/>
+        </w:rPr>
+      </w:r>
+      <w:r>
+        <w:rPr>
+          <w:lang w:val="pt_PT" w:bidi="pt_PT"/>
+        </w:rPr>
+        <w:t>Strong’s: H2060</w:t>
+      </w:r>
+      <w:r>
+        <w:rPr>
+          <w:lang w:val="pt_PT" w:bidi="pt_PT"/>
+        </w:rPr>
+      </w:r>
+      <w:r>
+        <w:rPr>
+          <w:lang w:val="pt_PT" w:bidi="pt_PT"/>
+        </w:rPr>
+      </w:r>
+    </w:p>
+    <w:p>
+      <w:pPr/>
+      <w:r>
+        <w:rPr>
+          <w:lang w:val="pt_PT" w:bidi="pt_PT"/>
+        </w:rPr>
+      </w:r>
+    </w:p>
+    <w:p>
+      <w:pPr>
+        <w:pStyle w:val="Heading2"/>
+      </w:pPr>
+      <w:r>
+        <w:rPr>
+          <w:lang w:val="pt_PT" w:bidi="pt_PT"/>
+        </w:rPr>
+        <w:t>Ventre</w:t>
+      </w:r>
+      <w:r>
+        <w:rPr>
+          <w:lang w:val="pt_PT" w:bidi="pt_PT"/>
+        </w:rPr>
+      </w:r>
+    </w:p>
+    <w:p>
+      <w:pPr>
+        <w:pStyle w:val="Heading3"/>
+      </w:pPr>
+      <w:r>
+        <w:rPr>
+          <w:lang w:val="pt_PT" w:bidi="pt_PT"/>
+        </w:rPr>
         <w:t>Definição:</w:t>
       </w:r>
     </w:p>
@@ -1383,115 +2294,273 @@
         <w:rPr>
           <w:lang w:val="pt_PT" w:bidi="pt_PT"/>
         </w:rPr>
-        <w:t>O termo “vara” refere-se a uma ferramenta estreita, sólida e semelhante a um bastão que era usada de várias maneiras diferentes. Provavelmente tinha pelo menos um metro de comprimento.</w:t>
-      </w:r>
-    </w:p>
-    <w:p>
-      <w:pPr>
-        <w:pStyle w:val="ListBullet"/>
-        <w:spacing w:line="240" w:lineRule="auto"/>
-        <w:ind w:left="720"/>
-      </w:pPr>
-      <w:r>
-        <w:rPr>
-          <w:lang w:val="pt_PT" w:bidi="pt_PT"/>
-        </w:rPr>
-      </w:r>
-      <w:r>
-        <w:rPr>
-          <w:lang w:val="pt_PT" w:bidi="pt_PT"/>
-        </w:rPr>
-        <w:t>Uma vara de madeira era usada por um pastor para defender as ovelhas de outros animais. Também era lançada em direção a uma ovelha desgarrada para trazê-la de volta ao rebanho.</w:t>
-      </w:r>
-    </w:p>
-    <w:p>
-      <w:pPr>
-        <w:pStyle w:val="ListBullet"/>
-        <w:spacing w:line="240" w:lineRule="auto"/>
-        <w:ind w:left="720"/>
-      </w:pPr>
-      <w:r>
-        <w:rPr>
-          <w:lang w:val="pt_PT" w:bidi="pt_PT"/>
-        </w:rPr>
-      </w:r>
-      <w:r>
-        <w:rPr>
-          <w:lang w:val="pt_PT" w:bidi="pt_PT"/>
-        </w:rPr>
-        <w:t>No Salmo 23, o Rei Davi usou os termos “vara” e “cajado” como metáforas para se referir à orientação e disciplina de Deus para seu povo.</w:t>
-      </w:r>
-    </w:p>
-    <w:p>
-      <w:pPr>
-        <w:pStyle w:val="ListBullet"/>
-        <w:spacing w:line="240" w:lineRule="auto"/>
-        <w:ind w:left="720"/>
-      </w:pPr>
-      <w:r>
-        <w:rPr>
-          <w:lang w:val="pt_PT" w:bidi="pt_PT"/>
-        </w:rPr>
-      </w:r>
-      <w:r>
-        <w:rPr>
-          <w:lang w:val="pt_PT" w:bidi="pt_PT"/>
-        </w:rPr>
-        <w:t>A vara de um pastor também era usada para contar as ovelhas à medida que passavam por baixo dela.</w:t>
-      </w:r>
-    </w:p>
-    <w:p>
-      <w:pPr>
-        <w:pStyle w:val="ListBullet"/>
-        <w:spacing w:line="240" w:lineRule="auto"/>
-        <w:ind w:left="720"/>
-      </w:pPr>
-      <w:r>
-        <w:rPr>
-          <w:lang w:val="pt_PT" w:bidi="pt_PT"/>
-        </w:rPr>
-      </w:r>
-      <w:r>
-        <w:rPr>
-          <w:lang w:val="pt_PT" w:bidi="pt_PT"/>
-        </w:rPr>
-        <w:t>Outra expressão metafórica, “vara de ferro”, refere-se ao castigo de Deus para as pessoas que se rebelam contra Ele e fazem coisas más.</w:t>
-      </w:r>
-    </w:p>
-    <w:p>
-      <w:pPr>
-        <w:pStyle w:val="ListBullet"/>
-        <w:spacing w:line="240" w:lineRule="auto"/>
-        <w:ind w:left="720"/>
-      </w:pPr>
-      <w:r>
-        <w:rPr>
-          <w:lang w:val="pt_PT" w:bidi="pt_PT"/>
-        </w:rPr>
-      </w:r>
-      <w:r>
-        <w:rPr>
-          <w:lang w:val="pt_PT" w:bidi="pt_PT"/>
-        </w:rPr>
-        <w:t>Nos tempos antigos, varas de medição feitas de metal, madeira ou pedra eram usadas para medir o comprimento de um edifício ou objeto.</w:t>
-      </w:r>
-    </w:p>
-    <w:p>
-      <w:pPr>
-        <w:pStyle w:val="ListBullet"/>
-        <w:spacing w:line="240" w:lineRule="auto"/>
-        <w:ind w:left="720"/>
-      </w:pPr>
-      <w:r>
-        <w:rPr>
-          <w:lang w:val="pt_PT" w:bidi="pt_PT"/>
-        </w:rPr>
-      </w:r>
-      <w:r>
-        <w:rPr>
-          <w:lang w:val="pt_PT" w:bidi="pt_PT"/>
-        </w:rPr>
-        <w:t>Na Bíblia, uma vara de madeira também era referida como um instrumento para disciplinar crianças.</w:t>
+        <w:t>O termo “ventre” refere-se ao lugar onde um bebê cresce dentro de sua mãe.</w:t>
+      </w:r>
+    </w:p>
+    <w:p>
+      <w:pPr>
+        <w:pStyle w:val="ListBullet"/>
+        <w:spacing w:line="240" w:lineRule="auto"/>
+        <w:ind w:left="720"/>
+      </w:pPr>
+      <w:r>
+        <w:rPr>
+          <w:lang w:val="pt_PT" w:bidi="pt_PT"/>
+        </w:rPr>
+      </w:r>
+      <w:r>
+        <w:rPr>
+          <w:lang w:val="pt_PT" w:bidi="pt_PT"/>
+        </w:rPr>
+        <w:t>Este é um termo mais antigo que às vezes é usado para ser educado e menos direto. (Veja: eufemismo)</w:t>
+      </w:r>
+    </w:p>
+    <w:p>
+      <w:pPr>
+        <w:pStyle w:val="ListBullet"/>
+        <w:spacing w:line="240" w:lineRule="auto"/>
+        <w:ind w:left="720"/>
+      </w:pPr>
+      <w:r>
+        <w:rPr>
+          <w:lang w:val="pt_PT" w:bidi="pt_PT"/>
+        </w:rPr>
+      </w:r>
+      <w:r>
+        <w:rPr>
+          <w:lang w:val="pt_PT" w:bidi="pt_PT"/>
+        </w:rPr>
+        <w:t>Um termo mais moderno para ventre é “útero”.</w:t>
+      </w:r>
+    </w:p>
+    <w:p>
+      <w:pPr>
+        <w:pStyle w:val="ListBullet"/>
+        <w:spacing w:line="240" w:lineRule="auto"/>
+        <w:ind w:left="720"/>
+      </w:pPr>
+      <w:r>
+        <w:rPr>
+          <w:lang w:val="pt_PT" w:bidi="pt_PT"/>
+        </w:rPr>
+      </w:r>
+      <w:r>
+        <w:rPr>
+          <w:lang w:val="pt_PT" w:bidi="pt_PT"/>
+        </w:rPr>
+        <w:t>Algumas línguas usam uma palavra como “barriga” para se referir ao útero ou ventre de uma mulher.</w:t>
+      </w:r>
+    </w:p>
+    <w:p>
+      <w:pPr>
+        <w:pStyle w:val="ListBullet"/>
+        <w:spacing w:line="240" w:lineRule="auto"/>
+        <w:ind w:left="720"/>
+      </w:pPr>
+      <w:r>
+        <w:rPr>
+          <w:lang w:val="pt_PT" w:bidi="pt_PT"/>
+        </w:rPr>
+      </w:r>
+      <w:r>
+        <w:rPr>
+          <w:lang w:val="pt_PT" w:bidi="pt_PT"/>
+        </w:rPr>
+        <w:t>Use uma palavra para isso na língua do projeto que seja bem conhecida, natural e aceitável.</w:t>
+      </w:r>
+    </w:p>
+    <w:p>
+      <w:pPr>
+        <w:pStyle w:val="Heading3"/>
+      </w:pPr>
+      <w:r>
+        <w:rPr>
+          <w:lang w:val="pt_PT" w:bidi="pt_PT"/>
+        </w:rPr>
+        <w:t>Referências Bíblicas:</w:t>
+      </w:r>
+    </w:p>
+    <w:p>
+      <w:pPr>
+        <w:pStyle w:val="ListBullet"/>
+        <w:spacing w:line="240" w:lineRule="auto"/>
+        <w:ind w:left="720"/>
+      </w:pPr>
+      <w:r>
+        <w:rPr>
+          <w:lang w:val="pt_PT" w:bidi="pt_PT"/>
+        </w:rPr>
+      </w:r>
+      <w:r>
+        <w:rPr>
+          <w:lang w:val="pt_PT" w:bidi="pt_PT"/>
+        </w:rPr>
+        <w:t>Gênesis 25.23</w:t>
+      </w:r>
+    </w:p>
+    <w:p>
+      <w:pPr>
+        <w:pStyle w:val="ListBullet"/>
+        <w:spacing w:line="240" w:lineRule="auto"/>
+        <w:ind w:left="720"/>
+      </w:pPr>
+      <w:r>
+        <w:rPr>
+          <w:lang w:val="pt_PT" w:bidi="pt_PT"/>
+        </w:rPr>
+      </w:r>
+      <w:r>
+        <w:rPr>
+          <w:lang w:val="pt_PT" w:bidi="pt_PT"/>
+        </w:rPr>
+        <w:t>Gênesis 25.24–26</w:t>
+      </w:r>
+    </w:p>
+    <w:p>
+      <w:pPr>
+        <w:pStyle w:val="ListBullet"/>
+        <w:spacing w:line="240" w:lineRule="auto"/>
+        <w:ind w:left="720"/>
+      </w:pPr>
+      <w:r>
+        <w:rPr>
+          <w:lang w:val="pt_PT" w:bidi="pt_PT"/>
+        </w:rPr>
+      </w:r>
+      <w:r>
+        <w:rPr>
+          <w:lang w:val="pt_PT" w:bidi="pt_PT"/>
+        </w:rPr>
+        <w:t>Gênesis 38.27–28</w:t>
+      </w:r>
+    </w:p>
+    <w:p>
+      <w:pPr>
+        <w:pStyle w:val="ListBullet"/>
+        <w:spacing w:line="240" w:lineRule="auto"/>
+        <w:ind w:left="720"/>
+      </w:pPr>
+      <w:r>
+        <w:rPr>
+          <w:lang w:val="pt_PT" w:bidi="pt_PT"/>
+        </w:rPr>
+      </w:r>
+      <w:r>
+        <w:rPr>
+          <w:lang w:val="pt_PT" w:bidi="pt_PT"/>
+        </w:rPr>
+        <w:t>Gênesis 49.25</w:t>
+      </w:r>
+    </w:p>
+    <w:p>
+      <w:pPr>
+        <w:pStyle w:val="ListBullet"/>
+        <w:spacing w:line="240" w:lineRule="auto"/>
+        <w:ind w:left="720"/>
+      </w:pPr>
+      <w:r>
+        <w:rPr>
+          <w:lang w:val="pt_PT" w:bidi="pt_PT"/>
+        </w:rPr>
+      </w:r>
+      <w:r>
+        <w:rPr>
+          <w:lang w:val="pt_PT" w:bidi="pt_PT"/>
+        </w:rPr>
+        <w:t>Lucas 2.21</w:t>
+      </w:r>
+    </w:p>
+    <w:p>
+      <w:pPr>
+        <w:pStyle w:val="ListBullet"/>
+        <w:spacing w:line="240" w:lineRule="auto"/>
+        <w:ind w:left="720"/>
+      </w:pPr>
+      <w:r>
+        <w:rPr>
+          <w:lang w:val="pt_PT" w:bidi="pt_PT"/>
+        </w:rPr>
+      </w:r>
+      <w:r>
+        <w:rPr>
+          <w:lang w:val="pt_PT" w:bidi="pt_PT"/>
+        </w:rPr>
+        <w:t>Lucas 11.27</w:t>
+      </w:r>
+    </w:p>
+    <w:p>
+      <w:pPr>
+        <w:pStyle w:val="ListBullet"/>
+        <w:spacing w:line="240" w:lineRule="auto"/>
+        <w:ind w:left="720"/>
+      </w:pPr>
+      <w:r>
+        <w:rPr>
+          <w:lang w:val="pt_PT" w:bidi="pt_PT"/>
+        </w:rPr>
+      </w:r>
+      <w:r>
+        <w:rPr>
+          <w:lang w:val="pt_PT" w:bidi="pt_PT"/>
+        </w:rPr>
+        <w:t>Lucas 23.29</w:t>
+      </w:r>
+    </w:p>
+    <w:p>
+      <w:pPr>
+        <w:pStyle w:val="ListBullet"/>
+        <w:spacing w:line="240" w:lineRule="auto"/>
+        <w:ind w:left="720"/>
+      </w:pPr>
+      <w:r>
+        <w:rPr>
+          <w:lang w:val="pt_PT" w:bidi="pt_PT"/>
+        </w:rPr>
+      </w:r>
+      <w:r>
+        <w:rPr>
+          <w:lang w:val="pt_PT" w:bidi="pt_PT"/>
+        </w:rPr>
+        <w:t>Mateus 19.12</w:t>
+      </w:r>
+    </w:p>
+    <w:p>
+      <w:pPr>
+        <w:pStyle w:val="Heading3"/>
+      </w:pPr>
+      <w:r>
+        <w:rPr>
+          <w:lang w:val="pt_PT" w:bidi="pt_PT"/>
+        </w:rPr>
+        <w:t>Dados da Palavra:</w:t>
+      </w:r>
+    </w:p>
+    <w:p>
+      <w:pPr>
+        <w:pStyle w:val="ListBullet"/>
+        <w:spacing w:line="240" w:lineRule="auto"/>
+        <w:ind w:left="720"/>
+      </w:pPr>
+      <w:r>
+        <w:rPr>
+          <w:lang w:val="pt_PT" w:bidi="pt_PT"/>
+        </w:rPr>
+      </w:r>
+      <w:r>
+        <w:rPr>
+          <w:lang w:val="pt_PT" w:bidi="pt_PT"/>
+        </w:rPr>
+        <w:t>Strong’s: H0990, H4578, H7356, H7358, G10640, G28360, G33880</w:t>
+      </w:r>
+      <w:r>
+        <w:rPr>
+          <w:lang w:val="pt_PT" w:bidi="pt_PT"/>
+        </w:rPr>
+      </w:r>
+      <w:r>
+        <w:rPr>
+          <w:lang w:val="pt_PT" w:bidi="pt_PT"/>
+        </w:rPr>
       </w:r>
     </w:p>
     <w:p>
@@ -1501,6 +2570,336 @@
           <w:lang w:val="pt_PT" w:bidi="pt_PT"/>
         </w:rPr>
       </w:r>
+    </w:p>
+    <w:p>
+      <w:pPr>
+        <w:pStyle w:val="Heading2"/>
+      </w:pPr>
+      <w:r>
+        <w:rPr>
+          <w:lang w:val="pt_PT" w:bidi="pt_PT"/>
+        </w:rPr>
+        <w:t>Vergonha</w:t>
+      </w:r>
+      <w:r>
+        <w:rPr>
+          <w:lang w:val="pt_PT" w:bidi="pt_PT"/>
+        </w:rPr>
+      </w:r>
+    </w:p>
+    <w:p>
+      <w:pPr>
+        <w:pStyle w:val="Heading3"/>
+      </w:pPr>
+      <w:r>
+        <w:rPr>
+          <w:lang w:val="pt_PT" w:bidi="pt_PT"/>
+        </w:rPr>
+        <w:t>Definição:</w:t>
+      </w:r>
+    </w:p>
+    <w:p>
+      <w:pPr/>
+      <w:r>
+        <w:rPr>
+          <w:lang w:val="pt_PT" w:bidi="pt_PT"/>
+        </w:rPr>
+      </w:r>
+      <w:r>
+        <w:rPr>
+          <w:lang w:val="pt_PT" w:bidi="pt_PT"/>
+        </w:rPr>
+        <w:t>O termo “vergonha” refere-se ao sentimento doloroso de ser desonrado ou humilhado que uma pessoa sente quando faz algo que os outros consideram desonroso ou impróprio.</w:t>
+      </w:r>
+    </w:p>
+    <w:p>
+      <w:pPr>
+        <w:pStyle w:val="ListBullet"/>
+        <w:spacing w:line="240" w:lineRule="auto"/>
+        <w:ind w:left="720"/>
+      </w:pPr>
+      <w:r>
+        <w:rPr>
+          <w:lang w:val="pt_PT" w:bidi="pt_PT"/>
+        </w:rPr>
+      </w:r>
+      <w:r>
+        <w:rPr>
+          <w:lang w:val="pt_PT" w:bidi="pt_PT"/>
+        </w:rPr>
+        <w:t>Algo que é “vergonhoso” é “impróprio” ou “desonroso”.</w:t>
+      </w:r>
+    </w:p>
+    <w:p>
+      <w:pPr>
+        <w:pStyle w:val="ListBullet"/>
+        <w:spacing w:line="240" w:lineRule="auto"/>
+        <w:ind w:left="720"/>
+      </w:pPr>
+      <w:r>
+        <w:rPr>
+          <w:lang w:val="pt_PT" w:bidi="pt_PT"/>
+        </w:rPr>
+      </w:r>
+      <w:r>
+        <w:rPr>
+          <w:lang w:val="pt_PT" w:bidi="pt_PT"/>
+        </w:rPr>
+        <w:t>O termo “envergonhado” descreve como uma pessoa se sente quando fez algo impróprio ou desonroso.</w:t>
+      </w:r>
+    </w:p>
+    <w:p>
+      <w:pPr>
+        <w:pStyle w:val="ListBullet"/>
+        <w:spacing w:line="240" w:lineRule="auto"/>
+        <w:ind w:left="720"/>
+      </w:pPr>
+      <w:r>
+        <w:rPr>
+          <w:lang w:val="pt_PT" w:bidi="pt_PT"/>
+        </w:rPr>
+      </w:r>
+      <w:r>
+        <w:rPr>
+          <w:lang w:val="pt_PT" w:bidi="pt_PT"/>
+        </w:rPr>
+        <w:t>O termo “humilhar” significa fazer alguém sentir-se envergonhado ou desonrado, geralmente publicamente. O ato de envergonhar alguém é chamado de “humilhação”.</w:t>
+      </w:r>
+    </w:p>
+    <w:p>
+      <w:pPr>
+        <w:pStyle w:val="ListBullet"/>
+        <w:spacing w:line="240" w:lineRule="auto"/>
+        <w:ind w:left="720"/>
+      </w:pPr>
+      <w:r>
+        <w:rPr>
+          <w:lang w:val="pt_PT" w:bidi="pt_PT"/>
+        </w:rPr>
+      </w:r>
+      <w:r>
+        <w:rPr>
+          <w:lang w:val="pt_PT" w:bidi="pt_PT"/>
+        </w:rPr>
+        <w:t>“Reprovar” alguém significa criticar ou desaprovar o caráter ou comportamento dessa pessoa.</w:t>
+      </w:r>
+    </w:p>
+    <w:p>
+      <w:pPr>
+        <w:pStyle w:val="ListBullet"/>
+        <w:spacing w:line="240" w:lineRule="auto"/>
+        <w:ind w:left="720"/>
+      </w:pPr>
+      <w:r>
+        <w:rPr>
+          <w:lang w:val="pt_PT" w:bidi="pt_PT"/>
+        </w:rPr>
+      </w:r>
+      <w:r>
+        <w:rPr>
+          <w:lang w:val="pt_PT" w:bidi="pt_PT"/>
+        </w:rPr>
+        <w:t>A frase “envergonhar” significa derrotar pessoas ou expor suas ações para que se sintam envergonhadas de si mesmas. O profeta Isaías disse que aqueles que fazem e adoram ídolos serão envergonhados.</w:t>
+      </w:r>
+    </w:p>
+    <w:p>
+      <w:pPr>
+        <w:pStyle w:val="ListBullet"/>
+        <w:spacing w:line="240" w:lineRule="auto"/>
+        <w:ind w:left="720"/>
+      </w:pPr>
+      <w:r>
+        <w:rPr>
+          <w:lang w:val="pt_PT" w:bidi="pt_PT"/>
+        </w:rPr>
+      </w:r>
+      <w:r>
+        <w:rPr>
+          <w:lang w:val="pt_PT" w:bidi="pt_PT"/>
+        </w:rPr>
+        <w:t>O termo “vergonhoso” pode ser usado para descrever um ato pecaminoso ou a pessoa que o cometeu. Quando uma pessoa faz algo pecaminoso, isso pode causar-lhe um estado de desgraça ou desonra.</w:t>
+      </w:r>
+    </w:p>
+    <w:p>
+      <w:pPr>
+        <w:pStyle w:val="ListBullet"/>
+        <w:spacing w:line="240" w:lineRule="auto"/>
+        <w:ind w:left="720"/>
+      </w:pPr>
+      <w:r>
+        <w:rPr>
+          <w:lang w:val="pt_PT" w:bidi="pt_PT"/>
+        </w:rPr>
+      </w:r>
+      <w:r>
+        <w:rPr>
+          <w:lang w:val="pt_PT" w:bidi="pt_PT"/>
+        </w:rPr>
+        <w:t>Às vezes, uma pessoa que está fazendo coisas boas é tratada de uma maneira que lhe causa desonra ou vergonha. Por exemplo, quando Jesus foi morto na cruz, essa foi uma maneira vergonhosa de morrer. Jesus não fez nada de errado para merecer essa desgraça.</w:t>
+      </w:r>
+    </w:p>
+    <w:p>
+      <w:pPr>
+        <w:pStyle w:val="ListBullet"/>
+        <w:spacing w:line="240" w:lineRule="auto"/>
+        <w:ind w:left="720"/>
+      </w:pPr>
+      <w:r>
+        <w:rPr>
+          <w:lang w:val="pt_PT" w:bidi="pt_PT"/>
+        </w:rPr>
+      </w:r>
+      <w:r>
+        <w:rPr>
+          <w:lang w:val="pt_PT" w:bidi="pt_PT"/>
+        </w:rPr>
+        <w:t>Quando Deus humilha alguém, significa que Ele está fazendo uma pessoa orgulhosa experimentar o fracasso para ajudá-la a superar seu orgulho. Isso é diferente de humilhar alguém, que geralmente é feito para machucar essa pessoa.</w:t>
+      </w:r>
+    </w:p>
+    <w:p>
+      <w:pPr>
+        <w:pStyle w:val="ListBullet"/>
+        <w:spacing w:line="240" w:lineRule="auto"/>
+        <w:ind w:left="720"/>
+      </w:pPr>
+      <w:r>
+        <w:rPr>
+          <w:lang w:val="pt_PT" w:bidi="pt_PT"/>
+        </w:rPr>
+      </w:r>
+      <w:r>
+        <w:rPr>
+          <w:lang w:val="pt_PT" w:bidi="pt_PT"/>
+        </w:rPr>
+        <w:t>Dizer que uma pessoa está “acima de reprovação” ou “além de reprovação” ou “sem reprovação” significa que essa pessoa se comporta de uma maneira que honra a Deus e há pouco ou nada que poderia ser dito em crítica a ela.</w:t>
+      </w:r>
+    </w:p>
+    <w:p>
+      <w:pPr>
+        <w:pStyle w:val="Heading3"/>
+      </w:pPr>
+      <w:r>
+        <w:rPr>
+          <w:lang w:val="pt_PT" w:bidi="pt_PT"/>
+        </w:rPr>
+        <w:t>Sugestões de Tradução</w:t>
+      </w:r>
+    </w:p>
+    <w:p>
+      <w:pPr>
+        <w:pStyle w:val="ListBullet"/>
+        <w:spacing w:line="240" w:lineRule="auto"/>
+        <w:ind w:left="720"/>
+      </w:pPr>
+      <w:r>
+        <w:rPr>
+          <w:lang w:val="pt_PT" w:bidi="pt_PT"/>
+        </w:rPr>
+      </w:r>
+      <w:r>
+        <w:rPr>
+          <w:lang w:val="pt_PT" w:bidi="pt_PT"/>
+        </w:rPr>
+        <w:t>Maneiras de traduzir “desgraça” poderia incluir “vergonha” ou “desonra”.</w:t>
+      </w:r>
+    </w:p>
+    <w:p>
+      <w:pPr>
+        <w:pStyle w:val="ListBullet"/>
+        <w:spacing w:line="240" w:lineRule="auto"/>
+        <w:ind w:left="720"/>
+      </w:pPr>
+      <w:r>
+        <w:rPr>
+          <w:lang w:val="pt_PT" w:bidi="pt_PT"/>
+        </w:rPr>
+      </w:r>
+      <w:r>
+        <w:rPr>
+          <w:lang w:val="pt_PT" w:bidi="pt_PT"/>
+        </w:rPr>
+        <w:t>Maneiras de traduzir “desgraçado” poderia incluir “vergonhoso” ou “desonroso”.</w:t>
+      </w:r>
+    </w:p>
+    <w:p>
+      <w:pPr>
+        <w:pStyle w:val="ListBullet"/>
+        <w:spacing w:line="240" w:lineRule="auto"/>
+        <w:ind w:left="720"/>
+      </w:pPr>
+      <w:r>
+        <w:rPr>
+          <w:lang w:val="pt_PT" w:bidi="pt_PT"/>
+        </w:rPr>
+      </w:r>
+      <w:r>
+        <w:rPr>
+          <w:lang w:val="pt_PT" w:bidi="pt_PT"/>
+        </w:rPr>
+        <w:t>“Humilhar” também poderia ser traduzido como “envergonhar” ou “fazer sentir vergonha” ou “embaraçar”.</w:t>
+      </w:r>
+    </w:p>
+    <w:p>
+      <w:pPr>
+        <w:pStyle w:val="ListBullet"/>
+        <w:spacing w:line="240" w:lineRule="auto"/>
+        <w:ind w:left="720"/>
+      </w:pPr>
+      <w:r>
+        <w:rPr>
+          <w:lang w:val="pt_PT" w:bidi="pt_PT"/>
+        </w:rPr>
+      </w:r>
+      <w:r>
+        <w:rPr>
+          <w:lang w:val="pt_PT" w:bidi="pt_PT"/>
+        </w:rPr>
+        <w:t>Dependendo do contexto, maneiras de traduzir “humilhação” podem incluir “vergonha” ou “degradante” ou “desgraça”.</w:t>
+      </w:r>
+    </w:p>
+    <w:p>
+      <w:pPr>
+        <w:pStyle w:val="ListBullet"/>
+        <w:spacing w:line="240" w:lineRule="auto"/>
+        <w:ind w:left="720"/>
+      </w:pPr>
+      <w:r>
+        <w:rPr>
+          <w:lang w:val="pt_PT" w:bidi="pt_PT"/>
+        </w:rPr>
+      </w:r>
+      <w:r>
+        <w:rPr>
+          <w:lang w:val="pt_PT" w:bidi="pt_PT"/>
+        </w:rPr>
+        <w:t>A palavra “reprovação” também poderia ser traduzida como “acusação” ou “vergonha” ou “desgraça”.</w:t>
+      </w:r>
+    </w:p>
+    <w:p>
+      <w:pPr>
+        <w:pStyle w:val="ListBullet"/>
+        <w:spacing w:line="240" w:lineRule="auto"/>
+        <w:ind w:left="720"/>
+      </w:pPr>
+      <w:r>
+        <w:rPr>
+          <w:lang w:val="pt_PT" w:bidi="pt_PT"/>
+        </w:rPr>
+      </w:r>
+      <w:r>
+        <w:rPr>
+          <w:lang w:val="pt_PT" w:bidi="pt_PT"/>
+        </w:rPr>
+        <w:t>“Reprovar” também poderia ser traduzido como “repreender” ou “acusar” ou “criticar”, dependendo do contexto.</w:t>
+      </w:r>
+    </w:p>
+    <w:p>
+      <w:pPr/>
+      <w:r>
+        <w:rPr>
+          <w:lang w:val="pt_PT" w:bidi="pt_PT"/>
+        </w:rPr>
+      </w:r>
       <w:r>
         <w:rPr>
           <w:lang w:val="pt_PT" w:bidi="pt_PT"/>
@@ -1511,7 +2910,19 @@
         <w:rPr>
           <w:lang w:val="pt_PT" w:bidi="pt_PT"/>
         </w:rPr>
-        <w:t>cajado</w:t>
+        <w:t>desonra</w:t>
+      </w:r>
+      <w:r>
+        <w:rPr>
+          <w:lang w:val="pt_PT" w:bidi="pt_PT"/>
+        </w:rPr>
+        <w:t xml:space="preserve">, acusar, </w:t>
+      </w:r>
+      <w:r>
+        <w:rPr>
+          <w:lang w:val="pt_PT" w:bidi="pt_PT"/>
+        </w:rPr>
+        <w:t>repreender</w:t>
       </w:r>
       <w:r>
         <w:rPr>
@@ -1523,7 +2934,7 @@
         <w:rPr>
           <w:lang w:val="pt_PT" w:bidi="pt_PT"/>
         </w:rPr>
-        <w:t>ovelha</w:t>
+        <w:t>falso deus</w:t>
       </w:r>
       <w:r>
         <w:rPr>
@@ -1535,7 +2946,31 @@
         <w:rPr>
           <w:lang w:val="pt_PT" w:bidi="pt_PT"/>
         </w:rPr>
-        <w:t>pastor</w:t>
+        <w:t>humilde</w:t>
+      </w:r>
+      <w:r>
+        <w:rPr>
+          <w:lang w:val="pt_PT" w:bidi="pt_PT"/>
+        </w:rPr>
+        <w:t xml:space="preserve">, </w:t>
+      </w:r>
+      <w:r>
+        <w:rPr>
+          <w:lang w:val="pt_PT" w:bidi="pt_PT"/>
+        </w:rPr>
+        <w:t>Isaías</w:t>
+      </w:r>
+      <w:r>
+        <w:rPr>
+          <w:lang w:val="pt_PT" w:bidi="pt_PT"/>
+        </w:rPr>
+        <w:t xml:space="preserve">, </w:t>
+      </w:r>
+      <w:r>
+        <w:rPr>
+          <w:lang w:val="pt_PT" w:bidi="pt_PT"/>
+        </w:rPr>
+        <w:t>adorar</w:t>
       </w:r>
       <w:r>
         <w:rPr>
@@ -1570,79 +3005,367 @@
         <w:rPr>
           <w:lang w:val="pt_PT" w:bidi="pt_PT"/>
         </w:rPr>
-        <w:t>1 Coríntios 4.21</w:t>
-      </w:r>
-    </w:p>
-    <w:p>
-      <w:pPr>
-        <w:pStyle w:val="ListBullet"/>
-        <w:spacing w:line="240" w:lineRule="auto"/>
-        <w:ind w:left="720"/>
-      </w:pPr>
-      <w:r>
-        <w:rPr>
-          <w:lang w:val="pt_PT" w:bidi="pt_PT"/>
-        </w:rPr>
-      </w:r>
-      <w:r>
-        <w:rPr>
-          <w:lang w:val="pt_PT" w:bidi="pt_PT"/>
-        </w:rPr>
-        <w:t>1 Samuel 14.43–44</w:t>
-      </w:r>
-    </w:p>
-    <w:p>
-      <w:pPr>
-        <w:pStyle w:val="ListBullet"/>
-        <w:spacing w:line="240" w:lineRule="auto"/>
-        <w:ind w:left="720"/>
-      </w:pPr>
-      <w:r>
-        <w:rPr>
-          <w:lang w:val="pt_PT" w:bidi="pt_PT"/>
-        </w:rPr>
-      </w:r>
-      <w:r>
-        <w:rPr>
-          <w:lang w:val="pt_PT" w:bidi="pt_PT"/>
-        </w:rPr>
-        <w:t>Atos 16.23</w:t>
-      </w:r>
-    </w:p>
-    <w:p>
-      <w:pPr>
-        <w:pStyle w:val="ListBullet"/>
-        <w:spacing w:line="240" w:lineRule="auto"/>
-        <w:ind w:left="720"/>
-      </w:pPr>
-      <w:r>
-        <w:rPr>
-          <w:lang w:val="pt_PT" w:bidi="pt_PT"/>
-        </w:rPr>
-      </w:r>
-      <w:r>
-        <w:rPr>
-          <w:lang w:val="pt_PT" w:bidi="pt_PT"/>
-        </w:rPr>
-        <w:t>Êxodo 27.9–10</w:t>
-      </w:r>
-    </w:p>
-    <w:p>
-      <w:pPr>
-        <w:pStyle w:val="ListBullet"/>
-        <w:spacing w:line="240" w:lineRule="auto"/>
-        <w:ind w:left="720"/>
-      </w:pPr>
-      <w:r>
-        <w:rPr>
-          <w:lang w:val="pt_PT" w:bidi="pt_PT"/>
-        </w:rPr>
-      </w:r>
-      <w:r>
-        <w:rPr>
-          <w:lang w:val="pt_PT" w:bidi="pt_PT"/>
-        </w:rPr>
-        <w:t>Apocalipse 11.1</w:t>
+        <w:t>1 Pedro 3.15–17</w:t>
+      </w:r>
+    </w:p>
+    <w:p>
+      <w:pPr>
+        <w:pStyle w:val="ListBullet"/>
+        <w:spacing w:line="240" w:lineRule="auto"/>
+        <w:ind w:left="720"/>
+      </w:pPr>
+      <w:r>
+        <w:rPr>
+          <w:lang w:val="pt_PT" w:bidi="pt_PT"/>
+        </w:rPr>
+      </w:r>
+      <w:r>
+        <w:rPr>
+          <w:lang w:val="pt_PT" w:bidi="pt_PT"/>
+        </w:rPr>
+        <w:t>2 Reis 2.17</w:t>
+      </w:r>
+    </w:p>
+    <w:p>
+      <w:pPr>
+        <w:pStyle w:val="ListBullet"/>
+        <w:spacing w:line="240" w:lineRule="auto"/>
+        <w:ind w:left="720"/>
+      </w:pPr>
+      <w:r>
+        <w:rPr>
+          <w:lang w:val="pt_PT" w:bidi="pt_PT"/>
+        </w:rPr>
+      </w:r>
+      <w:r>
+        <w:rPr>
+          <w:lang w:val="pt_PT" w:bidi="pt_PT"/>
+        </w:rPr>
+        <w:t>2 Samuel 13.13</w:t>
+      </w:r>
+    </w:p>
+    <w:p>
+      <w:pPr>
+        <w:pStyle w:val="ListBullet"/>
+        <w:spacing w:line="240" w:lineRule="auto"/>
+        <w:ind w:left="720"/>
+      </w:pPr>
+      <w:r>
+        <w:rPr>
+          <w:lang w:val="pt_PT" w:bidi="pt_PT"/>
+        </w:rPr>
+      </w:r>
+      <w:r>
+        <w:rPr>
+          <w:lang w:val="pt_PT" w:bidi="pt_PT"/>
+        </w:rPr>
+        <w:t>Lucas 20.11</w:t>
+      </w:r>
+    </w:p>
+    <w:p>
+      <w:pPr>
+        <w:pStyle w:val="ListBullet"/>
+        <w:spacing w:line="240" w:lineRule="auto"/>
+        <w:ind w:left="720"/>
+      </w:pPr>
+      <w:r>
+        <w:rPr>
+          <w:lang w:val="pt_PT" w:bidi="pt_PT"/>
+        </w:rPr>
+      </w:r>
+      <w:r>
+        <w:rPr>
+          <w:lang w:val="pt_PT" w:bidi="pt_PT"/>
+        </w:rPr>
+        <w:t>Marcos 8.38</w:t>
+      </w:r>
+    </w:p>
+    <w:p>
+      <w:pPr>
+        <w:pStyle w:val="ListBullet"/>
+        <w:spacing w:line="240" w:lineRule="auto"/>
+        <w:ind w:left="720"/>
+      </w:pPr>
+      <w:r>
+        <w:rPr>
+          <w:lang w:val="pt_PT" w:bidi="pt_PT"/>
+        </w:rPr>
+      </w:r>
+      <w:r>
+        <w:rPr>
+          <w:lang w:val="pt_PT" w:bidi="pt_PT"/>
+        </w:rPr>
+        <w:t>Marcos 12.4–5</w:t>
+      </w:r>
+    </w:p>
+    <w:p>
+      <w:pPr>
+        <w:pStyle w:val="ListBullet"/>
+        <w:spacing w:line="240" w:lineRule="auto"/>
+        <w:ind w:left="720"/>
+      </w:pPr>
+      <w:r>
+        <w:rPr>
+          <w:lang w:val="pt_PT" w:bidi="pt_PT"/>
+        </w:rPr>
+      </w:r>
+      <w:r>
+        <w:rPr>
+          <w:lang w:val="pt_PT" w:bidi="pt_PT"/>
+        </w:rPr>
+        <w:t>1 Timóteo 3.7</w:t>
+      </w:r>
+    </w:p>
+    <w:p>
+      <w:pPr>
+        <w:pStyle w:val="ListBullet"/>
+        <w:spacing w:line="240" w:lineRule="auto"/>
+        <w:ind w:left="720"/>
+      </w:pPr>
+      <w:r>
+        <w:rPr>
+          <w:lang w:val="pt_PT" w:bidi="pt_PT"/>
+        </w:rPr>
+      </w:r>
+      <w:r>
+        <w:rPr>
+          <w:lang w:val="pt_PT" w:bidi="pt_PT"/>
+        </w:rPr>
+        <w:t>Gênesis 34.7</w:t>
+      </w:r>
+    </w:p>
+    <w:p>
+      <w:pPr>
+        <w:pStyle w:val="ListBullet"/>
+        <w:spacing w:line="240" w:lineRule="auto"/>
+        <w:ind w:left="720"/>
+      </w:pPr>
+      <w:r>
+        <w:rPr>
+          <w:lang w:val="pt_PT" w:bidi="pt_PT"/>
+        </w:rPr>
+      </w:r>
+      <w:r>
+        <w:rPr>
+          <w:lang w:val="pt_PT" w:bidi="pt_PT"/>
+        </w:rPr>
+        <w:t>Hebreus 11.26</w:t>
+      </w:r>
+    </w:p>
+    <w:p>
+      <w:pPr>
+        <w:pStyle w:val="ListBullet"/>
+        <w:spacing w:line="240" w:lineRule="auto"/>
+        <w:ind w:left="720"/>
+      </w:pPr>
+      <w:r>
+        <w:rPr>
+          <w:lang w:val="pt_PT" w:bidi="pt_PT"/>
+        </w:rPr>
+      </w:r>
+      <w:r>
+        <w:rPr>
+          <w:lang w:val="pt_PT" w:bidi="pt_PT"/>
+        </w:rPr>
+        <w:t>Lamentações 2.1–2</w:t>
+      </w:r>
+    </w:p>
+    <w:p>
+      <w:pPr>
+        <w:pStyle w:val="ListBullet"/>
+        <w:spacing w:line="240" w:lineRule="auto"/>
+        <w:ind w:left="720"/>
+      </w:pPr>
+      <w:r>
+        <w:rPr>
+          <w:lang w:val="pt_PT" w:bidi="pt_PT"/>
+        </w:rPr>
+      </w:r>
+      <w:r>
+        <w:rPr>
+          <w:lang w:val="pt_PT" w:bidi="pt_PT"/>
+        </w:rPr>
+        <w:t>Salmos 22.6</w:t>
+      </w:r>
+    </w:p>
+    <w:p>
+      <w:pPr>
+        <w:pStyle w:val="ListBullet"/>
+        <w:spacing w:line="240" w:lineRule="auto"/>
+        <w:ind w:left="720"/>
+      </w:pPr>
+      <w:r>
+        <w:rPr>
+          <w:lang w:val="pt_PT" w:bidi="pt_PT"/>
+        </w:rPr>
+      </w:r>
+      <w:r>
+        <w:rPr>
+          <w:lang w:val="pt_PT" w:bidi="pt_PT"/>
+        </w:rPr>
+        <w:t>Deuteronômio 21.14</w:t>
+      </w:r>
+    </w:p>
+    <w:p>
+      <w:pPr>
+        <w:pStyle w:val="ListBullet"/>
+        <w:spacing w:line="240" w:lineRule="auto"/>
+        <w:ind w:left="720"/>
+      </w:pPr>
+      <w:r>
+        <w:rPr>
+          <w:lang w:val="pt_PT" w:bidi="pt_PT"/>
+        </w:rPr>
+      </w:r>
+      <w:r>
+        <w:rPr>
+          <w:lang w:val="pt_PT" w:bidi="pt_PT"/>
+        </w:rPr>
+        <w:t>Esdras 9.5</w:t>
+      </w:r>
+    </w:p>
+    <w:p>
+      <w:pPr>
+        <w:pStyle w:val="ListBullet"/>
+        <w:spacing w:line="240" w:lineRule="auto"/>
+        <w:ind w:left="720"/>
+      </w:pPr>
+      <w:r>
+        <w:rPr>
+          <w:lang w:val="pt_PT" w:bidi="pt_PT"/>
+        </w:rPr>
+      </w:r>
+      <w:r>
+        <w:rPr>
+          <w:lang w:val="pt_PT" w:bidi="pt_PT"/>
+        </w:rPr>
+        <w:t>Provérbios 25.7–8</w:t>
+      </w:r>
+    </w:p>
+    <w:p>
+      <w:pPr>
+        <w:pStyle w:val="ListBullet"/>
+        <w:spacing w:line="240" w:lineRule="auto"/>
+        <w:ind w:left="720"/>
+      </w:pPr>
+      <w:r>
+        <w:rPr>
+          <w:lang w:val="pt_PT" w:bidi="pt_PT"/>
+        </w:rPr>
+      </w:r>
+      <w:r>
+        <w:rPr>
+          <w:lang w:val="pt_PT" w:bidi="pt_PT"/>
+        </w:rPr>
+        <w:t>Salmos 6.8–10</w:t>
+      </w:r>
+    </w:p>
+    <w:p>
+      <w:pPr>
+        <w:pStyle w:val="ListBullet"/>
+        <w:spacing w:line="240" w:lineRule="auto"/>
+        <w:ind w:left="720"/>
+      </w:pPr>
+      <w:r>
+        <w:rPr>
+          <w:lang w:val="pt_PT" w:bidi="pt_PT"/>
+        </w:rPr>
+      </w:r>
+      <w:r>
+        <w:rPr>
+          <w:lang w:val="pt_PT" w:bidi="pt_PT"/>
+        </w:rPr>
+        <w:t>Salmos 123.3</w:t>
+      </w:r>
+    </w:p>
+    <w:p>
+      <w:pPr>
+        <w:pStyle w:val="ListBullet"/>
+        <w:spacing w:line="240" w:lineRule="auto"/>
+        <w:ind w:left="720"/>
+      </w:pPr>
+      <w:r>
+        <w:rPr>
+          <w:lang w:val="pt_PT" w:bidi="pt_PT"/>
+        </w:rPr>
+      </w:r>
+      <w:r>
+        <w:rPr>
+          <w:lang w:val="pt_PT" w:bidi="pt_PT"/>
+        </w:rPr>
+        <w:t>1 Timóteo 5.7–8</w:t>
+      </w:r>
+    </w:p>
+    <w:p>
+      <w:pPr>
+        <w:pStyle w:val="ListBullet"/>
+        <w:spacing w:line="240" w:lineRule="auto"/>
+        <w:ind w:left="720"/>
+      </w:pPr>
+      <w:r>
+        <w:rPr>
+          <w:lang w:val="pt_PT" w:bidi="pt_PT"/>
+        </w:rPr>
+      </w:r>
+      <w:r>
+        <w:rPr>
+          <w:lang w:val="pt_PT" w:bidi="pt_PT"/>
+        </w:rPr>
+        <w:t>1 Timóteo 6.13–14</w:t>
+      </w:r>
+    </w:p>
+    <w:p>
+      <w:pPr>
+        <w:pStyle w:val="ListBullet"/>
+        <w:spacing w:line="240" w:lineRule="auto"/>
+        <w:ind w:left="720"/>
+      </w:pPr>
+      <w:r>
+        <w:rPr>
+          <w:lang w:val="pt_PT" w:bidi="pt_PT"/>
+        </w:rPr>
+      </w:r>
+      <w:r>
+        <w:rPr>
+          <w:lang w:val="pt_PT" w:bidi="pt_PT"/>
+        </w:rPr>
+        <w:t>Jeremias 15.15–16</w:t>
+      </w:r>
+    </w:p>
+    <w:p>
+      <w:pPr>
+        <w:pStyle w:val="ListBullet"/>
+        <w:spacing w:line="240" w:lineRule="auto"/>
+        <w:ind w:left="720"/>
+      </w:pPr>
+      <w:r>
+        <w:rPr>
+          <w:lang w:val="pt_PT" w:bidi="pt_PT"/>
+        </w:rPr>
+      </w:r>
+      <w:r>
+        <w:rPr>
+          <w:lang w:val="pt_PT" w:bidi="pt_PT"/>
+        </w:rPr>
+        <w:t>Jó 16.9–10</w:t>
+      </w:r>
+    </w:p>
+    <w:p>
+      <w:pPr>
+        <w:pStyle w:val="ListBullet"/>
+        <w:spacing w:line="240" w:lineRule="auto"/>
+        <w:ind w:left="720"/>
+      </w:pPr>
+      <w:r>
+        <w:rPr>
+          <w:lang w:val="pt_PT" w:bidi="pt_PT"/>
+        </w:rPr>
+      </w:r>
+      <w:r>
+        <w:rPr>
+          <w:lang w:val="pt_PT" w:bidi="pt_PT"/>
+        </w:rPr>
+        <w:t>Provérbios 18.3</w:t>
       </w:r>
     </w:p>
     <w:p>
@@ -1671,7 +3394,7 @@
         <w:rPr>
           <w:lang w:val="pt_PT" w:bidi="pt_PT"/>
         </w:rPr>
-        <w:t>Strong’s: H2415, H4294, H4731, H7626, G25630, G44630, G44640</w:t>
+        <w:t>Strong’s: H0937, H0954, H0955, H1317, H1322, H1421, H1442, H1984, H2490, H2616, H2617, H2659, H2778, H2781, H2865, H3001, H3637, H3639, H3640, H3971, H5007, H5034, H5039, H6030, H6031, H6172, H6256, H7022, H7034, H7036, H7043, H7511, H7817, H8103, H8213, H8216, H8217, H8589, G01520, G01530, G04100, G04220, G04230, G08080, G08180, G08190, G08210, G17880, G17910, G18700, G26170, G30590, G36790, G36800, G36810, G38560, G50140, G51950, G51960, G54840</w:t>
       </w:r>
       <w:r>
         <w:rPr>
@@ -1700,7 +3423,7 @@
         <w:rPr>
           <w:lang w:val="pt_PT" w:bidi="pt_PT"/>
         </w:rPr>
-        <w:t>Varrer</w:t>
+        <w:t>Véu</w:t>
       </w:r>
       <w:r>
         <w:rPr>
@@ -1716,7 +3439,7 @@
         <w:rPr>
           <w:lang w:val="pt_PT" w:bidi="pt_PT"/>
         </w:rPr>
-        <w:t>Fatos:</w:t>
+        <w:t>Definição:</w:t>
       </w:r>
     </w:p>
     <w:p>
@@ -1730,79 +3453,144 @@
         <w:rPr>
           <w:lang w:val="pt_PT" w:bidi="pt_PT"/>
         </w:rPr>
-        <w:t>“Varrer” geralmente significa remover sujeira fazendo movimentos contínuos e rápidos com uma vassoura ou escova. “Varreu” é o passado de “varrer”. Essas palavras também são usadas figurativamente.</w:t>
-      </w:r>
-    </w:p>
-    <w:p>
-      <w:pPr>
-        <w:pStyle w:val="ListBullet"/>
-        <w:spacing w:line="240" w:lineRule="auto"/>
-        <w:ind w:left="720"/>
-      </w:pPr>
-      <w:r>
-        <w:rPr>
-          <w:lang w:val="pt_PT" w:bidi="pt_PT"/>
-        </w:rPr>
-      </w:r>
-      <w:r>
-        <w:rPr>
-          <w:lang w:val="pt_PT" w:bidi="pt_PT"/>
-        </w:rPr>
-        <w:t>O termo “varrer” é usado figurativamente para descrever como um exército ataca de maneira rápida, decisiva e de grande alcance.</w:t>
-      </w:r>
-    </w:p>
-    <w:p>
-      <w:pPr>
-        <w:pStyle w:val="ListBullet"/>
-        <w:spacing w:line="240" w:lineRule="auto"/>
-        <w:ind w:left="720"/>
-      </w:pPr>
-      <w:r>
-        <w:rPr>
-          <w:lang w:val="pt_PT" w:bidi="pt_PT"/>
-        </w:rPr>
-      </w:r>
-      <w:r>
-        <w:rPr>
-          <w:lang w:val="pt_PT" w:bidi="pt_PT"/>
-        </w:rPr>
-        <w:t>Por exemplo, Isaías profetizou que os assírios “varreriam” o Reino de Judá. Isso significa que eles destruiriam Judá e capturariam seu povo.</w:t>
-      </w:r>
-    </w:p>
-    <w:p>
-      <w:pPr>
-        <w:pStyle w:val="ListBullet"/>
-        <w:spacing w:line="240" w:lineRule="auto"/>
-        <w:ind w:left="720"/>
-      </w:pPr>
-      <w:r>
-        <w:rPr>
-          <w:lang w:val="pt_PT" w:bidi="pt_PT"/>
-        </w:rPr>
-      </w:r>
-      <w:r>
-        <w:rPr>
-          <w:lang w:val="pt_PT" w:bidi="pt_PT"/>
-        </w:rPr>
-        <w:t>O termo “arrastar” também pode ser usado para descrever a maneira como a água que flui rapidamente empurra coisas e as força para longe.</w:t>
-      </w:r>
-    </w:p>
-    <w:p>
-      <w:pPr>
-        <w:pStyle w:val="ListBullet"/>
-        <w:spacing w:line="240" w:lineRule="auto"/>
-        <w:ind w:left="720"/>
-      </w:pPr>
-      <w:r>
-        <w:rPr>
-          <w:lang w:val="pt_PT" w:bidi="pt_PT"/>
-        </w:rPr>
-      </w:r>
-      <w:r>
-        <w:rPr>
-          <w:lang w:val="pt_PT" w:bidi="pt_PT"/>
-        </w:rPr>
-        <w:t>Quando coisas avassaladoras e difíceis estão acontecendo com uma pessoa, pode-se dizer que elas estão “varrendo” ela, no sentido de estar transtornando, ou bagunçando sua vida trazendo muita tristeza ou angústia.</w:t>
+        <w:t>O termo “véu” geralmente se refere a um pedaço fino de tecido que é usado para cobrir total ou parcialmente a cabeça ou o rosto.</w:t>
+      </w:r>
+    </w:p>
+    <w:p>
+      <w:pPr>
+        <w:pStyle w:val="ListBullet"/>
+        <w:spacing w:line="240" w:lineRule="auto"/>
+        <w:ind w:left="720"/>
+      </w:pPr>
+      <w:r>
+        <w:rPr>
+          <w:lang w:val="pt_PT" w:bidi="pt_PT"/>
+        </w:rPr>
+      </w:r>
+      <w:r>
+        <w:rPr>
+          <w:lang w:val="pt_PT" w:bidi="pt_PT"/>
+        </w:rPr>
+        <w:t>Moisés cobriu seu rosto com um véu depois de estar na presença de Javé, para que o brilho de seu rosto ficasse oculto das pessoas.</w:t>
+      </w:r>
+    </w:p>
+    <w:p>
+      <w:pPr>
+        <w:pStyle w:val="ListBullet"/>
+        <w:spacing w:line="240" w:lineRule="auto"/>
+        <w:ind w:left="720"/>
+      </w:pPr>
+      <w:r>
+        <w:rPr>
+          <w:lang w:val="pt_PT" w:bidi="pt_PT"/>
+        </w:rPr>
+      </w:r>
+      <w:r>
+        <w:rPr>
+          <w:lang w:val="pt_PT" w:bidi="pt_PT"/>
+        </w:rPr>
+        <w:t>Na Bíblia, as mulheres usavam um véu para cobrir a cabeça, e muitas vezes o rosto também, quando estavam em público ou na presença de homens.</w:t>
+      </w:r>
+    </w:p>
+    <w:p>
+      <w:pPr>
+        <w:pStyle w:val="ListBullet"/>
+        <w:spacing w:line="240" w:lineRule="auto"/>
+        <w:ind w:left="720"/>
+      </w:pPr>
+      <w:r>
+        <w:rPr>
+          <w:lang w:val="pt_PT" w:bidi="pt_PT"/>
+        </w:rPr>
+      </w:r>
+      <w:r>
+        <w:rPr>
+          <w:lang w:val="pt_PT" w:bidi="pt_PT"/>
+        </w:rPr>
+        <w:t>Os véus que as mulheres na Bíblia usavam sobre o rosto podem ter sido feitos de material fino e transparente e podem ter coberto apenas parte do rosto para que os olhos das mulheres não ficassem cobertos.</w:t>
+      </w:r>
+    </w:p>
+    <w:p>
+      <w:pPr>
+        <w:pStyle w:val="ListBullet"/>
+        <w:spacing w:line="240" w:lineRule="auto"/>
+        <w:ind w:left="720"/>
+      </w:pPr>
+      <w:r>
+        <w:rPr>
+          <w:lang w:val="pt_PT" w:bidi="pt_PT"/>
+        </w:rPr>
+      </w:r>
+      <w:r>
+        <w:rPr>
+          <w:lang w:val="pt_PT" w:bidi="pt_PT"/>
+        </w:rPr>
+        <w:t>O verbo “velar” significa cobrir algo com um véu.</w:t>
+      </w:r>
+    </w:p>
+    <w:p>
+      <w:pPr>
+        <w:pStyle w:val="ListBullet"/>
+        <w:spacing w:line="240" w:lineRule="auto"/>
+        <w:ind w:left="720"/>
+      </w:pPr>
+      <w:r>
+        <w:rPr>
+          <w:lang w:val="pt_PT" w:bidi="pt_PT"/>
+        </w:rPr>
+      </w:r>
+      <w:r>
+        <w:rPr>
+          <w:lang w:val="pt_PT" w:bidi="pt_PT"/>
+        </w:rPr>
+        <w:t>Em algumas versões em inglês, a palavra “véu” é usada para se referir à cortina grossa que cobria a entrada do lugar mais sagrado. Mas “cortina” é um termo melhor nesse contexto, pois se refere a um pedaço de tecido pesado e grosso.</w:t>
+      </w:r>
+    </w:p>
+    <w:p>
+      <w:pPr>
+        <w:pStyle w:val="Heading3"/>
+      </w:pPr>
+      <w:r>
+        <w:rPr>
+          <w:lang w:val="pt_PT" w:bidi="pt_PT"/>
+        </w:rPr>
+        <w:t>Sugestões de Tradução</w:t>
+      </w:r>
+    </w:p>
+    <w:p>
+      <w:pPr>
+        <w:pStyle w:val="ListBullet"/>
+        <w:spacing w:line="240" w:lineRule="auto"/>
+        <w:ind w:left="720"/>
+      </w:pPr>
+      <w:r>
+        <w:rPr>
+          <w:lang w:val="pt_PT" w:bidi="pt_PT"/>
+        </w:rPr>
+      </w:r>
+      <w:r>
+        <w:rPr>
+          <w:lang w:val="pt_PT" w:bidi="pt_PT"/>
+        </w:rPr>
+        <w:t>O termo “véu” também poderia ser traduzido como “cobertura fina de tecido”, “cobertura de tecido” ou “cobertura para a cabeça”.</w:t>
+      </w:r>
+    </w:p>
+    <w:p>
+      <w:pPr>
+        <w:pStyle w:val="ListBullet"/>
+        <w:spacing w:line="240" w:lineRule="auto"/>
+        <w:ind w:left="720"/>
+      </w:pPr>
+      <w:r>
+        <w:rPr>
+          <w:lang w:val="pt_PT" w:bidi="pt_PT"/>
+        </w:rPr>
+      </w:r>
+      <w:r>
+        <w:rPr>
+          <w:lang w:val="pt_PT" w:bidi="pt_PT"/>
+        </w:rPr>
+        <w:t>Em algumas culturas, pode já haver um termo para um véu para mulheres. Pode ser necessário encontrar uma palavra diferente quando usada para Moisés.</w:t>
       </w:r>
     </w:p>
     <w:p>
@@ -1822,7 +3610,276 @@
         <w:rPr>
           <w:lang w:val="pt_PT" w:bidi="pt_PT"/>
         </w:rPr>
-        <w:t>Assíria</w:t>
+        <w:t>Moisés</w:t>
+      </w:r>
+      <w:r>
+        <w:rPr>
+          <w:lang w:val="pt_PT" w:bidi="pt_PT"/>
+        </w:rPr>
+        <w:t>)</w:t>
+      </w:r>
+    </w:p>
+    <w:p>
+      <w:pPr>
+        <w:pStyle w:val="Heading3"/>
+      </w:pPr>
+      <w:r>
+        <w:rPr>
+          <w:lang w:val="pt_PT" w:bidi="pt_PT"/>
+        </w:rPr>
+        <w:t>Referências Bíblicas:</w:t>
+      </w:r>
+    </w:p>
+    <w:p>
+      <w:pPr>
+        <w:pStyle w:val="ListBullet"/>
+        <w:spacing w:line="240" w:lineRule="auto"/>
+        <w:ind w:left="720"/>
+      </w:pPr>
+      <w:r>
+        <w:rPr>
+          <w:lang w:val="pt_PT" w:bidi="pt_PT"/>
+        </w:rPr>
+      </w:r>
+      <w:r>
+        <w:rPr>
+          <w:lang w:val="pt_PT" w:bidi="pt_PT"/>
+        </w:rPr>
+        <w:t>2 Coríntios 3.12–13</w:t>
+      </w:r>
+    </w:p>
+    <w:p>
+      <w:pPr>
+        <w:pStyle w:val="ListBullet"/>
+        <w:spacing w:line="240" w:lineRule="auto"/>
+        <w:ind w:left="720"/>
+      </w:pPr>
+      <w:r>
+        <w:rPr>
+          <w:lang w:val="pt_PT" w:bidi="pt_PT"/>
+        </w:rPr>
+      </w:r>
+      <w:r>
+        <w:rPr>
+          <w:lang w:val="pt_PT" w:bidi="pt_PT"/>
+        </w:rPr>
+        <w:t>2 Coríntios 3.16</w:t>
+      </w:r>
+    </w:p>
+    <w:p>
+      <w:pPr>
+        <w:pStyle w:val="ListBullet"/>
+        <w:spacing w:line="240" w:lineRule="auto"/>
+        <w:ind w:left="720"/>
+      </w:pPr>
+      <w:r>
+        <w:rPr>
+          <w:lang w:val="pt_PT" w:bidi="pt_PT"/>
+        </w:rPr>
+      </w:r>
+      <w:r>
+        <w:rPr>
+          <w:lang w:val="pt_PT" w:bidi="pt_PT"/>
+        </w:rPr>
+        <w:t>Ezequiel 13.18</w:t>
+      </w:r>
+    </w:p>
+    <w:p>
+      <w:pPr>
+        <w:pStyle w:val="ListBullet"/>
+        <w:spacing w:line="240" w:lineRule="auto"/>
+        <w:ind w:left="720"/>
+      </w:pPr>
+      <w:r>
+        <w:rPr>
+          <w:lang w:val="pt_PT" w:bidi="pt_PT"/>
+        </w:rPr>
+      </w:r>
+      <w:r>
+        <w:rPr>
+          <w:lang w:val="pt_PT" w:bidi="pt_PT"/>
+        </w:rPr>
+        <w:t>Isaías 47.1–2</w:t>
+      </w:r>
+    </w:p>
+    <w:p>
+      <w:pPr>
+        <w:pStyle w:val="ListBullet"/>
+        <w:spacing w:line="240" w:lineRule="auto"/>
+        <w:ind w:left="720"/>
+      </w:pPr>
+      <w:r>
+        <w:rPr>
+          <w:lang w:val="pt_PT" w:bidi="pt_PT"/>
+        </w:rPr>
+      </w:r>
+      <w:r>
+        <w:rPr>
+          <w:lang w:val="pt_PT" w:bidi="pt_PT"/>
+        </w:rPr>
+        <w:t>Cântico dos Cânticos 4.3</w:t>
+      </w:r>
+    </w:p>
+    <w:p>
+      <w:pPr>
+        <w:pStyle w:val="Heading3"/>
+      </w:pPr>
+      <w:r>
+        <w:rPr>
+          <w:lang w:val="pt_PT" w:bidi="pt_PT"/>
+        </w:rPr>
+        <w:t>Dados da Palavra:</w:t>
+      </w:r>
+    </w:p>
+    <w:p>
+      <w:pPr>
+        <w:pStyle w:val="ListBullet"/>
+        <w:spacing w:line="240" w:lineRule="auto"/>
+        <w:ind w:left="720"/>
+      </w:pPr>
+      <w:r>
+        <w:rPr>
+          <w:lang w:val="pt_PT" w:bidi="pt_PT"/>
+        </w:rPr>
+      </w:r>
+      <w:r>
+        <w:rPr>
+          <w:lang w:val="pt_PT" w:bidi="pt_PT"/>
+        </w:rPr>
+        <w:t>Strong’s: H4304, H4533, H4555, H6777, H6809, H7196, H7479, G03430, G25710, G25720</w:t>
+      </w:r>
+      <w:r>
+        <w:rPr>
+          <w:lang w:val="pt_PT" w:bidi="pt_PT"/>
+        </w:rPr>
+      </w:r>
+      <w:r>
+        <w:rPr>
+          <w:lang w:val="pt_PT" w:bidi="pt_PT"/>
+        </w:rPr>
+      </w:r>
+    </w:p>
+    <w:p>
+      <w:pPr/>
+      <w:r>
+        <w:rPr>
+          <w:lang w:val="pt_PT" w:bidi="pt_PT"/>
+        </w:rPr>
+      </w:r>
+    </w:p>
+    <w:p>
+      <w:pPr>
+        <w:pStyle w:val="Heading2"/>
+      </w:pPr>
+      <w:r>
+        <w:rPr>
+          <w:lang w:val="pt_PT" w:bidi="pt_PT"/>
+        </w:rPr>
+        <w:t>Videira</w:t>
+      </w:r>
+      <w:r>
+        <w:rPr>
+          <w:lang w:val="pt_PT" w:bidi="pt_PT"/>
+        </w:rPr>
+      </w:r>
+    </w:p>
+    <w:p>
+      <w:pPr>
+        <w:pStyle w:val="Heading3"/>
+      </w:pPr>
+      <w:r>
+        <w:rPr>
+          <w:lang w:val="pt_PT" w:bidi="pt_PT"/>
+        </w:rPr>
+        <w:t>Definição:</w:t>
+      </w:r>
+    </w:p>
+    <w:p>
+      <w:pPr/>
+      <w:r>
+        <w:rPr>
+          <w:lang w:val="pt_PT" w:bidi="pt_PT"/>
+        </w:rPr>
+      </w:r>
+      <w:r>
+        <w:rPr>
+          <w:lang w:val="pt_PT" w:bidi="pt_PT"/>
+        </w:rPr>
+        <w:t xml:space="preserve">O termo “videira” refere-se a uma planta que cresce rastejando pelo chão ou subindo em árvores e outras estruturas. A palavra “videira” na Bíblia é usada apenas para videiras com uvas frutíferas. </w:t>
+      </w:r>
+    </w:p>
+    <w:p>
+      <w:pPr>
+        <w:pStyle w:val="ListBullet"/>
+        <w:spacing w:line="240" w:lineRule="auto"/>
+        <w:ind w:left="720"/>
+      </w:pPr>
+      <w:r>
+        <w:rPr>
+          <w:lang w:val="pt_PT" w:bidi="pt_PT"/>
+        </w:rPr>
+      </w:r>
+      <w:r>
+        <w:rPr>
+          <w:lang w:val="pt_PT" w:bidi="pt_PT"/>
+        </w:rPr>
+        <w:t>Na Bíblia, a palavra “videira” quase sempre significa “videira de uva”.</w:t>
+      </w:r>
+    </w:p>
+    <w:p>
+      <w:pPr>
+        <w:pStyle w:val="ListBullet"/>
+        <w:spacing w:line="240" w:lineRule="auto"/>
+        <w:ind w:left="720"/>
+      </w:pPr>
+      <w:r>
+        <w:rPr>
+          <w:lang w:val="pt_PT" w:bidi="pt_PT"/>
+        </w:rPr>
+      </w:r>
+      <w:r>
+        <w:rPr>
+          <w:lang w:val="pt_PT" w:bidi="pt_PT"/>
+        </w:rPr>
+        <w:t>Os ramos da videira de uva estão ligados ao caule principal, que lhes fornece água e outros nutrientes para que possam crescer.</w:t>
+      </w:r>
+    </w:p>
+    <w:p>
+      <w:pPr>
+        <w:pStyle w:val="ListBullet"/>
+        <w:spacing w:line="240" w:lineRule="auto"/>
+        <w:ind w:left="720"/>
+      </w:pPr>
+      <w:r>
+        <w:rPr>
+          <w:lang w:val="pt_PT" w:bidi="pt_PT"/>
+        </w:rPr>
+      </w:r>
+      <w:r>
+        <w:rPr>
+          <w:lang w:val="pt_PT" w:bidi="pt_PT"/>
+        </w:rPr>
+        <w:t>Jesus chamou a si mesmo de “videira” e chamou seu povo de “ramos”. Nesse contexto, a palavra “videira” também poderia ser traduzida como “caule da videira de uva” ou “caule da planta de uva”. (Veja: Metáfora)</w:t>
+      </w:r>
+    </w:p>
+    <w:p>
+      <w:pPr/>
+      <w:r>
+        <w:rPr>
+          <w:lang w:val="pt_PT" w:bidi="pt_PT"/>
+        </w:rPr>
+      </w:r>
+      <w:r>
+        <w:rPr>
+          <w:lang w:val="pt_PT" w:bidi="pt_PT"/>
+        </w:rPr>
+        <w:t xml:space="preserve">(Veja também: </w:t>
+      </w:r>
+      <w:r>
+        <w:rPr>
+          <w:lang w:val="pt_PT" w:bidi="pt_PT"/>
+        </w:rPr>
+        <w:t>uva</w:t>
       </w:r>
       <w:r>
         <w:rPr>
@@ -1834,7 +3891,1141 @@
         <w:rPr>
           <w:lang w:val="pt_PT" w:bidi="pt_PT"/>
         </w:rPr>
-        <w:t>Isaías</w:t>
+        <w:t>vinhedo</w:t>
+      </w:r>
+      <w:r>
+        <w:rPr>
+          <w:lang w:val="pt_PT" w:bidi="pt_PT"/>
+        </w:rPr>
+        <w:t>)</w:t>
+      </w:r>
+    </w:p>
+    <w:p>
+      <w:pPr>
+        <w:pStyle w:val="Heading3"/>
+      </w:pPr>
+      <w:r>
+        <w:rPr>
+          <w:lang w:val="pt_PT" w:bidi="pt_PT"/>
+        </w:rPr>
+        <w:t>Referências Bíblicas:</w:t>
+      </w:r>
+    </w:p>
+    <w:p>
+      <w:pPr>
+        <w:pStyle w:val="ListBullet"/>
+        <w:spacing w:line="240" w:lineRule="auto"/>
+        <w:ind w:left="720"/>
+      </w:pPr>
+      <w:r>
+        <w:rPr>
+          <w:lang w:val="pt_PT" w:bidi="pt_PT"/>
+        </w:rPr>
+      </w:r>
+      <w:r>
+        <w:rPr>
+          <w:lang w:val="pt_PT" w:bidi="pt_PT"/>
+        </w:rPr>
+        <w:t>Gênesis 40.9</w:t>
+      </w:r>
+    </w:p>
+    <w:p>
+      <w:pPr>
+        <w:pStyle w:val="ListBullet"/>
+        <w:spacing w:line="240" w:lineRule="auto"/>
+        <w:ind w:left="720"/>
+      </w:pPr>
+      <w:r>
+        <w:rPr>
+          <w:lang w:val="pt_PT" w:bidi="pt_PT"/>
+        </w:rPr>
+      </w:r>
+      <w:r>
+        <w:rPr>
+          <w:lang w:val="pt_PT" w:bidi="pt_PT"/>
+        </w:rPr>
+        <w:t>Gênesis 49.11</w:t>
+      </w:r>
+    </w:p>
+    <w:p>
+      <w:pPr>
+        <w:pStyle w:val="ListBullet"/>
+        <w:spacing w:line="240" w:lineRule="auto"/>
+        <w:ind w:left="720"/>
+      </w:pPr>
+      <w:r>
+        <w:rPr>
+          <w:lang w:val="pt_PT" w:bidi="pt_PT"/>
+        </w:rPr>
+      </w:r>
+      <w:r>
+        <w:rPr>
+          <w:lang w:val="pt_PT" w:bidi="pt_PT"/>
+        </w:rPr>
+        <w:t>João 15.1</w:t>
+      </w:r>
+    </w:p>
+    <w:p>
+      <w:pPr>
+        <w:pStyle w:val="ListBullet"/>
+        <w:spacing w:line="240" w:lineRule="auto"/>
+        <w:ind w:left="720"/>
+      </w:pPr>
+      <w:r>
+        <w:rPr>
+          <w:lang w:val="pt_PT" w:bidi="pt_PT"/>
+        </w:rPr>
+      </w:r>
+      <w:r>
+        <w:rPr>
+          <w:lang w:val="pt_PT" w:bidi="pt_PT"/>
+        </w:rPr>
+        <w:t>Lucas 22.18</w:t>
+      </w:r>
+    </w:p>
+    <w:p>
+      <w:pPr>
+        <w:pStyle w:val="ListBullet"/>
+        <w:spacing w:line="240" w:lineRule="auto"/>
+        <w:ind w:left="720"/>
+      </w:pPr>
+      <w:r>
+        <w:rPr>
+          <w:lang w:val="pt_PT" w:bidi="pt_PT"/>
+        </w:rPr>
+      </w:r>
+      <w:r>
+        <w:rPr>
+          <w:lang w:val="pt_PT" w:bidi="pt_PT"/>
+        </w:rPr>
+        <w:t>Marcos 12.3</w:t>
+      </w:r>
+    </w:p>
+    <w:p>
+      <w:pPr>
+        <w:pStyle w:val="ListBullet"/>
+        <w:spacing w:line="240" w:lineRule="auto"/>
+        <w:ind w:left="720"/>
+      </w:pPr>
+      <w:r>
+        <w:rPr>
+          <w:lang w:val="pt_PT" w:bidi="pt_PT"/>
+        </w:rPr>
+      </w:r>
+      <w:r>
+        <w:rPr>
+          <w:lang w:val="pt_PT" w:bidi="pt_PT"/>
+        </w:rPr>
+        <w:t>Mateus 21.35–37</w:t>
+      </w:r>
+    </w:p>
+    <w:p>
+      <w:pPr>
+        <w:pStyle w:val="Heading3"/>
+      </w:pPr>
+      <w:r>
+        <w:rPr>
+          <w:lang w:val="pt_PT" w:bidi="pt_PT"/>
+        </w:rPr>
+        <w:t>Dados da Palavra:</w:t>
+      </w:r>
+    </w:p>
+    <w:p>
+      <w:pPr>
+        <w:pStyle w:val="ListBullet"/>
+        <w:spacing w:line="240" w:lineRule="auto"/>
+        <w:ind w:left="720"/>
+      </w:pPr>
+      <w:r>
+        <w:rPr>
+          <w:lang w:val="pt_PT" w:bidi="pt_PT"/>
+        </w:rPr>
+      </w:r>
+      <w:r>
+        <w:rPr>
+          <w:lang w:val="pt_PT" w:bidi="pt_PT"/>
+        </w:rPr>
+        <w:t>Strong’s: H5139, H1612, H8321, G02880, G02900, G10090, G10920</w:t>
+      </w:r>
+      <w:r>
+        <w:rPr>
+          <w:lang w:val="pt_PT" w:bidi="pt_PT"/>
+        </w:rPr>
+      </w:r>
+      <w:r>
+        <w:rPr>
+          <w:lang w:val="pt_PT" w:bidi="pt_PT"/>
+        </w:rPr>
+      </w:r>
+    </w:p>
+    <w:p>
+      <w:pPr/>
+      <w:r>
+        <w:rPr>
+          <w:lang w:val="pt_PT" w:bidi="pt_PT"/>
+        </w:rPr>
+      </w:r>
+    </w:p>
+    <w:p>
+      <w:pPr>
+        <w:pStyle w:val="Heading2"/>
+      </w:pPr>
+      <w:r>
+        <w:rPr>
+          <w:lang w:val="pt_PT" w:bidi="pt_PT"/>
+        </w:rPr>
+        <w:t>Vigiar</w:t>
+      </w:r>
+      <w:r>
+        <w:rPr>
+          <w:lang w:val="pt_PT" w:bidi="pt_PT"/>
+        </w:rPr>
+      </w:r>
+    </w:p>
+    <w:p>
+      <w:pPr>
+        <w:pStyle w:val="Heading3"/>
+      </w:pPr>
+      <w:r>
+        <w:rPr>
+          <w:lang w:val="pt_PT" w:bidi="pt_PT"/>
+        </w:rPr>
+        <w:t>Definição:</w:t>
+      </w:r>
+    </w:p>
+    <w:p>
+      <w:pPr/>
+      <w:r>
+        <w:rPr>
+          <w:lang w:val="pt_PT" w:bidi="pt_PT"/>
+        </w:rPr>
+      </w:r>
+      <w:r>
+        <w:rPr>
+          <w:lang w:val="pt_PT" w:bidi="pt_PT"/>
+        </w:rPr>
+        <w:t>O termo “vigiar” significa olhar algo muito de perto e cuidadosamente. Também tem vários significados figurativos. Um “vigia” era alguém cujo trabalho era proteger uma cidade olhando cuidadosamente ao seu redor para qualquer perigo ou ameaça às pessoas na cidade.</w:t>
+      </w:r>
+    </w:p>
+    <w:p>
+      <w:pPr>
+        <w:pStyle w:val="ListBullet"/>
+        <w:spacing w:line="240" w:lineRule="auto"/>
+        <w:ind w:left="720"/>
+      </w:pPr>
+      <w:r>
+        <w:rPr>
+          <w:lang w:val="pt_PT" w:bidi="pt_PT"/>
+        </w:rPr>
+      </w:r>
+      <w:r>
+        <w:rPr>
+          <w:lang w:val="pt_PT" w:bidi="pt_PT"/>
+        </w:rPr>
+        <w:t>A ordem para “vigiar de perto sua vida e doutrina” significa ter cuidado para viver sabiamente e não acreditar em ensinamentos falsos.</w:t>
+      </w:r>
+    </w:p>
+    <w:p>
+      <w:pPr>
+        <w:pStyle w:val="ListBullet"/>
+        <w:spacing w:line="240" w:lineRule="auto"/>
+        <w:ind w:left="720"/>
+      </w:pPr>
+      <w:r>
+        <w:rPr>
+          <w:lang w:val="pt_PT" w:bidi="pt_PT"/>
+        </w:rPr>
+      </w:r>
+      <w:r>
+        <w:rPr>
+          <w:lang w:val="pt_PT" w:bidi="pt_PT"/>
+        </w:rPr>
+        <w:t>“Vigie” é um aviso para ser cuidadoso e evitar um perigo ou influência prejudicial.</w:t>
+      </w:r>
+    </w:p>
+    <w:p>
+      <w:pPr>
+        <w:pStyle w:val="ListBullet"/>
+        <w:spacing w:line="240" w:lineRule="auto"/>
+        <w:ind w:left="720"/>
+      </w:pPr>
+      <w:r>
+        <w:rPr>
+          <w:lang w:val="pt_PT" w:bidi="pt_PT"/>
+        </w:rPr>
+      </w:r>
+      <w:r>
+        <w:rPr>
+          <w:lang w:val="pt_PT" w:bidi="pt_PT"/>
+        </w:rPr>
+        <w:t>“Vigiar” ou “ficar de guarda” significa estar sempre alerta e em guarda contra o pecado e o mal. Também pode significar “estar pronto”.</w:t>
+      </w:r>
+    </w:p>
+    <w:p>
+      <w:pPr>
+        <w:pStyle w:val="ListBullet"/>
+        <w:spacing w:line="240" w:lineRule="auto"/>
+        <w:ind w:left="720"/>
+      </w:pPr>
+      <w:r>
+        <w:rPr>
+          <w:lang w:val="pt_PT" w:bidi="pt_PT"/>
+        </w:rPr>
+      </w:r>
+      <w:r>
+        <w:rPr>
+          <w:lang w:val="pt_PT" w:bidi="pt_PT"/>
+        </w:rPr>
+        <w:t>“Manter vigilância” pode significar proteger, cuidar ou tomar conta de alguém ou algo.</w:t>
+      </w:r>
+    </w:p>
+    <w:p>
+      <w:pPr>
+        <w:pStyle w:val="ListBullet"/>
+        <w:spacing w:line="240" w:lineRule="auto"/>
+        <w:ind w:left="720"/>
+      </w:pPr>
+      <w:r>
+        <w:rPr>
+          <w:lang w:val="pt_PT" w:bidi="pt_PT"/>
+        </w:rPr>
+      </w:r>
+      <w:r>
+        <w:rPr>
+          <w:lang w:val="pt_PT" w:bidi="pt_PT"/>
+        </w:rPr>
+        <w:t>Outras formas de traduzir “vigiar” poderiam ser “prestar muita atenção”, “ser diligente”, “ser muito cuidadoso” ou “estar em guarda”.</w:t>
+      </w:r>
+    </w:p>
+    <w:p>
+      <w:pPr>
+        <w:pStyle w:val="ListBullet"/>
+        <w:spacing w:line="240" w:lineRule="auto"/>
+        <w:ind w:left="720"/>
+      </w:pPr>
+      <w:r>
+        <w:rPr>
+          <w:lang w:val="pt_PT" w:bidi="pt_PT"/>
+        </w:rPr>
+      </w:r>
+      <w:r>
+        <w:rPr>
+          <w:lang w:val="pt_PT" w:bidi="pt_PT"/>
+        </w:rPr>
+        <w:t>Outras palavras para “vigia” são “sentinela” ou “guarda”.</w:t>
+      </w:r>
+    </w:p>
+    <w:p>
+      <w:pPr>
+        <w:pStyle w:val="Heading3"/>
+      </w:pPr>
+      <w:r>
+        <w:rPr>
+          <w:lang w:val="pt_PT" w:bidi="pt_PT"/>
+        </w:rPr>
+        <w:t>Referências Bíblicas:</w:t>
+      </w:r>
+    </w:p>
+    <w:p>
+      <w:pPr>
+        <w:pStyle w:val="ListBullet"/>
+        <w:spacing w:line="240" w:lineRule="auto"/>
+        <w:ind w:left="720"/>
+      </w:pPr>
+      <w:r>
+        <w:rPr>
+          <w:lang w:val="pt_PT" w:bidi="pt_PT"/>
+        </w:rPr>
+      </w:r>
+      <w:r>
+        <w:rPr>
+          <w:lang w:val="pt_PT" w:bidi="pt_PT"/>
+        </w:rPr>
+        <w:t>1 Tessalonicenses 5.6</w:t>
+      </w:r>
+    </w:p>
+    <w:p>
+      <w:pPr>
+        <w:pStyle w:val="ListBullet"/>
+        <w:spacing w:line="240" w:lineRule="auto"/>
+        <w:ind w:left="720"/>
+      </w:pPr>
+      <w:r>
+        <w:rPr>
+          <w:lang w:val="pt_PT" w:bidi="pt_PT"/>
+        </w:rPr>
+      </w:r>
+      <w:r>
+        <w:rPr>
+          <w:lang w:val="pt_PT" w:bidi="pt_PT"/>
+        </w:rPr>
+        <w:t>Hebreus 13.17</w:t>
+      </w:r>
+    </w:p>
+    <w:p>
+      <w:pPr>
+        <w:pStyle w:val="ListBullet"/>
+        <w:spacing w:line="240" w:lineRule="auto"/>
+        <w:ind w:left="720"/>
+      </w:pPr>
+      <w:r>
+        <w:rPr>
+          <w:lang w:val="pt_PT" w:bidi="pt_PT"/>
+        </w:rPr>
+      </w:r>
+      <w:r>
+        <w:rPr>
+          <w:lang w:val="pt_PT" w:bidi="pt_PT"/>
+        </w:rPr>
+        <w:t>Jeremias 31.4–6</w:t>
+      </w:r>
+    </w:p>
+    <w:p>
+      <w:pPr>
+        <w:pStyle w:val="ListBullet"/>
+        <w:spacing w:line="240" w:lineRule="auto"/>
+        <w:ind w:left="720"/>
+      </w:pPr>
+      <w:r>
+        <w:rPr>
+          <w:lang w:val="pt_PT" w:bidi="pt_PT"/>
+        </w:rPr>
+      </w:r>
+      <w:r>
+        <w:rPr>
+          <w:lang w:val="pt_PT" w:bidi="pt_PT"/>
+        </w:rPr>
+        <w:t>Marcos 8.15</w:t>
+      </w:r>
+    </w:p>
+    <w:p>
+      <w:pPr>
+        <w:pStyle w:val="ListBullet"/>
+        <w:spacing w:line="240" w:lineRule="auto"/>
+        <w:ind w:left="720"/>
+      </w:pPr>
+      <w:r>
+        <w:rPr>
+          <w:lang w:val="pt_PT" w:bidi="pt_PT"/>
+        </w:rPr>
+      </w:r>
+      <w:r>
+        <w:rPr>
+          <w:lang w:val="pt_PT" w:bidi="pt_PT"/>
+        </w:rPr>
+        <w:t>Marcos 13.33–34</w:t>
+      </w:r>
+    </w:p>
+    <w:p>
+      <w:pPr>
+        <w:pStyle w:val="ListBullet"/>
+        <w:spacing w:line="240" w:lineRule="auto"/>
+        <w:ind w:left="720"/>
+      </w:pPr>
+      <w:r>
+        <w:rPr>
+          <w:lang w:val="pt_PT" w:bidi="pt_PT"/>
+        </w:rPr>
+      </w:r>
+      <w:r>
+        <w:rPr>
+          <w:lang w:val="pt_PT" w:bidi="pt_PT"/>
+        </w:rPr>
+        <w:t>Mateus 25.10–13</w:t>
+      </w:r>
+    </w:p>
+    <w:p>
+      <w:pPr>
+        <w:pStyle w:val="Heading3"/>
+      </w:pPr>
+      <w:r>
+        <w:rPr>
+          <w:lang w:val="pt_PT" w:bidi="pt_PT"/>
+        </w:rPr>
+        <w:t>Dados da Palavra:</w:t>
+      </w:r>
+    </w:p>
+    <w:p>
+      <w:pPr>
+        <w:pStyle w:val="ListBullet"/>
+        <w:spacing w:line="240" w:lineRule="auto"/>
+        <w:ind w:left="720"/>
+      </w:pPr>
+      <w:r>
+        <w:rPr>
+          <w:lang w:val="pt_PT" w:bidi="pt_PT"/>
+        </w:rPr>
+      </w:r>
+      <w:r>
+        <w:rPr>
+          <w:lang w:val="pt_PT" w:bidi="pt_PT"/>
+        </w:rPr>
+        <w:t>Strong’s: H0821, H2370, H4929, H4931, H5027, H5341, H6486, H6822, H6836, H6974, H7462, H7789, H7919, H8104, H8108, H8245, G00690, G09910, G11270, G14920, G23340, G28920, G35250, G37080, G39060, G43370, G46480, G50830, G54380</w:t>
+      </w:r>
+      <w:r>
+        <w:rPr>
+          <w:lang w:val="pt_PT" w:bidi="pt_PT"/>
+        </w:rPr>
+      </w:r>
+      <w:r>
+        <w:rPr>
+          <w:lang w:val="pt_PT" w:bidi="pt_PT"/>
+        </w:rPr>
+      </w:r>
+    </w:p>
+    <w:p>
+      <w:pPr/>
+      <w:r>
+        <w:rPr>
+          <w:lang w:val="pt_PT" w:bidi="pt_PT"/>
+        </w:rPr>
+      </w:r>
+    </w:p>
+    <w:p>
+      <w:pPr>
+        <w:pStyle w:val="Heading2"/>
+      </w:pPr>
+      <w:r>
+        <w:rPr>
+          <w:lang w:val="pt_PT" w:bidi="pt_PT"/>
+        </w:rPr>
+        <w:t>Vigília no período bíblico</w:t>
+      </w:r>
+      <w:r>
+        <w:rPr>
+          <w:lang w:val="pt_PT" w:bidi="pt_PT"/>
+        </w:rPr>
+      </w:r>
+    </w:p>
+    <w:p>
+      <w:pPr>
+        <w:pStyle w:val="Heading3"/>
+      </w:pPr>
+      <w:r>
+        <w:rPr>
+          <w:lang w:val="pt_PT" w:bidi="pt_PT"/>
+        </w:rPr>
+        <w:t>Definição:</w:t>
+      </w:r>
+    </w:p>
+    <w:p>
+      <w:pPr/>
+      <w:r>
+        <w:rPr>
+          <w:lang w:val="pt_PT" w:bidi="pt_PT"/>
+        </w:rPr>
+      </w:r>
+      <w:r>
+        <w:rPr>
+          <w:lang w:val="pt_PT" w:bidi="pt_PT"/>
+        </w:rPr>
+        <w:t>Nos tempos bíblicos, uma “vigília” era um período de tempo à noite durante o qual um vigia ou guarda de uma cidade estaria de plantão observando qualquer perigo de um inimigo.</w:t>
+      </w:r>
+    </w:p>
+    <w:p>
+      <w:pPr>
+        <w:pStyle w:val="ListBullet"/>
+        <w:spacing w:line="240" w:lineRule="auto"/>
+        <w:ind w:left="720"/>
+      </w:pPr>
+      <w:r>
+        <w:rPr>
+          <w:lang w:val="pt_PT" w:bidi="pt_PT"/>
+        </w:rPr>
+      </w:r>
+      <w:r>
+        <w:rPr>
+          <w:lang w:val="pt_PT" w:bidi="pt_PT"/>
+        </w:rPr>
+        <w:t>No Antigo Testamento, os israelitas tinham três vigílias que eram chamadas de “início” (pôr do sol às 22h), “meio” (22h às 2h) e “manhã” (2h ao nascer do sol).</w:t>
+      </w:r>
+    </w:p>
+    <w:p>
+      <w:pPr>
+        <w:pStyle w:val="ListBullet"/>
+        <w:spacing w:line="240" w:lineRule="auto"/>
+        <w:ind w:left="720"/>
+      </w:pPr>
+      <w:r>
+        <w:rPr>
+          <w:lang w:val="pt_PT" w:bidi="pt_PT"/>
+        </w:rPr>
+      </w:r>
+      <w:r>
+        <w:rPr>
+          <w:lang w:val="pt_PT" w:bidi="pt_PT"/>
+        </w:rPr>
+        <w:t>No Novo Testamento, os judeus seguiam o sistema romano e tinham quatro vigílias, chamadas simplesmente de “primeira” (pôr do sol às 21h), “segunda” (21h à meia-noite), “terceira” (meia-noite às 3h) e “quarta” (3h ao nascer do sol).</w:t>
+      </w:r>
+    </w:p>
+    <w:p>
+      <w:pPr>
+        <w:pStyle w:val="ListBullet"/>
+        <w:spacing w:line="240" w:lineRule="auto"/>
+        <w:ind w:left="720"/>
+      </w:pPr>
+      <w:r>
+        <w:rPr>
+          <w:lang w:val="pt_PT" w:bidi="pt_PT"/>
+        </w:rPr>
+      </w:r>
+      <w:r>
+        <w:rPr>
+          <w:lang w:val="pt_PT" w:bidi="pt_PT"/>
+        </w:rPr>
+        <w:t>Estas também poderiam ser traduzidas com expressões mais gerais, como “tarde da noite” ou “meio da noite” ou “muito cedo de manhã”, dependendo de qual vigília está sendo referida.</w:t>
+      </w:r>
+    </w:p>
+    <w:p>
+      <w:pPr/>
+      <w:r>
+        <w:rPr>
+          <w:lang w:val="pt_PT" w:bidi="pt_PT"/>
+        </w:rPr>
+      </w:r>
+      <w:r>
+        <w:rPr>
+          <w:lang w:val="pt_PT" w:bidi="pt_PT"/>
+        </w:rPr>
+        <w:t xml:space="preserve">(Veja também: </w:t>
+      </w:r>
+      <w:r>
+        <w:rPr>
+          <w:lang w:val="pt_PT" w:bidi="pt_PT"/>
+        </w:rPr>
+        <w:t>Vigiar</w:t>
+      </w:r>
+      <w:r>
+        <w:rPr>
+          <w:lang w:val="pt_PT" w:bidi="pt_PT"/>
+        </w:rPr>
+        <w:t>)</w:t>
+      </w:r>
+    </w:p>
+    <w:p>
+      <w:pPr>
+        <w:pStyle w:val="Heading3"/>
+      </w:pPr>
+      <w:r>
+        <w:rPr>
+          <w:lang w:val="pt_PT" w:bidi="pt_PT"/>
+        </w:rPr>
+        <w:t>Referências Bíblicas:</w:t>
+      </w:r>
+    </w:p>
+    <w:p>
+      <w:pPr>
+        <w:pStyle w:val="ListBullet"/>
+        <w:spacing w:line="240" w:lineRule="auto"/>
+        <w:ind w:left="720"/>
+      </w:pPr>
+      <w:r>
+        <w:rPr>
+          <w:lang w:val="pt_PT" w:bidi="pt_PT"/>
+        </w:rPr>
+      </w:r>
+      <w:r>
+        <w:rPr>
+          <w:lang w:val="pt_PT" w:bidi="pt_PT"/>
+        </w:rPr>
+        <w:t>Lucas 12.37–3</w:t>
+      </w:r>
+    </w:p>
+    <w:p>
+      <w:pPr>
+        <w:pStyle w:val="ListBullet"/>
+        <w:spacing w:line="240" w:lineRule="auto"/>
+        <w:ind w:left="720"/>
+      </w:pPr>
+      <w:r>
+        <w:rPr>
+          <w:lang w:val="pt_PT" w:bidi="pt_PT"/>
+        </w:rPr>
+      </w:r>
+      <w:r>
+        <w:rPr>
+          <w:lang w:val="pt_PT" w:bidi="pt_PT"/>
+        </w:rPr>
+        <w:t>Marcos 6.48–50</w:t>
+      </w:r>
+    </w:p>
+    <w:p>
+      <w:pPr>
+        <w:pStyle w:val="ListBullet"/>
+        <w:spacing w:line="240" w:lineRule="auto"/>
+        <w:ind w:left="720"/>
+      </w:pPr>
+      <w:r>
+        <w:rPr>
+          <w:lang w:val="pt_PT" w:bidi="pt_PT"/>
+        </w:rPr>
+      </w:r>
+      <w:r>
+        <w:rPr>
+          <w:lang w:val="pt_PT" w:bidi="pt_PT"/>
+        </w:rPr>
+        <w:t>Mateus 14.25–27</w:t>
+      </w:r>
+    </w:p>
+    <w:p>
+      <w:pPr>
+        <w:pStyle w:val="ListBullet"/>
+        <w:spacing w:line="240" w:lineRule="auto"/>
+        <w:ind w:left="720"/>
+      </w:pPr>
+      <w:r>
+        <w:rPr>
+          <w:lang w:val="pt_PT" w:bidi="pt_PT"/>
+        </w:rPr>
+      </w:r>
+      <w:r>
+        <w:rPr>
+          <w:lang w:val="pt_PT" w:bidi="pt_PT"/>
+        </w:rPr>
+        <w:t>Salmos 90.3–4</w:t>
+      </w:r>
+    </w:p>
+    <w:p>
+      <w:pPr>
+        <w:pStyle w:val="Heading3"/>
+      </w:pPr>
+      <w:r>
+        <w:rPr>
+          <w:lang w:val="pt_PT" w:bidi="pt_PT"/>
+        </w:rPr>
+        <w:t>Dados da Palavra:</w:t>
+      </w:r>
+    </w:p>
+    <w:p>
+      <w:pPr>
+        <w:pStyle w:val="ListBullet"/>
+        <w:spacing w:line="240" w:lineRule="auto"/>
+        <w:ind w:left="720"/>
+      </w:pPr>
+      <w:r>
+        <w:rPr>
+          <w:lang w:val="pt_PT" w:bidi="pt_PT"/>
+        </w:rPr>
+      </w:r>
+      <w:r>
+        <w:rPr>
+          <w:lang w:val="pt_PT" w:bidi="pt_PT"/>
+        </w:rPr>
+        <w:t>Strong’s: H0821, G54380</w:t>
+      </w:r>
+      <w:r>
+        <w:rPr>
+          <w:lang w:val="pt_PT" w:bidi="pt_PT"/>
+        </w:rPr>
+      </w:r>
+      <w:r>
+        <w:rPr>
+          <w:lang w:val="pt_PT" w:bidi="pt_PT"/>
+        </w:rPr>
+      </w:r>
+    </w:p>
+    <w:p>
+      <w:pPr/>
+      <w:r>
+        <w:rPr>
+          <w:lang w:val="pt_PT" w:bidi="pt_PT"/>
+        </w:rPr>
+      </w:r>
+    </w:p>
+    <w:p>
+      <w:pPr>
+        <w:pStyle w:val="Heading2"/>
+      </w:pPr>
+      <w:r>
+        <w:rPr>
+          <w:lang w:val="pt_PT" w:bidi="pt_PT"/>
+        </w:rPr>
+        <w:t>vínculo</w:t>
+      </w:r>
+      <w:r>
+        <w:rPr>
+          <w:lang w:val="pt_PT" w:bidi="pt_PT"/>
+        </w:rPr>
+      </w:r>
+    </w:p>
+    <w:p>
+      <w:pPr>
+        <w:pStyle w:val="Heading3"/>
+      </w:pPr>
+      <w:r>
+        <w:rPr>
+          <w:lang w:val="pt_PT" w:bidi="pt_PT"/>
+        </w:rPr>
+        <w:t>Definição:</w:t>
+      </w:r>
+    </w:p>
+    <w:p>
+      <w:pPr/>
+      <w:r>
+        <w:rPr>
+          <w:lang w:val="pt_PT" w:bidi="pt_PT"/>
+        </w:rPr>
+      </w:r>
+      <w:r>
+        <w:rPr>
+          <w:lang w:val="pt_PT" w:bidi="pt_PT"/>
+        </w:rPr>
+        <w:t>O termo “vincular” significa amarrar algo ou fixá-lo com segurança. Algo que está amarrado ou unido é chamado de “vínculo”. O termo “vinculado” é o passado deste termo.</w:t>
+      </w:r>
+    </w:p>
+    <w:p>
+      <w:pPr>
+        <w:pStyle w:val="ListBullet"/>
+        <w:spacing w:line="240" w:lineRule="auto"/>
+        <w:ind w:left="720"/>
+      </w:pPr>
+      <w:r>
+        <w:rPr>
+          <w:lang w:val="pt_PT" w:bidi="pt_PT"/>
+        </w:rPr>
+      </w:r>
+      <w:r>
+        <w:rPr>
+          <w:lang w:val="pt_PT" w:bidi="pt_PT"/>
+        </w:rPr>
+        <w:t>Estar “vinculado” significa ter algo amarrado ou enrolado em torno de outra coisa.</w:t>
+      </w:r>
+    </w:p>
+    <w:p>
+      <w:pPr>
+        <w:pStyle w:val="ListBullet"/>
+        <w:spacing w:line="240" w:lineRule="auto"/>
+        <w:ind w:left="720"/>
+      </w:pPr>
+      <w:r>
+        <w:rPr>
+          <w:lang w:val="pt_PT" w:bidi="pt_PT"/>
+        </w:rPr>
+      </w:r>
+      <w:r>
+        <w:rPr>
+          <w:lang w:val="pt_PT" w:bidi="pt_PT"/>
+        </w:rPr>
+        <w:t>Em um sentido figurado, uma pessoa pode estar “vinculado” a um voto, o que significa que ela está “obrigada a cumprir” o que prometeu fazer.</w:t>
+      </w:r>
+    </w:p>
+    <w:p>
+      <w:pPr>
+        <w:pStyle w:val="ListBullet"/>
+        <w:spacing w:line="240" w:lineRule="auto"/>
+        <w:ind w:left="720"/>
+      </w:pPr>
+      <w:r>
+        <w:rPr>
+          <w:lang w:val="pt_PT" w:bidi="pt_PT"/>
+        </w:rPr>
+      </w:r>
+      <w:r>
+        <w:rPr>
+          <w:lang w:val="pt_PT" w:bidi="pt_PT"/>
+        </w:rPr>
+        <w:t>O termo “vínculos” refere-se a qualquer coisa que amarra, confina ou aprisiona alguém. Geralmente se refere a correntes físicas, grilhões ou cordas que impedem uma pessoa de se mover livremente.</w:t>
+      </w:r>
+    </w:p>
+    <w:p>
+      <w:pPr>
+        <w:pStyle w:val="ListBullet"/>
+        <w:spacing w:line="240" w:lineRule="auto"/>
+        <w:ind w:left="720"/>
+      </w:pPr>
+      <w:r>
+        <w:rPr>
+          <w:lang w:val="pt_PT" w:bidi="pt_PT"/>
+        </w:rPr>
+      </w:r>
+      <w:r>
+        <w:rPr>
+          <w:lang w:val="pt_PT" w:bidi="pt_PT"/>
+        </w:rPr>
+        <w:t>Nos tempos bíblicos, vínculos como cordas ou correntes eram usados para prender prisioneiros à parede ou ao chão de uma prisão de pedra.</w:t>
+      </w:r>
+    </w:p>
+    <w:p>
+      <w:pPr>
+        <w:pStyle w:val="ListBullet"/>
+        <w:spacing w:line="240" w:lineRule="auto"/>
+        <w:ind w:left="720"/>
+      </w:pPr>
+      <w:r>
+        <w:rPr>
+          <w:lang w:val="pt_PT" w:bidi="pt_PT"/>
+        </w:rPr>
+      </w:r>
+      <w:r>
+        <w:rPr>
+          <w:lang w:val="pt_PT" w:bidi="pt_PT"/>
+        </w:rPr>
+        <w:t>O termo “atar” também pode ser usado para falar sobre enrolar um pano em torno de uma ferida para ajudar a curá-la.</w:t>
+      </w:r>
+    </w:p>
+    <w:p>
+      <w:pPr>
+        <w:pStyle w:val="ListBullet"/>
+        <w:spacing w:line="240" w:lineRule="auto"/>
+        <w:ind w:left="720"/>
+      </w:pPr>
+      <w:r>
+        <w:rPr>
+          <w:lang w:val="pt_PT" w:bidi="pt_PT"/>
+        </w:rPr>
+      </w:r>
+      <w:r>
+        <w:rPr>
+          <w:lang w:val="pt_PT" w:bidi="pt_PT"/>
+        </w:rPr>
+        <w:t>Uma pessoa morta seria “atada” com pano em preparação para o enterro.</w:t>
+      </w:r>
+    </w:p>
+    <w:p>
+      <w:pPr>
+        <w:pStyle w:val="ListBullet"/>
+        <w:spacing w:line="240" w:lineRule="auto"/>
+        <w:ind w:left="720"/>
+      </w:pPr>
+      <w:r>
+        <w:rPr>
+          <w:lang w:val="pt_PT" w:bidi="pt_PT"/>
+        </w:rPr>
+      </w:r>
+      <w:r>
+        <w:rPr>
+          <w:lang w:val="pt_PT" w:bidi="pt_PT"/>
+        </w:rPr>
+        <w:t>O termo “vinculado” é usado figurativamente para se referir a algo, como o pecado, que controla ou escraviza alguém.</w:t>
+      </w:r>
+    </w:p>
+    <w:p>
+      <w:pPr>
+        <w:pStyle w:val="ListBullet"/>
+        <w:spacing w:line="240" w:lineRule="auto"/>
+        <w:ind w:left="720"/>
+      </w:pPr>
+      <w:r>
+        <w:rPr>
+          <w:lang w:val="pt_PT" w:bidi="pt_PT"/>
+        </w:rPr>
+      </w:r>
+      <w:r>
+        <w:rPr>
+          <w:lang w:val="pt_PT" w:bidi="pt_PT"/>
+        </w:rPr>
+        <w:t>Um vínculo também pode ser um relacionamento próximo entre pessoas em que elas se apoiam emocionalmente, espiritualmente e fisicamente. Isso se aplica ao vínculo do casamento.</w:t>
+      </w:r>
+    </w:p>
+    <w:p>
+      <w:pPr>
+        <w:pStyle w:val="ListBullet"/>
+        <w:spacing w:line="240" w:lineRule="auto"/>
+        <w:ind w:left="720"/>
+      </w:pPr>
+      <w:r>
+        <w:rPr>
+          <w:lang w:val="pt_PT" w:bidi="pt_PT"/>
+        </w:rPr>
+      </w:r>
+      <w:r>
+        <w:rPr>
+          <w:lang w:val="pt_PT" w:bidi="pt_PT"/>
+        </w:rPr>
+        <w:t>Por exemplo, um marido e uma esposa estão “vinculados” ou amarrados um ao outro. É um vínculo que Deus não quer que seja quebrado.</w:t>
+      </w:r>
+    </w:p>
+    <w:p>
+      <w:pPr>
+        <w:pStyle w:val="Heading3"/>
+      </w:pPr>
+      <w:r>
+        <w:rPr>
+          <w:lang w:val="pt_PT" w:bidi="pt_PT"/>
+        </w:rPr>
+        <w:t>Sugestões de Tradução:</w:t>
+      </w:r>
+    </w:p>
+    <w:p>
+      <w:pPr>
+        <w:pStyle w:val="ListBullet"/>
+        <w:spacing w:line="240" w:lineRule="auto"/>
+        <w:ind w:left="720"/>
+      </w:pPr>
+      <w:r>
+        <w:rPr>
+          <w:lang w:val="pt_PT" w:bidi="pt_PT"/>
+        </w:rPr>
+      </w:r>
+      <w:r>
+        <w:rPr>
+          <w:lang w:val="pt_PT" w:bidi="pt_PT"/>
+        </w:rPr>
+        <w:t>O termo “vincular” também pode ser traduzido como “amarrar” ou “enrolar (em torno)”.</w:t>
+      </w:r>
+    </w:p>
+    <w:p>
+      <w:pPr>
+        <w:pStyle w:val="ListBullet"/>
+        <w:spacing w:line="240" w:lineRule="auto"/>
+        <w:ind w:left="720"/>
+      </w:pPr>
+      <w:r>
+        <w:rPr>
+          <w:lang w:val="pt_PT" w:bidi="pt_PT"/>
+        </w:rPr>
+      </w:r>
+      <w:r>
+        <w:rPr>
+          <w:lang w:val="pt_PT" w:bidi="pt_PT"/>
+        </w:rPr>
+        <w:t>Figurativamente, poderia ser traduzido como “conter” ou “impedir” ou “evitar (algo)”.</w:t>
+      </w:r>
+    </w:p>
+    <w:p>
+      <w:pPr>
+        <w:pStyle w:val="ListBullet"/>
+        <w:spacing w:line="240" w:lineRule="auto"/>
+        <w:ind w:left="720"/>
+      </w:pPr>
+      <w:r>
+        <w:rPr>
+          <w:lang w:val="pt_PT" w:bidi="pt_PT"/>
+        </w:rPr>
+      </w:r>
+      <w:r>
+        <w:rPr>
+          <w:lang w:val="pt_PT" w:bidi="pt_PT"/>
+        </w:rPr>
+        <w:t>Um uso especial de “vincular” em Mateus 16 e 18 significa “proibir” ou “não permitir”.</w:t>
+      </w:r>
+    </w:p>
+    <w:p>
+      <w:pPr>
+        <w:pStyle w:val="ListBullet"/>
+        <w:spacing w:line="240" w:lineRule="auto"/>
+        <w:ind w:left="720"/>
+      </w:pPr>
+      <w:r>
+        <w:rPr>
+          <w:lang w:val="pt_PT" w:bidi="pt_PT"/>
+        </w:rPr>
+      </w:r>
+      <w:r>
+        <w:rPr>
+          <w:lang w:val="pt_PT" w:bidi="pt_PT"/>
+        </w:rPr>
+        <w:t>O termo “vínculos” poderia ser traduzido como “correntes” ou “cordas” ou “grilhões”.</w:t>
+      </w:r>
+    </w:p>
+    <w:p>
+      <w:pPr>
+        <w:pStyle w:val="ListBullet"/>
+        <w:spacing w:line="240" w:lineRule="auto"/>
+        <w:ind w:left="720"/>
+      </w:pPr>
+      <w:r>
+        <w:rPr>
+          <w:lang w:val="pt_PT" w:bidi="pt_PT"/>
+        </w:rPr>
+      </w:r>
+      <w:r>
+        <w:rPr>
+          <w:lang w:val="pt_PT" w:bidi="pt_PT"/>
+        </w:rPr>
+        <w:t>Figurativamente, o termo “vínculo” poderia ser traduzido como “nó” ou “conexão” ou “relacionamento próximo”.</w:t>
+      </w:r>
+    </w:p>
+    <w:p>
+      <w:pPr>
+        <w:pStyle w:val="ListBullet"/>
+        <w:spacing w:line="240" w:lineRule="auto"/>
+        <w:ind w:left="720"/>
+      </w:pPr>
+      <w:r>
+        <w:rPr>
+          <w:lang w:val="pt_PT" w:bidi="pt_PT"/>
+        </w:rPr>
+      </w:r>
+      <w:r>
+        <w:rPr>
+          <w:lang w:val="pt_PT" w:bidi="pt_PT"/>
+        </w:rPr>
+        <w:t>A frase “vínculo da paz” significa “estar em harmonia, o que aproxima as pessoas” ou “a união que a paz traz”.</w:t>
+      </w:r>
+    </w:p>
+    <w:p>
+      <w:pPr>
+        <w:pStyle w:val="ListBullet"/>
+        <w:spacing w:line="240" w:lineRule="auto"/>
+        <w:ind w:left="720"/>
+      </w:pPr>
+      <w:r>
+        <w:rPr>
+          <w:lang w:val="pt_PT" w:bidi="pt_PT"/>
+        </w:rPr>
+      </w:r>
+      <w:r>
+        <w:rPr>
+          <w:lang w:val="pt_PT" w:bidi="pt_PT"/>
+        </w:rPr>
+        <w:t>“Enfaixar-se” poderia ser traduzido como “enrolar” ou “colocar um curativo em”.</w:t>
+      </w:r>
+    </w:p>
+    <w:p>
+      <w:pPr>
+        <w:pStyle w:val="ListBullet"/>
+        <w:spacing w:line="240" w:lineRule="auto"/>
+        <w:ind w:left="720"/>
+      </w:pPr>
+      <w:r>
+        <w:rPr>
+          <w:lang w:val="pt_PT" w:bidi="pt_PT"/>
+        </w:rPr>
+      </w:r>
+      <w:r>
+        <w:rPr>
+          <w:lang w:val="pt_PT" w:bidi="pt_PT"/>
+        </w:rPr>
+        <w:t>“Vincular-se” com um voto poderia ser traduzido como “prometer cumprir um voto” ou “comprometer-se a cumprir um voto”.</w:t>
+      </w:r>
+    </w:p>
+    <w:p>
+      <w:pPr>
+        <w:pStyle w:val="ListBullet"/>
+        <w:spacing w:line="240" w:lineRule="auto"/>
+        <w:ind w:left="720"/>
+      </w:pPr>
+      <w:r>
+        <w:rPr>
+          <w:lang w:val="pt_PT" w:bidi="pt_PT"/>
+        </w:rPr>
+      </w:r>
+      <w:r>
+        <w:rPr>
+          <w:lang w:val="pt_PT" w:bidi="pt_PT"/>
+        </w:rPr>
+        <w:t>Dependendo do contexto, o termo “vinculado” também poderia ser traduzido como “amarrado” ou “preso” ou “obrigado (a cumprir)” ou “necessário para fazer”.</w:t>
+      </w:r>
+    </w:p>
+    <w:p>
+      <w:pPr/>
+      <w:r>
+        <w:rPr>
+          <w:lang w:val="pt_PT" w:bidi="pt_PT"/>
+        </w:rPr>
+      </w:r>
+      <w:r>
+        <w:rPr>
+          <w:lang w:val="pt_PT" w:bidi="pt_PT"/>
+        </w:rPr>
+        <w:t xml:space="preserve">(Veja também: </w:t>
+      </w:r>
+      <w:r>
+        <w:rPr>
+          <w:lang w:val="pt_PT" w:bidi="pt_PT"/>
+        </w:rPr>
+        <w:t>completar</w:t>
       </w:r>
       <w:r>
         <w:rPr>
@@ -1846,3240 +5037,13 @@
         <w:rPr>
           <w:lang w:val="pt_PT" w:bidi="pt_PT"/>
         </w:rPr>
-        <w:t>Judá</w:t>
-      </w:r>
-      <w:r>
-        <w:rPr>
-          <w:lang w:val="pt_PT" w:bidi="pt_PT"/>
-        </w:rPr>
-        <w:t xml:space="preserve">, </w:t>
-      </w:r>
-      <w:r>
-        <w:rPr>
-          <w:lang w:val="pt_PT" w:bidi="pt_PT"/>
-        </w:rPr>
-        <w:t>profeta</w:t>
-      </w:r>
-      <w:r>
-        <w:rPr>
-          <w:lang w:val="pt_PT" w:bidi="pt_PT"/>
-        </w:rPr>
-        <w:t>)</w:t>
-      </w:r>
-    </w:p>
-    <w:p>
-      <w:pPr>
-        <w:pStyle w:val="Heading3"/>
-      </w:pPr>
-      <w:r>
-        <w:rPr>
-          <w:lang w:val="pt_PT" w:bidi="pt_PT"/>
-        </w:rPr>
-        <w:t>Referências Bíblicas:</w:t>
-      </w:r>
-    </w:p>
-    <w:p>
-      <w:pPr>
-        <w:pStyle w:val="ListBullet"/>
-        <w:spacing w:line="240" w:lineRule="auto"/>
-        <w:ind w:left="720"/>
-      </w:pPr>
-      <w:r>
-        <w:rPr>
-          <w:lang w:val="pt_PT" w:bidi="pt_PT"/>
-        </w:rPr>
-      </w:r>
-      <w:r>
-        <w:rPr>
-          <w:lang w:val="pt_PT" w:bidi="pt_PT"/>
-        </w:rPr>
-        <w:t>1 Reis 16.3</w:t>
-      </w:r>
-    </w:p>
-    <w:p>
-      <w:pPr>
-        <w:pStyle w:val="ListBullet"/>
-        <w:spacing w:line="240" w:lineRule="auto"/>
-        <w:ind w:left="720"/>
-      </w:pPr>
-      <w:r>
-        <w:rPr>
-          <w:lang w:val="pt_PT" w:bidi="pt_PT"/>
-        </w:rPr>
-      </w:r>
-      <w:r>
-        <w:rPr>
-          <w:lang w:val="pt_PT" w:bidi="pt_PT"/>
-        </w:rPr>
-        <w:t>Daniel 11.40–41</w:t>
-      </w:r>
-    </w:p>
-    <w:p>
-      <w:pPr>
-        <w:pStyle w:val="ListBullet"/>
-        <w:spacing w:line="240" w:lineRule="auto"/>
-        <w:ind w:left="720"/>
-      </w:pPr>
-      <w:r>
-        <w:rPr>
-          <w:lang w:val="pt_PT" w:bidi="pt_PT"/>
-        </w:rPr>
-      </w:r>
-      <w:r>
-        <w:rPr>
-          <w:lang w:val="pt_PT" w:bidi="pt_PT"/>
-        </w:rPr>
-        <w:t>Gênesis 18.24</w:t>
-      </w:r>
-    </w:p>
-    <w:p>
-      <w:pPr>
-        <w:pStyle w:val="ListBullet"/>
-        <w:spacing w:line="240" w:lineRule="auto"/>
-        <w:ind w:left="720"/>
-      </w:pPr>
-      <w:r>
-        <w:rPr>
-          <w:lang w:val="pt_PT" w:bidi="pt_PT"/>
-        </w:rPr>
-      </w:r>
-      <w:r>
-        <w:rPr>
-          <w:lang w:val="pt_PT" w:bidi="pt_PT"/>
-        </w:rPr>
-        <w:t>Provérbios 21.7–8</w:t>
-      </w:r>
-    </w:p>
-    <w:p>
-      <w:pPr>
-        <w:pStyle w:val="ListBullet"/>
-        <w:spacing w:line="240" w:lineRule="auto"/>
-        <w:ind w:left="720"/>
-      </w:pPr>
-      <w:r>
-        <w:rPr>
-          <w:lang w:val="pt_PT" w:bidi="pt_PT"/>
-        </w:rPr>
-      </w:r>
-      <w:r>
-        <w:rPr>
-          <w:lang w:val="pt_PT" w:bidi="pt_PT"/>
-        </w:rPr>
-        <w:t>Salmos 90.5</w:t>
-      </w:r>
-    </w:p>
-    <w:p>
-      <w:pPr>
-        <w:pStyle w:val="Heading3"/>
-      </w:pPr>
-      <w:r>
-        <w:rPr>
-          <w:lang w:val="pt_PT" w:bidi="pt_PT"/>
-        </w:rPr>
-        <w:t>Dados da Palavra:</w:t>
-      </w:r>
-    </w:p>
-    <w:p>
-      <w:pPr>
-        <w:pStyle w:val="ListBullet"/>
-        <w:spacing w:line="240" w:lineRule="auto"/>
-        <w:ind w:left="720"/>
-      </w:pPr>
-      <w:r>
-        <w:rPr>
-          <w:lang w:val="pt_PT" w:bidi="pt_PT"/>
-        </w:rPr>
-      </w:r>
-      <w:r>
-        <w:rPr>
-          <w:lang w:val="pt_PT" w:bidi="pt_PT"/>
-        </w:rPr>
-        <w:t>Strong’s: H0622, H0857, H1640, H2498, H2894, H3261, H5500, H5595, H7857, G42160, G45630, G49510</w:t>
-      </w:r>
-      <w:r>
-        <w:rPr>
-          <w:lang w:val="pt_PT" w:bidi="pt_PT"/>
-        </w:rPr>
-      </w:r>
-      <w:r>
-        <w:rPr>
-          <w:lang w:val="pt_PT" w:bidi="pt_PT"/>
-        </w:rPr>
-      </w:r>
-    </w:p>
-    <w:p>
-      <w:pPr/>
-      <w:r>
-        <w:rPr>
-          <w:lang w:val="pt_PT" w:bidi="pt_PT"/>
-        </w:rPr>
-      </w:r>
-    </w:p>
-    <w:p>
-      <w:pPr>
-        <w:pStyle w:val="Heading2"/>
-      </w:pPr>
-      <w:r>
-        <w:rPr>
-          <w:lang w:val="pt_PT" w:bidi="pt_PT"/>
-        </w:rPr>
-        <w:t>Vasti</w:t>
-      </w:r>
-      <w:r>
-        <w:rPr>
-          <w:lang w:val="pt_PT" w:bidi="pt_PT"/>
-        </w:rPr>
-      </w:r>
-    </w:p>
-    <w:p>
-      <w:pPr>
-        <w:pStyle w:val="Heading3"/>
-      </w:pPr>
-      <w:r>
-        <w:rPr>
-          <w:lang w:val="pt_PT" w:bidi="pt_PT"/>
-        </w:rPr>
-        <w:t>Fatos:</w:t>
-      </w:r>
-    </w:p>
-    <w:p>
-      <w:pPr/>
-      <w:r>
-        <w:rPr>
-          <w:lang w:val="pt_PT" w:bidi="pt_PT"/>
-        </w:rPr>
-      </w:r>
-      <w:r>
-        <w:rPr>
-          <w:lang w:val="pt_PT" w:bidi="pt_PT"/>
-        </w:rPr>
-        <w:t>No livro do Antigo Testamento de Ester, Vasti era a esposa de Assuero, rei da Pérsia.</w:t>
-      </w:r>
-    </w:p>
-    <w:p>
-      <w:pPr>
-        <w:pStyle w:val="ListBullet"/>
-        <w:spacing w:line="240" w:lineRule="auto"/>
-        <w:ind w:left="720"/>
-      </w:pPr>
-      <w:r>
-        <w:rPr>
-          <w:lang w:val="pt_PT" w:bidi="pt_PT"/>
-        </w:rPr>
-      </w:r>
-      <w:r>
-        <w:rPr>
-          <w:lang w:val="pt_PT" w:bidi="pt_PT"/>
-        </w:rPr>
-        <w:t>O rei Assuero mandou a rainha Vasti embora quando ela se recusou a obedecer sua ordem de vir à sua festa e mostrar sua beleza aos seus convidados bêbados.</w:t>
-      </w:r>
-    </w:p>
-    <w:p>
-      <w:pPr>
-        <w:pStyle w:val="ListBullet"/>
-        <w:spacing w:line="240" w:lineRule="auto"/>
-        <w:ind w:left="720"/>
-      </w:pPr>
-      <w:r>
-        <w:rPr>
-          <w:lang w:val="pt_PT" w:bidi="pt_PT"/>
-        </w:rPr>
-      </w:r>
-      <w:r>
-        <w:rPr>
-          <w:lang w:val="pt_PT" w:bidi="pt_PT"/>
-        </w:rPr>
-        <w:t>Como resultado, uma busca foi feita por uma nova rainha e, eventualmente, Ester foi escolhida para ser a nova esposa do rei.</w:t>
-      </w:r>
-    </w:p>
-    <w:p>
-      <w:pPr/>
-      <w:r>
-        <w:rPr>
-          <w:lang w:val="pt_PT" w:bidi="pt_PT"/>
-        </w:rPr>
-      </w:r>
-      <w:r>
-        <w:rPr>
-          <w:lang w:val="pt_PT" w:bidi="pt_PT"/>
-        </w:rPr>
-        <w:t>(Sugestões de tradução: traduzir nomes)</w:t>
-      </w:r>
-    </w:p>
-    <w:p>
-      <w:pPr/>
-      <w:r>
-        <w:rPr>
-          <w:lang w:val="pt_PT" w:bidi="pt_PT"/>
-        </w:rPr>
-      </w:r>
-      <w:r>
-        <w:rPr>
-          <w:lang w:val="pt_PT" w:bidi="pt_PT"/>
-        </w:rPr>
-        <w:t xml:space="preserve">(Veja também: </w:t>
-      </w:r>
-      <w:r>
-        <w:rPr>
-          <w:lang w:val="pt_PT" w:bidi="pt_PT"/>
-        </w:rPr>
-        <w:t>Assuero</w:t>
-      </w:r>
-      <w:r>
-        <w:rPr>
-          <w:lang w:val="pt_PT" w:bidi="pt_PT"/>
-        </w:rPr>
-        <w:t xml:space="preserve">, </w:t>
-      </w:r>
-      <w:r>
-        <w:rPr>
-          <w:lang w:val="pt_PT" w:bidi="pt_PT"/>
-        </w:rPr>
-        <w:t>Ester</w:t>
-      </w:r>
-      <w:r>
-        <w:rPr>
-          <w:lang w:val="pt_PT" w:bidi="pt_PT"/>
-        </w:rPr>
-        <w:t xml:space="preserve">, </w:t>
-      </w:r>
-      <w:r>
-        <w:rPr>
-          <w:lang w:val="pt_PT" w:bidi="pt_PT"/>
-        </w:rPr>
-        <w:t>Pérsia</w:t>
-      </w:r>
-      <w:r>
-        <w:rPr>
-          <w:lang w:val="pt_PT" w:bidi="pt_PT"/>
-        </w:rPr>
-        <w:t>)</w:t>
-      </w:r>
-    </w:p>
-    <w:p>
-      <w:pPr>
-        <w:pStyle w:val="Heading3"/>
-      </w:pPr>
-      <w:r>
-        <w:rPr>
-          <w:lang w:val="pt_PT" w:bidi="pt_PT"/>
-        </w:rPr>
-        <w:t>Referências Bíblicas:</w:t>
-      </w:r>
-    </w:p>
-    <w:p>
-      <w:pPr>
-        <w:pStyle w:val="ListBullet"/>
-        <w:spacing w:line="240" w:lineRule="auto"/>
-        <w:ind w:left="720"/>
-      </w:pPr>
-      <w:r>
-        <w:rPr>
-          <w:lang w:val="pt_PT" w:bidi="pt_PT"/>
-        </w:rPr>
-      </w:r>
-      <w:r>
-        <w:rPr>
-          <w:lang w:val="pt_PT" w:bidi="pt_PT"/>
-        </w:rPr>
-        <w:t>Ester 1.9–11</w:t>
-      </w:r>
-    </w:p>
-    <w:p>
-      <w:pPr>
-        <w:pStyle w:val="ListBullet"/>
-        <w:spacing w:line="240" w:lineRule="auto"/>
-        <w:ind w:left="720"/>
-      </w:pPr>
-      <w:r>
-        <w:rPr>
-          <w:lang w:val="pt_PT" w:bidi="pt_PT"/>
-        </w:rPr>
-      </w:r>
-      <w:r>
-        <w:rPr>
-          <w:lang w:val="pt_PT" w:bidi="pt_PT"/>
-        </w:rPr>
-        <w:t>Ester 2.1–2</w:t>
-      </w:r>
-    </w:p>
-    <w:p>
-      <w:pPr>
-        <w:pStyle w:val="ListBullet"/>
-        <w:spacing w:line="240" w:lineRule="auto"/>
-        <w:ind w:left="720"/>
-      </w:pPr>
-      <w:r>
-        <w:rPr>
-          <w:lang w:val="pt_PT" w:bidi="pt_PT"/>
-        </w:rPr>
-      </w:r>
-      <w:r>
-        <w:rPr>
-          <w:lang w:val="pt_PT" w:bidi="pt_PT"/>
-        </w:rPr>
-        <w:t>Ester 2.17–18</w:t>
-      </w:r>
-    </w:p>
-    <w:p>
-      <w:pPr>
-        <w:pStyle w:val="Heading3"/>
-      </w:pPr>
-      <w:r>
-        <w:rPr>
-          <w:lang w:val="pt_PT" w:bidi="pt_PT"/>
-        </w:rPr>
-        <w:t>Dados da Palavra:</w:t>
-      </w:r>
-    </w:p>
-    <w:p>
-      <w:pPr>
-        <w:pStyle w:val="ListBullet"/>
-        <w:spacing w:line="240" w:lineRule="auto"/>
-        <w:ind w:left="720"/>
-      </w:pPr>
-      <w:r>
-        <w:rPr>
-          <w:lang w:val="pt_PT" w:bidi="pt_PT"/>
-        </w:rPr>
-      </w:r>
-      <w:r>
-        <w:rPr>
-          <w:lang w:val="pt_PT" w:bidi="pt_PT"/>
-        </w:rPr>
-        <w:t>Strong’s: H2060</w:t>
-      </w:r>
-      <w:r>
-        <w:rPr>
-          <w:lang w:val="pt_PT" w:bidi="pt_PT"/>
-        </w:rPr>
-      </w:r>
-      <w:r>
-        <w:rPr>
-          <w:lang w:val="pt_PT" w:bidi="pt_PT"/>
-        </w:rPr>
-      </w:r>
-    </w:p>
-    <w:p>
-      <w:pPr/>
-      <w:r>
-        <w:rPr>
-          <w:lang w:val="pt_PT" w:bidi="pt_PT"/>
-        </w:rPr>
-      </w:r>
-    </w:p>
-    <w:p>
-      <w:pPr>
-        <w:pStyle w:val="Heading2"/>
-      </w:pPr>
-      <w:r>
-        <w:rPr>
-          <w:lang w:val="pt_PT" w:bidi="pt_PT"/>
-        </w:rPr>
-        <w:t>Ventre</w:t>
-      </w:r>
-      <w:r>
-        <w:rPr>
-          <w:lang w:val="pt_PT" w:bidi="pt_PT"/>
-        </w:rPr>
-      </w:r>
-    </w:p>
-    <w:p>
-      <w:pPr>
-        <w:pStyle w:val="Heading3"/>
-      </w:pPr>
-      <w:r>
-        <w:rPr>
-          <w:lang w:val="pt_PT" w:bidi="pt_PT"/>
-        </w:rPr>
-        <w:t>Definição:</w:t>
-      </w:r>
-    </w:p>
-    <w:p>
-      <w:pPr/>
-      <w:r>
-        <w:rPr>
-          <w:lang w:val="pt_PT" w:bidi="pt_PT"/>
-        </w:rPr>
-      </w:r>
-      <w:r>
-        <w:rPr>
-          <w:lang w:val="pt_PT" w:bidi="pt_PT"/>
-        </w:rPr>
-        <w:t>O termo “ventre” refere-se ao lugar onde um bebê cresce dentro de sua mãe.</w:t>
-      </w:r>
-    </w:p>
-    <w:p>
-      <w:pPr>
-        <w:pStyle w:val="ListBullet"/>
-        <w:spacing w:line="240" w:lineRule="auto"/>
-        <w:ind w:left="720"/>
-      </w:pPr>
-      <w:r>
-        <w:rPr>
-          <w:lang w:val="pt_PT" w:bidi="pt_PT"/>
-        </w:rPr>
-      </w:r>
-      <w:r>
-        <w:rPr>
-          <w:lang w:val="pt_PT" w:bidi="pt_PT"/>
-        </w:rPr>
-        <w:t>Este é um termo mais antigo que às vezes é usado para ser educado e menos direto. (Veja: eufemismo)</w:t>
-      </w:r>
-    </w:p>
-    <w:p>
-      <w:pPr>
-        <w:pStyle w:val="ListBullet"/>
-        <w:spacing w:line="240" w:lineRule="auto"/>
-        <w:ind w:left="720"/>
-      </w:pPr>
-      <w:r>
-        <w:rPr>
-          <w:lang w:val="pt_PT" w:bidi="pt_PT"/>
-        </w:rPr>
-      </w:r>
-      <w:r>
-        <w:rPr>
-          <w:lang w:val="pt_PT" w:bidi="pt_PT"/>
-        </w:rPr>
-        <w:t>Um termo mais moderno para ventre é “útero”.</w:t>
-      </w:r>
-    </w:p>
-    <w:p>
-      <w:pPr>
-        <w:pStyle w:val="ListBullet"/>
-        <w:spacing w:line="240" w:lineRule="auto"/>
-        <w:ind w:left="720"/>
-      </w:pPr>
-      <w:r>
-        <w:rPr>
-          <w:lang w:val="pt_PT" w:bidi="pt_PT"/>
-        </w:rPr>
-      </w:r>
-      <w:r>
-        <w:rPr>
-          <w:lang w:val="pt_PT" w:bidi="pt_PT"/>
-        </w:rPr>
-        <w:t>Algumas línguas usam uma palavra como “barriga” para se referir ao útero ou ventre de uma mulher.</w:t>
-      </w:r>
-    </w:p>
-    <w:p>
-      <w:pPr>
-        <w:pStyle w:val="ListBullet"/>
-        <w:spacing w:line="240" w:lineRule="auto"/>
-        <w:ind w:left="720"/>
-      </w:pPr>
-      <w:r>
-        <w:rPr>
-          <w:lang w:val="pt_PT" w:bidi="pt_PT"/>
-        </w:rPr>
-      </w:r>
-      <w:r>
-        <w:rPr>
-          <w:lang w:val="pt_PT" w:bidi="pt_PT"/>
-        </w:rPr>
-        <w:t>Use uma palavra para isso na língua do projeto que seja bem conhecida, natural e aceitável.</w:t>
-      </w:r>
-    </w:p>
-    <w:p>
-      <w:pPr>
-        <w:pStyle w:val="Heading3"/>
-      </w:pPr>
-      <w:r>
-        <w:rPr>
-          <w:lang w:val="pt_PT" w:bidi="pt_PT"/>
-        </w:rPr>
-        <w:t>Referências Bíblicas:</w:t>
-      </w:r>
-    </w:p>
-    <w:p>
-      <w:pPr>
-        <w:pStyle w:val="ListBullet"/>
-        <w:spacing w:line="240" w:lineRule="auto"/>
-        <w:ind w:left="720"/>
-      </w:pPr>
-      <w:r>
-        <w:rPr>
-          <w:lang w:val="pt_PT" w:bidi="pt_PT"/>
-        </w:rPr>
-      </w:r>
-      <w:r>
-        <w:rPr>
-          <w:lang w:val="pt_PT" w:bidi="pt_PT"/>
-        </w:rPr>
-        <w:t>Gênesis 25.23</w:t>
-      </w:r>
-    </w:p>
-    <w:p>
-      <w:pPr>
-        <w:pStyle w:val="ListBullet"/>
-        <w:spacing w:line="240" w:lineRule="auto"/>
-        <w:ind w:left="720"/>
-      </w:pPr>
-      <w:r>
-        <w:rPr>
-          <w:lang w:val="pt_PT" w:bidi="pt_PT"/>
-        </w:rPr>
-      </w:r>
-      <w:r>
-        <w:rPr>
-          <w:lang w:val="pt_PT" w:bidi="pt_PT"/>
-        </w:rPr>
-        <w:t>Gênesis 25.24–26</w:t>
-      </w:r>
-    </w:p>
-    <w:p>
-      <w:pPr>
-        <w:pStyle w:val="ListBullet"/>
-        <w:spacing w:line="240" w:lineRule="auto"/>
-        <w:ind w:left="720"/>
-      </w:pPr>
-      <w:r>
-        <w:rPr>
-          <w:lang w:val="pt_PT" w:bidi="pt_PT"/>
-        </w:rPr>
-      </w:r>
-      <w:r>
-        <w:rPr>
-          <w:lang w:val="pt_PT" w:bidi="pt_PT"/>
-        </w:rPr>
-        <w:t>Gênesis 38.27–28</w:t>
-      </w:r>
-    </w:p>
-    <w:p>
-      <w:pPr>
-        <w:pStyle w:val="ListBullet"/>
-        <w:spacing w:line="240" w:lineRule="auto"/>
-        <w:ind w:left="720"/>
-      </w:pPr>
-      <w:r>
-        <w:rPr>
-          <w:lang w:val="pt_PT" w:bidi="pt_PT"/>
-        </w:rPr>
-      </w:r>
-      <w:r>
-        <w:rPr>
-          <w:lang w:val="pt_PT" w:bidi="pt_PT"/>
-        </w:rPr>
-        <w:t>Gênesis 49.25</w:t>
-      </w:r>
-    </w:p>
-    <w:p>
-      <w:pPr>
-        <w:pStyle w:val="ListBullet"/>
-        <w:spacing w:line="240" w:lineRule="auto"/>
-        <w:ind w:left="720"/>
-      </w:pPr>
-      <w:r>
-        <w:rPr>
-          <w:lang w:val="pt_PT" w:bidi="pt_PT"/>
-        </w:rPr>
-      </w:r>
-      <w:r>
-        <w:rPr>
-          <w:lang w:val="pt_PT" w:bidi="pt_PT"/>
-        </w:rPr>
-        <w:t>Lucas 2.21</w:t>
-      </w:r>
-    </w:p>
-    <w:p>
-      <w:pPr>
-        <w:pStyle w:val="ListBullet"/>
-        <w:spacing w:line="240" w:lineRule="auto"/>
-        <w:ind w:left="720"/>
-      </w:pPr>
-      <w:r>
-        <w:rPr>
-          <w:lang w:val="pt_PT" w:bidi="pt_PT"/>
-        </w:rPr>
-      </w:r>
-      <w:r>
-        <w:rPr>
-          <w:lang w:val="pt_PT" w:bidi="pt_PT"/>
-        </w:rPr>
-        <w:t>Lucas 11.27</w:t>
-      </w:r>
-    </w:p>
-    <w:p>
-      <w:pPr>
-        <w:pStyle w:val="ListBullet"/>
-        <w:spacing w:line="240" w:lineRule="auto"/>
-        <w:ind w:left="720"/>
-      </w:pPr>
-      <w:r>
-        <w:rPr>
-          <w:lang w:val="pt_PT" w:bidi="pt_PT"/>
-        </w:rPr>
-      </w:r>
-      <w:r>
-        <w:rPr>
-          <w:lang w:val="pt_PT" w:bidi="pt_PT"/>
-        </w:rPr>
-        <w:t>Lucas 23.29</w:t>
-      </w:r>
-    </w:p>
-    <w:p>
-      <w:pPr>
-        <w:pStyle w:val="ListBullet"/>
-        <w:spacing w:line="240" w:lineRule="auto"/>
-        <w:ind w:left="720"/>
-      </w:pPr>
-      <w:r>
-        <w:rPr>
-          <w:lang w:val="pt_PT" w:bidi="pt_PT"/>
-        </w:rPr>
-      </w:r>
-      <w:r>
-        <w:rPr>
-          <w:lang w:val="pt_PT" w:bidi="pt_PT"/>
-        </w:rPr>
-        <w:t>Mateus 19.12</w:t>
-      </w:r>
-    </w:p>
-    <w:p>
-      <w:pPr>
-        <w:pStyle w:val="Heading3"/>
-      </w:pPr>
-      <w:r>
-        <w:rPr>
-          <w:lang w:val="pt_PT" w:bidi="pt_PT"/>
-        </w:rPr>
-        <w:t>Dados da Palavra:</w:t>
-      </w:r>
-    </w:p>
-    <w:p>
-      <w:pPr>
-        <w:pStyle w:val="ListBullet"/>
-        <w:spacing w:line="240" w:lineRule="auto"/>
-        <w:ind w:left="720"/>
-      </w:pPr>
-      <w:r>
-        <w:rPr>
-          <w:lang w:val="pt_PT" w:bidi="pt_PT"/>
-        </w:rPr>
-      </w:r>
-      <w:r>
-        <w:rPr>
-          <w:lang w:val="pt_PT" w:bidi="pt_PT"/>
-        </w:rPr>
-        <w:t>Strong’s: H0990, H4578, H7356, H7358, G10640, G28360, G33880</w:t>
-      </w:r>
-      <w:r>
-        <w:rPr>
-          <w:lang w:val="pt_PT" w:bidi="pt_PT"/>
-        </w:rPr>
-      </w:r>
-      <w:r>
-        <w:rPr>
-          <w:lang w:val="pt_PT" w:bidi="pt_PT"/>
-        </w:rPr>
-      </w:r>
-    </w:p>
-    <w:p>
-      <w:pPr/>
-      <w:r>
-        <w:rPr>
-          <w:lang w:val="pt_PT" w:bidi="pt_PT"/>
-        </w:rPr>
-      </w:r>
-    </w:p>
-    <w:p>
-      <w:pPr>
-        <w:pStyle w:val="Heading2"/>
-      </w:pPr>
-      <w:r>
-        <w:rPr>
-          <w:lang w:val="pt_PT" w:bidi="pt_PT"/>
-        </w:rPr>
-        <w:t>Vergonha</w:t>
-      </w:r>
-      <w:r>
-        <w:rPr>
-          <w:lang w:val="pt_PT" w:bidi="pt_PT"/>
-        </w:rPr>
-      </w:r>
-    </w:p>
-    <w:p>
-      <w:pPr>
-        <w:pStyle w:val="Heading3"/>
-      </w:pPr>
-      <w:r>
-        <w:rPr>
-          <w:lang w:val="pt_PT" w:bidi="pt_PT"/>
-        </w:rPr>
-        <w:t>Definição:</w:t>
-      </w:r>
-    </w:p>
-    <w:p>
-      <w:pPr/>
-      <w:r>
-        <w:rPr>
-          <w:lang w:val="pt_PT" w:bidi="pt_PT"/>
-        </w:rPr>
-      </w:r>
-      <w:r>
-        <w:rPr>
-          <w:lang w:val="pt_PT" w:bidi="pt_PT"/>
-        </w:rPr>
-        <w:t>O termo “vergonha” refere-se ao sentimento doloroso de ser desonrado ou humilhado que uma pessoa sente quando faz algo que os outros consideram desonroso ou impróprio.</w:t>
-      </w:r>
-    </w:p>
-    <w:p>
-      <w:pPr>
-        <w:pStyle w:val="ListBullet"/>
-        <w:spacing w:line="240" w:lineRule="auto"/>
-        <w:ind w:left="720"/>
-      </w:pPr>
-      <w:r>
-        <w:rPr>
-          <w:lang w:val="pt_PT" w:bidi="pt_PT"/>
-        </w:rPr>
-      </w:r>
-      <w:r>
-        <w:rPr>
-          <w:lang w:val="pt_PT" w:bidi="pt_PT"/>
-        </w:rPr>
-        <w:t>Algo que é “vergonhoso” é “impróprio” ou “desonroso”.</w:t>
-      </w:r>
-    </w:p>
-    <w:p>
-      <w:pPr>
-        <w:pStyle w:val="ListBullet"/>
-        <w:spacing w:line="240" w:lineRule="auto"/>
-        <w:ind w:left="720"/>
-      </w:pPr>
-      <w:r>
-        <w:rPr>
-          <w:lang w:val="pt_PT" w:bidi="pt_PT"/>
-        </w:rPr>
-      </w:r>
-      <w:r>
-        <w:rPr>
-          <w:lang w:val="pt_PT" w:bidi="pt_PT"/>
-        </w:rPr>
-        <w:t>O termo “envergonhado” descreve como uma pessoa se sente quando fez algo impróprio ou desonroso.</w:t>
-      </w:r>
-    </w:p>
-    <w:p>
-      <w:pPr>
-        <w:pStyle w:val="ListBullet"/>
-        <w:spacing w:line="240" w:lineRule="auto"/>
-        <w:ind w:left="720"/>
-      </w:pPr>
-      <w:r>
-        <w:rPr>
-          <w:lang w:val="pt_PT" w:bidi="pt_PT"/>
-        </w:rPr>
-      </w:r>
-      <w:r>
-        <w:rPr>
-          <w:lang w:val="pt_PT" w:bidi="pt_PT"/>
-        </w:rPr>
-        <w:t>O termo “humilhar” significa fazer alguém sentir-se envergonhado ou desonrado, geralmente publicamente. O ato de envergonhar alguém é chamado de “humilhação”.</w:t>
-      </w:r>
-    </w:p>
-    <w:p>
-      <w:pPr>
-        <w:pStyle w:val="ListBullet"/>
-        <w:spacing w:line="240" w:lineRule="auto"/>
-        <w:ind w:left="720"/>
-      </w:pPr>
-      <w:r>
-        <w:rPr>
-          <w:lang w:val="pt_PT" w:bidi="pt_PT"/>
-        </w:rPr>
-      </w:r>
-      <w:r>
-        <w:rPr>
-          <w:lang w:val="pt_PT" w:bidi="pt_PT"/>
-        </w:rPr>
-        <w:t>“Reprovar” alguém significa criticar ou desaprovar o caráter ou comportamento dessa pessoa.</w:t>
-      </w:r>
-    </w:p>
-    <w:p>
-      <w:pPr>
-        <w:pStyle w:val="ListBullet"/>
-        <w:spacing w:line="240" w:lineRule="auto"/>
-        <w:ind w:left="720"/>
-      </w:pPr>
-      <w:r>
-        <w:rPr>
-          <w:lang w:val="pt_PT" w:bidi="pt_PT"/>
-        </w:rPr>
-      </w:r>
-      <w:r>
-        <w:rPr>
-          <w:lang w:val="pt_PT" w:bidi="pt_PT"/>
-        </w:rPr>
-        <w:t>A frase “envergonhar” significa derrotar pessoas ou expor suas ações para que se sintam envergonhadas de si mesmas. O profeta Isaías disse que aqueles que fazem e adoram ídolos serão envergonhados.</w:t>
-      </w:r>
-    </w:p>
-    <w:p>
-      <w:pPr>
-        <w:pStyle w:val="ListBullet"/>
-        <w:spacing w:line="240" w:lineRule="auto"/>
-        <w:ind w:left="720"/>
-      </w:pPr>
-      <w:r>
-        <w:rPr>
-          <w:lang w:val="pt_PT" w:bidi="pt_PT"/>
-        </w:rPr>
-      </w:r>
-      <w:r>
-        <w:rPr>
-          <w:lang w:val="pt_PT" w:bidi="pt_PT"/>
-        </w:rPr>
-        <w:t>O termo “vergonhoso” pode ser usado para descrever um ato pecaminoso ou a pessoa que o cometeu. Quando uma pessoa faz algo pecaminoso, isso pode causar-lhe um estado de desgraça ou desonra.</w:t>
-      </w:r>
-    </w:p>
-    <w:p>
-      <w:pPr>
-        <w:pStyle w:val="ListBullet"/>
-        <w:spacing w:line="240" w:lineRule="auto"/>
-        <w:ind w:left="720"/>
-      </w:pPr>
-      <w:r>
-        <w:rPr>
-          <w:lang w:val="pt_PT" w:bidi="pt_PT"/>
-        </w:rPr>
-      </w:r>
-      <w:r>
-        <w:rPr>
-          <w:lang w:val="pt_PT" w:bidi="pt_PT"/>
-        </w:rPr>
-        <w:t>Às vezes, uma pessoa que está fazendo coisas boas é tratada de uma maneira que lhe causa desonra ou vergonha. Por exemplo, quando Jesus foi morto na cruz, essa foi uma maneira vergonhosa de morrer. Jesus não fez nada de errado para merecer essa desgraça.</w:t>
-      </w:r>
-    </w:p>
-    <w:p>
-      <w:pPr>
-        <w:pStyle w:val="ListBullet"/>
-        <w:spacing w:line="240" w:lineRule="auto"/>
-        <w:ind w:left="720"/>
-      </w:pPr>
-      <w:r>
-        <w:rPr>
-          <w:lang w:val="pt_PT" w:bidi="pt_PT"/>
-        </w:rPr>
-      </w:r>
-      <w:r>
-        <w:rPr>
-          <w:lang w:val="pt_PT" w:bidi="pt_PT"/>
-        </w:rPr>
-        <w:t>Quando Deus humilha alguém, significa que Ele está fazendo uma pessoa orgulhosa experimentar o fracasso para ajudá-la a superar seu orgulho. Isso é diferente de humilhar alguém, que geralmente é feito para machucar essa pessoa.</w:t>
-      </w:r>
-    </w:p>
-    <w:p>
-      <w:pPr>
-        <w:pStyle w:val="ListBullet"/>
-        <w:spacing w:line="240" w:lineRule="auto"/>
-        <w:ind w:left="720"/>
-      </w:pPr>
-      <w:r>
-        <w:rPr>
-          <w:lang w:val="pt_PT" w:bidi="pt_PT"/>
-        </w:rPr>
-      </w:r>
-      <w:r>
-        <w:rPr>
-          <w:lang w:val="pt_PT" w:bidi="pt_PT"/>
-        </w:rPr>
-        <w:t>Dizer que uma pessoa está “acima de reprovação” ou “além de reprovação” ou “sem reprovação” significa que essa pessoa se comporta de uma maneira que honra a Deus e há pouco ou nada que poderia ser dito em crítica a ela.</w:t>
-      </w:r>
-    </w:p>
-    <w:p>
-      <w:pPr>
-        <w:pStyle w:val="Heading3"/>
-      </w:pPr>
-      <w:r>
-        <w:rPr>
-          <w:lang w:val="pt_PT" w:bidi="pt_PT"/>
-        </w:rPr>
-        <w:t>Sugestões de Tradução</w:t>
-      </w:r>
-    </w:p>
-    <w:p>
-      <w:pPr>
-        <w:pStyle w:val="ListBullet"/>
-        <w:spacing w:line="240" w:lineRule="auto"/>
-        <w:ind w:left="720"/>
-      </w:pPr>
-      <w:r>
-        <w:rPr>
-          <w:lang w:val="pt_PT" w:bidi="pt_PT"/>
-        </w:rPr>
-      </w:r>
-      <w:r>
-        <w:rPr>
-          <w:lang w:val="pt_PT" w:bidi="pt_PT"/>
-        </w:rPr>
-        <w:t>Maneiras de traduzir “desgraça” poderia incluir “vergonha” ou “desonra”.</w:t>
-      </w:r>
-    </w:p>
-    <w:p>
-      <w:pPr>
-        <w:pStyle w:val="ListBullet"/>
-        <w:spacing w:line="240" w:lineRule="auto"/>
-        <w:ind w:left="720"/>
-      </w:pPr>
-      <w:r>
-        <w:rPr>
-          <w:lang w:val="pt_PT" w:bidi="pt_PT"/>
-        </w:rPr>
-      </w:r>
-      <w:r>
-        <w:rPr>
-          <w:lang w:val="pt_PT" w:bidi="pt_PT"/>
-        </w:rPr>
-        <w:t>Maneiras de traduzir “desgraçado” poderia incluir “vergonhoso” ou “desonroso”.</w:t>
-      </w:r>
-    </w:p>
-    <w:p>
-      <w:pPr>
-        <w:pStyle w:val="ListBullet"/>
-        <w:spacing w:line="240" w:lineRule="auto"/>
-        <w:ind w:left="720"/>
-      </w:pPr>
-      <w:r>
-        <w:rPr>
-          <w:lang w:val="pt_PT" w:bidi="pt_PT"/>
-        </w:rPr>
-      </w:r>
-      <w:r>
-        <w:rPr>
-          <w:lang w:val="pt_PT" w:bidi="pt_PT"/>
-        </w:rPr>
-        <w:t>“Humilhar” também poderia ser traduzido como “envergonhar” ou “fazer sentir vergonha” ou “embaraçar”.</w:t>
-      </w:r>
-    </w:p>
-    <w:p>
-      <w:pPr>
-        <w:pStyle w:val="ListBullet"/>
-        <w:spacing w:line="240" w:lineRule="auto"/>
-        <w:ind w:left="720"/>
-      </w:pPr>
-      <w:r>
-        <w:rPr>
-          <w:lang w:val="pt_PT" w:bidi="pt_PT"/>
-        </w:rPr>
-      </w:r>
-      <w:r>
-        <w:rPr>
-          <w:lang w:val="pt_PT" w:bidi="pt_PT"/>
-        </w:rPr>
-        <w:t>Dependendo do contexto, maneiras de traduzir “humilhação” podem incluir “vergonha” ou “degradante” ou “desgraça”.</w:t>
-      </w:r>
-    </w:p>
-    <w:p>
-      <w:pPr>
-        <w:pStyle w:val="ListBullet"/>
-        <w:spacing w:line="240" w:lineRule="auto"/>
-        <w:ind w:left="720"/>
-      </w:pPr>
-      <w:r>
-        <w:rPr>
-          <w:lang w:val="pt_PT" w:bidi="pt_PT"/>
-        </w:rPr>
-      </w:r>
-      <w:r>
-        <w:rPr>
-          <w:lang w:val="pt_PT" w:bidi="pt_PT"/>
-        </w:rPr>
-        <w:t>A palavra “reprovação” também poderia ser traduzida como “acusação” ou “vergonha” ou “desgraça”.</w:t>
-      </w:r>
-    </w:p>
-    <w:p>
-      <w:pPr>
-        <w:pStyle w:val="ListBullet"/>
-        <w:spacing w:line="240" w:lineRule="auto"/>
-        <w:ind w:left="720"/>
-      </w:pPr>
-      <w:r>
-        <w:rPr>
-          <w:lang w:val="pt_PT" w:bidi="pt_PT"/>
-        </w:rPr>
-      </w:r>
-      <w:r>
-        <w:rPr>
-          <w:lang w:val="pt_PT" w:bidi="pt_PT"/>
-        </w:rPr>
-        <w:t>“Reprovar” também poderia ser traduzido como “repreender” ou “acusar” ou “criticar”, dependendo do contexto.</w:t>
-      </w:r>
-    </w:p>
-    <w:p>
-      <w:pPr/>
-      <w:r>
-        <w:rPr>
-          <w:lang w:val="pt_PT" w:bidi="pt_PT"/>
-        </w:rPr>
-      </w:r>
-      <w:r>
-        <w:rPr>
-          <w:lang w:val="pt_PT" w:bidi="pt_PT"/>
-        </w:rPr>
-        <w:t xml:space="preserve">(Veja também: </w:t>
-      </w:r>
-      <w:r>
-        <w:rPr>
-          <w:lang w:val="pt_PT" w:bidi="pt_PT"/>
-        </w:rPr>
-        <w:t>desonra</w:t>
-      </w:r>
-      <w:r>
-        <w:rPr>
-          <w:lang w:val="pt_PT" w:bidi="pt_PT"/>
-        </w:rPr>
-        <w:t xml:space="preserve">, </w:t>
-      </w:r>
-      <w:r>
-        <w:rPr>
-          <w:lang w:val="pt_PT" w:bidi="pt_PT"/>
-        </w:rPr>
-        <w:t>acusar</w:t>
-      </w:r>
-      <w:r>
-        <w:rPr>
-          <w:lang w:val="pt_PT" w:bidi="pt_PT"/>
-        </w:rPr>
-        <w:t xml:space="preserve">, </w:t>
-      </w:r>
-      <w:r>
-        <w:rPr>
-          <w:lang w:val="pt_PT" w:bidi="pt_PT"/>
-        </w:rPr>
-        <w:t>repreender</w:t>
-      </w:r>
-      <w:r>
-        <w:rPr>
-          <w:lang w:val="pt_PT" w:bidi="pt_PT"/>
-        </w:rPr>
-        <w:t xml:space="preserve">, </w:t>
-      </w:r>
-      <w:r>
-        <w:rPr>
-          <w:lang w:val="pt_PT" w:bidi="pt_PT"/>
-        </w:rPr>
-        <w:t>falso deus</w:t>
-      </w:r>
-      <w:r>
-        <w:rPr>
-          <w:lang w:val="pt_PT" w:bidi="pt_PT"/>
-        </w:rPr>
-        <w:t xml:space="preserve">, </w:t>
-      </w:r>
-      <w:r>
-        <w:rPr>
-          <w:lang w:val="pt_PT" w:bidi="pt_PT"/>
-        </w:rPr>
-        <w:t>humilde</w:t>
-      </w:r>
-      <w:r>
-        <w:rPr>
-          <w:lang w:val="pt_PT" w:bidi="pt_PT"/>
-        </w:rPr>
-        <w:t xml:space="preserve">, </w:t>
-      </w:r>
-      <w:r>
-        <w:rPr>
-          <w:lang w:val="pt_PT" w:bidi="pt_PT"/>
-        </w:rPr>
-        <w:t>Isaías</w:t>
-      </w:r>
-      <w:r>
-        <w:rPr>
-          <w:lang w:val="pt_PT" w:bidi="pt_PT"/>
-        </w:rPr>
-        <w:t xml:space="preserve">, </w:t>
-      </w:r>
-      <w:r>
-        <w:rPr>
-          <w:lang w:val="pt_PT" w:bidi="pt_PT"/>
-        </w:rPr>
-        <w:t>adorar</w:t>
-      </w:r>
-      <w:r>
-        <w:rPr>
-          <w:lang w:val="pt_PT" w:bidi="pt_PT"/>
-        </w:rPr>
-        <w:t>)</w:t>
-      </w:r>
-    </w:p>
-    <w:p>
-      <w:pPr>
-        <w:pStyle w:val="Heading3"/>
-      </w:pPr>
-      <w:r>
-        <w:rPr>
-          <w:lang w:val="pt_PT" w:bidi="pt_PT"/>
-        </w:rPr>
-        <w:t>Referências Bíblicas:</w:t>
-      </w:r>
-    </w:p>
-    <w:p>
-      <w:pPr>
-        <w:pStyle w:val="ListBullet"/>
-        <w:spacing w:line="240" w:lineRule="auto"/>
-        <w:ind w:left="720"/>
-      </w:pPr>
-      <w:r>
-        <w:rPr>
-          <w:lang w:val="pt_PT" w:bidi="pt_PT"/>
-        </w:rPr>
-      </w:r>
-      <w:r>
-        <w:rPr>
-          <w:lang w:val="pt_PT" w:bidi="pt_PT"/>
-        </w:rPr>
-        <w:t>1 Pedro 3.15–17</w:t>
-      </w:r>
-    </w:p>
-    <w:p>
-      <w:pPr>
-        <w:pStyle w:val="ListBullet"/>
-        <w:spacing w:line="240" w:lineRule="auto"/>
-        <w:ind w:left="720"/>
-      </w:pPr>
-      <w:r>
-        <w:rPr>
-          <w:lang w:val="pt_PT" w:bidi="pt_PT"/>
-        </w:rPr>
-      </w:r>
-      <w:r>
-        <w:rPr>
-          <w:lang w:val="pt_PT" w:bidi="pt_PT"/>
-        </w:rPr>
-        <w:t>2 Reis 2.17</w:t>
-      </w:r>
-    </w:p>
-    <w:p>
-      <w:pPr>
-        <w:pStyle w:val="ListBullet"/>
-        <w:spacing w:line="240" w:lineRule="auto"/>
-        <w:ind w:left="720"/>
-      </w:pPr>
-      <w:r>
-        <w:rPr>
-          <w:lang w:val="pt_PT" w:bidi="pt_PT"/>
-        </w:rPr>
-      </w:r>
-      <w:r>
-        <w:rPr>
-          <w:lang w:val="pt_PT" w:bidi="pt_PT"/>
-        </w:rPr>
-        <w:t>2 Samuel 13.13</w:t>
-      </w:r>
-    </w:p>
-    <w:p>
-      <w:pPr>
-        <w:pStyle w:val="ListBullet"/>
-        <w:spacing w:line="240" w:lineRule="auto"/>
-        <w:ind w:left="720"/>
-      </w:pPr>
-      <w:r>
-        <w:rPr>
-          <w:lang w:val="pt_PT" w:bidi="pt_PT"/>
-        </w:rPr>
-      </w:r>
-      <w:r>
-        <w:rPr>
-          <w:lang w:val="pt_PT" w:bidi="pt_PT"/>
-        </w:rPr>
-        <w:t>Lucas 20.11</w:t>
-      </w:r>
-    </w:p>
-    <w:p>
-      <w:pPr>
-        <w:pStyle w:val="ListBullet"/>
-        <w:spacing w:line="240" w:lineRule="auto"/>
-        <w:ind w:left="720"/>
-      </w:pPr>
-      <w:r>
-        <w:rPr>
-          <w:lang w:val="pt_PT" w:bidi="pt_PT"/>
-        </w:rPr>
-      </w:r>
-      <w:r>
-        <w:rPr>
-          <w:lang w:val="pt_PT" w:bidi="pt_PT"/>
-        </w:rPr>
-        <w:t>Marcos 8.38</w:t>
-      </w:r>
-    </w:p>
-    <w:p>
-      <w:pPr>
-        <w:pStyle w:val="ListBullet"/>
-        <w:spacing w:line="240" w:lineRule="auto"/>
-        <w:ind w:left="720"/>
-      </w:pPr>
-      <w:r>
-        <w:rPr>
-          <w:lang w:val="pt_PT" w:bidi="pt_PT"/>
-        </w:rPr>
-      </w:r>
-      <w:r>
-        <w:rPr>
-          <w:lang w:val="pt_PT" w:bidi="pt_PT"/>
-        </w:rPr>
-        <w:t>Marcos 12.4–5</w:t>
-      </w:r>
-    </w:p>
-    <w:p>
-      <w:pPr>
-        <w:pStyle w:val="ListBullet"/>
-        <w:spacing w:line="240" w:lineRule="auto"/>
-        <w:ind w:left="720"/>
-      </w:pPr>
-      <w:r>
-        <w:rPr>
-          <w:lang w:val="pt_PT" w:bidi="pt_PT"/>
-        </w:rPr>
-      </w:r>
-      <w:r>
-        <w:rPr>
-          <w:lang w:val="pt_PT" w:bidi="pt_PT"/>
-        </w:rPr>
-        <w:t>1 Timóteo 3.7</w:t>
-      </w:r>
-    </w:p>
-    <w:p>
-      <w:pPr>
-        <w:pStyle w:val="ListBullet"/>
-        <w:spacing w:line="240" w:lineRule="auto"/>
-        <w:ind w:left="720"/>
-      </w:pPr>
-      <w:r>
-        <w:rPr>
-          <w:lang w:val="pt_PT" w:bidi="pt_PT"/>
-        </w:rPr>
-      </w:r>
-      <w:r>
-        <w:rPr>
-          <w:lang w:val="pt_PT" w:bidi="pt_PT"/>
-        </w:rPr>
-        <w:t>Gênesis 34.7</w:t>
-      </w:r>
-    </w:p>
-    <w:p>
-      <w:pPr>
-        <w:pStyle w:val="ListBullet"/>
-        <w:spacing w:line="240" w:lineRule="auto"/>
-        <w:ind w:left="720"/>
-      </w:pPr>
-      <w:r>
-        <w:rPr>
-          <w:lang w:val="pt_PT" w:bidi="pt_PT"/>
-        </w:rPr>
-      </w:r>
-      <w:r>
-        <w:rPr>
-          <w:lang w:val="pt_PT" w:bidi="pt_PT"/>
-        </w:rPr>
-        <w:t>Hebreus 11.26</w:t>
-      </w:r>
-    </w:p>
-    <w:p>
-      <w:pPr>
-        <w:pStyle w:val="ListBullet"/>
-        <w:spacing w:line="240" w:lineRule="auto"/>
-        <w:ind w:left="720"/>
-      </w:pPr>
-      <w:r>
-        <w:rPr>
-          <w:lang w:val="pt_PT" w:bidi="pt_PT"/>
-        </w:rPr>
-      </w:r>
-      <w:r>
-        <w:rPr>
-          <w:lang w:val="pt_PT" w:bidi="pt_PT"/>
-        </w:rPr>
-        <w:t>Lamentações 2.1–2</w:t>
-      </w:r>
-    </w:p>
-    <w:p>
-      <w:pPr>
-        <w:pStyle w:val="ListBullet"/>
-        <w:spacing w:line="240" w:lineRule="auto"/>
-        <w:ind w:left="720"/>
-      </w:pPr>
-      <w:r>
-        <w:rPr>
-          <w:lang w:val="pt_PT" w:bidi="pt_PT"/>
-        </w:rPr>
-      </w:r>
-      <w:r>
-        <w:rPr>
-          <w:lang w:val="pt_PT" w:bidi="pt_PT"/>
-        </w:rPr>
-        <w:t>Salmos 22.6</w:t>
-      </w:r>
-    </w:p>
-    <w:p>
-      <w:pPr>
-        <w:pStyle w:val="ListBullet"/>
-        <w:spacing w:line="240" w:lineRule="auto"/>
-        <w:ind w:left="720"/>
-      </w:pPr>
-      <w:r>
-        <w:rPr>
-          <w:lang w:val="pt_PT" w:bidi="pt_PT"/>
-        </w:rPr>
-      </w:r>
-      <w:r>
-        <w:rPr>
-          <w:lang w:val="pt_PT" w:bidi="pt_PT"/>
-        </w:rPr>
-        <w:t>Deuteronômio 21.14</w:t>
-      </w:r>
-    </w:p>
-    <w:p>
-      <w:pPr>
-        <w:pStyle w:val="ListBullet"/>
-        <w:spacing w:line="240" w:lineRule="auto"/>
-        <w:ind w:left="720"/>
-      </w:pPr>
-      <w:r>
-        <w:rPr>
-          <w:lang w:val="pt_PT" w:bidi="pt_PT"/>
-        </w:rPr>
-      </w:r>
-      <w:r>
-        <w:rPr>
-          <w:lang w:val="pt_PT" w:bidi="pt_PT"/>
-        </w:rPr>
-        <w:t>Esdras 9.5</w:t>
-      </w:r>
-    </w:p>
-    <w:p>
-      <w:pPr>
-        <w:pStyle w:val="ListBullet"/>
-        <w:spacing w:line="240" w:lineRule="auto"/>
-        <w:ind w:left="720"/>
-      </w:pPr>
-      <w:r>
-        <w:rPr>
-          <w:lang w:val="pt_PT" w:bidi="pt_PT"/>
-        </w:rPr>
-      </w:r>
-      <w:r>
-        <w:rPr>
-          <w:lang w:val="pt_PT" w:bidi="pt_PT"/>
-        </w:rPr>
-        <w:t>Provérbios 25.7–8</w:t>
-      </w:r>
-    </w:p>
-    <w:p>
-      <w:pPr>
-        <w:pStyle w:val="ListBullet"/>
-        <w:spacing w:line="240" w:lineRule="auto"/>
-        <w:ind w:left="720"/>
-      </w:pPr>
-      <w:r>
-        <w:rPr>
-          <w:lang w:val="pt_PT" w:bidi="pt_PT"/>
-        </w:rPr>
-      </w:r>
-      <w:r>
-        <w:rPr>
-          <w:lang w:val="pt_PT" w:bidi="pt_PT"/>
-        </w:rPr>
-        <w:t>Salmos 6.8–10</w:t>
-      </w:r>
-    </w:p>
-    <w:p>
-      <w:pPr>
-        <w:pStyle w:val="ListBullet"/>
-        <w:spacing w:line="240" w:lineRule="auto"/>
-        <w:ind w:left="720"/>
-      </w:pPr>
-      <w:r>
-        <w:rPr>
-          <w:lang w:val="pt_PT" w:bidi="pt_PT"/>
-        </w:rPr>
-      </w:r>
-      <w:r>
-        <w:rPr>
-          <w:lang w:val="pt_PT" w:bidi="pt_PT"/>
-        </w:rPr>
-        <w:t>Salmos 123.3</w:t>
-      </w:r>
-    </w:p>
-    <w:p>
-      <w:pPr>
-        <w:pStyle w:val="ListBullet"/>
-        <w:spacing w:line="240" w:lineRule="auto"/>
-        <w:ind w:left="720"/>
-      </w:pPr>
-      <w:r>
-        <w:rPr>
-          <w:lang w:val="pt_PT" w:bidi="pt_PT"/>
-        </w:rPr>
-      </w:r>
-      <w:r>
-        <w:rPr>
-          <w:lang w:val="pt_PT" w:bidi="pt_PT"/>
-        </w:rPr>
-        <w:t>1 Timóteo 5.7–8</w:t>
-      </w:r>
-    </w:p>
-    <w:p>
-      <w:pPr>
-        <w:pStyle w:val="ListBullet"/>
-        <w:spacing w:line="240" w:lineRule="auto"/>
-        <w:ind w:left="720"/>
-      </w:pPr>
-      <w:r>
-        <w:rPr>
-          <w:lang w:val="pt_PT" w:bidi="pt_PT"/>
-        </w:rPr>
-      </w:r>
-      <w:r>
-        <w:rPr>
-          <w:lang w:val="pt_PT" w:bidi="pt_PT"/>
-        </w:rPr>
-        <w:t>1 Timóteo 6.13–14</w:t>
-      </w:r>
-    </w:p>
-    <w:p>
-      <w:pPr>
-        <w:pStyle w:val="ListBullet"/>
-        <w:spacing w:line="240" w:lineRule="auto"/>
-        <w:ind w:left="720"/>
-      </w:pPr>
-      <w:r>
-        <w:rPr>
-          <w:lang w:val="pt_PT" w:bidi="pt_PT"/>
-        </w:rPr>
-      </w:r>
-      <w:r>
-        <w:rPr>
-          <w:lang w:val="pt_PT" w:bidi="pt_PT"/>
-        </w:rPr>
-        <w:t>Jeremias 15.15–16</w:t>
-      </w:r>
-    </w:p>
-    <w:p>
-      <w:pPr>
-        <w:pStyle w:val="ListBullet"/>
-        <w:spacing w:line="240" w:lineRule="auto"/>
-        <w:ind w:left="720"/>
-      </w:pPr>
-      <w:r>
-        <w:rPr>
-          <w:lang w:val="pt_PT" w:bidi="pt_PT"/>
-        </w:rPr>
-      </w:r>
-      <w:r>
-        <w:rPr>
-          <w:lang w:val="pt_PT" w:bidi="pt_PT"/>
-        </w:rPr>
-        <w:t>Jó 16.9–10</w:t>
-      </w:r>
-    </w:p>
-    <w:p>
-      <w:pPr>
-        <w:pStyle w:val="ListBullet"/>
-        <w:spacing w:line="240" w:lineRule="auto"/>
-        <w:ind w:left="720"/>
-      </w:pPr>
-      <w:r>
-        <w:rPr>
-          <w:lang w:val="pt_PT" w:bidi="pt_PT"/>
-        </w:rPr>
-      </w:r>
-      <w:r>
-        <w:rPr>
-          <w:lang w:val="pt_PT" w:bidi="pt_PT"/>
-        </w:rPr>
-        <w:t>Provérbios 18.3</w:t>
-      </w:r>
-    </w:p>
-    <w:p>
-      <w:pPr>
-        <w:pStyle w:val="Heading3"/>
-      </w:pPr>
-      <w:r>
-        <w:rPr>
-          <w:lang w:val="pt_PT" w:bidi="pt_PT"/>
-        </w:rPr>
-        <w:t>Dados da Palavra:</w:t>
-      </w:r>
-    </w:p>
-    <w:p>
-      <w:pPr>
-        <w:pStyle w:val="ListBullet"/>
-        <w:spacing w:line="240" w:lineRule="auto"/>
-        <w:ind w:left="720"/>
-      </w:pPr>
-      <w:r>
-        <w:rPr>
-          <w:lang w:val="pt_PT" w:bidi="pt_PT"/>
-        </w:rPr>
-      </w:r>
-      <w:r>
-        <w:rPr>
-          <w:lang w:val="pt_PT" w:bidi="pt_PT"/>
-        </w:rPr>
-        <w:t>Strong’s: H0937, H0954, H0955, H1317, H1322, H1421, H1442, H1984, H2490, H2616, H2617, H2659, H2778, H2781, H2865, H3001, H3637, H3639, H3640, H3971, H5007, H5034, H5039, H6030, H6031, H6172, H6256, H7022, H7034, H7036, H7043, H7511, H7817, H8103, H8213, H8216, H8217, H8589, G01520, G01530, G04100, G04220, G04230, G08080, G08180, G08190, G08210, G17880, G17910, G18700, G26170, G30590, G36790, G36800, G36810, G38560, G50140, G51950, G51960, G54840</w:t>
-      </w:r>
-      <w:r>
-        <w:rPr>
-          <w:lang w:val="pt_PT" w:bidi="pt_PT"/>
-        </w:rPr>
-      </w:r>
-      <w:r>
-        <w:rPr>
-          <w:lang w:val="pt_PT" w:bidi="pt_PT"/>
-        </w:rPr>
-      </w:r>
-    </w:p>
-    <w:p>
-      <w:pPr/>
-      <w:r>
-        <w:rPr>
-          <w:lang w:val="pt_PT" w:bidi="pt_PT"/>
-        </w:rPr>
-      </w:r>
-    </w:p>
-    <w:p>
-      <w:pPr>
-        <w:pStyle w:val="Heading2"/>
-      </w:pPr>
-      <w:r>
-        <w:rPr>
-          <w:lang w:val="pt_PT" w:bidi="pt_PT"/>
-        </w:rPr>
-        <w:t>Véu</w:t>
-      </w:r>
-      <w:r>
-        <w:rPr>
-          <w:lang w:val="pt_PT" w:bidi="pt_PT"/>
-        </w:rPr>
-      </w:r>
-    </w:p>
-    <w:p>
-      <w:pPr>
-        <w:pStyle w:val="Heading3"/>
-      </w:pPr>
-      <w:r>
-        <w:rPr>
-          <w:lang w:val="pt_PT" w:bidi="pt_PT"/>
-        </w:rPr>
-        <w:t>Definição:</w:t>
-      </w:r>
-    </w:p>
-    <w:p>
-      <w:pPr/>
-      <w:r>
-        <w:rPr>
-          <w:lang w:val="pt_PT" w:bidi="pt_PT"/>
-        </w:rPr>
-      </w:r>
-      <w:r>
-        <w:rPr>
-          <w:lang w:val="pt_PT" w:bidi="pt_PT"/>
-        </w:rPr>
-        <w:t>O termo “véu” geralmente se refere a um pedaço fino de tecido que é usado para cobrir total ou parcialmente a cabeça ou o rosto.</w:t>
-      </w:r>
-    </w:p>
-    <w:p>
-      <w:pPr>
-        <w:pStyle w:val="ListBullet"/>
-        <w:spacing w:line="240" w:lineRule="auto"/>
-        <w:ind w:left="720"/>
-      </w:pPr>
-      <w:r>
-        <w:rPr>
-          <w:lang w:val="pt_PT" w:bidi="pt_PT"/>
-        </w:rPr>
-      </w:r>
-      <w:r>
-        <w:rPr>
-          <w:lang w:val="pt_PT" w:bidi="pt_PT"/>
-        </w:rPr>
-        <w:t>Moisés cobriu seu rosto com um véu depois de estar na presença de Javé, para que o brilho de seu rosto ficasse oculto das pessoas.</w:t>
-      </w:r>
-    </w:p>
-    <w:p>
-      <w:pPr>
-        <w:pStyle w:val="ListBullet"/>
-        <w:spacing w:line="240" w:lineRule="auto"/>
-        <w:ind w:left="720"/>
-      </w:pPr>
-      <w:r>
-        <w:rPr>
-          <w:lang w:val="pt_PT" w:bidi="pt_PT"/>
-        </w:rPr>
-      </w:r>
-      <w:r>
-        <w:rPr>
-          <w:lang w:val="pt_PT" w:bidi="pt_PT"/>
-        </w:rPr>
-        <w:t>Na Bíblia, as mulheres usavam um véu para cobrir a cabeça, e muitas vezes o rosto também, quando estavam em público ou na presença de homens.</w:t>
-      </w:r>
-    </w:p>
-    <w:p>
-      <w:pPr>
-        <w:pStyle w:val="ListBullet"/>
-        <w:spacing w:line="240" w:lineRule="auto"/>
-        <w:ind w:left="720"/>
-      </w:pPr>
-      <w:r>
-        <w:rPr>
-          <w:lang w:val="pt_PT" w:bidi="pt_PT"/>
-        </w:rPr>
-      </w:r>
-      <w:r>
-        <w:rPr>
-          <w:lang w:val="pt_PT" w:bidi="pt_PT"/>
-        </w:rPr>
-        <w:t>Os véus que as mulheres na Bíblia usavam sobre o rosto podem ter sido feitos de material fino e transparente e podem ter coberto apenas parte do rosto para que os olhos das mulheres não ficassem cobertos.</w:t>
-      </w:r>
-    </w:p>
-    <w:p>
-      <w:pPr>
-        <w:pStyle w:val="ListBullet"/>
-        <w:spacing w:line="240" w:lineRule="auto"/>
-        <w:ind w:left="720"/>
-      </w:pPr>
-      <w:r>
-        <w:rPr>
-          <w:lang w:val="pt_PT" w:bidi="pt_PT"/>
-        </w:rPr>
-      </w:r>
-      <w:r>
-        <w:rPr>
-          <w:lang w:val="pt_PT" w:bidi="pt_PT"/>
-        </w:rPr>
-        <w:t>O verbo “velar” significa cobrir algo com um véu.</w:t>
-      </w:r>
-    </w:p>
-    <w:p>
-      <w:pPr>
-        <w:pStyle w:val="ListBullet"/>
-        <w:spacing w:line="240" w:lineRule="auto"/>
-        <w:ind w:left="720"/>
-      </w:pPr>
-      <w:r>
-        <w:rPr>
-          <w:lang w:val="pt_PT" w:bidi="pt_PT"/>
-        </w:rPr>
-      </w:r>
-      <w:r>
-        <w:rPr>
-          <w:lang w:val="pt_PT" w:bidi="pt_PT"/>
-        </w:rPr>
-        <w:t>Em algumas versões em inglês, a palavra “véu” é usada para se referir à cortina grossa que cobria a entrada do lugar mais sagrado. Mas “cortina” é um termo melhor nesse contexto, pois se refere a um pedaço de tecido pesado e grosso.</w:t>
-      </w:r>
-    </w:p>
-    <w:p>
-      <w:pPr>
-        <w:pStyle w:val="Heading3"/>
-      </w:pPr>
-      <w:r>
-        <w:rPr>
-          <w:lang w:val="pt_PT" w:bidi="pt_PT"/>
-        </w:rPr>
-        <w:t>Sugestões de Tradução</w:t>
-      </w:r>
-    </w:p>
-    <w:p>
-      <w:pPr>
-        <w:pStyle w:val="ListBullet"/>
-        <w:spacing w:line="240" w:lineRule="auto"/>
-        <w:ind w:left="720"/>
-      </w:pPr>
-      <w:r>
-        <w:rPr>
-          <w:lang w:val="pt_PT" w:bidi="pt_PT"/>
-        </w:rPr>
-      </w:r>
-      <w:r>
-        <w:rPr>
-          <w:lang w:val="pt_PT" w:bidi="pt_PT"/>
-        </w:rPr>
-        <w:t>O termo “véu” também poderia ser traduzido como “cobertura fina de tecido”, “cobertura de tecido” ou “cobertura para a cabeça”.</w:t>
-      </w:r>
-    </w:p>
-    <w:p>
-      <w:pPr>
-        <w:pStyle w:val="ListBullet"/>
-        <w:spacing w:line="240" w:lineRule="auto"/>
-        <w:ind w:left="720"/>
-      </w:pPr>
-      <w:r>
-        <w:rPr>
-          <w:lang w:val="pt_PT" w:bidi="pt_PT"/>
-        </w:rPr>
-      </w:r>
-      <w:r>
-        <w:rPr>
-          <w:lang w:val="pt_PT" w:bidi="pt_PT"/>
-        </w:rPr>
-        <w:t>Em algumas culturas, pode já haver um termo para um véu para mulheres. Pode ser necessário encontrar uma palavra diferente quando usada para Moisés.</w:t>
-      </w:r>
-    </w:p>
-    <w:p>
-      <w:pPr/>
-      <w:r>
-        <w:rPr>
-          <w:lang w:val="pt_PT" w:bidi="pt_PT"/>
-        </w:rPr>
-      </w:r>
-      <w:r>
-        <w:rPr>
-          <w:lang w:val="pt_PT" w:bidi="pt_PT"/>
-        </w:rPr>
-        <w:t xml:space="preserve">(Veja também: </w:t>
-      </w:r>
-      <w:r>
-        <w:rPr>
-          <w:lang w:val="pt_PT" w:bidi="pt_PT"/>
-        </w:rPr>
-        <w:t>Moisés</w:t>
-      </w:r>
-      <w:r>
-        <w:rPr>
-          <w:lang w:val="pt_PT" w:bidi="pt_PT"/>
-        </w:rPr>
-        <w:t>)</w:t>
-      </w:r>
-    </w:p>
-    <w:p>
-      <w:pPr>
-        <w:pStyle w:val="Heading3"/>
-      </w:pPr>
-      <w:r>
-        <w:rPr>
-          <w:lang w:val="pt_PT" w:bidi="pt_PT"/>
-        </w:rPr>
-        <w:t>Referências Bíblicas:</w:t>
-      </w:r>
-    </w:p>
-    <w:p>
-      <w:pPr>
-        <w:pStyle w:val="ListBullet"/>
-        <w:spacing w:line="240" w:lineRule="auto"/>
-        <w:ind w:left="720"/>
-      </w:pPr>
-      <w:r>
-        <w:rPr>
-          <w:lang w:val="pt_PT" w:bidi="pt_PT"/>
-        </w:rPr>
-      </w:r>
-      <w:r>
-        <w:rPr>
-          <w:lang w:val="pt_PT" w:bidi="pt_PT"/>
-        </w:rPr>
-        <w:t>2 Coríntios 3.12–13</w:t>
-      </w:r>
-    </w:p>
-    <w:p>
-      <w:pPr>
-        <w:pStyle w:val="ListBullet"/>
-        <w:spacing w:line="240" w:lineRule="auto"/>
-        <w:ind w:left="720"/>
-      </w:pPr>
-      <w:r>
-        <w:rPr>
-          <w:lang w:val="pt_PT" w:bidi="pt_PT"/>
-        </w:rPr>
-      </w:r>
-      <w:r>
-        <w:rPr>
-          <w:lang w:val="pt_PT" w:bidi="pt_PT"/>
-        </w:rPr>
-        <w:t>2 Coríntios 3.16</w:t>
-      </w:r>
-    </w:p>
-    <w:p>
-      <w:pPr>
-        <w:pStyle w:val="ListBullet"/>
-        <w:spacing w:line="240" w:lineRule="auto"/>
-        <w:ind w:left="720"/>
-      </w:pPr>
-      <w:r>
-        <w:rPr>
-          <w:lang w:val="pt_PT" w:bidi="pt_PT"/>
-        </w:rPr>
-      </w:r>
-      <w:r>
-        <w:rPr>
-          <w:lang w:val="pt_PT" w:bidi="pt_PT"/>
-        </w:rPr>
-        <w:t>Ezequiel 13.18</w:t>
-      </w:r>
-    </w:p>
-    <w:p>
-      <w:pPr>
-        <w:pStyle w:val="ListBullet"/>
-        <w:spacing w:line="240" w:lineRule="auto"/>
-        <w:ind w:left="720"/>
-      </w:pPr>
-      <w:r>
-        <w:rPr>
-          <w:lang w:val="pt_PT" w:bidi="pt_PT"/>
-        </w:rPr>
-      </w:r>
-      <w:r>
-        <w:rPr>
-          <w:lang w:val="pt_PT" w:bidi="pt_PT"/>
-        </w:rPr>
-        <w:t>Isaías 47.1–2</w:t>
-      </w:r>
-    </w:p>
-    <w:p>
-      <w:pPr>
-        <w:pStyle w:val="ListBullet"/>
-        <w:spacing w:line="240" w:lineRule="auto"/>
-        <w:ind w:left="720"/>
-      </w:pPr>
-      <w:r>
-        <w:rPr>
-          <w:lang w:val="pt_PT" w:bidi="pt_PT"/>
-        </w:rPr>
-      </w:r>
-      <w:r>
-        <w:rPr>
-          <w:lang w:val="pt_PT" w:bidi="pt_PT"/>
-        </w:rPr>
-        <w:t>Cântico dos Cânticos 4.3</w:t>
-      </w:r>
-    </w:p>
-    <w:p>
-      <w:pPr>
-        <w:pStyle w:val="Heading3"/>
-      </w:pPr>
-      <w:r>
-        <w:rPr>
-          <w:lang w:val="pt_PT" w:bidi="pt_PT"/>
-        </w:rPr>
-        <w:t>Dados da Palavra:</w:t>
-      </w:r>
-    </w:p>
-    <w:p>
-      <w:pPr>
-        <w:pStyle w:val="ListBullet"/>
-        <w:spacing w:line="240" w:lineRule="auto"/>
-        <w:ind w:left="720"/>
-      </w:pPr>
-      <w:r>
-        <w:rPr>
-          <w:lang w:val="pt_PT" w:bidi="pt_PT"/>
-        </w:rPr>
-      </w:r>
-      <w:r>
-        <w:rPr>
-          <w:lang w:val="pt_PT" w:bidi="pt_PT"/>
-        </w:rPr>
-        <w:t>Strong’s: H4304, H4533, H4555, H6777, H6809, H7196, H7479, G03430, G25710, G25720</w:t>
-      </w:r>
-      <w:r>
-        <w:rPr>
-          <w:lang w:val="pt_PT" w:bidi="pt_PT"/>
-        </w:rPr>
-      </w:r>
-      <w:r>
-        <w:rPr>
-          <w:lang w:val="pt_PT" w:bidi="pt_PT"/>
-        </w:rPr>
-      </w:r>
-    </w:p>
-    <w:p>
-      <w:pPr/>
-      <w:r>
-        <w:rPr>
-          <w:lang w:val="pt_PT" w:bidi="pt_PT"/>
-        </w:rPr>
-      </w:r>
-    </w:p>
-    <w:p>
-      <w:pPr>
-        <w:pStyle w:val="Heading2"/>
-      </w:pPr>
-      <w:r>
-        <w:rPr>
-          <w:lang w:val="pt_PT" w:bidi="pt_PT"/>
-        </w:rPr>
-        <w:t>Videira</w:t>
-      </w:r>
-      <w:r>
-        <w:rPr>
-          <w:lang w:val="pt_PT" w:bidi="pt_PT"/>
-        </w:rPr>
-      </w:r>
-    </w:p>
-    <w:p>
-      <w:pPr>
-        <w:pStyle w:val="Heading3"/>
-      </w:pPr>
-      <w:r>
-        <w:rPr>
-          <w:lang w:val="pt_PT" w:bidi="pt_PT"/>
-        </w:rPr>
-        <w:t>Definição:</w:t>
-      </w:r>
-    </w:p>
-    <w:p>
-      <w:pPr/>
-      <w:r>
-        <w:rPr>
-          <w:lang w:val="pt_PT" w:bidi="pt_PT"/>
-        </w:rPr>
-      </w:r>
-      <w:r>
-        <w:rPr>
-          <w:lang w:val="pt_PT" w:bidi="pt_PT"/>
-        </w:rPr>
-        <w:t xml:space="preserve">O termo “videira” refere-se a uma planta que cresce rastejando pelo chão ou subindo em árvores e outras estruturas. A palavra “videira” na Bíblia é usada apenas para videiras com uvas frutíferas. </w:t>
-      </w:r>
-    </w:p>
-    <w:p>
-      <w:pPr>
-        <w:pStyle w:val="ListBullet"/>
-        <w:spacing w:line="240" w:lineRule="auto"/>
-        <w:ind w:left="720"/>
-      </w:pPr>
-      <w:r>
-        <w:rPr>
-          <w:lang w:val="pt_PT" w:bidi="pt_PT"/>
-        </w:rPr>
-      </w:r>
-      <w:r>
-        <w:rPr>
-          <w:lang w:val="pt_PT" w:bidi="pt_PT"/>
-        </w:rPr>
-        <w:t>Na Bíblia, a palavra “videira” quase sempre significa “videira de uva”.</w:t>
-      </w:r>
-    </w:p>
-    <w:p>
-      <w:pPr>
-        <w:pStyle w:val="ListBullet"/>
-        <w:spacing w:line="240" w:lineRule="auto"/>
-        <w:ind w:left="720"/>
-      </w:pPr>
-      <w:r>
-        <w:rPr>
-          <w:lang w:val="pt_PT" w:bidi="pt_PT"/>
-        </w:rPr>
-      </w:r>
-      <w:r>
-        <w:rPr>
-          <w:lang w:val="pt_PT" w:bidi="pt_PT"/>
-        </w:rPr>
-        <w:t>Os ramos da videira de uva estão ligados ao caule principal, que lhes fornece água e outros nutrientes para que possam crescer.</w:t>
-      </w:r>
-    </w:p>
-    <w:p>
-      <w:pPr>
-        <w:pStyle w:val="ListBullet"/>
-        <w:spacing w:line="240" w:lineRule="auto"/>
-        <w:ind w:left="720"/>
-      </w:pPr>
-      <w:r>
-        <w:rPr>
-          <w:lang w:val="pt_PT" w:bidi="pt_PT"/>
-        </w:rPr>
-      </w:r>
-      <w:r>
-        <w:rPr>
-          <w:lang w:val="pt_PT" w:bidi="pt_PT"/>
-        </w:rPr>
-        <w:t>Jesus chamou a si mesmo de “videira” e chamou seu povo de “ramos”. Nesse contexto, a palavra “videira” também poderia ser traduzida como “caule da videira de uva” ou “caule da planta de uva”. (Veja: Metáfora)</w:t>
-      </w:r>
-    </w:p>
-    <w:p>
-      <w:pPr/>
-      <w:r>
-        <w:rPr>
-          <w:lang w:val="pt_PT" w:bidi="pt_PT"/>
-        </w:rPr>
-      </w:r>
-      <w:r>
-        <w:rPr>
-          <w:lang w:val="pt_PT" w:bidi="pt_PT"/>
-        </w:rPr>
-        <w:t xml:space="preserve">(Veja também: </w:t>
-      </w:r>
-      <w:r>
-        <w:rPr>
-          <w:lang w:val="pt_PT" w:bidi="pt_PT"/>
-        </w:rPr>
-        <w:t>uva</w:t>
-      </w:r>
-      <w:r>
-        <w:rPr>
-          <w:lang w:val="pt_PT" w:bidi="pt_PT"/>
-        </w:rPr>
-        <w:t xml:space="preserve">, </w:t>
-      </w:r>
-      <w:r>
-        <w:rPr>
-          <w:lang w:val="pt_PT" w:bidi="pt_PT"/>
-        </w:rPr>
-        <w:t>vinhedo</w:t>
-      </w:r>
-      <w:r>
-        <w:rPr>
-          <w:lang w:val="pt_PT" w:bidi="pt_PT"/>
-        </w:rPr>
-        <w:t>)</w:t>
-      </w:r>
-    </w:p>
-    <w:p>
-      <w:pPr>
-        <w:pStyle w:val="Heading3"/>
-      </w:pPr>
-      <w:r>
-        <w:rPr>
-          <w:lang w:val="pt_PT" w:bidi="pt_PT"/>
-        </w:rPr>
-        <w:t>Referências Bíblicas:</w:t>
-      </w:r>
-    </w:p>
-    <w:p>
-      <w:pPr>
-        <w:pStyle w:val="ListBullet"/>
-        <w:spacing w:line="240" w:lineRule="auto"/>
-        <w:ind w:left="720"/>
-      </w:pPr>
-      <w:r>
-        <w:rPr>
-          <w:lang w:val="pt_PT" w:bidi="pt_PT"/>
-        </w:rPr>
-      </w:r>
-      <w:r>
-        <w:rPr>
-          <w:lang w:val="pt_PT" w:bidi="pt_PT"/>
-        </w:rPr>
-        <w:t>Gênesis 40.9</w:t>
-      </w:r>
-    </w:p>
-    <w:p>
-      <w:pPr>
-        <w:pStyle w:val="ListBullet"/>
-        <w:spacing w:line="240" w:lineRule="auto"/>
-        <w:ind w:left="720"/>
-      </w:pPr>
-      <w:r>
-        <w:rPr>
-          <w:lang w:val="pt_PT" w:bidi="pt_PT"/>
-        </w:rPr>
-      </w:r>
-      <w:r>
-        <w:rPr>
-          <w:lang w:val="pt_PT" w:bidi="pt_PT"/>
-        </w:rPr>
-        <w:t>Gênesis 49.11</w:t>
-      </w:r>
-    </w:p>
-    <w:p>
-      <w:pPr>
-        <w:pStyle w:val="ListBullet"/>
-        <w:spacing w:line="240" w:lineRule="auto"/>
-        <w:ind w:left="720"/>
-      </w:pPr>
-      <w:r>
-        <w:rPr>
-          <w:lang w:val="pt_PT" w:bidi="pt_PT"/>
-        </w:rPr>
-      </w:r>
-      <w:r>
-        <w:rPr>
-          <w:lang w:val="pt_PT" w:bidi="pt_PT"/>
-        </w:rPr>
-        <w:t>João 15.1</w:t>
-      </w:r>
-    </w:p>
-    <w:p>
-      <w:pPr>
-        <w:pStyle w:val="ListBullet"/>
-        <w:spacing w:line="240" w:lineRule="auto"/>
-        <w:ind w:left="720"/>
-      </w:pPr>
-      <w:r>
-        <w:rPr>
-          <w:lang w:val="pt_PT" w:bidi="pt_PT"/>
-        </w:rPr>
-      </w:r>
-      <w:r>
-        <w:rPr>
-          <w:lang w:val="pt_PT" w:bidi="pt_PT"/>
-        </w:rPr>
-        <w:t>Lucas 22.18</w:t>
-      </w:r>
-    </w:p>
-    <w:p>
-      <w:pPr>
-        <w:pStyle w:val="ListBullet"/>
-        <w:spacing w:line="240" w:lineRule="auto"/>
-        <w:ind w:left="720"/>
-      </w:pPr>
-      <w:r>
-        <w:rPr>
-          <w:lang w:val="pt_PT" w:bidi="pt_PT"/>
-        </w:rPr>
-      </w:r>
-      <w:r>
-        <w:rPr>
-          <w:lang w:val="pt_PT" w:bidi="pt_PT"/>
-        </w:rPr>
-        <w:t>Marcos 12.3</w:t>
-      </w:r>
-    </w:p>
-    <w:p>
-      <w:pPr>
-        <w:pStyle w:val="ListBullet"/>
-        <w:spacing w:line="240" w:lineRule="auto"/>
-        <w:ind w:left="720"/>
-      </w:pPr>
-      <w:r>
-        <w:rPr>
-          <w:lang w:val="pt_PT" w:bidi="pt_PT"/>
-        </w:rPr>
-      </w:r>
-      <w:r>
-        <w:rPr>
-          <w:lang w:val="pt_PT" w:bidi="pt_PT"/>
-        </w:rPr>
-        <w:t>Mateus 21.35–37</w:t>
-      </w:r>
-    </w:p>
-    <w:p>
-      <w:pPr>
-        <w:pStyle w:val="Heading3"/>
-      </w:pPr>
-      <w:r>
-        <w:rPr>
-          <w:lang w:val="pt_PT" w:bidi="pt_PT"/>
-        </w:rPr>
-        <w:t>Dados da Palavra:</w:t>
-      </w:r>
-    </w:p>
-    <w:p>
-      <w:pPr>
-        <w:pStyle w:val="ListBullet"/>
-        <w:spacing w:line="240" w:lineRule="auto"/>
-        <w:ind w:left="720"/>
-      </w:pPr>
-      <w:r>
-        <w:rPr>
-          <w:lang w:val="pt_PT" w:bidi="pt_PT"/>
-        </w:rPr>
-      </w:r>
-      <w:r>
-        <w:rPr>
-          <w:lang w:val="pt_PT" w:bidi="pt_PT"/>
-        </w:rPr>
-        <w:t>Strong’s: H5139, H1612, H8321, G02880, G02900, G10090, G10920</w:t>
-      </w:r>
-      <w:r>
-        <w:rPr>
-          <w:lang w:val="pt_PT" w:bidi="pt_PT"/>
-        </w:rPr>
-      </w:r>
-      <w:r>
-        <w:rPr>
-          <w:lang w:val="pt_PT" w:bidi="pt_PT"/>
-        </w:rPr>
-      </w:r>
-    </w:p>
-    <w:p>
-      <w:pPr/>
-      <w:r>
-        <w:rPr>
-          <w:lang w:val="pt_PT" w:bidi="pt_PT"/>
-        </w:rPr>
-      </w:r>
-    </w:p>
-    <w:p>
-      <w:pPr>
-        <w:pStyle w:val="Heading2"/>
-      </w:pPr>
-      <w:r>
-        <w:rPr>
-          <w:lang w:val="pt_PT" w:bidi="pt_PT"/>
-        </w:rPr>
-        <w:t>Vigiar</w:t>
-      </w:r>
-      <w:r>
-        <w:rPr>
-          <w:lang w:val="pt_PT" w:bidi="pt_PT"/>
-        </w:rPr>
-      </w:r>
-    </w:p>
-    <w:p>
-      <w:pPr>
-        <w:pStyle w:val="Heading3"/>
-      </w:pPr>
-      <w:r>
-        <w:rPr>
-          <w:lang w:val="pt_PT" w:bidi="pt_PT"/>
-        </w:rPr>
-        <w:t>Definição:</w:t>
-      </w:r>
-    </w:p>
-    <w:p>
-      <w:pPr/>
-      <w:r>
-        <w:rPr>
-          <w:lang w:val="pt_PT" w:bidi="pt_PT"/>
-        </w:rPr>
-      </w:r>
-      <w:r>
-        <w:rPr>
-          <w:lang w:val="pt_PT" w:bidi="pt_PT"/>
-        </w:rPr>
-        <w:t>O termo “vigiar” significa olhar algo muito de perto e cuidadosamente. Também tem vários significados figurativos. Um “vigia” era alguém cujo trabalho era proteger uma cidade olhando cuidadosamente ao seu redor para qualquer perigo ou ameaça às pessoas na cidade.</w:t>
-      </w:r>
-    </w:p>
-    <w:p>
-      <w:pPr>
-        <w:pStyle w:val="ListBullet"/>
-        <w:spacing w:line="240" w:lineRule="auto"/>
-        <w:ind w:left="720"/>
-      </w:pPr>
-      <w:r>
-        <w:rPr>
-          <w:lang w:val="pt_PT" w:bidi="pt_PT"/>
-        </w:rPr>
-      </w:r>
-      <w:r>
-        <w:rPr>
-          <w:lang w:val="pt_PT" w:bidi="pt_PT"/>
-        </w:rPr>
-        <w:t>A ordem para “vigiar de perto sua vida e doutrina” significa ter cuidado para viver sabiamente e não acreditar em ensinamentos falsos.</w:t>
-      </w:r>
-    </w:p>
-    <w:p>
-      <w:pPr>
-        <w:pStyle w:val="ListBullet"/>
-        <w:spacing w:line="240" w:lineRule="auto"/>
-        <w:ind w:left="720"/>
-      </w:pPr>
-      <w:r>
-        <w:rPr>
-          <w:lang w:val="pt_PT" w:bidi="pt_PT"/>
-        </w:rPr>
-      </w:r>
-      <w:r>
-        <w:rPr>
-          <w:lang w:val="pt_PT" w:bidi="pt_PT"/>
-        </w:rPr>
-        <w:t>“Vigie” é um aviso para ser cuidadoso e evitar um perigo ou influência prejudicial.</w:t>
-      </w:r>
-    </w:p>
-    <w:p>
-      <w:pPr>
-        <w:pStyle w:val="ListBullet"/>
-        <w:spacing w:line="240" w:lineRule="auto"/>
-        <w:ind w:left="720"/>
-      </w:pPr>
-      <w:r>
-        <w:rPr>
-          <w:lang w:val="pt_PT" w:bidi="pt_PT"/>
-        </w:rPr>
-      </w:r>
-      <w:r>
-        <w:rPr>
-          <w:lang w:val="pt_PT" w:bidi="pt_PT"/>
-        </w:rPr>
-        <w:t>“Vigiar” ou “ficar de guarda” significa estar sempre alerta e em guarda contra o pecado e o mal. Também pode significar “estar pronto”.</w:t>
-      </w:r>
-    </w:p>
-    <w:p>
-      <w:pPr>
-        <w:pStyle w:val="ListBullet"/>
-        <w:spacing w:line="240" w:lineRule="auto"/>
-        <w:ind w:left="720"/>
-      </w:pPr>
-      <w:r>
-        <w:rPr>
-          <w:lang w:val="pt_PT" w:bidi="pt_PT"/>
-        </w:rPr>
-      </w:r>
-      <w:r>
-        <w:rPr>
-          <w:lang w:val="pt_PT" w:bidi="pt_PT"/>
-        </w:rPr>
-        <w:t>“Manter vigilância” pode significar proteger, cuidar ou tomar conta de alguém ou algo.</w:t>
-      </w:r>
-    </w:p>
-    <w:p>
-      <w:pPr>
-        <w:pStyle w:val="ListBullet"/>
-        <w:spacing w:line="240" w:lineRule="auto"/>
-        <w:ind w:left="720"/>
-      </w:pPr>
-      <w:r>
-        <w:rPr>
-          <w:lang w:val="pt_PT" w:bidi="pt_PT"/>
-        </w:rPr>
-      </w:r>
-      <w:r>
-        <w:rPr>
-          <w:lang w:val="pt_PT" w:bidi="pt_PT"/>
-        </w:rPr>
-        <w:t>Outras formas de traduzir “vigiar” poderiam ser “prestar muita atenção”, “ser diligente”, “ser muito cuidadoso” ou “estar em guarda”.</w:t>
-      </w:r>
-    </w:p>
-    <w:p>
-      <w:pPr>
-        <w:pStyle w:val="ListBullet"/>
-        <w:spacing w:line="240" w:lineRule="auto"/>
-        <w:ind w:left="720"/>
-      </w:pPr>
-      <w:r>
-        <w:rPr>
-          <w:lang w:val="pt_PT" w:bidi="pt_PT"/>
-        </w:rPr>
-      </w:r>
-      <w:r>
-        <w:rPr>
-          <w:lang w:val="pt_PT" w:bidi="pt_PT"/>
-        </w:rPr>
-        <w:t>Outras palavras para “vigia” são “sentinela” ou “guarda”.</w:t>
-      </w:r>
-    </w:p>
-    <w:p>
-      <w:pPr>
-        <w:pStyle w:val="Heading3"/>
-      </w:pPr>
-      <w:r>
-        <w:rPr>
-          <w:lang w:val="pt_PT" w:bidi="pt_PT"/>
-        </w:rPr>
-        <w:t>Referências Bíblicas:</w:t>
-      </w:r>
-    </w:p>
-    <w:p>
-      <w:pPr>
-        <w:pStyle w:val="ListBullet"/>
-        <w:spacing w:line="240" w:lineRule="auto"/>
-        <w:ind w:left="720"/>
-      </w:pPr>
-      <w:r>
-        <w:rPr>
-          <w:lang w:val="pt_PT" w:bidi="pt_PT"/>
-        </w:rPr>
-      </w:r>
-      <w:r>
-        <w:rPr>
-          <w:lang w:val="pt_PT" w:bidi="pt_PT"/>
-        </w:rPr>
-        <w:t>1 Tessalonicenses 5.6</w:t>
-      </w:r>
-    </w:p>
-    <w:p>
-      <w:pPr>
-        <w:pStyle w:val="ListBullet"/>
-        <w:spacing w:line="240" w:lineRule="auto"/>
-        <w:ind w:left="720"/>
-      </w:pPr>
-      <w:r>
-        <w:rPr>
-          <w:lang w:val="pt_PT" w:bidi="pt_PT"/>
-        </w:rPr>
-      </w:r>
-      <w:r>
-        <w:rPr>
-          <w:lang w:val="pt_PT" w:bidi="pt_PT"/>
-        </w:rPr>
-        <w:t>Hebreus 13.17</w:t>
-      </w:r>
-    </w:p>
-    <w:p>
-      <w:pPr>
-        <w:pStyle w:val="ListBullet"/>
-        <w:spacing w:line="240" w:lineRule="auto"/>
-        <w:ind w:left="720"/>
-      </w:pPr>
-      <w:r>
-        <w:rPr>
-          <w:lang w:val="pt_PT" w:bidi="pt_PT"/>
-        </w:rPr>
-      </w:r>
-      <w:r>
-        <w:rPr>
-          <w:lang w:val="pt_PT" w:bidi="pt_PT"/>
-        </w:rPr>
-        <w:t>Jeremias 31.4–6</w:t>
-      </w:r>
-    </w:p>
-    <w:p>
-      <w:pPr>
-        <w:pStyle w:val="ListBullet"/>
-        <w:spacing w:line="240" w:lineRule="auto"/>
-        <w:ind w:left="720"/>
-      </w:pPr>
-      <w:r>
-        <w:rPr>
-          <w:lang w:val="pt_PT" w:bidi="pt_PT"/>
-        </w:rPr>
-      </w:r>
-      <w:r>
-        <w:rPr>
-          <w:lang w:val="pt_PT" w:bidi="pt_PT"/>
-        </w:rPr>
-        <w:t>Marcos 8.15</w:t>
-      </w:r>
-    </w:p>
-    <w:p>
-      <w:pPr>
-        <w:pStyle w:val="ListBullet"/>
-        <w:spacing w:line="240" w:lineRule="auto"/>
-        <w:ind w:left="720"/>
-      </w:pPr>
-      <w:r>
-        <w:rPr>
-          <w:lang w:val="pt_PT" w:bidi="pt_PT"/>
-        </w:rPr>
-      </w:r>
-      <w:r>
-        <w:rPr>
-          <w:lang w:val="pt_PT" w:bidi="pt_PT"/>
-        </w:rPr>
-        <w:t>Marcos 13.33–34</w:t>
-      </w:r>
-    </w:p>
-    <w:p>
-      <w:pPr>
-        <w:pStyle w:val="ListBullet"/>
-        <w:spacing w:line="240" w:lineRule="auto"/>
-        <w:ind w:left="720"/>
-      </w:pPr>
-      <w:r>
-        <w:rPr>
-          <w:lang w:val="pt_PT" w:bidi="pt_PT"/>
-        </w:rPr>
-      </w:r>
-      <w:r>
-        <w:rPr>
-          <w:lang w:val="pt_PT" w:bidi="pt_PT"/>
-        </w:rPr>
-        <w:t>Mateus 25.10–13</w:t>
-      </w:r>
-    </w:p>
-    <w:p>
-      <w:pPr>
-        <w:pStyle w:val="Heading3"/>
-      </w:pPr>
-      <w:r>
-        <w:rPr>
-          <w:lang w:val="pt_PT" w:bidi="pt_PT"/>
-        </w:rPr>
-        <w:t>Dados da Palavra:</w:t>
-      </w:r>
-    </w:p>
-    <w:p>
-      <w:pPr>
-        <w:pStyle w:val="ListBullet"/>
-        <w:spacing w:line="240" w:lineRule="auto"/>
-        <w:ind w:left="720"/>
-      </w:pPr>
-      <w:r>
-        <w:rPr>
-          <w:lang w:val="pt_PT" w:bidi="pt_PT"/>
-        </w:rPr>
-      </w:r>
-      <w:r>
-        <w:rPr>
-          <w:lang w:val="pt_PT" w:bidi="pt_PT"/>
-        </w:rPr>
-        <w:t>Strong’s: H0821, H2370, H4929, H4931, H5027, H5341, H6486, H6822, H6836, H6974, H7462, H7789, H7919, H8104, H8108, H8245, G00690, G09910, G11270, G14920, G23340, G28920, G35250, G37080, G39060, G43370, G46480, G50830, G54380</w:t>
-      </w:r>
-      <w:r>
-        <w:rPr>
-          <w:lang w:val="pt_PT" w:bidi="pt_PT"/>
-        </w:rPr>
-      </w:r>
-      <w:r>
-        <w:rPr>
-          <w:lang w:val="pt_PT" w:bidi="pt_PT"/>
-        </w:rPr>
-      </w:r>
-    </w:p>
-    <w:p>
-      <w:pPr/>
-      <w:r>
-        <w:rPr>
-          <w:lang w:val="pt_PT" w:bidi="pt_PT"/>
-        </w:rPr>
-      </w:r>
-    </w:p>
-    <w:p>
-      <w:pPr>
-        <w:pStyle w:val="Heading2"/>
-      </w:pPr>
-      <w:r>
-        <w:rPr>
-          <w:lang w:val="pt_PT" w:bidi="pt_PT"/>
-        </w:rPr>
-        <w:t>Vigília no período bíblico</w:t>
-      </w:r>
-      <w:r>
-        <w:rPr>
-          <w:lang w:val="pt_PT" w:bidi="pt_PT"/>
-        </w:rPr>
-      </w:r>
-    </w:p>
-    <w:p>
-      <w:pPr>
-        <w:pStyle w:val="Heading3"/>
-      </w:pPr>
-      <w:r>
-        <w:rPr>
-          <w:lang w:val="pt_PT" w:bidi="pt_PT"/>
-        </w:rPr>
-        <w:t>Definição:</w:t>
-      </w:r>
-    </w:p>
-    <w:p>
-      <w:pPr/>
-      <w:r>
-        <w:rPr>
-          <w:lang w:val="pt_PT" w:bidi="pt_PT"/>
-        </w:rPr>
-      </w:r>
-      <w:r>
-        <w:rPr>
-          <w:lang w:val="pt_PT" w:bidi="pt_PT"/>
-        </w:rPr>
-        <w:t>Nos tempos bíblicos, uma “vigília” era um período de tempo à noite durante o qual um vigia ou guarda de uma cidade estaria de plantão observando qualquer perigo de um inimigo.</w:t>
-      </w:r>
-    </w:p>
-    <w:p>
-      <w:pPr>
-        <w:pStyle w:val="ListBullet"/>
-        <w:spacing w:line="240" w:lineRule="auto"/>
-        <w:ind w:left="720"/>
-      </w:pPr>
-      <w:r>
-        <w:rPr>
-          <w:lang w:val="pt_PT" w:bidi="pt_PT"/>
-        </w:rPr>
-      </w:r>
-      <w:r>
-        <w:rPr>
-          <w:lang w:val="pt_PT" w:bidi="pt_PT"/>
-        </w:rPr>
-        <w:t>No Antigo Testamento, os israelitas tinham três vigílias que eram chamadas de “início” (pôr do sol às 22h), “meio” (22h às 2h) e “manhã” (2h ao nascer do sol).</w:t>
-      </w:r>
-    </w:p>
-    <w:p>
-      <w:pPr>
-        <w:pStyle w:val="ListBullet"/>
-        <w:spacing w:line="240" w:lineRule="auto"/>
-        <w:ind w:left="720"/>
-      </w:pPr>
-      <w:r>
-        <w:rPr>
-          <w:lang w:val="pt_PT" w:bidi="pt_PT"/>
-        </w:rPr>
-      </w:r>
-      <w:r>
-        <w:rPr>
-          <w:lang w:val="pt_PT" w:bidi="pt_PT"/>
-        </w:rPr>
-        <w:t>No Novo Testamento, os judeus seguiam o sistema romano e tinham quatro vigílias, chamadas simplesmente de “primeira” (pôr do sol às 21h), “segunda” (21h à meia-noite), “terceira” (meia-noite às 3h) e “quarta” (3h ao nascer do sol).</w:t>
-      </w:r>
-    </w:p>
-    <w:p>
-      <w:pPr>
-        <w:pStyle w:val="ListBullet"/>
-        <w:spacing w:line="240" w:lineRule="auto"/>
-        <w:ind w:left="720"/>
-      </w:pPr>
-      <w:r>
-        <w:rPr>
-          <w:lang w:val="pt_PT" w:bidi="pt_PT"/>
-        </w:rPr>
-      </w:r>
-      <w:r>
-        <w:rPr>
-          <w:lang w:val="pt_PT" w:bidi="pt_PT"/>
-        </w:rPr>
-        <w:t>Estas também poderiam ser traduzidas com expressões mais gerais, como “tarde da noite” ou “meio da noite” ou “muito cedo de manhã”, dependendo de qual vigília está sendo referida.</w:t>
-      </w:r>
-    </w:p>
-    <w:p>
-      <w:pPr/>
-      <w:r>
-        <w:rPr>
-          <w:lang w:val="pt_PT" w:bidi="pt_PT"/>
-        </w:rPr>
-      </w:r>
-      <w:r>
-        <w:rPr>
-          <w:lang w:val="pt_PT" w:bidi="pt_PT"/>
-        </w:rPr>
-        <w:t xml:space="preserve">(Veja também: </w:t>
-      </w:r>
-      <w:r>
-        <w:rPr>
-          <w:lang w:val="pt_PT" w:bidi="pt_PT"/>
-        </w:rPr>
-        <w:t>Vigiar</w:t>
-      </w:r>
-      <w:r>
-        <w:rPr>
-          <w:lang w:val="pt_PT" w:bidi="pt_PT"/>
-        </w:rPr>
-        <w:t>)</w:t>
-      </w:r>
-    </w:p>
-    <w:p>
-      <w:pPr>
-        <w:pStyle w:val="Heading3"/>
-      </w:pPr>
-      <w:r>
-        <w:rPr>
-          <w:lang w:val="pt_PT" w:bidi="pt_PT"/>
-        </w:rPr>
-        <w:t>Referências Bíblicas:</w:t>
-      </w:r>
-    </w:p>
-    <w:p>
-      <w:pPr>
-        <w:pStyle w:val="ListBullet"/>
-        <w:spacing w:line="240" w:lineRule="auto"/>
-        <w:ind w:left="720"/>
-      </w:pPr>
-      <w:r>
-        <w:rPr>
-          <w:lang w:val="pt_PT" w:bidi="pt_PT"/>
-        </w:rPr>
-      </w:r>
-      <w:r>
-        <w:rPr>
-          <w:lang w:val="pt_PT" w:bidi="pt_PT"/>
-        </w:rPr>
-        <w:t>Lucas 12.37–3</w:t>
-      </w:r>
-    </w:p>
-    <w:p>
-      <w:pPr>
-        <w:pStyle w:val="ListBullet"/>
-        <w:spacing w:line="240" w:lineRule="auto"/>
-        <w:ind w:left="720"/>
-      </w:pPr>
-      <w:r>
-        <w:rPr>
-          <w:lang w:val="pt_PT" w:bidi="pt_PT"/>
-        </w:rPr>
-      </w:r>
-      <w:r>
-        <w:rPr>
-          <w:lang w:val="pt_PT" w:bidi="pt_PT"/>
-        </w:rPr>
-        <w:t>Marcos 6.48–50</w:t>
-      </w:r>
-    </w:p>
-    <w:p>
-      <w:pPr>
-        <w:pStyle w:val="ListBullet"/>
-        <w:spacing w:line="240" w:lineRule="auto"/>
-        <w:ind w:left="720"/>
-      </w:pPr>
-      <w:r>
-        <w:rPr>
-          <w:lang w:val="pt_PT" w:bidi="pt_PT"/>
-        </w:rPr>
-      </w:r>
-      <w:r>
-        <w:rPr>
-          <w:lang w:val="pt_PT" w:bidi="pt_PT"/>
-        </w:rPr>
-        <w:t>Mateus 14.25–27</w:t>
-      </w:r>
-    </w:p>
-    <w:p>
-      <w:pPr>
-        <w:pStyle w:val="ListBullet"/>
-        <w:spacing w:line="240" w:lineRule="auto"/>
-        <w:ind w:left="720"/>
-      </w:pPr>
-      <w:r>
-        <w:rPr>
-          <w:lang w:val="pt_PT" w:bidi="pt_PT"/>
-        </w:rPr>
-      </w:r>
-      <w:r>
-        <w:rPr>
-          <w:lang w:val="pt_PT" w:bidi="pt_PT"/>
-        </w:rPr>
-        <w:t>Salmos 90.3–4</w:t>
-      </w:r>
-    </w:p>
-    <w:p>
-      <w:pPr>
-        <w:pStyle w:val="Heading3"/>
-      </w:pPr>
-      <w:r>
-        <w:rPr>
-          <w:lang w:val="pt_PT" w:bidi="pt_PT"/>
-        </w:rPr>
-        <w:t>Dados da Palavra:</w:t>
-      </w:r>
-    </w:p>
-    <w:p>
-      <w:pPr>
-        <w:pStyle w:val="ListBullet"/>
-        <w:spacing w:line="240" w:lineRule="auto"/>
-        <w:ind w:left="720"/>
-      </w:pPr>
-      <w:r>
-        <w:rPr>
-          <w:lang w:val="pt_PT" w:bidi="pt_PT"/>
-        </w:rPr>
-      </w:r>
-      <w:r>
-        <w:rPr>
-          <w:lang w:val="pt_PT" w:bidi="pt_PT"/>
-        </w:rPr>
-        <w:t>Strong’s: H0821, G54380</w:t>
-      </w:r>
-      <w:r>
-        <w:rPr>
-          <w:lang w:val="pt_PT" w:bidi="pt_PT"/>
-        </w:rPr>
-      </w:r>
-      <w:r>
-        <w:rPr>
-          <w:lang w:val="pt_PT" w:bidi="pt_PT"/>
-        </w:rPr>
-      </w:r>
-    </w:p>
-    <w:p>
-      <w:pPr/>
-      <w:r>
-        <w:rPr>
-          <w:lang w:val="pt_PT" w:bidi="pt_PT"/>
-        </w:rPr>
-      </w:r>
-    </w:p>
-    <w:p>
-      <w:pPr>
-        <w:pStyle w:val="Heading2"/>
-      </w:pPr>
-      <w:r>
-        <w:rPr>
-          <w:lang w:val="pt_PT" w:bidi="pt_PT"/>
-        </w:rPr>
-        <w:t>vínculo</w:t>
-      </w:r>
-      <w:r>
-        <w:rPr>
-          <w:lang w:val="pt_PT" w:bidi="pt_PT"/>
-        </w:rPr>
-      </w:r>
-    </w:p>
-    <w:p>
-      <w:pPr>
-        <w:pStyle w:val="Heading3"/>
-      </w:pPr>
-      <w:r>
-        <w:rPr>
-          <w:lang w:val="pt_PT" w:bidi="pt_PT"/>
-        </w:rPr>
-        <w:t>Definição:</w:t>
-      </w:r>
-    </w:p>
-    <w:p>
-      <w:pPr/>
-      <w:r>
-        <w:rPr>
-          <w:lang w:val="pt_PT" w:bidi="pt_PT"/>
-        </w:rPr>
-      </w:r>
-      <w:r>
-        <w:rPr>
-          <w:lang w:val="pt_PT" w:bidi="pt_PT"/>
-        </w:rPr>
-        <w:t>O termo “vincular” significa amarrar algo ou fixá-lo com segurança. Algo que está amarrado ou unido é chamado de “vínculo”. O termo “vinculado” é o passado deste termo.</w:t>
-      </w:r>
-    </w:p>
-    <w:p>
-      <w:pPr>
-        <w:pStyle w:val="ListBullet"/>
-        <w:spacing w:line="240" w:lineRule="auto"/>
-        <w:ind w:left="720"/>
-      </w:pPr>
-      <w:r>
-        <w:rPr>
-          <w:lang w:val="pt_PT" w:bidi="pt_PT"/>
-        </w:rPr>
-      </w:r>
-      <w:r>
-        <w:rPr>
-          <w:lang w:val="pt_PT" w:bidi="pt_PT"/>
-        </w:rPr>
-        <w:t>Estar “vinculado” significa ter algo amarrado ou enrolado em torno de outra coisa.</w:t>
-      </w:r>
-    </w:p>
-    <w:p>
-      <w:pPr>
-        <w:pStyle w:val="ListBullet"/>
-        <w:spacing w:line="240" w:lineRule="auto"/>
-        <w:ind w:left="720"/>
-      </w:pPr>
-      <w:r>
-        <w:rPr>
-          <w:lang w:val="pt_PT" w:bidi="pt_PT"/>
-        </w:rPr>
-      </w:r>
-      <w:r>
-        <w:rPr>
-          <w:lang w:val="pt_PT" w:bidi="pt_PT"/>
-        </w:rPr>
-        <w:t>Em um sentido figurado, uma pessoa pode estar “vinculado” a um voto, o que significa que ela está “obrigada a cumprir” o que prometeu fazer.</w:t>
-      </w:r>
-    </w:p>
-    <w:p>
-      <w:pPr>
-        <w:pStyle w:val="ListBullet"/>
-        <w:spacing w:line="240" w:lineRule="auto"/>
-        <w:ind w:left="720"/>
-      </w:pPr>
-      <w:r>
-        <w:rPr>
-          <w:lang w:val="pt_PT" w:bidi="pt_PT"/>
-        </w:rPr>
-      </w:r>
-      <w:r>
-        <w:rPr>
-          <w:lang w:val="pt_PT" w:bidi="pt_PT"/>
-        </w:rPr>
-        <w:t>O termo “vínculos” refere-se a qualquer coisa que amarra, confina ou aprisiona alguém. Geralmente se refere a correntes físicas, grilhões ou cordas que impedem uma pessoa de se mover livremente.</w:t>
-      </w:r>
-    </w:p>
-    <w:p>
-      <w:pPr>
-        <w:pStyle w:val="ListBullet"/>
-        <w:spacing w:line="240" w:lineRule="auto"/>
-        <w:ind w:left="720"/>
-      </w:pPr>
-      <w:r>
-        <w:rPr>
-          <w:lang w:val="pt_PT" w:bidi="pt_PT"/>
-        </w:rPr>
-      </w:r>
-      <w:r>
-        <w:rPr>
-          <w:lang w:val="pt_PT" w:bidi="pt_PT"/>
-        </w:rPr>
-        <w:t>Nos tempos bíblicos, vínculos como cordas ou correntes eram usados para prender prisioneiros à parede ou ao chão de uma prisão de pedra.</w:t>
-      </w:r>
-    </w:p>
-    <w:p>
-      <w:pPr>
-        <w:pStyle w:val="ListBullet"/>
-        <w:spacing w:line="240" w:lineRule="auto"/>
-        <w:ind w:left="720"/>
-      </w:pPr>
-      <w:r>
-        <w:rPr>
-          <w:lang w:val="pt_PT" w:bidi="pt_PT"/>
-        </w:rPr>
-      </w:r>
-      <w:r>
-        <w:rPr>
-          <w:lang w:val="pt_PT" w:bidi="pt_PT"/>
-        </w:rPr>
-        <w:t>O termo “atar” também pode ser usado para falar sobre enrolar um pano em torno de uma ferida para ajudar a curá-la.</w:t>
-      </w:r>
-    </w:p>
-    <w:p>
-      <w:pPr>
-        <w:pStyle w:val="ListBullet"/>
-        <w:spacing w:line="240" w:lineRule="auto"/>
-        <w:ind w:left="720"/>
-      </w:pPr>
-      <w:r>
-        <w:rPr>
-          <w:lang w:val="pt_PT" w:bidi="pt_PT"/>
-        </w:rPr>
-      </w:r>
-      <w:r>
-        <w:rPr>
-          <w:lang w:val="pt_PT" w:bidi="pt_PT"/>
-        </w:rPr>
-        <w:t>Uma pessoa morta seria “atada” com pano em preparação para o enterro.</w:t>
-      </w:r>
-    </w:p>
-    <w:p>
-      <w:pPr>
-        <w:pStyle w:val="ListBullet"/>
-        <w:spacing w:line="240" w:lineRule="auto"/>
-        <w:ind w:left="720"/>
-      </w:pPr>
-      <w:r>
-        <w:rPr>
-          <w:lang w:val="pt_PT" w:bidi="pt_PT"/>
-        </w:rPr>
-      </w:r>
-      <w:r>
-        <w:rPr>
-          <w:lang w:val="pt_PT" w:bidi="pt_PT"/>
-        </w:rPr>
-        <w:t>O termo “vinculado” é usado figurativamente para se referir a algo, como o pecado, que controla ou escraviza alguém.</w:t>
-      </w:r>
-    </w:p>
-    <w:p>
-      <w:pPr>
-        <w:pStyle w:val="ListBullet"/>
-        <w:spacing w:line="240" w:lineRule="auto"/>
-        <w:ind w:left="720"/>
-      </w:pPr>
-      <w:r>
-        <w:rPr>
-          <w:lang w:val="pt_PT" w:bidi="pt_PT"/>
-        </w:rPr>
-      </w:r>
-      <w:r>
-        <w:rPr>
-          <w:lang w:val="pt_PT" w:bidi="pt_PT"/>
-        </w:rPr>
-        <w:t>Um vínculo também pode ser um relacionamento próximo entre pessoas em que elas se apoiam emocionalmente, espiritualmente e fisicamente. Isso se aplica ao vínculo do casamento.</w:t>
-      </w:r>
-    </w:p>
-    <w:p>
-      <w:pPr>
-        <w:pStyle w:val="ListBullet"/>
-        <w:spacing w:line="240" w:lineRule="auto"/>
-        <w:ind w:left="720"/>
-      </w:pPr>
-      <w:r>
-        <w:rPr>
-          <w:lang w:val="pt_PT" w:bidi="pt_PT"/>
-        </w:rPr>
-      </w:r>
-      <w:r>
-        <w:rPr>
-          <w:lang w:val="pt_PT" w:bidi="pt_PT"/>
-        </w:rPr>
-        <w:t>Por exemplo, um marido e uma esposa estão “vinculados” ou amarrados um ao outro. É um vínculo que Deus não quer que seja quebrado.</w:t>
-      </w:r>
-    </w:p>
-    <w:p>
-      <w:pPr>
-        <w:pStyle w:val="Heading3"/>
-      </w:pPr>
-      <w:r>
-        <w:rPr>
-          <w:lang w:val="pt_PT" w:bidi="pt_PT"/>
-        </w:rPr>
-        <w:t>Sugestões de Tradução:</w:t>
-      </w:r>
-    </w:p>
-    <w:p>
-      <w:pPr>
-        <w:pStyle w:val="ListBullet"/>
-        <w:spacing w:line="240" w:lineRule="auto"/>
-        <w:ind w:left="720"/>
-      </w:pPr>
-      <w:r>
-        <w:rPr>
-          <w:lang w:val="pt_PT" w:bidi="pt_PT"/>
-        </w:rPr>
-      </w:r>
-      <w:r>
-        <w:rPr>
-          <w:lang w:val="pt_PT" w:bidi="pt_PT"/>
-        </w:rPr>
-        <w:t>O termo “vincular” também pode ser traduzido como “amarrar” ou “enrolar (em torno)”.</w:t>
-      </w:r>
-    </w:p>
-    <w:p>
-      <w:pPr>
-        <w:pStyle w:val="ListBullet"/>
-        <w:spacing w:line="240" w:lineRule="auto"/>
-        <w:ind w:left="720"/>
-      </w:pPr>
-      <w:r>
-        <w:rPr>
-          <w:lang w:val="pt_PT" w:bidi="pt_PT"/>
-        </w:rPr>
-      </w:r>
-      <w:r>
-        <w:rPr>
-          <w:lang w:val="pt_PT" w:bidi="pt_PT"/>
-        </w:rPr>
-        <w:t>Figurativamente, poderia ser traduzido como “conter” ou “impedir” ou “evitar (algo)”.</w:t>
-      </w:r>
-    </w:p>
-    <w:p>
-      <w:pPr>
-        <w:pStyle w:val="ListBullet"/>
-        <w:spacing w:line="240" w:lineRule="auto"/>
-        <w:ind w:left="720"/>
-      </w:pPr>
-      <w:r>
-        <w:rPr>
-          <w:lang w:val="pt_PT" w:bidi="pt_PT"/>
-        </w:rPr>
-      </w:r>
-      <w:r>
-        <w:rPr>
-          <w:lang w:val="pt_PT" w:bidi="pt_PT"/>
-        </w:rPr>
-        <w:t>Um uso especial de “vincular” em Mateus 16 e 18 significa “proibir” ou “não permitir”.</w:t>
-      </w:r>
-    </w:p>
-    <w:p>
-      <w:pPr>
-        <w:pStyle w:val="ListBullet"/>
-        <w:spacing w:line="240" w:lineRule="auto"/>
-        <w:ind w:left="720"/>
-      </w:pPr>
-      <w:r>
-        <w:rPr>
-          <w:lang w:val="pt_PT" w:bidi="pt_PT"/>
-        </w:rPr>
-      </w:r>
-      <w:r>
-        <w:rPr>
-          <w:lang w:val="pt_PT" w:bidi="pt_PT"/>
-        </w:rPr>
-        <w:t>O termo “vínculos” poderia ser traduzido como “correntes” ou “cordas” ou “grilhões”.</w:t>
-      </w:r>
-    </w:p>
-    <w:p>
-      <w:pPr>
-        <w:pStyle w:val="ListBullet"/>
-        <w:spacing w:line="240" w:lineRule="auto"/>
-        <w:ind w:left="720"/>
-      </w:pPr>
-      <w:r>
-        <w:rPr>
-          <w:lang w:val="pt_PT" w:bidi="pt_PT"/>
-        </w:rPr>
-      </w:r>
-      <w:r>
-        <w:rPr>
-          <w:lang w:val="pt_PT" w:bidi="pt_PT"/>
-        </w:rPr>
-        <w:t>Figurativamente, o termo “vínculo” poderia ser traduzido como “nó” ou “conexão” ou “relacionamento próximo”.</w:t>
-      </w:r>
-    </w:p>
-    <w:p>
-      <w:pPr>
-        <w:pStyle w:val="ListBullet"/>
-        <w:spacing w:line="240" w:lineRule="auto"/>
-        <w:ind w:left="720"/>
-      </w:pPr>
-      <w:r>
-        <w:rPr>
-          <w:lang w:val="pt_PT" w:bidi="pt_PT"/>
-        </w:rPr>
-      </w:r>
-      <w:r>
-        <w:rPr>
-          <w:lang w:val="pt_PT" w:bidi="pt_PT"/>
-        </w:rPr>
-        <w:t>A frase “vínculo da paz” significa “estar em harmonia, o que aproxima as pessoas” ou “a união que a paz traz”.</w:t>
-      </w:r>
-    </w:p>
-    <w:p>
-      <w:pPr>
-        <w:pStyle w:val="ListBullet"/>
-        <w:spacing w:line="240" w:lineRule="auto"/>
-        <w:ind w:left="720"/>
-      </w:pPr>
-      <w:r>
-        <w:rPr>
-          <w:lang w:val="pt_PT" w:bidi="pt_PT"/>
-        </w:rPr>
-      </w:r>
-      <w:r>
-        <w:rPr>
-          <w:lang w:val="pt_PT" w:bidi="pt_PT"/>
-        </w:rPr>
-        <w:t>“Enfaixar-se” poderia ser traduzido como “enrolar” ou “colocar um curativo em”.</w:t>
-      </w:r>
-    </w:p>
-    <w:p>
-      <w:pPr>
-        <w:pStyle w:val="ListBullet"/>
-        <w:spacing w:line="240" w:lineRule="auto"/>
-        <w:ind w:left="720"/>
-      </w:pPr>
-      <w:r>
-        <w:rPr>
-          <w:lang w:val="pt_PT" w:bidi="pt_PT"/>
-        </w:rPr>
-      </w:r>
-      <w:r>
-        <w:rPr>
-          <w:lang w:val="pt_PT" w:bidi="pt_PT"/>
-        </w:rPr>
-        <w:t>“Vincular-se” com um voto poderia ser traduzido como “prometer cumprir um voto” ou “comprometer-se a cumprir um voto”.</w:t>
-      </w:r>
-    </w:p>
-    <w:p>
-      <w:pPr>
-        <w:pStyle w:val="ListBullet"/>
-        <w:spacing w:line="240" w:lineRule="auto"/>
-        <w:ind w:left="720"/>
-      </w:pPr>
-      <w:r>
-        <w:rPr>
-          <w:lang w:val="pt_PT" w:bidi="pt_PT"/>
-        </w:rPr>
-      </w:r>
-      <w:r>
-        <w:rPr>
-          <w:lang w:val="pt_PT" w:bidi="pt_PT"/>
-        </w:rPr>
-        <w:t>Dependendo do contexto, o termo “vinculado” também poderia ser traduzido como “amarrado” ou “preso” ou “obrigado (a cumprir)” ou “necessário para fazer”.</w:t>
-      </w:r>
-    </w:p>
-    <w:p>
-      <w:pPr/>
-      <w:r>
-        <w:rPr>
-          <w:lang w:val="pt_PT" w:bidi="pt_PT"/>
-        </w:rPr>
-      </w:r>
-      <w:r>
-        <w:rPr>
-          <w:lang w:val="pt_PT" w:bidi="pt_PT"/>
-        </w:rPr>
-        <w:t xml:space="preserve">(Veja também: </w:t>
-      </w:r>
-      <w:r>
-        <w:rPr>
-          <w:lang w:val="pt_PT" w:bidi="pt_PT"/>
-        </w:rPr>
-        <w:t>completar</w:t>
-      </w:r>
-      <w:r>
-        <w:rPr>
-          <w:lang w:val="pt_PT" w:bidi="pt_PT"/>
-        </w:rPr>
-        <w:t xml:space="preserve">, </w:t>
-      </w:r>
-      <w:r>
-        <w:rPr>
-          <w:lang w:val="pt_PT" w:bidi="pt_PT"/>
-        </w:rPr>
         <w:t>paz</w:t>
       </w:r>
       <w:r>
         <w:rPr>
           <w:lang w:val="pt_PT" w:bidi="pt_PT"/>
         </w:rPr>
-        <w:t xml:space="preserve">, </w:t>
-      </w:r>
-      <w:r>
-        <w:rPr>
-          <w:lang w:val="pt_PT" w:bidi="pt_PT"/>
-        </w:rPr>
-        <w:t>prisão</w:t>
-      </w:r>
-      <w:r>
-        <w:rPr>
-          <w:lang w:val="pt_PT" w:bidi="pt_PT"/>
-        </w:rPr>
-        <w:t xml:space="preserve">, </w:t>
+        <w:t xml:space="preserve">, prisão, </w:t>
       </w:r>
       <w:r>
         <w:rPr>
@@ -5091,19 +5055,7 @@
         <w:rPr>
           <w:lang w:val="pt_PT" w:bidi="pt_PT"/>
         </w:rPr>
-        <w:t xml:space="preserve">, </w:t>
-      </w:r>
-      <w:r>
-        <w:rPr>
-          <w:lang w:val="pt_PT" w:bidi="pt_PT"/>
-        </w:rPr>
-        <w:t>voto</w:t>
-      </w:r>
-      <w:r>
-        <w:rPr>
-          <w:lang w:val="pt_PT" w:bidi="pt_PT"/>
-        </w:rPr>
-        <w:t>)</w:t>
+        <w:t>, voto)</w:t>
       </w:r>
     </w:p>
     <w:p>
